--- a/00-首页/题组Word/第一轮·综合套卷/第一轮综合卷01（学生版）.docx
+++ b/00-首页/题组Word/第一轮·综合套卷/第一轮综合卷01（学生版）.docx
@@ -2,7 +2,7 @@
 <file path=word/document.xml><?xml version="1.0" encoding="utf-8"?>
 <w:document xmlns:w="http://schemas.openxmlformats.org/wordprocessingml/2006/main" xmlns:m="http://schemas.openxmlformats.org/officeDocument/2006/math" xmlns:r="http://schemas.openxmlformats.org/officeDocument/2006/relationships" xmlns:o="urn:schemas-microsoft-com:office:office" xmlns:v="urn:schemas-microsoft-com:vml" xmlns:w10="urn:schemas-microsoft-com:office:word" xmlns:a="http://schemas.openxmlformats.org/drawingml/2006/main" xmlns:pic="http://schemas.openxmlformats.org/drawingml/2006/picture" xmlns:wp="http://schemas.openxmlformats.org/drawingml/2006/wordprocessingDrawing">
   <w:body>
-    <w:bookmarkStart w:id="40" w:name="第一轮综合练习-第01卷"/>
+    <w:bookmarkStart w:id="49" w:name="第一轮综合练习-第01卷"/>
     <w:p>
       <w:pPr>
         <w:pStyle w:val="Heading1"/>
@@ -50,7 +50,7 @@
         </w:pict>
       </w:r>
     </w:p>
-    <w:bookmarkStart w:id="39" w:name="题目"/>
+    <w:bookmarkStart w:id="48" w:name="题目"/>
     <w:p>
       <w:pPr>
         <w:pStyle w:val="Heading2"/>
@@ -4555,7 +4555,756 @@
         <w:rPr>
           <w:rFonts w:hint="eastAsia" w:ascii="Times New Roman" w:hAnsi="Times New Roman" w:eastAsia="FangSong" w:cs="Times New Roman"/>
         </w:rPr>
-        <w:t xml:space="preserve">在</w:t>
+        <w:t>在一种化合物中</w:t>
+      </w:r>
+      <w:r>
+        <w:rPr>
+          <w:rFonts w:hint="eastAsia" w:ascii="Times New Roman" w:hAnsi="Times New Roman" w:eastAsia="Times New Roman" w:cs="Times New Roman"/>
+        </w:rPr>
+        <w:t>，</w:t>
+      </w:r>
+      <w:r>
+        <w:rPr>
+          <w:rFonts w:hint="eastAsia" w:ascii="Times New Roman" w:hAnsi="Times New Roman" w:eastAsia="FangSong" w:cs="Times New Roman"/>
+        </w:rPr>
+        <w:t>同一种元素有着不同的氧化态</w:t>
+      </w:r>
+      <w:r>
+        <w:rPr>
+          <w:rFonts w:hint="eastAsia" w:ascii="Times New Roman" w:hAnsi="Times New Roman" w:eastAsia="Times New Roman" w:cs="Times New Roman"/>
+        </w:rPr>
+        <w:t>，</w:t>
+      </w:r>
+      <w:r>
+        <w:rPr>
+          <w:rFonts w:hint="eastAsia" w:ascii="Times New Roman" w:hAnsi="Times New Roman" w:eastAsia="FangSong" w:cs="Times New Roman"/>
+        </w:rPr>
+        <w:t>这类常见的无机化合物称为混合价态化合物或包含同素异价离子的化合物</w:t>
+      </w:r>
+      <w:r>
+        <w:rPr>
+          <w:rFonts w:hint="eastAsia" w:ascii="Times New Roman" w:hAnsi="Times New Roman" w:eastAsia="Times New Roman" w:cs="Times New Roman"/>
+        </w:rPr>
+        <w:t>。</w:t>
+      </w:r>
+      <w:r>
+        <w:rPr>
+          <w:rFonts w:hint="eastAsia" w:ascii="Times New Roman" w:hAnsi="Times New Roman" w:eastAsia="FangSong" w:cs="Times New Roman"/>
+        </w:rPr>
+        <w:t>这类化合物有很多特点如导电能力强</w:t>
+      </w:r>
+      <w:r>
+        <w:rPr>
+          <w:rFonts w:hint="eastAsia" w:ascii="Times New Roman" w:hAnsi="Times New Roman" w:eastAsia="Times New Roman" w:cs="Times New Roman"/>
+        </w:rPr>
+        <w:t>，</w:t>
+      </w:r>
+      <w:r>
+        <w:rPr>
+          <w:rFonts w:hint="eastAsia" w:ascii="Times New Roman" w:hAnsi="Times New Roman" w:eastAsia="FangSong" w:cs="Times New Roman"/>
+        </w:rPr>
+        <w:t>颜色较深</w:t>
+      </w:r>
+      <w:r>
+        <w:rPr>
+          <w:rFonts w:hint="eastAsia" w:ascii="Times New Roman" w:hAnsi="Times New Roman" w:eastAsia="Times New Roman" w:cs="Times New Roman"/>
+        </w:rPr>
+        <w:t>，</w:t>
+      </w:r>
+      <w:r>
+        <w:rPr>
+          <w:rFonts w:hint="eastAsia" w:ascii="Times New Roman" w:hAnsi="Times New Roman" w:eastAsia="FangSong" w:cs="Times New Roman"/>
+        </w:rPr>
+        <w:t>磁学性质不同等</w:t>
+      </w:r>
+      <w:r>
+        <w:rPr>
+          <w:rFonts w:hint="eastAsia" w:ascii="Times New Roman" w:hAnsi="Times New Roman" w:eastAsia="Times New Roman" w:cs="Times New Roman"/>
+        </w:rPr>
+        <w:t>，</w:t>
+      </w:r>
+      <w:r>
+        <w:rPr>
+          <w:rFonts w:hint="eastAsia" w:ascii="Times New Roman" w:hAnsi="Times New Roman" w:eastAsia="FangSong" w:cs="Times New Roman"/>
+        </w:rPr>
+        <w:t>因而引起了科学家的广泛关注</w:t>
+      </w:r>
+      <w:r>
+        <w:rPr>
+          <w:rFonts w:hint="eastAsia" w:ascii="Times New Roman" w:hAnsi="Times New Roman" w:eastAsia="Times New Roman" w:cs="Times New Roman"/>
+        </w:rPr>
+        <w:t>。</w:t>
+      </w:r>
+    </w:p>
+    <w:p>
+      <w:pPr>
+        <w:spacing w:before="160" w:after="80"/>
+      </w:pPr>
+      <w:r>
+        <w:pict>
+          <v:rect style="width:0;height:1.5pt" o:hralign="center" o:hrstd="t" o:hr="t"/>
+        </w:pict>
+      </w:r>
+    </w:p>
+    <w:bookmarkEnd w:id="24"/>
+    <w:bookmarkStart w:id="25" w:name="第14题"/>
+    <w:p>
+      <w:pPr>
+        <w:pStyle w:val="Heading3"/>
+        <w:spacing w:before="280" w:after="120"/>
+      </w:pPr>
+      <w:r>
+        <w:rPr>
+          <w:rFonts w:hint="eastAsia" w:ascii="Times New Roman" w:hAnsi="Times New Roman" w:eastAsia="SimHei" w:cs="Times New Roman"/>
+        </w:rPr>
+        <w:t>第</w:t>
+      </w:r>
+      <w:r>
+        <w:rPr>
+          <w:rFonts w:hint="eastAsia" w:ascii="Times New Roman" w:hAnsi="Times New Roman" w:eastAsia="Times New Roman" w:cs="Times New Roman"/>
+        </w:rPr>
+        <w:t>14</w:t>
+      </w:r>
+      <w:r>
+        <w:rPr>
+          <w:rFonts w:hint="eastAsia" w:ascii="Times New Roman" w:hAnsi="Times New Roman" w:eastAsia="SimHei" w:cs="Times New Roman"/>
+        </w:rPr>
+        <w:t>题</w:t>
+      </w:r>
+    </w:p>
+    <w:p>
+      <w:pPr>
+        <w:pStyle w:val="FirstParagraph"/>
+      </w:pPr>
+      <w:r>
+        <w:rPr>
+          <w:rFonts w:hint="eastAsia" w:ascii="Times New Roman" w:hAnsi="Times New Roman" w:eastAsia="FangSong" w:cs="Times New Roman"/>
+        </w:rPr>
+        <w:t>用</w:t>
+      </w:r>
+      <w:r>
+        <w:rPr>
+          <w:rFonts w:hint="eastAsia" w:ascii="Times New Roman" w:hAnsi="Times New Roman" w:eastAsia="Times New Roman" w:cs="Times New Roman"/>
+        </w:rPr>
+        <w:t>Bent</w:t>
+      </w:r>
+      <w:r>
+        <w:rPr>
+          <w:rFonts w:hint="eastAsia" w:ascii="Times New Roman" w:hAnsi="Times New Roman" w:eastAsia="FangSong" w:cs="Times New Roman"/>
+        </w:rPr>
+        <w:t>规则解释诱导效应的来源</w:t>
+      </w:r>
+      <w:r>
+        <w:rPr>
+          <w:rFonts w:hint="eastAsia" w:ascii="Times New Roman" w:hAnsi="Times New Roman" w:eastAsia="Times New Roman" w:cs="Times New Roman"/>
+        </w:rPr>
+        <w:t>。</w:t>
+      </w:r>
+    </w:p>
+    <w:p>
+      <w:pPr>
+        <w:spacing w:before="160" w:after="80"/>
+      </w:pPr>
+      <w:r>
+        <w:pict>
+          <v:rect style="width:0;height:1.5pt" o:hralign="center" o:hrstd="t" o:hr="t"/>
+        </w:pict>
+      </w:r>
+    </w:p>
+    <w:bookmarkEnd w:id="25"/>
+    <w:bookmarkStart w:id="26" w:name="第15题"/>
+    <w:p>
+      <w:pPr>
+        <w:pStyle w:val="Heading3"/>
+        <w:spacing w:before="280" w:after="120"/>
+      </w:pPr>
+      <w:r>
+        <w:rPr>
+          <w:rFonts w:hint="eastAsia" w:ascii="Times New Roman" w:hAnsi="Times New Roman" w:eastAsia="SimHei" w:cs="Times New Roman"/>
+        </w:rPr>
+        <w:t>第</w:t>
+      </w:r>
+      <w:r>
+        <w:rPr>
+          <w:rFonts w:hint="eastAsia" w:ascii="Times New Roman" w:hAnsi="Times New Roman" w:eastAsia="Times New Roman" w:cs="Times New Roman"/>
+        </w:rPr>
+        <w:t>15</w:t>
+      </w:r>
+      <w:r>
+        <w:rPr>
+          <w:rFonts w:hint="eastAsia" w:ascii="Times New Roman" w:hAnsi="Times New Roman" w:eastAsia="SimHei" w:cs="Times New Roman"/>
+        </w:rPr>
+        <w:t>题</w:t>
+      </w:r>
+    </w:p>
+    <w:p>
+      <w:pPr>
+        <w:pStyle w:val="FirstParagraph"/>
+      </w:pPr>
+      <w:r>
+        <w:rPr>
+          <w:rFonts w:hint="eastAsia" w:ascii="Times New Roman" w:hAnsi="Times New Roman" w:eastAsia="FangSong" w:cs="Times New Roman"/>
+        </w:rPr>
+        <w:t xml:space="preserve">传统的王水是浓盐酸和浓硝酸以体积比</w:t>
+      </w:r>
+      <w:r>
+        <w:rPr>
+          <w:rFonts w:ascii="Times New Roman" w:hAnsi="Times New Roman" w:eastAsia="Times New Roman" w:cs="Times New Roman"/>
+        </w:rPr>
+        <w:t xml:space="preserve"> 3:1 </w:t>
+      </w:r>
+      <w:r>
+        <w:rPr>
+          <w:rFonts w:hint="eastAsia" w:ascii="Times New Roman" w:hAnsi="Times New Roman" w:eastAsia="FangSong" w:cs="Times New Roman"/>
+        </w:rPr>
+        <w:t>混合得到的强氧化性液体</w:t>
+      </w:r>
+      <w:r>
+        <w:rPr>
+          <w:rFonts w:hint="eastAsia" w:ascii="Times New Roman" w:hAnsi="Times New Roman" w:eastAsia="Times New Roman" w:cs="Times New Roman"/>
+        </w:rPr>
+        <w:t>，</w:t>
+      </w:r>
+      <w:r>
+        <w:rPr>
+          <w:rFonts w:hint="eastAsia" w:ascii="Times New Roman" w:hAnsi="Times New Roman" w:eastAsia="FangSong" w:cs="Times New Roman"/>
+        </w:rPr>
+        <w:t>近年来发现一种有机王水</w:t>
+      </w:r>
+      <w:r>
+        <w:rPr>
+          <w:rFonts w:hint="eastAsia" w:ascii="Times New Roman" w:hAnsi="Times New Roman" w:eastAsia="Times New Roman" w:cs="Times New Roman"/>
+        </w:rPr>
+        <w:t>，</w:t>
+      </w:r>
+      <w:r>
+        <w:rPr>
+          <w:rFonts w:hint="eastAsia" w:ascii="Times New Roman" w:hAnsi="Times New Roman" w:eastAsia="FangSong" w:cs="Times New Roman"/>
+        </w:rPr>
+        <w:t>它是</w:t>
+      </w:r>
+      <w:r>
+        <w:rPr>
+          <w:rFonts w:ascii="Times New Roman" w:hAnsi="Times New Roman" w:eastAsia="Times New Roman" w:cs="Times New Roman"/>
+        </w:rPr>
+        <w:t xml:space="preserve"> </w:t>
+      </w:r>
+      <m:oMath>
+        <m:r>
+          <m:t>S</m:t>
+        </m:r>
+        <m:r>
+          <m:t>O</m:t>
+        </m:r>
+        <m:r>
+          <m:t>C</m:t>
+        </m:r>
+        <m:sSub>
+          <m:e>
+            <m:r>
+              <m:t>l</m:t>
+            </m:r>
+          </m:e>
+          <m:sub>
+            <m:r>
+              <m:t>2</m:t>
+            </m:r>
+          </m:sub>
+        </m:sSub>
+      </m:oMath>
+      <w:r>
+        <w:rPr>
+          <w:rFonts w:ascii="Times New Roman" w:hAnsi="Times New Roman" w:eastAsia="Times New Roman" w:cs="Times New Roman"/>
+        </w:rPr>
+        <w:t xml:space="preserve"> </w:t>
+      </w:r>
+      <w:r>
+        <w:rPr>
+          <w:rFonts w:hint="eastAsia" w:ascii="Times New Roman" w:hAnsi="Times New Roman" w:eastAsia="FangSong" w:cs="Times New Roman"/>
+        </w:rPr>
+        <w:t xml:space="preserve">和吡啶以体积比</w:t>
+      </w:r>
+      <w:r>
+        <w:rPr>
+          <w:rFonts w:ascii="Times New Roman" w:hAnsi="Times New Roman" w:eastAsia="Times New Roman" w:cs="Times New Roman"/>
+        </w:rPr>
+        <w:t xml:space="preserve"> 3:1 </w:t>
+      </w:r>
+      <w:r>
+        <w:rPr>
+          <w:rFonts w:hint="eastAsia" w:ascii="Times New Roman" w:hAnsi="Times New Roman" w:eastAsia="FangSong" w:cs="Times New Roman"/>
+        </w:rPr>
+        <w:t>比例的混合液体</w:t>
+      </w:r>
+      <w:r>
+        <w:rPr>
+          <w:rFonts w:hint="eastAsia" w:ascii="Times New Roman" w:hAnsi="Times New Roman" w:eastAsia="Times New Roman" w:cs="Times New Roman"/>
+        </w:rPr>
+        <w:t>。</w:t>
+      </w:r>
+      <w:r>
+        <w:rPr>
+          <w:rFonts w:hint="eastAsia" w:ascii="Times New Roman" w:hAnsi="Times New Roman" w:eastAsia="FangSong" w:cs="Times New Roman"/>
+        </w:rPr>
+        <w:t>研究发现</w:t>
+      </w:r>
+      <w:r>
+        <w:rPr>
+          <w:rFonts w:hint="eastAsia" w:ascii="Times New Roman" w:hAnsi="Times New Roman" w:eastAsia="Times New Roman" w:cs="Times New Roman"/>
+        </w:rPr>
+        <w:t>，</w:t>
+      </w:r>
+      <w:r>
+        <w:rPr>
+          <w:rFonts w:hint="eastAsia" w:ascii="Times New Roman" w:hAnsi="Times New Roman" w:eastAsia="FangSong" w:cs="Times New Roman"/>
+        </w:rPr>
+        <w:t>有机王水溶解</w:t>
+      </w:r>
+      <w:r>
+        <w:rPr>
+          <w:rFonts w:ascii="Times New Roman" w:hAnsi="Times New Roman" w:eastAsia="Times New Roman" w:cs="Times New Roman"/>
+        </w:rPr>
+        <w:t xml:space="preserve"> Au </w:t>
+      </w:r>
+      <w:r>
+        <w:rPr>
+          <w:rFonts w:hint="eastAsia" w:ascii="Times New Roman" w:hAnsi="Times New Roman" w:eastAsia="FangSong" w:cs="Times New Roman"/>
+        </w:rPr>
+        <w:t>过程中</w:t>
+      </w:r>
+      <w:r>
+        <w:rPr>
+          <w:rFonts w:hint="eastAsia" w:ascii="Times New Roman" w:hAnsi="Times New Roman" w:eastAsia="Times New Roman" w:cs="Times New Roman"/>
+        </w:rPr>
+        <w:t>，</w:t>
+      </w:r>
+      <w:r>
+        <w:rPr>
+          <w:rFonts w:hint="eastAsia" w:ascii="Times New Roman" w:hAnsi="Times New Roman" w:eastAsia="FangSong" w:cs="Times New Roman"/>
+        </w:rPr>
+        <w:t>吡啶与金以及亚砜均可形成加合物</w:t>
+      </w:r>
+      <w:r>
+        <w:rPr>
+          <w:rFonts w:hint="eastAsia" w:ascii="Times New Roman" w:hAnsi="Times New Roman" w:eastAsia="Times New Roman" w:cs="Times New Roman"/>
+        </w:rPr>
+        <w:t>，</w:t>
+      </w:r>
+      <w:r>
+        <w:rPr>
+          <w:rFonts w:hint="eastAsia" w:ascii="Times New Roman" w:hAnsi="Times New Roman" w:eastAsia="FangSong" w:cs="Times New Roman"/>
+        </w:rPr>
+        <w:t>问</w:t>
+      </w:r>
+      <w:r>
+        <w:rPr>
+          <w:rFonts w:hint="eastAsia" w:ascii="Times New Roman" w:hAnsi="Times New Roman" w:eastAsia="Times New Roman" w:cs="Times New Roman"/>
+        </w:rPr>
+        <w:t>：</w:t>
+      </w:r>
+      <w:r>
+        <w:rPr>
+          <w:rFonts w:hint="eastAsia" w:ascii="Times New Roman" w:hAnsi="Times New Roman" w:eastAsia="FangSong" w:cs="Times New Roman"/>
+        </w:rPr>
+        <w:t>这两种加合物的形成为何可以加速反应</w:t>
+      </w:r>
+      <w:r>
+        <w:rPr>
+          <w:rFonts w:hint="eastAsia" w:ascii="Times New Roman" w:hAnsi="Times New Roman" w:eastAsia="Times New Roman" w:cs="Times New Roman"/>
+        </w:rPr>
+        <w:t>?</w:t>
+      </w:r>
+    </w:p>
+    <w:p>
+      <w:pPr>
+        <w:spacing w:before="160" w:after="80"/>
+      </w:pPr>
+      <w:r>
+        <w:pict>
+          <v:rect style="width:0;height:1.5pt" o:hralign="center" o:hrstd="t" o:hr="t"/>
+        </w:pict>
+      </w:r>
+    </w:p>
+    <w:bookmarkEnd w:id="26"/>
+    <w:bookmarkStart w:id="27" w:name="第16题"/>
+    <w:p>
+      <w:pPr>
+        <w:pStyle w:val="Heading3"/>
+        <w:spacing w:before="280" w:after="120"/>
+      </w:pPr>
+      <w:r>
+        <w:rPr>
+          <w:rFonts w:hint="eastAsia" w:ascii="Times New Roman" w:hAnsi="Times New Roman" w:eastAsia="SimHei" w:cs="Times New Roman"/>
+        </w:rPr>
+        <w:t>第</w:t>
+      </w:r>
+      <w:r>
+        <w:rPr>
+          <w:rFonts w:hint="eastAsia" w:ascii="Times New Roman" w:hAnsi="Times New Roman" w:eastAsia="Times New Roman" w:cs="Times New Roman"/>
+        </w:rPr>
+        <w:t>16</w:t>
+      </w:r>
+      <w:r>
+        <w:rPr>
+          <w:rFonts w:hint="eastAsia" w:ascii="Times New Roman" w:hAnsi="Times New Roman" w:eastAsia="SimHei" w:cs="Times New Roman"/>
+        </w:rPr>
+        <w:t>题</w:t>
+      </w:r>
+    </w:p>
+    <w:p>
+      <w:pPr>
+        <w:pStyle w:val="FirstParagraph"/>
+      </w:pPr>
+      <w:r>
+        <w:rPr>
+          <w:rFonts w:hint="eastAsia" w:ascii="Times New Roman" w:hAnsi="Times New Roman" w:eastAsia="FangSong" w:cs="Times New Roman"/>
+        </w:rPr>
+        <w:t xml:space="preserve">确定下列</w:t>
+      </w:r>
+      <w:r>
+        <w:rPr>
+          <w:rFonts w:ascii="Times New Roman" w:hAnsi="Times New Roman" w:eastAsia="Times New Roman" w:cs="Times New Roman"/>
+        </w:rPr>
+        <w:t xml:space="preserve"> Lewis </w:t>
+      </w:r>
+      <w:r>
+        <w:rPr>
+          <w:rFonts w:hint="eastAsia" w:ascii="Times New Roman" w:hAnsi="Times New Roman" w:eastAsia="FangSong" w:cs="Times New Roman"/>
+        </w:rPr>
+        <w:t>碱的软硬</w:t>
+      </w:r>
+      <w:r>
+        <w:rPr>
+          <w:rFonts w:hint="eastAsia" w:ascii="Times New Roman" w:hAnsi="Times New Roman" w:eastAsia="Times New Roman" w:cs="Times New Roman"/>
+        </w:rPr>
+        <w:t>：</w:t>
+      </w:r>
+      <w:r>
+        <w:rPr>
+          <w:rFonts w:ascii="Times New Roman" w:hAnsi="Times New Roman" w:eastAsia="Times New Roman" w:cs="Times New Roman"/>
+        </w:rPr>
+        <w:t xml:space="preserve"> </w:t>
+      </w:r>
+      <m:oMath>
+        <m:r>
+          <m:t>O</m:t>
+        </m:r>
+        <m:sSup>
+          <m:e>
+            <m:r>
+              <m:t>H</m:t>
+            </m:r>
+          </m:e>
+          <m:sup>
+            <m:r>
+              <m:rPr>
+                <m:sty m:val="p"/>
+              </m:rPr>
+              <m:t>−</m:t>
+            </m:r>
+          </m:sup>
+        </m:sSup>
+      </m:oMath>
+      <w:r>
+        <w:rPr>
+          <w:rFonts w:ascii="Times New Roman" w:hAnsi="Times New Roman" w:eastAsia="Times New Roman" w:cs="Times New Roman"/>
+        </w:rPr>
+        <w:t xml:space="preserve"> </w:t>
+      </w:r>
+      <w:r>
+        <w:rPr>
+          <w:rFonts w:ascii="Times New Roman" w:hAnsi="Times New Roman" w:eastAsia="Times New Roman" w:cs="Times New Roman"/>
+        </w:rPr>
+        <w:t xml:space="preserve">、</w:t>
+      </w:r>
+      <w:r>
+        <w:rPr>
+          <w:rFonts w:ascii="Times New Roman" w:hAnsi="Times New Roman" w:eastAsia="Times New Roman" w:cs="Times New Roman"/>
+        </w:rPr>
+        <w:t xml:space="preserve"> </w:t>
+      </w:r>
+      <m:oMath>
+        <m:sSup>
+          <m:e>
+            <m:r>
+              <m:t>H</m:t>
+            </m:r>
+          </m:e>
+          <m:sup>
+            <m:r>
+              <m:rPr>
+                <m:sty m:val="p"/>
+              </m:rPr>
+              <m:t>−</m:t>
+            </m:r>
+          </m:sup>
+        </m:sSup>
+      </m:oMath>
+      <w:r>
+        <w:rPr>
+          <w:rFonts w:ascii="Times New Roman" w:hAnsi="Times New Roman" w:eastAsia="Times New Roman" w:cs="Times New Roman"/>
+        </w:rPr>
+        <w:t xml:space="preserve"> </w:t>
+      </w:r>
+      <w:r>
+        <w:rPr>
+          <w:rFonts w:ascii="Times New Roman" w:hAnsi="Times New Roman" w:eastAsia="Times New Roman" w:cs="Times New Roman"/>
+        </w:rPr>
+        <w:t xml:space="preserve">、</w:t>
+      </w:r>
+      <w:r>
+        <w:rPr>
+          <w:rFonts w:ascii="Times New Roman" w:hAnsi="Times New Roman" w:eastAsia="Times New Roman" w:cs="Times New Roman"/>
+        </w:rPr>
+        <w:t xml:space="preserve"> </w:t>
+      </w:r>
+      <m:oMath>
+        <m:r>
+          <m:t>R</m:t>
+        </m:r>
+        <m:sSup>
+          <m:e>
+            <m:r>
+              <m:t>O</m:t>
+            </m:r>
+          </m:e>
+          <m:sup>
+            <m:r>
+              <m:rPr>
+                <m:sty m:val="p"/>
+              </m:rPr>
+              <m:t>−</m:t>
+            </m:r>
+          </m:sup>
+        </m:sSup>
+      </m:oMath>
+      <w:r>
+        <w:rPr>
+          <w:rFonts w:ascii="Times New Roman" w:hAnsi="Times New Roman" w:eastAsia="Times New Roman" w:cs="Times New Roman"/>
+        </w:rPr>
+        <w:t xml:space="preserve"> </w:t>
+      </w:r>
+      <w:r>
+        <w:rPr>
+          <w:rFonts w:ascii="Times New Roman" w:hAnsi="Times New Roman" w:eastAsia="Times New Roman" w:cs="Times New Roman"/>
+        </w:rPr>
+        <w:t xml:space="preserve">、</w:t>
+      </w:r>
+      <w:r>
+        <w:rPr>
+          <w:rFonts w:ascii="Times New Roman" w:hAnsi="Times New Roman" w:eastAsia="Times New Roman" w:cs="Times New Roman"/>
+        </w:rPr>
+        <w:t xml:space="preserve"> </w:t>
+      </w:r>
+      <m:oMath>
+        <m:r>
+          <m:t>R</m:t>
+        </m:r>
+        <m:sSup>
+          <m:e>
+            <m:r>
+              <m:t>S</m:t>
+            </m:r>
+          </m:e>
+          <m:sup>
+            <m:r>
+              <m:rPr>
+                <m:sty m:val="p"/>
+              </m:rPr>
+              <m:t>−</m:t>
+            </m:r>
+          </m:sup>
+        </m:sSup>
+      </m:oMath>
+      <w:r>
+        <w:rPr>
+          <w:rFonts w:ascii="Times New Roman" w:hAnsi="Times New Roman" w:eastAsia="Times New Roman" w:cs="Times New Roman"/>
+        </w:rPr>
+        <w:t xml:space="preserve"> </w:t>
+      </w:r>
+      <w:r>
+        <w:rPr>
+          <w:rFonts w:ascii="Times New Roman" w:hAnsi="Times New Roman" w:eastAsia="Times New Roman" w:cs="Times New Roman"/>
+        </w:rPr>
+        <w:t xml:space="preserve">、</w:t>
+      </w:r>
+      <w:r>
+        <w:rPr>
+          <w:rFonts w:ascii="Times New Roman" w:hAnsi="Times New Roman" w:eastAsia="Times New Roman" w:cs="Times New Roman"/>
+        </w:rPr>
+        <w:t xml:space="preserve"> </w:t>
+      </w:r>
+      <m:oMath>
+        <m:sSup>
+          <m:e>
+            <m:r>
+              <m:t>F</m:t>
+            </m:r>
+          </m:e>
+          <m:sup>
+            <m:r>
+              <m:rPr>
+                <m:sty m:val="p"/>
+              </m:rPr>
+              <m:t>−</m:t>
+            </m:r>
+          </m:sup>
+        </m:sSup>
+      </m:oMath>
+      <w:r>
+        <w:rPr>
+          <w:rFonts w:ascii="Times New Roman" w:hAnsi="Times New Roman" w:eastAsia="Times New Roman" w:cs="Times New Roman"/>
+        </w:rPr>
+        <w:t xml:space="preserve"> </w:t>
+      </w:r>
+      <w:r>
+        <w:rPr>
+          <w:rFonts w:ascii="Times New Roman" w:hAnsi="Times New Roman" w:eastAsia="Times New Roman" w:cs="Times New Roman"/>
+        </w:rPr>
+        <w:t xml:space="preserve">、</w:t>
+      </w:r>
+      <w:r>
+        <w:rPr>
+          <w:rFonts w:ascii="Times New Roman" w:hAnsi="Times New Roman" w:eastAsia="Times New Roman" w:cs="Times New Roman"/>
+        </w:rPr>
+        <w:t xml:space="preserve"> </w:t>
+      </w:r>
+      <m:oMath>
+        <m:r>
+          <m:t>C</m:t>
+        </m:r>
+        <m:sSup>
+          <m:e>
+            <m:r>
+              <m:t>l</m:t>
+            </m:r>
+          </m:e>
+          <m:sup>
+            <m:r>
+              <m:rPr>
+                <m:sty m:val="p"/>
+              </m:rPr>
+              <m:t>−</m:t>
+            </m:r>
+          </m:sup>
+        </m:sSup>
+      </m:oMath>
+      <w:r>
+        <w:rPr>
+          <w:rFonts w:ascii="Times New Roman" w:hAnsi="Times New Roman" w:eastAsia="Times New Roman" w:cs="Times New Roman"/>
+        </w:rPr>
+        <w:t xml:space="preserve"> </w:t>
+      </w:r>
+      <w:r>
+        <w:rPr>
+          <w:rFonts w:ascii="Times New Roman" w:hAnsi="Times New Roman" w:eastAsia="Times New Roman" w:cs="Times New Roman"/>
+        </w:rPr>
+        <w:t xml:space="preserve">、</w:t>
+      </w:r>
+      <w:r>
+        <w:rPr>
+          <w:rFonts w:ascii="Times New Roman" w:hAnsi="Times New Roman" w:eastAsia="Times New Roman" w:cs="Times New Roman"/>
+        </w:rPr>
+        <w:t xml:space="preserve"> </w:t>
+      </w:r>
+      <m:oMath>
+        <m:sSup>
+          <m:e>
+            <m:r>
+              <m:t>I</m:t>
+            </m:r>
+          </m:e>
+          <m:sup>
+            <m:r>
+              <m:rPr>
+                <m:sty m:val="p"/>
+              </m:rPr>
+              <m:t>−</m:t>
+            </m:r>
+          </m:sup>
+        </m:sSup>
+      </m:oMath>
+      <w:r>
+        <w:rPr>
+          <w:rFonts w:ascii="Times New Roman" w:hAnsi="Times New Roman" w:eastAsia="Times New Roman" w:cs="Times New Roman"/>
+        </w:rPr>
+        <w:t xml:space="preserve"> </w:t>
+      </w:r>
+      <w:r>
+        <w:rPr>
+          <w:rFonts w:ascii="Times New Roman" w:hAnsi="Times New Roman" w:eastAsia="Times New Roman" w:cs="Times New Roman"/>
+        </w:rPr>
+        <w:t xml:space="preserve">、</w:t>
+      </w:r>
+      <w:r>
+        <w:rPr>
+          <w:rFonts w:ascii="Times New Roman" w:hAnsi="Times New Roman" w:eastAsia="Times New Roman" w:cs="Times New Roman"/>
+        </w:rPr>
+        <w:t xml:space="preserve"> </w:t>
+      </w:r>
+      <m:oMath>
+        <m:r>
+          <m:t>N</m:t>
+        </m:r>
+        <m:sSub>
+          <m:e>
+            <m:r>
+              <m:t>H</m:t>
+            </m:r>
+          </m:e>
+          <m:sub>
+            <m:r>
+              <m:t>3</m:t>
+            </m:r>
+          </m:sub>
+        </m:sSub>
+      </m:oMath>
+      <w:r>
+        <w:rPr>
+          <w:rFonts w:ascii="Times New Roman" w:hAnsi="Times New Roman" w:eastAsia="Times New Roman" w:cs="Times New Roman"/>
+        </w:rPr>
+        <w:t xml:space="preserve"> </w:t>
+      </w:r>
+      <w:r>
+        <w:rPr>
+          <w:rFonts w:ascii="Times New Roman" w:hAnsi="Times New Roman" w:eastAsia="Times New Roman" w:cs="Times New Roman"/>
+        </w:rPr>
+        <w:t xml:space="preserve">、</w:t>
+      </w:r>
+      <w:r>
+        <w:rPr>
+          <w:rFonts w:ascii="Times New Roman" w:hAnsi="Times New Roman" w:eastAsia="Times New Roman" w:cs="Times New Roman"/>
+        </w:rPr>
+        <w:t xml:space="preserve"> </w:t>
+      </w:r>
+      <m:oMath>
+        <m:r>
+          <m:t>P</m:t>
+        </m:r>
+        <m:sSub>
+          <m:e>
+            <m:r>
+              <m:t>R</m:t>
+            </m:r>
+          </m:e>
+          <m:sub>
+            <m:r>
+              <m:t>3</m:t>
+            </m:r>
+          </m:sub>
+        </m:sSub>
+      </m:oMath>
+      <w:r>
+        <w:rPr>
+          <w:rFonts w:ascii="Times New Roman" w:hAnsi="Times New Roman" w:eastAsia="Times New Roman" w:cs="Times New Roman"/>
+        </w:rPr>
+        <w:t xml:space="preserve"> </w:t>
+      </w:r>
+      <w:r>
+        <w:rPr>
+          <w:rFonts w:ascii="Times New Roman" w:hAnsi="Times New Roman" w:eastAsia="Times New Roman" w:cs="Times New Roman"/>
+        </w:rPr>
+        <w:t xml:space="preserve">、</w:t>
       </w:r>
       <w:r>
         <w:rPr>
@@ -4573,105 +5322,31 @@
           </m:ctrlPr>
         </m:oMathPr>
         <m:r>
-          <m:rPr>
-            <m:sty m:val="p"/>
-          </m:rPr>
-          <m:t>N</m:t>
-        </m:r>
-        <m:r>
-          <m:rPr>
-            <m:sty m:val="p"/>
-          </m:rPr>
-          <m:t>a</m:t>
-        </m:r>
-        <m:r>
-          <m:rPr>
-            <m:sty m:val="p"/>
-          </m:rPr>
-          <m:t>H</m:t>
-        </m:r>
-        <m:r>
-          <m:rPr>
-            <m:sty m:val="p"/>
-          </m:rPr>
           <m:t>C</m:t>
         </m:r>
         <m:sSub>
           <m:e>
             <m:r>
-              <m:rPr>
-                <m:sty m:val="p"/>
-              </m:rPr>
-              <m:t>O</m:t>
+              <m:t>H</m:t>
             </m:r>
           </m:e>
           <m:sub>
             <m:r>
-              <m:rPr>
-                <m:sty m:val="p"/>
-              </m:rPr>
               <m:t>3</m:t>
             </m:r>
           </m:sub>
         </m:sSub>
-      </m:oMath>
-      <w:r>
-        <w:rPr>
-          <w:rFonts w:ascii="Times New Roman" w:hAnsi="Times New Roman" w:eastAsia="Times New Roman" w:cs="Times New Roman"/>
-        </w:rPr>
-        <w:t xml:space="preserve"> </w:t>
-      </w:r>
-      <w:r>
-        <w:rPr>
-          <w:rFonts w:hint="eastAsia" w:ascii="Times New Roman" w:hAnsi="Times New Roman" w:eastAsia="FangSong" w:cs="Times New Roman"/>
-        </w:rPr>
-        <w:t>晶体中</w:t>
-      </w:r>
-      <w:r>
-        <w:rPr>
-          <w:rFonts w:hint="eastAsia" w:ascii="Times New Roman" w:hAnsi="Times New Roman" w:eastAsia="Times New Roman" w:cs="Times New Roman"/>
-        </w:rPr>
-        <w:t>，</w:t>
-      </w:r>
-      <w:r>
-        <w:rPr>
-          <w:rFonts w:ascii="Times New Roman" w:hAnsi="Times New Roman" w:eastAsia="Times New Roman" w:cs="Times New Roman"/>
-        </w:rPr>
-        <w:t xml:space="preserve"> </w:t>
-      </w:r>
-      <m:oMath>
+        <m:r>
+          <m:t>C</m:t>
+        </m:r>
+        <m:r>
+          <m:t>O</m:t>
+        </m:r>
         <m:sSup>
           <m:e>
             <m:r>
-              <m:rPr>
-                <m:sty m:val="p"/>
-              </m:rPr>
-              <m:t>H</m:t>
-            </m:r>
-            <m:r>
-              <m:rPr>
-                <m:sty m:val="p"/>
-              </m:rPr>
-              <m:t>C</m:t>
-            </m:r>
-            <m:sSub>
-              <m:e>
-                <m:r>
-                  <m:rPr>
-                    <m:sty m:val="p"/>
-                  </m:rPr>
-                  <m:t>O</m:t>
-                </m:r>
-              </m:e>
-              <m:sub>
-                <m:r>
-                  <m:rPr>
-                    <m:sty m:val="p"/>
-                  </m:rPr>
-                  <m:t>3</m:t>
-                </m:r>
-              </m:sub>
-            </m:sSub>
+              <m:t>O</m:t>
+            </m:r>
           </m:e>
           <m:sup>
             <m:r>
@@ -4691,15 +5366,9 @@
       </w:r>
       <w:r>
         <w:rPr>
-          <w:rFonts w:hint="eastAsia" w:ascii="Times New Roman" w:hAnsi="Times New Roman" w:eastAsia="FangSong" w:cs="Times New Roman"/>
-        </w:rPr>
-        <w:t>由氢键连接成无限的链状负离子团</w:t>
-      </w:r>
-      <w:r>
-        <w:rPr>
-          <w:rFonts w:hint="eastAsia" w:ascii="Times New Roman" w:hAnsi="Times New Roman" w:eastAsia="Times New Roman" w:cs="Times New Roman"/>
-        </w:rPr>
-        <w:t>，</w:t>
+          <w:rFonts w:hint="eastAsia" w:ascii="Times New Roman" w:hAnsi="Times New Roman" w:eastAsia="Times New Roman" w:cs="Times New Roman"/>
+        </w:rPr>
+        <w:t xml:space="preserve">，</w:t>
       </w:r>
       <w:r>
         <w:rPr>
@@ -4709,29 +5378,72 @@
       </w:r>
       <m:oMath>
         <m:r>
-          <m:rPr>
-            <m:sty m:val="p"/>
-          </m:rPr>
-          <m:t>N</m:t>
+          <m:t>S</m:t>
+        </m:r>
+        <m:r>
+          <m:t>C</m:t>
         </m:r>
         <m:sSup>
           <m:e>
+            <m:r>
+              <m:t>N</m:t>
+            </m:r>
+          </m:e>
+          <m:sup>
             <m:r>
               <m:rPr>
                 <m:sty m:val="p"/>
               </m:rPr>
-              <m:t>a</m:t>
+              <m:t>−</m:t>
+            </m:r>
+          </m:sup>
+        </m:sSup>
+      </m:oMath>
+      <w:r>
+        <w:rPr>
+          <w:rFonts w:ascii="Times New Roman" w:hAnsi="Times New Roman" w:eastAsia="Times New Roman" w:cs="Times New Roman"/>
+        </w:rPr>
+        <w:t xml:space="preserve"> </w:t>
+      </w:r>
+      <w:r>
+        <w:rPr>
+          <w:rFonts w:ascii="Times New Roman" w:hAnsi="Times New Roman" w:eastAsia="Times New Roman" w:cs="Times New Roman"/>
+        </w:rPr>
+        <w:t xml:space="preserve">、</w:t>
+      </w:r>
+      <w:r>
+        <w:rPr>
+          <w:rFonts w:ascii="Times New Roman" w:hAnsi="Times New Roman" w:eastAsia="Times New Roman" w:cs="Times New Roman"/>
+        </w:rPr>
+        <w:t xml:space="preserve"> </w:t>
+      </w:r>
+      <m:oMath>
+        <m:r>
+          <m:t>C</m:t>
+        </m:r>
+        <m:sSubSup>
+          <m:e>
+            <m:r>
+              <m:t>O</m:t>
             </m:r>
           </m:e>
+          <m:sub>
+            <m:r>
+              <m:t>3</m:t>
+            </m:r>
+          </m:sub>
           <m:sup>
+            <m:r>
+              <m:t>2</m:t>
+            </m:r>
             <m:r>
               <m:rPr>
                 <m:sty m:val="p"/>
               </m:rPr>
-              <m:t>+</m:t>
+              <m:t>−</m:t>
             </m:r>
           </m:sup>
-        </m:sSup>
+        </m:sSubSup>
       </m:oMath>
       <w:r>
         <w:rPr>
@@ -4741,63 +5453,97 @@
       </w:r>
       <w:r>
         <w:rPr>
-          <w:rFonts w:hint="eastAsia" w:ascii="Times New Roman" w:hAnsi="Times New Roman" w:eastAsia="FangSong" w:cs="Times New Roman"/>
-        </w:rPr>
-        <w:t>位于链状负离子团的两侧</w:t>
-      </w:r>
-      <w:r>
-        <w:rPr>
-          <w:rFonts w:hint="eastAsia" w:ascii="Times New Roman" w:hAnsi="Times New Roman" w:eastAsia="Times New Roman" w:cs="Times New Roman"/>
-        </w:rPr>
-        <w:t>，</w:t>
-      </w:r>
-      <w:r>
-        <w:rPr>
-          <w:rFonts w:hint="eastAsia" w:ascii="Times New Roman" w:hAnsi="Times New Roman" w:eastAsia="FangSong" w:cs="Times New Roman"/>
-        </w:rPr>
-        <w:t>正</w:t>
-      </w:r>
-      <w:r>
-        <w:rPr>
-          <w:rFonts w:hint="eastAsia" w:ascii="Times New Roman" w:hAnsi="Times New Roman" w:eastAsia="Times New Roman" w:cs="Times New Roman"/>
-        </w:rPr>
-        <w:t>、</w:t>
-      </w:r>
-      <w:r>
-        <w:rPr>
-          <w:rFonts w:hint="eastAsia" w:ascii="Times New Roman" w:hAnsi="Times New Roman" w:eastAsia="FangSong" w:cs="Times New Roman"/>
-        </w:rPr>
-        <w:t>负离子间以静电力结合成晶体</w:t>
-      </w:r>
-      <w:r>
-        <w:rPr>
-          <w:rFonts w:hint="eastAsia" w:ascii="Times New Roman" w:hAnsi="Times New Roman" w:eastAsia="Times New Roman" w:cs="Times New Roman"/>
-        </w:rPr>
-        <w:t>，</w:t>
-      </w:r>
-      <w:r>
-        <w:rPr>
-          <w:rFonts w:hint="eastAsia" w:ascii="Times New Roman" w:hAnsi="Times New Roman" w:eastAsia="FangSong" w:cs="Times New Roman"/>
-        </w:rPr>
-        <w:t>其一维结构如下左图所示</w:t>
-      </w:r>
-      <w:r>
-        <w:rPr>
-          <w:rFonts w:hint="eastAsia" w:ascii="Times New Roman" w:hAnsi="Times New Roman" w:eastAsia="Times New Roman" w:cs="Times New Roman"/>
-        </w:rPr>
-        <w:t>。</w:t>
-      </w:r>
-      <w:r>
-        <w:rPr>
-          <w:rFonts w:hint="eastAsia" w:ascii="Times New Roman" w:hAnsi="Times New Roman" w:eastAsia="FangSong" w:cs="Times New Roman"/>
-        </w:rPr>
-        <w:t>确定此一维结构的点阵和结构基元</w:t>
-      </w:r>
-      <w:r>
-        <w:rPr>
-          <w:rFonts w:hint="eastAsia" w:ascii="Times New Roman" w:hAnsi="Times New Roman" w:eastAsia="Times New Roman" w:cs="Times New Roman"/>
-        </w:rPr>
-        <w:t>。</w:t>
+          <w:rFonts w:ascii="Times New Roman" w:hAnsi="Times New Roman" w:eastAsia="Times New Roman" w:cs="Times New Roman"/>
+        </w:rPr>
+        <w:t xml:space="preserve">、CO、</w:t>
+      </w:r>
+      <w:r>
+        <w:rPr>
+          <w:rFonts w:ascii="Times New Roman" w:hAnsi="Times New Roman" w:eastAsia="Times New Roman" w:cs="Times New Roman"/>
+        </w:rPr>
+        <w:t xml:space="preserve"> </w:t>
+      </w:r>
+      <m:oMath>
+        <m:sSub>
+          <m:e>
+            <m:r>
+              <m:t>N</m:t>
+            </m:r>
+          </m:e>
+          <m:sub>
+            <m:r>
+              <m:t>2</m:t>
+            </m:r>
+          </m:sub>
+        </m:sSub>
+        <m:sSub>
+          <m:e>
+            <m:r>
+              <m:t>H</m:t>
+            </m:r>
+          </m:e>
+          <m:sub>
+            <m:r>
+              <m:t>4</m:t>
+            </m:r>
+          </m:sub>
+        </m:sSub>
+      </m:oMath>
+      <w:r>
+        <w:rPr>
+          <w:rFonts w:ascii="Times New Roman" w:hAnsi="Times New Roman" w:eastAsia="Times New Roman" w:cs="Times New Roman"/>
+        </w:rPr>
+        <w:t xml:space="preserve"> </w:t>
+      </w:r>
+      <w:r>
+        <w:rPr>
+          <w:rFonts w:ascii="Times New Roman" w:hAnsi="Times New Roman" w:eastAsia="Times New Roman" w:cs="Times New Roman"/>
+        </w:rPr>
+        <w:t xml:space="preserve">、</w:t>
+      </w:r>
+      <w:r>
+        <w:rPr>
+          <w:rFonts w:ascii="Times New Roman" w:hAnsi="Times New Roman" w:eastAsia="Times New Roman" w:cs="Times New Roman"/>
+        </w:rPr>
+        <w:t xml:space="preserve"> </w:t>
+      </w:r>
+      <m:oMath>
+        <m:sSub>
+          <m:e>
+            <m:r>
+              <m:t>C</m:t>
+            </m:r>
+          </m:e>
+          <m:sub>
+            <m:r>
+              <m:t>6</m:t>
+            </m:r>
+          </m:sub>
+        </m:sSub>
+        <m:sSub>
+          <m:e>
+            <m:r>
+              <m:t>H</m:t>
+            </m:r>
+          </m:e>
+          <m:sub>
+            <m:r>
+              <m:t>6</m:t>
+            </m:r>
+          </m:sub>
+        </m:sSub>
+      </m:oMath>
+      <w:r>
+        <w:rPr>
+          <w:rFonts w:ascii="Times New Roman" w:hAnsi="Times New Roman" w:eastAsia="Times New Roman" w:cs="Times New Roman"/>
+        </w:rPr>
+        <w:t xml:space="preserve"> </w:t>
+      </w:r>
+      <w:r>
+        <w:rPr>
+          <w:rFonts w:ascii="Times New Roman" w:hAnsi="Times New Roman" w:eastAsia="Times New Roman" w:cs="Times New Roman"/>
+        </w:rPr>
+        <w:t xml:space="preserve">。</w:t>
       </w:r>
     </w:p>
     <w:p>
@@ -4810,8 +5556,8 @@
         </w:pict>
       </w:r>
     </w:p>
-    <w:bookmarkEnd w:id="24"/>
-    <w:bookmarkStart w:id="25" w:name="第14题"/>
+    <w:bookmarkEnd w:id="27"/>
+    <w:bookmarkStart w:id="37" w:name="第17题"/>
     <w:p>
       <w:pPr>
         <w:pStyle w:val="Heading3"/>
@@ -4827,7 +5573,7 @@
         <w:rPr>
           <w:rFonts w:hint="eastAsia" w:ascii="Times New Roman" w:hAnsi="Times New Roman" w:eastAsia="Times New Roman" w:cs="Times New Roman"/>
         </w:rPr>
-        <w:t>14</w:t>
+        <w:t>17</w:t>
       </w:r>
       <w:r>
         <w:rPr>
@@ -4839,24 +5585,312 @@
     <w:p>
       <w:pPr>
         <w:pStyle w:val="FirstParagraph"/>
-      </w:pPr>
-      <w:r>
-        <w:rPr>
-          <w:rFonts w:hint="eastAsia" w:ascii="Times New Roman" w:hAnsi="Times New Roman" w:eastAsia="FangSong" w:cs="Times New Roman"/>
-        </w:rPr>
-        <w:t>用</w:t>
-      </w:r>
-      <w:r>
-        <w:rPr>
-          <w:rFonts w:hint="eastAsia" w:ascii="Times New Roman" w:hAnsi="Times New Roman" w:eastAsia="Times New Roman" w:cs="Times New Roman"/>
-        </w:rPr>
-        <w:t>Bent</w:t>
-      </w:r>
-      <w:r>
-        <w:rPr>
-          <w:rFonts w:hint="eastAsia" w:ascii="Times New Roman" w:hAnsi="Times New Roman" w:eastAsia="FangSong" w:cs="Times New Roman"/>
-        </w:rPr>
-        <w:t>规则解释诱导效应的来源</w:t>
+        <w:spacing w:before="160" w:after="80"/>
+        <w:jc w:val="center"/>
+      </w:pPr>
+      <w:r>
+        <w:rPr>
+          <w:rFonts w:ascii="Times New Roman" w:hAnsi="Times New Roman" w:eastAsia="Times New Roman" w:cs="Times New Roman"/>
+        </w:rPr>
+        <w:drawing>
+          <wp:inline>
+            <wp:extent cx="3240000" cy="3149686"/>
+            <wp:effectExtent b="0" l="0" r="0" t="0"/>
+            <wp:docPr descr="" title="" id="29" name="Picture"/>
+            <a:graphic>
+              <a:graphicData uri="http://schemas.openxmlformats.org/drawingml/2006/picture">
+                <pic:pic>
+                  <pic:nvPicPr>
+                    <pic:cNvPr descr="dbd84cbe343ede0b504e3f7d8c81b27fa9cc489941544ba32bb53487300a7d07.jpg" id="30" name="Picture"/>
+                    <pic:cNvPicPr>
+                      <a:picLocks noChangeArrowheads="1" noChangeAspect="1"/>
+                    </pic:cNvPicPr>
+                  </pic:nvPicPr>
+                  <pic:blipFill>
+                    <a:blip r:embed="rId28"/>
+                    <a:stretch>
+                      <a:fillRect/>
+                    </a:stretch>
+                  </pic:blipFill>
+                  <pic:spPr bwMode="auto">
+                    <a:xfrm>
+                      <a:off x="0" y="0"/>
+                      <a:ext cx="3240000" cy="3149686"/>
+                    </a:xfrm>
+                    <a:prstGeom prst="rect">
+                      <a:avLst/>
+                    </a:prstGeom>
+                    <a:noFill/>
+                    <a:ln w="9525">
+                      <a:noFill/>
+                      <a:headEnd/>
+                      <a:tailEnd/>
+                    </a:ln>
+                  </pic:spPr>
+                </pic:pic>
+              </a:graphicData>
+            </a:graphic>
+          </wp:inline>
+        </w:drawing>
+      </w:r>
+    </w:p>
+    <w:p>
+      <w:pPr>
+        <w:pStyle w:val="BodyText"/>
+        <w:spacing w:before="160" w:after="80"/>
+        <w:jc w:val="center"/>
+      </w:pPr>
+      <w:r>
+        <w:rPr>
+          <w:rFonts w:ascii="Times New Roman" w:hAnsi="Times New Roman" w:eastAsia="Times New Roman" w:cs="Times New Roman"/>
+        </w:rPr>
+        <w:drawing>
+          <wp:inline>
+            <wp:extent cx="3240000" cy="3463043"/>
+            <wp:effectExtent b="0" l="0" r="0" t="0"/>
+            <wp:docPr descr="" title="" id="32" name="Picture"/>
+            <a:graphic>
+              <a:graphicData uri="http://schemas.openxmlformats.org/drawingml/2006/picture">
+                <pic:pic>
+                  <pic:nvPicPr>
+                    <pic:cNvPr descr="3ae2633502a55fdbae73ead6d4061d9e85065b017fcefbbce705d8080f865342.jpg" id="33" name="Picture"/>
+                    <pic:cNvPicPr>
+                      <a:picLocks noChangeArrowheads="1" noChangeAspect="1"/>
+                    </pic:cNvPicPr>
+                  </pic:nvPicPr>
+                  <pic:blipFill>
+                    <a:blip r:embed="rId31"/>
+                    <a:stretch>
+                      <a:fillRect/>
+                    </a:stretch>
+                  </pic:blipFill>
+                  <pic:spPr bwMode="auto">
+                    <a:xfrm>
+                      <a:off x="0" y="0"/>
+                      <a:ext cx="3240000" cy="3463043"/>
+                    </a:xfrm>
+                    <a:prstGeom prst="rect">
+                      <a:avLst/>
+                    </a:prstGeom>
+                    <a:noFill/>
+                    <a:ln w="9525">
+                      <a:noFill/>
+                      <a:headEnd/>
+                      <a:tailEnd/>
+                    </a:ln>
+                  </pic:spPr>
+                </pic:pic>
+              </a:graphicData>
+            </a:graphic>
+          </wp:inline>
+        </w:drawing>
+      </w:r>
+    </w:p>
+    <w:p>
+      <w:pPr>
+        <w:pStyle w:val="BodyText"/>
+        <w:spacing w:before="160" w:after="80"/>
+        <w:jc w:val="center"/>
+      </w:pPr>
+      <w:r>
+        <w:rPr>
+          <w:rFonts w:ascii="Times New Roman" w:hAnsi="Times New Roman" w:eastAsia="Times New Roman" w:cs="Times New Roman"/>
+        </w:rPr>
+        <w:drawing>
+          <wp:inline>
+            <wp:extent cx="3240000" cy="3307735"/>
+            <wp:effectExtent b="0" l="0" r="0" t="0"/>
+            <wp:docPr descr="" title="" id="35" name="Picture"/>
+            <a:graphic>
+              <a:graphicData uri="http://schemas.openxmlformats.org/drawingml/2006/picture">
+                <pic:pic>
+                  <pic:nvPicPr>
+                    <pic:cNvPr descr="ecd86b05439d0604b56c83f73d5c611c04bb16653d1b2cdb902c310674c2a17a.jpg" id="36" name="Picture"/>
+                    <pic:cNvPicPr>
+                      <a:picLocks noChangeArrowheads="1" noChangeAspect="1"/>
+                    </pic:cNvPicPr>
+                  </pic:nvPicPr>
+                  <pic:blipFill>
+                    <a:blip r:embed="rId34"/>
+                    <a:stretch>
+                      <a:fillRect/>
+                    </a:stretch>
+                  </pic:blipFill>
+                  <pic:spPr bwMode="auto">
+                    <a:xfrm>
+                      <a:off x="0" y="0"/>
+                      <a:ext cx="3240000" cy="3307735"/>
+                    </a:xfrm>
+                    <a:prstGeom prst="rect">
+                      <a:avLst/>
+                    </a:prstGeom>
+                    <a:noFill/>
+                    <a:ln w="9525">
+                      <a:noFill/>
+                      <a:headEnd/>
+                      <a:tailEnd/>
+                    </a:ln>
+                  </pic:spPr>
+                </pic:pic>
+              </a:graphicData>
+            </a:graphic>
+          </wp:inline>
+        </w:drawing>
+      </w:r>
+    </w:p>
+    <w:p>
+      <w:pPr>
+        <w:pStyle w:val="BodyText"/>
+      </w:pPr>
+      <w:r>
+        <w:rPr>
+          <w:rFonts w:hint="eastAsia" w:ascii="Times New Roman" w:hAnsi="Times New Roman" w:eastAsia="FangSong" w:cs="Times New Roman"/>
+        </w:rPr>
+        <w:t xml:space="preserve">第一个配位数为</w:t>
+      </w:r>
+      <w:r>
+        <w:rPr>
+          <w:rFonts w:ascii="Times New Roman" w:hAnsi="Times New Roman" w:eastAsia="Times New Roman" w:cs="Times New Roman"/>
+        </w:rPr>
+        <w:t xml:space="preserve"> </w:t>
+      </w:r>
+      <w:r>
+        <w:rPr>
+          <w:rFonts w:hint="eastAsia" w:ascii="Times New Roman" w:hAnsi="Times New Roman" w:eastAsia="Times New Roman" w:cs="Times New Roman"/>
+        </w:rPr>
+        <w:t>4，</w:t>
+      </w:r>
+      <w:r>
+        <w:rPr>
+          <w:rFonts w:hint="eastAsia" w:ascii="Times New Roman" w:hAnsi="Times New Roman" w:eastAsia="FangSong" w:cs="Times New Roman"/>
+        </w:rPr>
+        <w:t>氧化态为</w:t>
+      </w:r>
+      <w:r>
+        <w:rPr>
+          <w:rFonts w:ascii="Times New Roman" w:hAnsi="Times New Roman" w:eastAsia="Times New Roman" w:cs="Times New Roman"/>
+        </w:rPr>
+        <w:t xml:space="preserve"> </w:t>
+      </w:r>
+      <w:r>
+        <w:rPr>
+          <w:rFonts w:hint="eastAsia" w:ascii="Times New Roman" w:hAnsi="Times New Roman" w:eastAsia="Times New Roman" w:cs="Times New Roman"/>
+        </w:rPr>
+        <w:t>+2，</w:t>
+      </w:r>
+      <w:r>
+        <w:rPr>
+          <w:rFonts w:hint="eastAsia" w:ascii="Times New Roman" w:hAnsi="Times New Roman" w:eastAsia="FangSong" w:cs="Times New Roman"/>
+        </w:rPr>
+        <w:t>平面四方</w:t>
+      </w:r>
+      <w:r>
+        <w:rPr>
+          <w:rFonts w:hint="eastAsia" w:ascii="Times New Roman" w:hAnsi="Times New Roman" w:eastAsia="Times New Roman" w:cs="Times New Roman"/>
+        </w:rPr>
+        <w:t>，</w:t>
+      </w:r>
+      <w:r>
+        <w:rPr>
+          <w:rFonts w:hint="eastAsia" w:ascii="Times New Roman" w:hAnsi="Times New Roman" w:eastAsia="FangSong" w:cs="Times New Roman"/>
+        </w:rPr>
+        <w:t>顺磁性</w:t>
+      </w:r>
+      <w:r>
+        <w:rPr>
+          <w:rFonts w:hint="eastAsia" w:ascii="Times New Roman" w:hAnsi="Times New Roman" w:eastAsia="Times New Roman" w:cs="Times New Roman"/>
+        </w:rPr>
+        <w:t>；</w:t>
+      </w:r>
+      <w:r>
+        <w:rPr>
+          <w:rFonts w:hint="eastAsia" w:ascii="Times New Roman" w:hAnsi="Times New Roman" w:eastAsia="FangSong" w:cs="Times New Roman"/>
+        </w:rPr>
+        <w:t>第二个为配位数为</w:t>
+      </w:r>
+      <w:r>
+        <w:rPr>
+          <w:rFonts w:ascii="Times New Roman" w:hAnsi="Times New Roman" w:eastAsia="Times New Roman" w:cs="Times New Roman"/>
+        </w:rPr>
+        <w:t xml:space="preserve"> </w:t>
+      </w:r>
+      <w:r>
+        <w:rPr>
+          <w:rFonts w:hint="eastAsia" w:ascii="Times New Roman" w:hAnsi="Times New Roman" w:eastAsia="Times New Roman" w:cs="Times New Roman"/>
+        </w:rPr>
+        <w:t>5，</w:t>
+      </w:r>
+      <w:r>
+        <w:rPr>
+          <w:rFonts w:hint="eastAsia" w:ascii="Times New Roman" w:hAnsi="Times New Roman" w:eastAsia="FangSong" w:cs="Times New Roman"/>
+        </w:rPr>
+        <w:t>氧化态为</w:t>
+      </w:r>
+      <w:r>
+        <w:rPr>
+          <w:rFonts w:ascii="Times New Roman" w:hAnsi="Times New Roman" w:eastAsia="Times New Roman" w:cs="Times New Roman"/>
+        </w:rPr>
+        <w:t xml:space="preserve"> </w:t>
+      </w:r>
+      <w:r>
+        <w:rPr>
+          <w:rFonts w:hint="eastAsia" w:ascii="Times New Roman" w:hAnsi="Times New Roman" w:eastAsia="Times New Roman" w:cs="Times New Roman"/>
+        </w:rPr>
+        <w:t>+4，</w:t>
+      </w:r>
+      <w:r>
+        <w:rPr>
+          <w:rFonts w:hint="eastAsia" w:ascii="Times New Roman" w:hAnsi="Times New Roman" w:eastAsia="FangSong" w:cs="Times New Roman"/>
+        </w:rPr>
+        <w:t>反磁性</w:t>
+      </w:r>
+      <w:r>
+        <w:rPr>
+          <w:rFonts w:hint="eastAsia" w:ascii="Times New Roman" w:hAnsi="Times New Roman" w:eastAsia="Times New Roman" w:cs="Times New Roman"/>
+        </w:rPr>
+        <w:t>；</w:t>
+      </w:r>
+      <w:r>
+        <w:rPr>
+          <w:rFonts w:hint="eastAsia" w:ascii="Times New Roman" w:hAnsi="Times New Roman" w:eastAsia="FangSong" w:cs="Times New Roman"/>
+        </w:rPr>
+        <w:t>第三个配位数为</w:t>
+      </w:r>
+      <w:r>
+        <w:rPr>
+          <w:rFonts w:ascii="Times New Roman" w:hAnsi="Times New Roman" w:eastAsia="Times New Roman" w:cs="Times New Roman"/>
+        </w:rPr>
+        <w:t xml:space="preserve"> </w:t>
+      </w:r>
+      <w:r>
+        <w:rPr>
+          <w:rFonts w:hint="eastAsia" w:ascii="Times New Roman" w:hAnsi="Times New Roman" w:eastAsia="Times New Roman" w:cs="Times New Roman"/>
+        </w:rPr>
+        <w:t>6，</w:t>
+      </w:r>
+      <w:r>
+        <w:rPr>
+          <w:rFonts w:hint="eastAsia" w:ascii="Times New Roman" w:hAnsi="Times New Roman" w:eastAsia="FangSong" w:cs="Times New Roman"/>
+        </w:rPr>
+        <w:t>氧化态为</w:t>
+      </w:r>
+      <w:r>
+        <w:rPr>
+          <w:rFonts w:ascii="Times New Roman" w:hAnsi="Times New Roman" w:eastAsia="Times New Roman" w:cs="Times New Roman"/>
+        </w:rPr>
+        <w:t xml:space="preserve"> </w:t>
+      </w:r>
+      <w:r>
+        <w:rPr>
+          <w:rFonts w:hint="eastAsia" w:ascii="Times New Roman" w:hAnsi="Times New Roman" w:eastAsia="Times New Roman" w:cs="Times New Roman"/>
+        </w:rPr>
+        <w:t>+4，</w:t>
+      </w:r>
+      <w:r>
+        <w:rPr>
+          <w:rFonts w:hint="eastAsia" w:ascii="Times New Roman" w:hAnsi="Times New Roman" w:eastAsia="FangSong" w:cs="Times New Roman"/>
+        </w:rPr>
+        <w:t>顺磁性</w:t>
       </w:r>
       <w:r>
         <w:rPr>
@@ -4875,8 +5909,8 @@
         </w:pict>
       </w:r>
     </w:p>
-    <w:bookmarkEnd w:id="25"/>
-    <w:bookmarkStart w:id="26" w:name="第15题"/>
+    <w:bookmarkEnd w:id="37"/>
+    <w:bookmarkStart w:id="38" w:name="第18题"/>
     <w:p>
       <w:pPr>
         <w:pStyle w:val="Heading3"/>
@@ -4892,7 +5926,7 @@
         <w:rPr>
           <w:rFonts w:hint="eastAsia" w:ascii="Times New Roman" w:hAnsi="Times New Roman" w:eastAsia="Times New Roman" w:cs="Times New Roman"/>
         </w:rPr>
-        <w:t>15</w:t>
+        <w:t>18</w:t>
       </w:r>
       <w:r>
         <w:rPr>
@@ -4909,214 +5943,7 @@
         <w:rPr>
           <w:rFonts w:hint="eastAsia" w:ascii="Times New Roman" w:hAnsi="Times New Roman" w:eastAsia="FangSong" w:cs="Times New Roman"/>
         </w:rPr>
-        <w:t>下图示出了环戊二烯</w:t>
-      </w:r>
-      <w:r>
-        <w:rPr>
-          <w:rFonts w:hint="eastAsia" w:ascii="Times New Roman" w:hAnsi="Times New Roman" w:eastAsia="Times New Roman" w:cs="Times New Roman"/>
-        </w:rPr>
-        <w:t>、</w:t>
-      </w:r>
-      <w:r>
-        <w:rPr>
-          <w:rFonts w:hint="eastAsia" w:ascii="Times New Roman" w:hAnsi="Times New Roman" w:eastAsia="FangSong" w:cs="Times New Roman"/>
-        </w:rPr>
-        <w:t>茚和芴的结构</w:t>
-      </w:r>
-      <w:r>
-        <w:rPr>
-          <w:rFonts w:hint="eastAsia" w:ascii="Times New Roman" w:hAnsi="Times New Roman" w:eastAsia="Times New Roman" w:cs="Times New Roman"/>
-        </w:rPr>
-        <w:t>,</w:t>
-      </w:r>
-      <w:r>
-        <w:rPr>
-          <w:rFonts w:ascii="Times New Roman" w:hAnsi="Times New Roman" w:eastAsia="Times New Roman" w:cs="Times New Roman"/>
-        </w:rPr>
-        <w:t xml:space="preserve"> </w:t>
-      </w:r>
-      <w:r>
-        <w:rPr>
-          <w:rFonts w:hint="eastAsia" w:ascii="Times New Roman" w:hAnsi="Times New Roman" w:eastAsia="FangSong" w:cs="Times New Roman"/>
-        </w:rPr>
-        <w:t xml:space="preserve">它们的</w:t>
-      </w:r>
-      <w:r>
-        <w:rPr>
-          <w:rFonts w:ascii="Times New Roman" w:hAnsi="Times New Roman" w:eastAsia="Times New Roman" w:cs="Times New Roman"/>
-        </w:rPr>
-        <w:t xml:space="preserve"> </w:t>
-      </w:r>
-      <m:oMath>
-        <m:r>
-          <m:t>p</m:t>
-        </m:r>
-        <m:sSub>
-          <m:e>
-            <m:r>
-              <m:t>K</m:t>
-            </m:r>
-          </m:e>
-          <m:sub>
-            <m:r>
-              <m:t>a</m:t>
-            </m:r>
-          </m:sub>
-        </m:sSub>
-      </m:oMath>
-      <w:r>
-        <w:rPr>
-          <w:rFonts w:ascii="Times New Roman" w:hAnsi="Times New Roman" w:eastAsia="Times New Roman" w:cs="Times New Roman"/>
-        </w:rPr>
-        <w:t xml:space="preserve"> </w:t>
-      </w:r>
-      <w:r>
-        <w:rPr>
-          <w:rFonts w:hint="eastAsia" w:ascii="Times New Roman" w:hAnsi="Times New Roman" w:eastAsia="FangSong" w:cs="Times New Roman"/>
-        </w:rPr>
-        <w:t xml:space="preserve">分别为</w:t>
-      </w:r>
-      <w:r>
-        <w:rPr>
-          <w:rFonts w:ascii="Times New Roman" w:hAnsi="Times New Roman" w:eastAsia="Times New Roman" w:cs="Times New Roman"/>
-        </w:rPr>
-        <w:t xml:space="preserve"> </w:t>
-      </w:r>
-      <w:r>
-        <w:rPr>
-          <w:rFonts w:hint="eastAsia" w:ascii="Times New Roman" w:hAnsi="Times New Roman" w:eastAsia="Times New Roman" w:cs="Times New Roman"/>
-        </w:rPr>
-        <w:t>15、20、25。</w:t>
-      </w:r>
-      <w:r>
-        <w:rPr>
-          <w:rFonts w:hint="eastAsia" w:ascii="Times New Roman" w:hAnsi="Times New Roman" w:eastAsia="FangSong" w:cs="Times New Roman"/>
-        </w:rPr>
-        <w:t>为什么有这样的变化趋势</w:t>
-      </w:r>
-      <w:r>
-        <w:rPr>
-          <w:rFonts w:hint="eastAsia" w:ascii="Times New Roman" w:hAnsi="Times New Roman" w:eastAsia="Times New Roman" w:cs="Times New Roman"/>
-        </w:rPr>
-        <w:t>?</w:t>
-      </w:r>
-    </w:p>
-    <w:p>
-      <w:pPr>
-        <w:pStyle w:val="BodyText"/>
-      </w:pPr>
-      <w:r>
-        <w:rPr>
-          <w:rFonts w:hint="eastAsia" w:ascii="Times New Roman" w:hAnsi="Times New Roman" w:eastAsia="Times New Roman" w:cs="Times New Roman"/>
-        </w:rPr>
-        <w:t>（</w:t>
-      </w:r>
-      <w:r>
-        <w:rPr>
-          <w:rFonts w:hint="eastAsia" w:ascii="Times New Roman" w:hAnsi="Times New Roman" w:eastAsia="FangSong" w:cs="Times New Roman"/>
-        </w:rPr>
-        <w:t>注</w:t>
-      </w:r>
-      <w:r>
-        <w:rPr>
-          <w:rFonts w:hint="eastAsia" w:ascii="Times New Roman" w:hAnsi="Times New Roman" w:eastAsia="Times New Roman" w:cs="Times New Roman"/>
-        </w:rPr>
-        <w:t>：</w:t>
-      </w:r>
-      <w:r>
-        <w:rPr>
-          <w:rFonts w:hint="eastAsia" w:ascii="Times New Roman" w:hAnsi="Times New Roman" w:eastAsia="FangSong" w:cs="Times New Roman"/>
-        </w:rPr>
-        <w:t>原题含环戊二烯</w:t>
-      </w:r>
-      <w:r>
-        <w:rPr>
-          <w:rFonts w:hint="eastAsia" w:ascii="Times New Roman" w:hAnsi="Times New Roman" w:eastAsia="Times New Roman" w:cs="Times New Roman"/>
-        </w:rPr>
-        <w:t>、</w:t>
-      </w:r>
-      <w:r>
-        <w:rPr>
-          <w:rFonts w:hint="eastAsia" w:ascii="Times New Roman" w:hAnsi="Times New Roman" w:eastAsia="FangSong" w:cs="Times New Roman"/>
-        </w:rPr>
-        <w:t>茚和芴的结构图片</w:t>
-      </w:r>
-      <w:r>
-        <w:rPr>
-          <w:rFonts w:hint="eastAsia" w:ascii="Times New Roman" w:hAnsi="Times New Roman" w:eastAsia="Times New Roman" w:cs="Times New Roman"/>
-        </w:rPr>
-        <w:t>，OCR</w:t>
-      </w:r>
-      <w:r>
-        <w:rPr>
-          <w:rFonts w:hint="eastAsia" w:ascii="Times New Roman" w:hAnsi="Times New Roman" w:eastAsia="FangSong" w:cs="Times New Roman"/>
-        </w:rPr>
-        <w:t>原文中为图片引用</w:t>
-      </w:r>
-      <w:r>
-        <w:rPr>
-          <w:rFonts w:hint="eastAsia" w:ascii="Times New Roman" w:hAnsi="Times New Roman" w:eastAsia="Times New Roman" w:cs="Times New Roman"/>
-        </w:rPr>
-        <w:t>）</w:t>
-      </w:r>
-    </w:p>
-    <w:p>
-      <w:pPr>
-        <w:spacing w:before="160" w:after="80"/>
-      </w:pPr>
-      <w:r>
-        <w:pict>
-          <v:rect style="width:0;height:1.5pt" o:hralign="center" o:hrstd="t" o:hr="t"/>
-        </w:pict>
-      </w:r>
-    </w:p>
-    <w:bookmarkEnd w:id="26"/>
-    <w:bookmarkStart w:id="27" w:name="第16题"/>
-    <w:p>
-      <w:pPr>
-        <w:pStyle w:val="Heading3"/>
-        <w:spacing w:before="280" w:after="120"/>
-      </w:pPr>
-      <w:r>
-        <w:rPr>
-          <w:rFonts w:hint="eastAsia" w:ascii="Times New Roman" w:hAnsi="Times New Roman" w:eastAsia="SimHei" w:cs="Times New Roman"/>
-        </w:rPr>
-        <w:t>第</w:t>
-      </w:r>
-      <w:r>
-        <w:rPr>
-          <w:rFonts w:hint="eastAsia" w:ascii="Times New Roman" w:hAnsi="Times New Roman" w:eastAsia="Times New Roman" w:cs="Times New Roman"/>
-        </w:rPr>
-        <w:t>16</w:t>
-      </w:r>
-      <w:r>
-        <w:rPr>
-          <w:rFonts w:hint="eastAsia" w:ascii="Times New Roman" w:hAnsi="Times New Roman" w:eastAsia="SimHei" w:cs="Times New Roman"/>
-        </w:rPr>
-        <w:t>题</w:t>
-      </w:r>
-    </w:p>
-    <w:p>
-      <w:pPr>
-        <w:pStyle w:val="FirstParagraph"/>
-      </w:pPr>
-      <w:r>
-        <w:rPr>
-          <w:rFonts w:hint="eastAsia" w:ascii="Times New Roman" w:hAnsi="Times New Roman" w:eastAsia="FangSong" w:cs="Times New Roman"/>
-        </w:rPr>
-        <w:t>如下图所示</w:t>
-      </w:r>
-      <w:r>
-        <w:rPr>
-          <w:rFonts w:hint="eastAsia" w:ascii="Times New Roman" w:hAnsi="Times New Roman" w:eastAsia="Times New Roman" w:cs="Times New Roman"/>
-        </w:rPr>
-        <w:t>，</w:t>
-      </w:r>
-      <w:r>
-        <w:rPr>
-          <w:rFonts w:hint="eastAsia" w:ascii="Times New Roman" w:hAnsi="Times New Roman" w:eastAsia="FangSong" w:cs="Times New Roman"/>
-        </w:rPr>
-        <w:t>在碘的</w:t>
+        <w:t xml:space="preserve">称取</w:t>
       </w:r>
       <w:r>
         <w:rPr>
@@ -5134,231 +5961,44 @@
           </m:ctrlPr>
         </m:oMathPr>
         <m:r>
+          <m:t>16</m:t>
+        </m:r>
+        <m:r>
+          <m:t> </m:t>
+        </m:r>
+        <m:r>
+          <m:t>g</m:t>
+        </m:r>
+        <m:r>
+          <m:t> </m:t>
+        </m:r>
+        <m:r>
           <m:t>C</m:t>
+        </m:r>
+        <m:r>
+          <m:t>u</m:t>
+        </m:r>
+        <m:r>
+          <m:t>S</m:t>
         </m:r>
         <m:sSub>
           <m:e>
             <m:r>
-              <m:t>H</m:t>
+              <m:t>O</m:t>
             </m:r>
           </m:e>
           <m:sub>
             <m:r>
-              <m:t>2</m:t>
-            </m:r>
-          </m:sub>
-        </m:sSub>
-        <m:r>
-          <m:t>C</m:t>
-        </m:r>
-        <m:sSub>
-          <m:e>
-            <m:r>
-              <m:t>l</m:t>
-            </m:r>
-          </m:e>
-          <m:sub>
-            <m:r>
-              <m:t>2</m:t>
+              <m:t>4</m:t>
             </m:r>
           </m:sub>
         </m:sSub>
       </m:oMath>
       <w:r>
         <w:rPr>
-          <w:rFonts w:ascii="Times New Roman" w:hAnsi="Times New Roman" w:eastAsia="Times New Roman" w:cs="Times New Roman"/>
-        </w:rPr>
-        <w:t xml:space="preserve"> </w:t>
-      </w:r>
-      <w:r>
-        <w:rPr>
-          <w:rFonts w:hint="eastAsia" w:ascii="Times New Roman" w:hAnsi="Times New Roman" w:eastAsia="FangSong" w:cs="Times New Roman"/>
-        </w:rPr>
-        <w:t>溶液中</w:t>
-      </w:r>
-      <w:r>
-        <w:rPr>
-          <w:rFonts w:hint="eastAsia" w:ascii="Times New Roman" w:hAnsi="Times New Roman" w:eastAsia="Times New Roman" w:cs="Times New Roman"/>
-        </w:rPr>
-        <w:t>（</w:t>
-      </w:r>
-      <w:r>
-        <w:rPr>
-          <w:rFonts w:hint="eastAsia" w:ascii="Times New Roman" w:hAnsi="Times New Roman" w:eastAsia="FangSong" w:cs="Times New Roman"/>
-        </w:rPr>
-        <w:t>第一支试管</w:t>
-      </w:r>
-      <w:r>
-        <w:rPr>
-          <w:rFonts w:hint="eastAsia" w:ascii="Times New Roman" w:hAnsi="Times New Roman" w:eastAsia="Times New Roman" w:cs="Times New Roman"/>
-        </w:rPr>
-        <w:t>，</w:t>
-      </w:r>
-      <w:r>
-        <w:rPr>
-          <w:rFonts w:hint="eastAsia" w:ascii="Times New Roman" w:hAnsi="Times New Roman" w:eastAsia="FangSong" w:cs="Times New Roman"/>
-        </w:rPr>
-        <w:t>紫色</w:t>
-      </w:r>
-      <w:r>
-        <w:rPr>
-          <w:rFonts w:hint="eastAsia" w:ascii="Times New Roman" w:hAnsi="Times New Roman" w:eastAsia="Times New Roman" w:cs="Times New Roman"/>
-        </w:rPr>
-        <w:t>），</w:t>
-      </w:r>
-      <w:r>
-        <w:rPr>
-          <w:rFonts w:hint="eastAsia" w:ascii="Times New Roman" w:hAnsi="Times New Roman" w:eastAsia="FangSong" w:cs="Times New Roman"/>
-        </w:rPr>
-        <w:t>加入稍过量的</w:t>
-      </w:r>
-      <w:r>
-        <w:rPr>
-          <w:rFonts w:ascii="Times New Roman" w:hAnsi="Times New Roman" w:eastAsia="Times New Roman" w:cs="Times New Roman"/>
-        </w:rPr>
-        <w:t xml:space="preserve"> </w:t>
-      </w:r>
-      <m:oMath>
-        <m:r>
-          <m:t>P</m:t>
-        </m:r>
-        <m:r>
-          <m:t>P</m:t>
-        </m:r>
-        <m:sSub>
-          <m:e>
-            <m:r>
-              <m:t>h</m:t>
-            </m:r>
-          </m:e>
-          <m:sub>
-            <m:r>
-              <m:t>3</m:t>
-            </m:r>
-          </m:sub>
-        </m:sSub>
-      </m:oMath>
-      <w:r>
-        <w:rPr>
-          <w:rFonts w:ascii="Times New Roman" w:hAnsi="Times New Roman" w:eastAsia="Times New Roman" w:cs="Times New Roman"/>
-        </w:rPr>
-        <w:t xml:space="preserve"> </w:t>
-      </w:r>
-      <w:r>
-        <w:rPr>
-          <w:rFonts w:hint="eastAsia" w:ascii="Times New Roman" w:hAnsi="Times New Roman" w:eastAsia="Times New Roman" w:cs="Times New Roman"/>
-        </w:rPr>
-        <w:t>，</w:t>
-      </w:r>
-      <w:r>
-        <w:rPr>
-          <w:rFonts w:hint="eastAsia" w:ascii="Times New Roman" w:hAnsi="Times New Roman" w:eastAsia="FangSong" w:cs="Times New Roman"/>
-        </w:rPr>
-        <w:t>得到第二支试管所示的溶液</w:t>
-      </w:r>
-      <w:r>
-        <w:rPr>
-          <w:rFonts w:hint="eastAsia" w:ascii="Times New Roman" w:hAnsi="Times New Roman" w:eastAsia="Times New Roman" w:cs="Times New Roman"/>
-        </w:rPr>
-        <w:t>（</w:t>
-      </w:r>
-      <w:r>
-        <w:rPr>
-          <w:rFonts w:hint="eastAsia" w:ascii="Times New Roman" w:hAnsi="Times New Roman" w:eastAsia="FangSong" w:cs="Times New Roman"/>
-        </w:rPr>
-        <w:t>淡黄色溶液</w:t>
-      </w:r>
-      <w:r>
-        <w:rPr>
-          <w:rFonts w:hint="eastAsia" w:ascii="Times New Roman" w:hAnsi="Times New Roman" w:eastAsia="Times New Roman" w:cs="Times New Roman"/>
-        </w:rPr>
-        <w:t>）。</w:t>
-      </w:r>
-      <w:r>
-        <w:rPr>
-          <w:rFonts w:hint="eastAsia" w:ascii="Times New Roman" w:hAnsi="Times New Roman" w:eastAsia="FangSong" w:cs="Times New Roman"/>
-        </w:rPr>
-        <w:t>等待</w:t>
-      </w:r>
-      <w:r>
-        <w:rPr>
-          <w:rFonts w:ascii="Times New Roman" w:hAnsi="Times New Roman" w:eastAsia="Times New Roman" w:cs="Times New Roman"/>
-        </w:rPr>
-        <w:t xml:space="preserve"> </w:t>
-      </w:r>
-      <w:r>
-        <w:rPr>
-          <w:rFonts w:hint="eastAsia" w:ascii="Times New Roman" w:hAnsi="Times New Roman" w:eastAsia="Times New Roman" w:cs="Times New Roman"/>
-        </w:rPr>
-        <w:t>1min，</w:t>
-      </w:r>
-      <w:r>
-        <w:rPr>
-          <w:rFonts w:hint="eastAsia" w:ascii="Times New Roman" w:hAnsi="Times New Roman" w:eastAsia="FangSong" w:cs="Times New Roman"/>
-        </w:rPr>
-        <w:t>溶液变为第三支试管所示的状态</w:t>
-      </w:r>
-      <w:r>
-        <w:rPr>
-          <w:rFonts w:hint="eastAsia" w:ascii="Times New Roman" w:hAnsi="Times New Roman" w:eastAsia="Times New Roman" w:cs="Times New Roman"/>
-        </w:rPr>
-        <w:t>（</w:t>
-      </w:r>
-      <w:r>
-        <w:rPr>
-          <w:rFonts w:hint="eastAsia" w:ascii="Times New Roman" w:hAnsi="Times New Roman" w:eastAsia="FangSong" w:cs="Times New Roman"/>
-        </w:rPr>
-        <w:t>无色溶液</w:t>
-      </w:r>
-      <w:r>
-        <w:rPr>
-          <w:rFonts w:hint="eastAsia" w:ascii="Times New Roman" w:hAnsi="Times New Roman" w:eastAsia="Times New Roman" w:cs="Times New Roman"/>
-        </w:rPr>
-        <w:t>）。</w:t>
-      </w:r>
-      <w:r>
-        <w:rPr>
-          <w:rFonts w:hint="eastAsia" w:ascii="Times New Roman" w:hAnsi="Times New Roman" w:eastAsia="FangSong" w:cs="Times New Roman"/>
-        </w:rPr>
-        <w:t>再加入少量</w:t>
-      </w:r>
-      <w:r>
-        <w:rPr>
-          <w:rFonts w:ascii="Times New Roman" w:hAnsi="Times New Roman" w:eastAsia="Times New Roman" w:cs="Times New Roman"/>
-        </w:rPr>
-        <w:t xml:space="preserve"> </w:t>
-      </w:r>
-      <m:oMath>
-        <m:sSub>
-          <m:e>
-            <m:r>
-              <m:t>I</m:t>
-            </m:r>
-          </m:e>
-          <m:sub>
-            <m:r>
-              <m:t>2</m:t>
-            </m:r>
-          </m:sub>
-        </m:sSub>
-      </m:oMath>
-      <w:r>
-        <w:rPr>
-          <w:rFonts w:ascii="Times New Roman" w:hAnsi="Times New Roman" w:eastAsia="Times New Roman" w:cs="Times New Roman"/>
-        </w:rPr>
-        <w:t xml:space="preserve"> </w:t>
-      </w:r>
-      <w:r>
-        <w:rPr>
-          <w:rFonts w:hint="eastAsia" w:ascii="Times New Roman" w:hAnsi="Times New Roman" w:eastAsia="FangSong" w:cs="Times New Roman"/>
-        </w:rPr>
-        <w:t xml:space="preserve">的</w:t>
-      </w:r>
-      <w:r>
-        <w:rPr>
-          <w:rFonts w:ascii="Times New Roman" w:hAnsi="Times New Roman" w:eastAsia="Times New Roman" w:cs="Times New Roman"/>
-        </w:rPr>
-        <w:t xml:space="preserve"> </w:t>
+          <w:rFonts w:hint="eastAsia" w:ascii="Times New Roman" w:hAnsi="Times New Roman" w:eastAsia="Times New Roman" w:cs="Times New Roman"/>
+        </w:rPr>
+        <w:t xml:space="preserve">（</w:t>
       </w:r>
       <m:oMath>
         <m:oMathPr>
@@ -5370,427 +6010,50 @@
           </m:ctrlPr>
         </m:oMathPr>
         <m:r>
-          <m:t>C</m:t>
-        </m:r>
-        <m:sSub>
+          <m:t>160</m:t>
+        </m:r>
+        <m:r>
+          <m:t> </m:t>
+        </m:r>
+        <m:r>
+          <m:t>g</m:t>
+        </m:r>
+        <m:r>
+          <m:rPr>
+            <m:sty m:val="p"/>
+          </m:rPr>
+          <m:t>⋅</m:t>
+        </m:r>
+        <m:r>
+          <m:t>m</m:t>
+        </m:r>
+        <m:r>
+          <m:t>o</m:t>
+        </m:r>
+        <m:sSup>
           <m:e>
             <m:r>
-              <m:t>H</m:t>
+              <m:t>l</m:t>
             </m:r>
           </m:e>
-          <m:sub>
-            <m:r>
-              <m:t>2</m:t>
-            </m:r>
-          </m:sub>
-        </m:sSub>
-        <m:r>
-          <m:t>C</m:t>
-        </m:r>
-        <m:sSub>
-          <m:e>
-            <m:r>
-              <m:t>l</m:t>
-            </m:r>
-          </m:e>
-          <m:sub>
-            <m:r>
-              <m:t>2</m:t>
-            </m:r>
-          </m:sub>
-        </m:sSub>
+          <m:sup>
+            <m:r>
+              <m:rPr>
+                <m:sty m:val="p"/>
+              </m:rPr>
+              <m:t>−</m:t>
+            </m:r>
+            <m:r>
+              <m:t>1</m:t>
+            </m:r>
+          </m:sup>
+        </m:sSup>
       </m:oMath>
       <w:r>
         <w:rPr>
-          <w:rFonts w:ascii="Times New Roman" w:hAnsi="Times New Roman" w:eastAsia="Times New Roman" w:cs="Times New Roman"/>
-        </w:rPr>
-        <w:t xml:space="preserve"> </w:t>
-      </w:r>
-      <w:r>
-        <w:rPr>
-          <w:rFonts w:hint="eastAsia" w:ascii="Times New Roman" w:hAnsi="Times New Roman" w:eastAsia="FangSong" w:cs="Times New Roman"/>
-        </w:rPr>
-        <w:t>溶液</w:t>
-      </w:r>
-      <w:r>
-        <w:rPr>
-          <w:rFonts w:hint="eastAsia" w:ascii="Times New Roman" w:hAnsi="Times New Roman" w:eastAsia="Times New Roman" w:cs="Times New Roman"/>
-        </w:rPr>
-        <w:t>，</w:t>
-      </w:r>
-      <w:r>
-        <w:rPr>
-          <w:rFonts w:hint="eastAsia" w:ascii="Times New Roman" w:hAnsi="Times New Roman" w:eastAsia="FangSong" w:cs="Times New Roman"/>
-        </w:rPr>
-        <w:t>就得到第四支试管中所示出的溶液</w:t>
-      </w:r>
-      <w:r>
-        <w:rPr>
-          <w:rFonts w:hint="eastAsia" w:ascii="Times New Roman" w:hAnsi="Times New Roman" w:eastAsia="Times New Roman" w:cs="Times New Roman"/>
-        </w:rPr>
-        <w:t>（</w:t>
-      </w:r>
-      <w:r>
-        <w:rPr>
-          <w:rFonts w:hint="eastAsia" w:ascii="Times New Roman" w:hAnsi="Times New Roman" w:eastAsia="FangSong" w:cs="Times New Roman"/>
-        </w:rPr>
-        <w:t>深棕色溶液</w:t>
-      </w:r>
-      <w:r>
-        <w:rPr>
-          <w:rFonts w:hint="eastAsia" w:ascii="Times New Roman" w:hAnsi="Times New Roman" w:eastAsia="Times New Roman" w:cs="Times New Roman"/>
-        </w:rPr>
-        <w:t>）。</w:t>
-      </w:r>
-      <w:r>
-        <w:rPr>
-          <w:rFonts w:hint="eastAsia" w:ascii="Times New Roman" w:hAnsi="Times New Roman" w:eastAsia="FangSong" w:cs="Times New Roman"/>
-        </w:rPr>
-        <w:t>写出发生的反应</w:t>
-      </w:r>
-      <w:r>
-        <w:rPr>
-          <w:rFonts w:hint="eastAsia" w:ascii="Times New Roman" w:hAnsi="Times New Roman" w:eastAsia="Times New Roman" w:cs="Times New Roman"/>
-        </w:rPr>
-        <w:t>；</w:t>
-      </w:r>
-      <w:r>
-        <w:rPr>
-          <w:rFonts w:hint="eastAsia" w:ascii="Times New Roman" w:hAnsi="Times New Roman" w:eastAsia="FangSong" w:cs="Times New Roman"/>
-        </w:rPr>
-        <w:t>对发生的颜色变化作出定性的解释</w:t>
-      </w:r>
-      <w:r>
-        <w:rPr>
-          <w:rFonts w:hint="eastAsia" w:ascii="Times New Roman" w:hAnsi="Times New Roman" w:eastAsia="Times New Roman" w:cs="Times New Roman"/>
-        </w:rPr>
-        <w:t>。</w:t>
-      </w:r>
-    </w:p>
-    <w:p>
-      <w:pPr>
-        <w:pStyle w:val="BodyText"/>
-      </w:pPr>
-      <w:r>
-        <w:rPr>
-          <w:rFonts w:hint="eastAsia" w:ascii="Times New Roman" w:hAnsi="Times New Roman" w:eastAsia="Times New Roman" w:cs="Times New Roman"/>
-        </w:rPr>
-        <w:t>（</w:t>
-      </w:r>
-      <w:r>
-        <w:rPr>
-          <w:rFonts w:hint="eastAsia" w:ascii="Times New Roman" w:hAnsi="Times New Roman" w:eastAsia="FangSong" w:cs="Times New Roman"/>
-        </w:rPr>
-        <w:t>注</w:t>
-      </w:r>
-      <w:r>
-        <w:rPr>
-          <w:rFonts w:hint="eastAsia" w:ascii="Times New Roman" w:hAnsi="Times New Roman" w:eastAsia="Times New Roman" w:cs="Times New Roman"/>
-        </w:rPr>
-        <w:t>：</w:t>
-      </w:r>
-      <w:r>
-        <w:rPr>
-          <w:rFonts w:hint="eastAsia" w:ascii="Times New Roman" w:hAnsi="Times New Roman" w:eastAsia="FangSong" w:cs="Times New Roman"/>
-        </w:rPr>
-        <w:t>原题含</w:t>
-      </w:r>
-      <w:r>
-        <w:rPr>
-          <w:rFonts w:hint="eastAsia" w:ascii="Times New Roman" w:hAnsi="Times New Roman" w:eastAsia="Times New Roman" w:cs="Times New Roman"/>
-        </w:rPr>
-        <w:t>4</w:t>
-      </w:r>
-      <w:r>
-        <w:rPr>
-          <w:rFonts w:hint="eastAsia" w:ascii="Times New Roman" w:hAnsi="Times New Roman" w:eastAsia="FangSong" w:cs="Times New Roman"/>
-        </w:rPr>
-        <w:t>支试管的颜色变化图片</w:t>
-      </w:r>
-      <w:r>
-        <w:rPr>
-          <w:rFonts w:hint="eastAsia" w:ascii="Times New Roman" w:hAnsi="Times New Roman" w:eastAsia="Times New Roman" w:cs="Times New Roman"/>
-        </w:rPr>
-        <w:t>，OCR</w:t>
-      </w:r>
-      <w:r>
-        <w:rPr>
-          <w:rFonts w:hint="eastAsia" w:ascii="Times New Roman" w:hAnsi="Times New Roman" w:eastAsia="FangSong" w:cs="Times New Roman"/>
-        </w:rPr>
-        <w:t>原文中为图片引用</w:t>
-      </w:r>
-      <w:r>
-        <w:rPr>
-          <w:rFonts w:hint="eastAsia" w:ascii="Times New Roman" w:hAnsi="Times New Roman" w:eastAsia="Times New Roman" w:cs="Times New Roman"/>
-        </w:rPr>
-        <w:t>）</w:t>
-      </w:r>
-    </w:p>
-    <w:p>
-      <w:pPr>
-        <w:spacing w:before="160" w:after="80"/>
-      </w:pPr>
-      <w:r>
-        <w:pict>
-          <v:rect style="width:0;height:1.5pt" o:hralign="center" o:hrstd="t" o:hr="t"/>
-        </w:pict>
-      </w:r>
-    </w:p>
-    <w:bookmarkEnd w:id="27"/>
-    <w:bookmarkStart w:id="28" w:name="第17题"/>
-    <w:p>
-      <w:pPr>
-        <w:pStyle w:val="Heading3"/>
-        <w:spacing w:before="280" w:after="120"/>
-      </w:pPr>
-      <w:r>
-        <w:rPr>
-          <w:rFonts w:hint="eastAsia" w:ascii="Times New Roman" w:hAnsi="Times New Roman" w:eastAsia="SimHei" w:cs="Times New Roman"/>
-        </w:rPr>
-        <w:t>第</w:t>
-      </w:r>
-      <w:r>
-        <w:rPr>
-          <w:rFonts w:hint="eastAsia" w:ascii="Times New Roman" w:hAnsi="Times New Roman" w:eastAsia="Times New Roman" w:cs="Times New Roman"/>
-        </w:rPr>
-        <w:t>17</w:t>
-      </w:r>
-      <w:r>
-        <w:rPr>
-          <w:rFonts w:hint="eastAsia" w:ascii="Times New Roman" w:hAnsi="Times New Roman" w:eastAsia="SimHei" w:cs="Times New Roman"/>
-        </w:rPr>
-        <w:t>题</w:t>
-      </w:r>
-    </w:p>
-    <w:p>
-      <w:pPr>
-        <w:pStyle w:val="FirstParagraph"/>
-      </w:pPr>
-      <w:r>
-        <w:rPr>
-          <w:rFonts w:hint="eastAsia" w:ascii="Times New Roman" w:hAnsi="Times New Roman" w:eastAsia="FangSong" w:cs="Times New Roman"/>
-        </w:rPr>
-        <w:t xml:space="preserve">传统的王水是浓盐酸和浓硝酸以体积比</w:t>
-      </w:r>
-      <w:r>
-        <w:rPr>
-          <w:rFonts w:ascii="Times New Roman" w:hAnsi="Times New Roman" w:eastAsia="Times New Roman" w:cs="Times New Roman"/>
-        </w:rPr>
-        <w:t xml:space="preserve"> 3:1 </w:t>
-      </w:r>
-      <w:r>
-        <w:rPr>
-          <w:rFonts w:hint="eastAsia" w:ascii="Times New Roman" w:hAnsi="Times New Roman" w:eastAsia="FangSong" w:cs="Times New Roman"/>
-        </w:rPr>
-        <w:t>混合得到的强氧化性液体</w:t>
-      </w:r>
-      <w:r>
-        <w:rPr>
-          <w:rFonts w:hint="eastAsia" w:ascii="Times New Roman" w:hAnsi="Times New Roman" w:eastAsia="Times New Roman" w:cs="Times New Roman"/>
-        </w:rPr>
-        <w:t>，</w:t>
-      </w:r>
-      <w:r>
-        <w:rPr>
-          <w:rFonts w:hint="eastAsia" w:ascii="Times New Roman" w:hAnsi="Times New Roman" w:eastAsia="FangSong" w:cs="Times New Roman"/>
-        </w:rPr>
-        <w:t>近年来发现一种有机王水</w:t>
-      </w:r>
-      <w:r>
-        <w:rPr>
-          <w:rFonts w:hint="eastAsia" w:ascii="Times New Roman" w:hAnsi="Times New Roman" w:eastAsia="Times New Roman" w:cs="Times New Roman"/>
-        </w:rPr>
-        <w:t>，</w:t>
-      </w:r>
-      <w:r>
-        <w:rPr>
-          <w:rFonts w:hint="eastAsia" w:ascii="Times New Roman" w:hAnsi="Times New Roman" w:eastAsia="FangSong" w:cs="Times New Roman"/>
-        </w:rPr>
-        <w:t>它是</w:t>
-      </w:r>
-      <w:r>
-        <w:rPr>
-          <w:rFonts w:ascii="Times New Roman" w:hAnsi="Times New Roman" w:eastAsia="Times New Roman" w:cs="Times New Roman"/>
-        </w:rPr>
-        <w:t xml:space="preserve"> </w:t>
-      </w:r>
-      <m:oMath>
-        <m:r>
-          <m:t>S</m:t>
-        </m:r>
-        <m:r>
-          <m:t>O</m:t>
-        </m:r>
-        <m:r>
-          <m:t>C</m:t>
-        </m:r>
-        <m:sSub>
-          <m:e>
-            <m:r>
-              <m:t>l</m:t>
-            </m:r>
-          </m:e>
-          <m:sub>
-            <m:r>
-              <m:t>2</m:t>
-            </m:r>
-          </m:sub>
-        </m:sSub>
-      </m:oMath>
-      <w:r>
-        <w:rPr>
-          <w:rFonts w:ascii="Times New Roman" w:hAnsi="Times New Roman" w:eastAsia="Times New Roman" w:cs="Times New Roman"/>
-        </w:rPr>
-        <w:t xml:space="preserve"> </w:t>
-      </w:r>
-      <w:r>
-        <w:rPr>
-          <w:rFonts w:hint="eastAsia" w:ascii="Times New Roman" w:hAnsi="Times New Roman" w:eastAsia="FangSong" w:cs="Times New Roman"/>
-        </w:rPr>
-        <w:t xml:space="preserve">和吡啶以体积比</w:t>
-      </w:r>
-      <w:r>
-        <w:rPr>
-          <w:rFonts w:ascii="Times New Roman" w:hAnsi="Times New Roman" w:eastAsia="Times New Roman" w:cs="Times New Roman"/>
-        </w:rPr>
-        <w:t xml:space="preserve"> 3:1 </w:t>
-      </w:r>
-      <w:r>
-        <w:rPr>
-          <w:rFonts w:hint="eastAsia" w:ascii="Times New Roman" w:hAnsi="Times New Roman" w:eastAsia="FangSong" w:cs="Times New Roman"/>
-        </w:rPr>
-        <w:t>比例的混合液体</w:t>
-      </w:r>
-      <w:r>
-        <w:rPr>
-          <w:rFonts w:hint="eastAsia" w:ascii="Times New Roman" w:hAnsi="Times New Roman" w:eastAsia="Times New Roman" w:cs="Times New Roman"/>
-        </w:rPr>
-        <w:t>。</w:t>
-      </w:r>
-      <w:r>
-        <w:rPr>
-          <w:rFonts w:hint="eastAsia" w:ascii="Times New Roman" w:hAnsi="Times New Roman" w:eastAsia="FangSong" w:cs="Times New Roman"/>
-        </w:rPr>
-        <w:t>研究发现</w:t>
-      </w:r>
-      <w:r>
-        <w:rPr>
-          <w:rFonts w:hint="eastAsia" w:ascii="Times New Roman" w:hAnsi="Times New Roman" w:eastAsia="Times New Roman" w:cs="Times New Roman"/>
-        </w:rPr>
-        <w:t>，</w:t>
-      </w:r>
-      <w:r>
-        <w:rPr>
-          <w:rFonts w:hint="eastAsia" w:ascii="Times New Roman" w:hAnsi="Times New Roman" w:eastAsia="FangSong" w:cs="Times New Roman"/>
-        </w:rPr>
-        <w:t>有机王水溶解</w:t>
-      </w:r>
-      <w:r>
-        <w:rPr>
-          <w:rFonts w:ascii="Times New Roman" w:hAnsi="Times New Roman" w:eastAsia="Times New Roman" w:cs="Times New Roman"/>
-        </w:rPr>
-        <w:t xml:space="preserve"> Au </w:t>
-      </w:r>
-      <w:r>
-        <w:rPr>
-          <w:rFonts w:hint="eastAsia" w:ascii="Times New Roman" w:hAnsi="Times New Roman" w:eastAsia="FangSong" w:cs="Times New Roman"/>
-        </w:rPr>
-        <w:t>过程中</w:t>
-      </w:r>
-      <w:r>
-        <w:rPr>
-          <w:rFonts w:hint="eastAsia" w:ascii="Times New Roman" w:hAnsi="Times New Roman" w:eastAsia="Times New Roman" w:cs="Times New Roman"/>
-        </w:rPr>
-        <w:t>，</w:t>
-      </w:r>
-      <w:r>
-        <w:rPr>
-          <w:rFonts w:hint="eastAsia" w:ascii="Times New Roman" w:hAnsi="Times New Roman" w:eastAsia="FangSong" w:cs="Times New Roman"/>
-        </w:rPr>
-        <w:t>吡啶与金以及亚砜均可形成加合物</w:t>
-      </w:r>
-      <w:r>
-        <w:rPr>
-          <w:rFonts w:hint="eastAsia" w:ascii="Times New Roman" w:hAnsi="Times New Roman" w:eastAsia="Times New Roman" w:cs="Times New Roman"/>
-        </w:rPr>
-        <w:t>，</w:t>
-      </w:r>
-      <w:r>
-        <w:rPr>
-          <w:rFonts w:hint="eastAsia" w:ascii="Times New Roman" w:hAnsi="Times New Roman" w:eastAsia="FangSong" w:cs="Times New Roman"/>
-        </w:rPr>
-        <w:t>问</w:t>
-      </w:r>
-      <w:r>
-        <w:rPr>
-          <w:rFonts w:hint="eastAsia" w:ascii="Times New Roman" w:hAnsi="Times New Roman" w:eastAsia="Times New Roman" w:cs="Times New Roman"/>
-        </w:rPr>
-        <w:t>：</w:t>
-      </w:r>
-      <w:r>
-        <w:rPr>
-          <w:rFonts w:hint="eastAsia" w:ascii="Times New Roman" w:hAnsi="Times New Roman" w:eastAsia="FangSong" w:cs="Times New Roman"/>
-        </w:rPr>
-        <w:t>这两种加合物的形成为何可以加速反应</w:t>
-      </w:r>
-      <w:r>
-        <w:rPr>
-          <w:rFonts w:hint="eastAsia" w:ascii="Times New Roman" w:hAnsi="Times New Roman" w:eastAsia="Times New Roman" w:cs="Times New Roman"/>
-        </w:rPr>
-        <w:t>?</w:t>
-      </w:r>
-    </w:p>
-    <w:p>
-      <w:pPr>
-        <w:spacing w:before="160" w:after="80"/>
-      </w:pPr>
-      <w:r>
-        <w:pict>
-          <v:rect style="width:0;height:1.5pt" o:hralign="center" o:hrstd="t" o:hr="t"/>
-        </w:pict>
-      </w:r>
-    </w:p>
-    <w:bookmarkEnd w:id="28"/>
-    <w:bookmarkStart w:id="29" w:name="第18题"/>
-    <w:p>
-      <w:pPr>
-        <w:pStyle w:val="Heading3"/>
-        <w:spacing w:before="280" w:after="120"/>
-      </w:pPr>
-      <w:r>
-        <w:rPr>
-          <w:rFonts w:hint="eastAsia" w:ascii="Times New Roman" w:hAnsi="Times New Roman" w:eastAsia="SimHei" w:cs="Times New Roman"/>
-        </w:rPr>
-        <w:t>第</w:t>
-      </w:r>
-      <w:r>
-        <w:rPr>
-          <w:rFonts w:hint="eastAsia" w:ascii="Times New Roman" w:hAnsi="Times New Roman" w:eastAsia="Times New Roman" w:cs="Times New Roman"/>
-        </w:rPr>
-        <w:t>18</w:t>
-      </w:r>
-      <w:r>
-        <w:rPr>
-          <w:rFonts w:hint="eastAsia" w:ascii="Times New Roman" w:hAnsi="Times New Roman" w:eastAsia="SimHei" w:cs="Times New Roman"/>
-        </w:rPr>
-        <w:t>题</w:t>
-      </w:r>
-    </w:p>
-    <w:p>
-      <w:pPr>
-        <w:pStyle w:val="FirstParagraph"/>
-      </w:pPr>
-      <w:r>
-        <w:rPr>
-          <w:rFonts w:hint="eastAsia" w:ascii="Times New Roman" w:hAnsi="Times New Roman" w:eastAsia="FangSong" w:cs="Times New Roman"/>
-        </w:rPr>
-        <w:t xml:space="preserve">称取</w:t>
-      </w:r>
-      <w:r>
-        <w:rPr>
-          <w:rFonts w:ascii="Times New Roman" w:hAnsi="Times New Roman" w:eastAsia="Times New Roman" w:cs="Times New Roman"/>
-        </w:rPr>
-        <w:t xml:space="preserve"> </w:t>
+          <w:rFonts w:hint="eastAsia" w:ascii="Times New Roman" w:hAnsi="Times New Roman" w:eastAsia="Times New Roman" w:cs="Times New Roman"/>
+        </w:rPr>
+        <w:t xml:space="preserve">）、</w:t>
       </w:r>
       <m:oMath>
         <m:oMathPr>
@@ -5802,7 +6065,7 @@
           </m:ctrlPr>
         </m:oMathPr>
         <m:r>
-          <m:t>16</m:t>
+          <m:t>25</m:t>
         </m:r>
         <m:r>
           <m:t> </m:t>
@@ -5834,6 +6097,30 @@
             </m:r>
           </m:sub>
         </m:sSub>
+        <m:r>
+          <m:rPr>
+            <m:sty m:val="p"/>
+          </m:rPr>
+          <m:t>⋅</m:t>
+        </m:r>
+        <m:r>
+          <m:t>5</m:t>
+        </m:r>
+        <m:sSub>
+          <m:e>
+            <m:r>
+              <m:t>H</m:t>
+            </m:r>
+          </m:e>
+          <m:sub>
+            <m:r>
+              <m:t>2</m:t>
+            </m:r>
+          </m:sub>
+        </m:sSub>
+        <m:r>
+          <m:t>O</m:t>
+        </m:r>
       </m:oMath>
       <w:r>
         <w:rPr>
@@ -5851,7 +6138,7 @@
           </m:ctrlPr>
         </m:oMathPr>
         <m:r>
-          <m:t>160</m:t>
+          <m:t>250</m:t>
         </m:r>
         <m:r>
           <m:t> </m:t>
@@ -5894,134 +6181,6 @@
         <w:rPr>
           <w:rFonts w:hint="eastAsia" w:ascii="Times New Roman" w:hAnsi="Times New Roman" w:eastAsia="Times New Roman" w:cs="Times New Roman"/>
         </w:rPr>
-        <w:t xml:space="preserve">）、</w:t>
-      </w:r>
-      <m:oMath>
-        <m:oMathPr>
-          <m:ctrlPr>
-            <w:rPr>
-              <w:sz w:val="28"/>
-              <w:szCs w:val="28"/>
-            </w:rPr>
-          </m:ctrlPr>
-        </m:oMathPr>
-        <m:r>
-          <m:t>25</m:t>
-        </m:r>
-        <m:r>
-          <m:t> </m:t>
-        </m:r>
-        <m:r>
-          <m:t>g</m:t>
-        </m:r>
-        <m:r>
-          <m:t> </m:t>
-        </m:r>
-        <m:r>
-          <m:t>C</m:t>
-        </m:r>
-        <m:r>
-          <m:t>u</m:t>
-        </m:r>
-        <m:r>
-          <m:t>S</m:t>
-        </m:r>
-        <m:sSub>
-          <m:e>
-            <m:r>
-              <m:t>O</m:t>
-            </m:r>
-          </m:e>
-          <m:sub>
-            <m:r>
-              <m:t>4</m:t>
-            </m:r>
-          </m:sub>
-        </m:sSub>
-        <m:r>
-          <m:rPr>
-            <m:sty m:val="p"/>
-          </m:rPr>
-          <m:t>⋅</m:t>
-        </m:r>
-        <m:r>
-          <m:t>5</m:t>
-        </m:r>
-        <m:sSub>
-          <m:e>
-            <m:r>
-              <m:t>H</m:t>
-            </m:r>
-          </m:e>
-          <m:sub>
-            <m:r>
-              <m:t>2</m:t>
-            </m:r>
-          </m:sub>
-        </m:sSub>
-        <m:r>
-          <m:t>O</m:t>
-        </m:r>
-      </m:oMath>
-      <w:r>
-        <w:rPr>
-          <w:rFonts w:hint="eastAsia" w:ascii="Times New Roman" w:hAnsi="Times New Roman" w:eastAsia="Times New Roman" w:cs="Times New Roman"/>
-        </w:rPr>
-        <w:t xml:space="preserve">（</w:t>
-      </w:r>
-      <m:oMath>
-        <m:oMathPr>
-          <m:ctrlPr>
-            <w:rPr>
-              <w:sz w:val="28"/>
-              <w:szCs w:val="28"/>
-            </w:rPr>
-          </m:ctrlPr>
-        </m:oMathPr>
-        <m:r>
-          <m:t>250</m:t>
-        </m:r>
-        <m:r>
-          <m:t> </m:t>
-        </m:r>
-        <m:r>
-          <m:t>g</m:t>
-        </m:r>
-        <m:r>
-          <m:rPr>
-            <m:sty m:val="p"/>
-          </m:rPr>
-          <m:t>⋅</m:t>
-        </m:r>
-        <m:r>
-          <m:t>m</m:t>
-        </m:r>
-        <m:r>
-          <m:t>o</m:t>
-        </m:r>
-        <m:sSup>
-          <m:e>
-            <m:r>
-              <m:t>l</m:t>
-            </m:r>
-          </m:e>
-          <m:sup>
-            <m:r>
-              <m:rPr>
-                <m:sty m:val="p"/>
-              </m:rPr>
-              <m:t>−</m:t>
-            </m:r>
-            <m:r>
-              <m:t>1</m:t>
-            </m:r>
-          </m:sup>
-        </m:sSup>
-      </m:oMath>
-      <w:r>
-        <w:rPr>
-          <w:rFonts w:hint="eastAsia" w:ascii="Times New Roman" w:hAnsi="Times New Roman" w:eastAsia="Times New Roman" w:cs="Times New Roman"/>
-        </w:rPr>
         <w:t>）</w:t>
       </w:r>
       <w:r>
@@ -6155,8 +6314,8 @@
         </w:pict>
       </w:r>
     </w:p>
-    <w:bookmarkEnd w:id="29"/>
-    <w:bookmarkStart w:id="30" w:name="第19题"/>
+    <w:bookmarkEnd w:id="38"/>
+    <w:bookmarkStart w:id="39" w:name="第19题"/>
     <w:p>
       <w:pPr>
         <w:pStyle w:val="Heading3"/>
@@ -6831,8 +6990,8 @@
         </w:pict>
       </w:r>
     </w:p>
-    <w:bookmarkEnd w:id="30"/>
-    <w:bookmarkStart w:id="31" w:name="第20题"/>
+    <w:bookmarkEnd w:id="39"/>
+    <w:bookmarkStart w:id="40" w:name="第20题"/>
     <w:p>
       <w:pPr>
         <w:pStyle w:val="Heading3"/>
@@ -7299,8 +7458,8 @@
         </w:pict>
       </w:r>
     </w:p>
-    <w:bookmarkEnd w:id="31"/>
-    <w:bookmarkStart w:id="32" w:name="第21题"/>
+    <w:bookmarkEnd w:id="40"/>
+    <w:bookmarkStart w:id="41" w:name="第21题"/>
     <w:p>
       <w:pPr>
         <w:pStyle w:val="Heading3"/>
@@ -7839,8 +7998,8 @@
         </w:pict>
       </w:r>
     </w:p>
-    <w:bookmarkEnd w:id="32"/>
-    <w:bookmarkStart w:id="33" w:name="第22题"/>
+    <w:bookmarkEnd w:id="41"/>
+    <w:bookmarkStart w:id="42" w:name="第22题"/>
     <w:p>
       <w:pPr>
         <w:pStyle w:val="Heading3"/>
@@ -8848,8 +9007,8 @@
         </w:pict>
       </w:r>
     </w:p>
-    <w:bookmarkEnd w:id="33"/>
-    <w:bookmarkStart w:id="34" w:name="第23题"/>
+    <w:bookmarkEnd w:id="42"/>
+    <w:bookmarkStart w:id="43" w:name="第23题"/>
     <w:p>
       <w:pPr>
         <w:pStyle w:val="Heading3"/>
@@ -8913,8 +9072,8 @@
         </w:pict>
       </w:r>
     </w:p>
-    <w:bookmarkEnd w:id="34"/>
-    <w:bookmarkStart w:id="35" w:name="第24题"/>
+    <w:bookmarkEnd w:id="43"/>
+    <w:bookmarkStart w:id="44" w:name="第24题"/>
     <w:p>
       <w:pPr>
         <w:pStyle w:val="Heading3"/>
@@ -9959,8 +10118,8 @@
         </w:pict>
       </w:r>
     </w:p>
-    <w:bookmarkEnd w:id="35"/>
-    <w:bookmarkStart w:id="36" w:name="第25题"/>
+    <w:bookmarkEnd w:id="44"/>
+    <w:bookmarkStart w:id="45" w:name="第25题"/>
     <w:p>
       <w:pPr>
         <w:pStyle w:val="Heading3"/>
@@ -10622,8 +10781,8 @@
         </w:pict>
       </w:r>
     </w:p>
-    <w:bookmarkEnd w:id="36"/>
-    <w:bookmarkStart w:id="37" w:name="第26题"/>
+    <w:bookmarkEnd w:id="45"/>
+    <w:bookmarkStart w:id="46" w:name="第26题"/>
     <w:p>
       <w:pPr>
         <w:pStyle w:val="Heading3"/>
@@ -11582,8 +11741,8 @@
         </w:pict>
       </w:r>
     </w:p>
-    <w:bookmarkEnd w:id="37"/>
-    <w:bookmarkStart w:id="38" w:name="第27题"/>
+    <w:bookmarkEnd w:id="46"/>
+    <w:bookmarkStart w:id="47" w:name="第27题"/>
     <w:p>
       <w:pPr>
         <w:pStyle w:val="Heading3"/>
@@ -12534,9 +12693,9 @@
         </w:pict>
       </w:r>
     </w:p>
-    <w:bookmarkEnd w:id="38"/>
-    <w:bookmarkEnd w:id="39"/>
-    <w:bookmarkEnd w:id="40"/>
+    <w:bookmarkEnd w:id="47"/>
+    <w:bookmarkEnd w:id="48"/>
+    <w:bookmarkEnd w:id="49"/>
     <w:sectPr>
       <w:footerReference w:type="default" r:id="rId10"/>
       <w:footnotePr>

--- a/00-首页/题组Word/第一轮·综合套卷/第一轮综合卷01（学生版）.docx
+++ b/00-首页/题组Word/第一轮·综合套卷/第一轮综合卷01（学生版）.docx
@@ -216,14 +216,14 @@
         </w:rPr>
         <w:drawing>
           <wp:inline>
-            <wp:extent cx="3240000" cy="4584609"/>
+            <wp:extent cx="3600000" cy="2502438"/>
             <wp:effectExtent b="0" l="0" r="0" t="0"/>
             <wp:docPr descr="" title="" id="10" name="Picture"/>
             <a:graphic>
               <a:graphicData uri="http://schemas.openxmlformats.org/drawingml/2006/picture">
                 <pic:pic>
                   <pic:nvPicPr>
-                    <pic:cNvPr descr="06-外部资料导入/真题/省预赛/images/2021-浙江预赛_p01.png" id="11" name="Picture"/>
+                    <pic:cNvPr descr="80cad93309ed6598.png" id="11" name="Picture"/>
                     <pic:cNvPicPr>
                       <a:picLocks noChangeArrowheads="1" noChangeAspect="1"/>
                     </pic:cNvPicPr>
@@ -237,7 +237,7 @@
                   <pic:spPr bwMode="auto">
                     <a:xfrm>
                       <a:off x="0" y="0"/>
-                      <a:ext cx="3240000" cy="4584609"/>
+                      <a:ext cx="3600000" cy="2502438"/>
                     </a:xfrm>
                     <a:prstGeom prst="rect">
                       <a:avLst/>

--- a/00-首页/题组Word/第一轮·综合套卷/第一轮综合卷01（学生版）.docx
+++ b/00-首页/题组Word/第一轮·综合套卷/第一轮综合卷01（学生版）.docx
@@ -216,7 +216,7 @@
         </w:rPr>
         <w:drawing>
           <wp:inline>
-            <wp:extent cx="3600000" cy="2502438"/>
+            <wp:extent cx="3600000" cy="2257840"/>
             <wp:effectExtent b="0" l="0" r="0" t="0"/>
             <wp:docPr descr="" title="" id="10" name="Picture"/>
             <a:graphic>
@@ -237,7 +237,7 @@
                   <pic:spPr bwMode="auto">
                     <a:xfrm>
                       <a:off x="0" y="0"/>
-                      <a:ext cx="3600000" cy="2502438"/>
+                      <a:ext cx="3600000" cy="2257840"/>
                     </a:xfrm>
                     <a:prstGeom prst="rect">
                       <a:avLst/>
@@ -259,10 +259,6 @@
     <w:p>
       <w:pPr>
         <w:pStyle w:val="Compact"/>
-        <w:numPr>
-          <w:ilvl w:val="0"/>
-          <w:numId w:val="1001"/>
-        </w:numPr>
       </w:pPr>
       <w:r>
         <w:rPr>
@@ -318,10 +314,6 @@
     <w:p>
       <w:pPr>
         <w:pStyle w:val="Compact"/>
-        <w:numPr>
-          <w:ilvl w:val="0"/>
-          <w:numId w:val="1001"/>
-        </w:numPr>
       </w:pPr>
       <w:r>
         <w:rPr>
@@ -364,10 +356,6 @@
     <w:p>
       <w:pPr>
         <w:pStyle w:val="Compact"/>
-        <w:numPr>
-          <w:ilvl w:val="0"/>
-          <w:numId w:val="1001"/>
-        </w:numPr>
       </w:pPr>
       <w:r>
         <w:rPr>
@@ -421,10 +409,6 @@
     <w:p>
       <w:pPr>
         <w:pStyle w:val="Compact"/>
-        <w:numPr>
-          <w:ilvl w:val="0"/>
-          <w:numId w:val="1001"/>
-        </w:numPr>
       </w:pPr>
       <w:r>
         <w:rPr>
@@ -463,6 +447,16 @@
         </w:rPr>
         <w:t xml:space="preserve">种不同环境的氢原子</w:t>
       </w:r>
+    </w:p>
+    <w:p>
+      <w:pPr>
+        <w:spacing w:before="0" w:after="0"/>
+      </w:pPr>
+    </w:p>
+    <w:p>
+      <w:pPr>
+        <w:spacing w:before="0" w:after="0"/>
+      </w:pPr>
     </w:p>
     <w:p>
       <w:pPr>
@@ -540,10 +534,8 @@
     <w:p>
       <w:pPr>
         <w:pStyle w:val="Compact"/>
-        <w:numPr>
-          <w:ilvl w:val="0"/>
-          <w:numId w:val="1002"/>
-        </w:numPr>
+        <w:ind w:left="480" w:hanging="480"/>
+        <w:spacing w:after="0"/>
       </w:pPr>
       <w:r>
         <w:rPr>
@@ -561,7 +553,20 @@
         <w:rPr>
           <w:rFonts w:ascii="Times New Roman" w:hAnsi="Times New Roman" w:eastAsia="Times New Roman" w:cs="Times New Roman"/>
         </w:rPr>
-        <w:t xml:space="preserve">　　B. 2 </w:t>
+        <w:t xml:space="preserve">　　</w:t>
+      </w:r>
+    </w:p>
+    <w:p>
+      <w:pPr>
+        <w:pStyle w:val="Compact"/>
+        <w:ind w:left="480" w:hanging="480"/>
+        <w:spacing w:before="0" w:after="0"/>
+      </w:pPr>
+      <w:r>
+        <w:rPr>
+          <w:rFonts w:ascii="Times New Roman" w:hAnsi="Times New Roman" w:eastAsia="Times New Roman" w:cs="Times New Roman"/>
+        </w:rPr>
+        <w:t xml:space="preserve">B. 2 </w:t>
       </w:r>
       <w:r>
         <w:rPr>
@@ -573,7 +578,20 @@
         <w:rPr>
           <w:rFonts w:ascii="Times New Roman" w:hAnsi="Times New Roman" w:eastAsia="Times New Roman" w:cs="Times New Roman"/>
         </w:rPr>
-        <w:t xml:space="preserve">　　C. 3 </w:t>
+        <w:t xml:space="preserve">　　</w:t>
+      </w:r>
+    </w:p>
+    <w:p>
+      <w:pPr>
+        <w:pStyle w:val="Compact"/>
+        <w:ind w:left="480" w:hanging="480"/>
+        <w:spacing w:before="0" w:after="0"/>
+      </w:pPr>
+      <w:r>
+        <w:rPr>
+          <w:rFonts w:ascii="Times New Roman" w:hAnsi="Times New Roman" w:eastAsia="Times New Roman" w:cs="Times New Roman"/>
+        </w:rPr>
+        <w:t xml:space="preserve">C. 3 </w:t>
       </w:r>
       <w:r>
         <w:rPr>
@@ -585,7 +603,20 @@
         <w:rPr>
           <w:rFonts w:ascii="Times New Roman" w:hAnsi="Times New Roman" w:eastAsia="Times New Roman" w:cs="Times New Roman"/>
         </w:rPr>
-        <w:t xml:space="preserve">　　D. 4 </w:t>
+        <w:t xml:space="preserve">　　</w:t>
+      </w:r>
+    </w:p>
+    <w:p>
+      <w:pPr>
+        <w:pStyle w:val="Compact"/>
+        <w:ind w:left="480" w:hanging="480"/>
+        <w:spacing w:before="0" w:after="36"/>
+      </w:pPr>
+      <w:r>
+        <w:rPr>
+          <w:rFonts w:ascii="Times New Roman" w:hAnsi="Times New Roman" w:eastAsia="Times New Roman" w:cs="Times New Roman"/>
+        </w:rPr>
+        <w:t xml:space="preserve">D. 4 </w:t>
       </w:r>
       <w:r>
         <w:rPr>
@@ -593,6 +624,16 @@
         </w:rPr>
         <w:t xml:space="preserve">种</w:t>
       </w:r>
+    </w:p>
+    <w:p>
+      <w:pPr>
+        <w:spacing w:before="0" w:after="0"/>
+      </w:pPr>
+    </w:p>
+    <w:p>
+      <w:pPr>
+        <w:spacing w:before="0" w:after="0"/>
+      </w:pPr>
     </w:p>
     <w:p>
       <w:pPr>
@@ -644,10 +685,6 @@
     <w:p>
       <w:pPr>
         <w:pStyle w:val="Compact"/>
-        <w:numPr>
-          <w:ilvl w:val="0"/>
-          <w:numId w:val="1003"/>
-        </w:numPr>
       </w:pPr>
       <w:r>
         <w:rPr>
@@ -764,10 +801,6 @@
     <w:p>
       <w:pPr>
         <w:pStyle w:val="Compact"/>
-        <w:numPr>
-          <w:ilvl w:val="0"/>
-          <w:numId w:val="1003"/>
-        </w:numPr>
       </w:pPr>
       <w:r>
         <w:rPr>
@@ -857,10 +890,6 @@
     <w:p>
       <w:pPr>
         <w:pStyle w:val="Compact"/>
-        <w:numPr>
-          <w:ilvl w:val="0"/>
-          <w:numId w:val="1003"/>
-        </w:numPr>
       </w:pPr>
       <w:r>
         <w:rPr>
@@ -939,10 +968,6 @@
     <w:p>
       <w:pPr>
         <w:pStyle w:val="Compact"/>
-        <w:numPr>
-          <w:ilvl w:val="0"/>
-          <w:numId w:val="1003"/>
-        </w:numPr>
       </w:pPr>
       <w:r>
         <w:rPr>
@@ -1018,6 +1043,16 @@
         </w:rPr>
         <w:t xml:space="preserve">键的键长都相等</w:t>
       </w:r>
+    </w:p>
+    <w:p>
+      <w:pPr>
+        <w:spacing w:before="0" w:after="0"/>
+      </w:pPr>
+    </w:p>
+    <w:p>
+      <w:pPr>
+        <w:spacing w:before="0" w:after="0"/>
+      </w:pPr>
     </w:p>
     <w:p>
       <w:pPr>
@@ -1069,10 +1104,8 @@
     <w:p>
       <w:pPr>
         <w:pStyle w:val="Compact"/>
-        <w:numPr>
-          <w:ilvl w:val="0"/>
-          <w:numId w:val="1004"/>
-        </w:numPr>
+        <w:ind w:left="480" w:hanging="480"/>
+        <w:spacing w:after="0"/>
       </w:pPr>
       <w:r>
         <w:rPr>
@@ -1091,7 +1124,20 @@
         <w:rPr>
           <w:rFonts w:ascii="Times New Roman" w:hAnsi="Times New Roman" w:eastAsia="Times New Roman" w:cs="Times New Roman"/>
         </w:rPr>
-        <w:t xml:space="preserve">　　B. XeF</w:t>
+        <w:t xml:space="preserve">　　</w:t>
+      </w:r>
+    </w:p>
+    <w:p>
+      <w:pPr>
+        <w:pStyle w:val="Compact"/>
+        <w:ind w:left="480" w:hanging="480"/>
+        <w:spacing w:before="0" w:after="0"/>
+      </w:pPr>
+      <w:r>
+        <w:rPr>
+          <w:rFonts w:ascii="Times New Roman" w:hAnsi="Times New Roman" w:eastAsia="Times New Roman" w:cs="Times New Roman"/>
+        </w:rPr>
+        <w:t xml:space="preserve">B. XeF</w:t>
       </w:r>
       <w:r>
         <w:rPr>
@@ -1104,7 +1150,20 @@
         <w:rPr>
           <w:rFonts w:ascii="Times New Roman" w:hAnsi="Times New Roman" w:eastAsia="Times New Roman" w:cs="Times New Roman"/>
         </w:rPr>
-        <w:t xml:space="preserve">　　C. </w:t>
+        <w:t xml:space="preserve">　　</w:t>
+      </w:r>
+    </w:p>
+    <w:p>
+      <w:pPr>
+        <w:pStyle w:val="Compact"/>
+        <w:ind w:left="480" w:hanging="480"/>
+        <w:spacing w:before="0" w:after="0"/>
+      </w:pPr>
+      <w:r>
+        <w:rPr>
+          <w:rFonts w:ascii="Times New Roman" w:hAnsi="Times New Roman" w:eastAsia="Times New Roman" w:cs="Times New Roman"/>
+        </w:rPr>
+        <w:t xml:space="preserve">C. </w:t>
       </w:r>
       <w:r>
         <w:rPr>
@@ -1116,7 +1175,20 @@
         <w:rPr>
           <w:rFonts w:ascii="Times New Roman" w:hAnsi="Times New Roman" w:eastAsia="Times New Roman" w:cs="Times New Roman"/>
         </w:rPr>
-        <w:t xml:space="preserve">　　D. Zn(CN)</w:t>
+        <w:t xml:space="preserve">　　</w:t>
+      </w:r>
+    </w:p>
+    <w:p>
+      <w:pPr>
+        <w:pStyle w:val="Compact"/>
+        <w:ind w:left="480" w:hanging="480"/>
+        <w:spacing w:before="0" w:after="36"/>
+      </w:pPr>
+      <w:r>
+        <w:rPr>
+          <w:rFonts w:ascii="Times New Roman" w:hAnsi="Times New Roman" w:eastAsia="Times New Roman" w:cs="Times New Roman"/>
+        </w:rPr>
+        <w:t xml:space="preserve">D. Zn(CN)</w:t>
       </w:r>
       <w:r>
         <w:rPr>
@@ -1132,6 +1204,16 @@
         </w:rPr>
         <w:t>2-</w:t>
       </w:r>
+    </w:p>
+    <w:p>
+      <w:pPr>
+        <w:spacing w:before="0" w:after="0"/>
+      </w:pPr>
+    </w:p>
+    <w:p>
+      <w:pPr>
+        <w:spacing w:before="0" w:after="0"/>
+      </w:pPr>
     </w:p>
     <w:p>
       <w:pPr>
@@ -1183,10 +1265,6 @@
     <w:p>
       <w:pPr>
         <w:pStyle w:val="Compact"/>
-        <w:numPr>
-          <w:ilvl w:val="0"/>
-          <w:numId w:val="1005"/>
-        </w:numPr>
       </w:pPr>
       <w:r>
         <w:rPr>
@@ -1216,10 +1294,6 @@
     <w:p>
       <w:pPr>
         <w:pStyle w:val="Compact"/>
-        <w:numPr>
-          <w:ilvl w:val="0"/>
-          <w:numId w:val="1005"/>
-        </w:numPr>
       </w:pPr>
       <w:r>
         <w:rPr>
@@ -1249,10 +1323,6 @@
     <w:p>
       <w:pPr>
         <w:pStyle w:val="Compact"/>
-        <w:numPr>
-          <w:ilvl w:val="0"/>
-          <w:numId w:val="1005"/>
-        </w:numPr>
       </w:pPr>
       <w:r>
         <w:rPr>
@@ -1270,10 +1340,6 @@
     <w:p>
       <w:pPr>
         <w:pStyle w:val="Compact"/>
-        <w:numPr>
-          <w:ilvl w:val="0"/>
-          <w:numId w:val="1005"/>
-        </w:numPr>
       </w:pPr>
       <w:r>
         <w:rPr>
@@ -1287,6 +1353,16 @@
         </w:rPr>
         <w:t xml:space="preserve">过渡态时体系的能量处于最大值</w:t>
       </w:r>
+    </w:p>
+    <w:p>
+      <w:pPr>
+        <w:spacing w:before="0" w:after="0"/>
+      </w:pPr>
+    </w:p>
+    <w:p>
+      <w:pPr>
+        <w:spacing w:before="0" w:after="0"/>
+      </w:pPr>
     </w:p>
     <w:p>
       <w:pPr>
@@ -1338,10 +1414,6 @@
     <w:p>
       <w:pPr>
         <w:pStyle w:val="Compact"/>
-        <w:numPr>
-          <w:ilvl w:val="0"/>
-          <w:numId w:val="1006"/>
-        </w:numPr>
       </w:pPr>
       <w:r>
         <w:rPr>
@@ -1383,10 +1455,6 @@
     <w:p>
       <w:pPr>
         <w:pStyle w:val="Compact"/>
-        <w:numPr>
-          <w:ilvl w:val="0"/>
-          <w:numId w:val="1006"/>
-        </w:numPr>
       </w:pPr>
       <w:r>
         <w:rPr>
@@ -1440,10 +1508,6 @@
     <w:p>
       <w:pPr>
         <w:pStyle w:val="Compact"/>
-        <w:numPr>
-          <w:ilvl w:val="0"/>
-          <w:numId w:val="1006"/>
-        </w:numPr>
       </w:pPr>
       <w:r>
         <w:rPr>
@@ -1497,10 +1561,6 @@
     <w:p>
       <w:pPr>
         <w:pStyle w:val="Compact"/>
-        <w:numPr>
-          <w:ilvl w:val="0"/>
-          <w:numId w:val="1006"/>
-        </w:numPr>
       </w:pPr>
       <w:r>
         <w:rPr>
@@ -1550,6 +1610,16 @@
         </w:rPr>
         <w:t>反应速率加快</w:t>
       </w:r>
+    </w:p>
+    <w:p>
+      <w:pPr>
+        <w:spacing w:before="0" w:after="0"/>
+      </w:pPr>
+    </w:p>
+    <w:p>
+      <w:pPr>
+        <w:spacing w:before="0" w:after="0"/>
+      </w:pPr>
     </w:p>
     <w:p>
       <w:pPr>
@@ -2048,6 +2118,31 @@
     </w:p>
     <w:p>
       <w:pPr>
+        <w:spacing w:before="0" w:after="0"/>
+      </w:pPr>
+    </w:p>
+    <w:p>
+      <w:pPr>
+        <w:spacing w:before="0" w:after="0"/>
+      </w:pPr>
+    </w:p>
+    <w:p>
+      <w:pPr>
+        <w:spacing w:before="0" w:after="0"/>
+      </w:pPr>
+    </w:p>
+    <w:p>
+      <w:pPr>
+        <w:spacing w:before="0" w:after="0"/>
+      </w:pPr>
+    </w:p>
+    <w:p>
+      <w:pPr>
+        <w:spacing w:before="0" w:after="0"/>
+      </w:pPr>
+    </w:p>
+    <w:p>
+      <w:pPr>
         <w:spacing w:before="160" w:after="80"/>
       </w:pPr>
       <w:r>
@@ -2665,6 +2760,46 @@
         </w:rPr>
         <w:t>？</w:t>
       </w:r>
+    </w:p>
+    <w:p>
+      <w:pPr>
+        <w:spacing w:before="0" w:after="0"/>
+      </w:pPr>
+    </w:p>
+    <w:p>
+      <w:pPr>
+        <w:spacing w:before="0" w:after="0"/>
+      </w:pPr>
+    </w:p>
+    <w:p>
+      <w:pPr>
+        <w:spacing w:before="0" w:after="0"/>
+      </w:pPr>
+    </w:p>
+    <w:p>
+      <w:pPr>
+        <w:spacing w:before="0" w:after="0"/>
+      </w:pPr>
+    </w:p>
+    <w:p>
+      <w:pPr>
+        <w:spacing w:before="0" w:after="0"/>
+      </w:pPr>
+    </w:p>
+    <w:p>
+      <w:pPr>
+        <w:spacing w:before="0" w:after="0"/>
+      </w:pPr>
+    </w:p>
+    <w:p>
+      <w:pPr>
+        <w:spacing w:before="0" w:after="0"/>
+      </w:pPr>
+    </w:p>
+    <w:p>
+      <w:pPr>
+        <w:spacing w:before="0" w:after="0"/>
+      </w:pPr>
     </w:p>
     <w:p>
       <w:pPr>
@@ -3224,6 +3359,8 @@
     <w:p>
       <w:pPr>
         <w:pStyle w:val="BodyText"/>
+        <w:ind w:left="480" w:hanging="480"/>
+        <w:spacing w:after="0"/>
       </w:pPr>
       <w:r>
         <w:rPr>
@@ -3241,7 +3378,20 @@
         <w:rPr>
           <w:rFonts w:ascii="Times New Roman" w:hAnsi="Times New Roman" w:eastAsia="Times New Roman" w:cs="Times New Roman"/>
         </w:rPr>
-        <w:t xml:space="preserve">　　B. </w:t>
+        <w:t xml:space="preserve">　　</w:t>
+      </w:r>
+    </w:p>
+    <w:p>
+      <w:pPr>
+        <w:pStyle w:val="BodyText"/>
+        <w:ind w:left="480" w:hanging="480"/>
+        <w:spacing w:before="0" w:after="180"/>
+      </w:pPr>
+      <w:r>
+        <w:rPr>
+          <w:rFonts w:ascii="Times New Roman" w:hAnsi="Times New Roman" w:eastAsia="Times New Roman" w:cs="Times New Roman"/>
+        </w:rPr>
+        <w:t xml:space="preserve">B. </w:t>
       </w:r>
       <w:r>
         <w:rPr>
@@ -3452,6 +3602,16 @@
     </w:p>
     <w:p>
       <w:pPr>
+        <w:spacing w:before="0" w:after="0"/>
+      </w:pPr>
+    </w:p>
+    <w:p>
+      <w:pPr>
+        <w:spacing w:before="0" w:after="0"/>
+      </w:pPr>
+    </w:p>
+    <w:p>
+      <w:pPr>
         <w:spacing w:before="160" w:after="80"/>
       </w:pPr>
       <w:r>
@@ -3550,6 +3710,21 @@
         </w:rPr>
         <w:t xml:space="preserve"> Nb)。</w:t>
       </w:r>
+    </w:p>
+    <w:p>
+      <w:pPr>
+        <w:spacing w:before="0" w:after="0"/>
+      </w:pPr>
+    </w:p>
+    <w:p>
+      <w:pPr>
+        <w:spacing w:before="0" w:after="0"/>
+      </w:pPr>
+    </w:p>
+    <w:p>
+      <w:pPr>
+        <w:spacing w:before="0" w:after="0"/>
+      </w:pPr>
     </w:p>
     <w:p>
       <w:pPr>
@@ -4189,6 +4364,31 @@
     </w:p>
     <w:p>
       <w:pPr>
+        <w:spacing w:before="0" w:after="0"/>
+      </w:pPr>
+    </w:p>
+    <w:p>
+      <w:pPr>
+        <w:spacing w:before="0" w:after="0"/>
+      </w:pPr>
+    </w:p>
+    <w:p>
+      <w:pPr>
+        <w:spacing w:before="0" w:after="0"/>
+      </w:pPr>
+    </w:p>
+    <w:p>
+      <w:pPr>
+        <w:spacing w:before="0" w:after="0"/>
+      </w:pPr>
+    </w:p>
+    <w:p>
+      <w:pPr>
+        <w:spacing w:before="0" w:after="0"/>
+      </w:pPr>
+    </w:p>
+    <w:p>
+      <w:pPr>
         <w:spacing w:before="160" w:after="80"/>
       </w:pPr>
       <w:r>
@@ -4513,6 +4713,31 @@
     </w:p>
     <w:p>
       <w:pPr>
+        <w:spacing w:before="0" w:after="0"/>
+      </w:pPr>
+    </w:p>
+    <w:p>
+      <w:pPr>
+        <w:spacing w:before="0" w:after="0"/>
+      </w:pPr>
+    </w:p>
+    <w:p>
+      <w:pPr>
+        <w:spacing w:before="0" w:after="0"/>
+      </w:pPr>
+    </w:p>
+    <w:p>
+      <w:pPr>
+        <w:spacing w:before="0" w:after="0"/>
+      </w:pPr>
+    </w:p>
+    <w:p>
+      <w:pPr>
+        <w:spacing w:before="0" w:after="0"/>
+      </w:pPr>
+    </w:p>
+    <w:p>
+      <w:pPr>
         <w:spacing w:before="160" w:after="80"/>
       </w:pPr>
       <w:r>
@@ -4638,6 +4863,31 @@
     </w:p>
     <w:p>
       <w:pPr>
+        <w:spacing w:before="0" w:after="0"/>
+      </w:pPr>
+    </w:p>
+    <w:p>
+      <w:pPr>
+        <w:spacing w:before="0" w:after="0"/>
+      </w:pPr>
+    </w:p>
+    <w:p>
+      <w:pPr>
+        <w:spacing w:before="0" w:after="0"/>
+      </w:pPr>
+    </w:p>
+    <w:p>
+      <w:pPr>
+        <w:spacing w:before="0" w:after="0"/>
+      </w:pPr>
+    </w:p>
+    <w:p>
+      <w:pPr>
+        <w:spacing w:before="0" w:after="0"/>
+      </w:pPr>
+    </w:p>
+    <w:p>
+      <w:pPr>
         <w:spacing w:before="160" w:after="80"/>
       </w:pPr>
       <w:r>
@@ -4703,6 +4953,21 @@
     </w:p>
     <w:p>
       <w:pPr>
+        <w:spacing w:before="0" w:after="0"/>
+      </w:pPr>
+    </w:p>
+    <w:p>
+      <w:pPr>
+        <w:spacing w:before="0" w:after="0"/>
+      </w:pPr>
+    </w:p>
+    <w:p>
+      <w:pPr>
+        <w:spacing w:before="0" w:after="0"/>
+      </w:pPr>
+    </w:p>
+    <w:p>
+      <w:pPr>
         <w:spacing w:before="160" w:after="80"/>
       </w:pPr>
       <w:r>
@@ -4914,6 +5179,31 @@
         </w:rPr>
         <w:t>?</w:t>
       </w:r>
+    </w:p>
+    <w:p>
+      <w:pPr>
+        <w:spacing w:before="0" w:after="0"/>
+      </w:pPr>
+    </w:p>
+    <w:p>
+      <w:pPr>
+        <w:spacing w:before="0" w:after="0"/>
+      </w:pPr>
+    </w:p>
+    <w:p>
+      <w:pPr>
+        <w:spacing w:before="0" w:after="0"/>
+      </w:pPr>
+    </w:p>
+    <w:p>
+      <w:pPr>
+        <w:spacing w:before="0" w:after="0"/>
+      </w:pPr>
+    </w:p>
+    <w:p>
+      <w:pPr>
+        <w:spacing w:before="0" w:after="0"/>
+      </w:pPr>
     </w:p>
     <w:p>
       <w:pPr>
@@ -5548,6 +5838,21 @@
     </w:p>
     <w:p>
       <w:pPr>
+        <w:spacing w:before="0" w:after="0"/>
+      </w:pPr>
+    </w:p>
+    <w:p>
+      <w:pPr>
+        <w:spacing w:before="0" w:after="0"/>
+      </w:pPr>
+    </w:p>
+    <w:p>
+      <w:pPr>
+        <w:spacing w:before="0" w:after="0"/>
+      </w:pPr>
+    </w:p>
+    <w:p>
+      <w:pPr>
         <w:spacing w:before="160" w:after="80"/>
       </w:pPr>
       <w:r>
@@ -5594,7 +5899,7 @@
         </w:rPr>
         <w:drawing>
           <wp:inline>
-            <wp:extent cx="3240000" cy="3149686"/>
+            <wp:extent cx="3228710" cy="3149686"/>
             <wp:effectExtent b="0" l="0" r="0" t="0"/>
             <wp:docPr descr="" title="" id="29" name="Picture"/>
             <a:graphic>
@@ -5615,7 +5920,7 @@
                   <pic:spPr bwMode="auto">
                     <a:xfrm>
                       <a:off x="0" y="0"/>
-                      <a:ext cx="3240000" cy="3149686"/>
+                      <a:ext cx="3228710" cy="3149686"/>
                     </a:xfrm>
                     <a:prstGeom prst="rect">
                       <a:avLst/>
@@ -5901,6 +6206,21 @@
     </w:p>
     <w:p>
       <w:pPr>
+        <w:spacing w:before="0" w:after="0"/>
+      </w:pPr>
+    </w:p>
+    <w:p>
+      <w:pPr>
+        <w:spacing w:before="0" w:after="0"/>
+      </w:pPr>
+    </w:p>
+    <w:p>
+      <w:pPr>
+        <w:spacing w:before="0" w:after="0"/>
+      </w:pPr>
+    </w:p>
+    <w:p>
+      <w:pPr>
         <w:spacing w:before="160" w:after="80"/>
       </w:pPr>
       <w:r>
@@ -6303,6 +6623,31 @@
         </w:rPr>
         <w:t xml:space="preserve"> ____。</w:t>
       </w:r>
+    </w:p>
+    <w:p>
+      <w:pPr>
+        <w:spacing w:before="0" w:after="0"/>
+      </w:pPr>
+    </w:p>
+    <w:p>
+      <w:pPr>
+        <w:spacing w:before="0" w:after="0"/>
+      </w:pPr>
+    </w:p>
+    <w:p>
+      <w:pPr>
+        <w:spacing w:before="0" w:after="0"/>
+      </w:pPr>
+    </w:p>
+    <w:p>
+      <w:pPr>
+        <w:spacing w:before="0" w:after="0"/>
+      </w:pPr>
+    </w:p>
+    <w:p>
+      <w:pPr>
+        <w:spacing w:before="0" w:after="0"/>
+      </w:pPr>
     </w:p>
     <w:p>
       <w:pPr>
@@ -6979,6 +7324,31 @@
         </w:rPr>
         <w:t>。</w:t>
       </w:r>
+    </w:p>
+    <w:p>
+      <w:pPr>
+        <w:spacing w:before="0" w:after="0"/>
+      </w:pPr>
+    </w:p>
+    <w:p>
+      <w:pPr>
+        <w:spacing w:before="0" w:after="0"/>
+      </w:pPr>
+    </w:p>
+    <w:p>
+      <w:pPr>
+        <w:spacing w:before="0" w:after="0"/>
+      </w:pPr>
+    </w:p>
+    <w:p>
+      <w:pPr>
+        <w:spacing w:before="0" w:after="0"/>
+      </w:pPr>
+    </w:p>
+    <w:p>
+      <w:pPr>
+        <w:spacing w:before="0" w:after="0"/>
+      </w:pPr>
     </w:p>
     <w:p>
       <w:pPr>
@@ -7450,6 +7820,31 @@
     </w:p>
     <w:p>
       <w:pPr>
+        <w:spacing w:before="0" w:after="0"/>
+      </w:pPr>
+    </w:p>
+    <w:p>
+      <w:pPr>
+        <w:spacing w:before="0" w:after="0"/>
+      </w:pPr>
+    </w:p>
+    <w:p>
+      <w:pPr>
+        <w:spacing w:before="0" w:after="0"/>
+      </w:pPr>
+    </w:p>
+    <w:p>
+      <w:pPr>
+        <w:spacing w:before="0" w:after="0"/>
+      </w:pPr>
+    </w:p>
+    <w:p>
+      <w:pPr>
+        <w:spacing w:before="0" w:after="0"/>
+      </w:pPr>
+    </w:p>
+    <w:p>
+      <w:pPr>
         <w:spacing w:before="160" w:after="80"/>
       </w:pPr>
       <w:r>
@@ -7987,6 +8382,31 @@
         </w:rPr>
         <w:t>。</w:t>
       </w:r>
+    </w:p>
+    <w:p>
+      <w:pPr>
+        <w:spacing w:before="0" w:after="0"/>
+      </w:pPr>
+    </w:p>
+    <w:p>
+      <w:pPr>
+        <w:spacing w:before="0" w:after="0"/>
+      </w:pPr>
+    </w:p>
+    <w:p>
+      <w:pPr>
+        <w:spacing w:before="0" w:after="0"/>
+      </w:pPr>
+    </w:p>
+    <w:p>
+      <w:pPr>
+        <w:spacing w:before="0" w:after="0"/>
+      </w:pPr>
+    </w:p>
+    <w:p>
+      <w:pPr>
+        <w:spacing w:before="0" w:after="0"/>
+      </w:pPr>
     </w:p>
     <w:p>
       <w:pPr>
@@ -8999,6 +9419,31 @@
     </w:p>
     <w:p>
       <w:pPr>
+        <w:spacing w:before="0" w:after="0"/>
+      </w:pPr>
+    </w:p>
+    <w:p>
+      <w:pPr>
+        <w:spacing w:before="0" w:after="0"/>
+      </w:pPr>
+    </w:p>
+    <w:p>
+      <w:pPr>
+        <w:spacing w:before="0" w:after="0"/>
+      </w:pPr>
+    </w:p>
+    <w:p>
+      <w:pPr>
+        <w:spacing w:before="0" w:after="0"/>
+      </w:pPr>
+    </w:p>
+    <w:p>
+      <w:pPr>
+        <w:spacing w:before="0" w:after="0"/>
+      </w:pPr>
+    </w:p>
+    <w:p>
+      <w:pPr>
         <w:spacing w:before="160" w:after="80"/>
       </w:pPr>
       <w:r>
@@ -9061,6 +9506,21 @@
         </w:rPr>
         <w:t>。</w:t>
       </w:r>
+    </w:p>
+    <w:p>
+      <w:pPr>
+        <w:spacing w:before="0" w:after="0"/>
+      </w:pPr>
+    </w:p>
+    <w:p>
+      <w:pPr>
+        <w:spacing w:before="0" w:after="0"/>
+      </w:pPr>
+    </w:p>
+    <w:p>
+      <w:pPr>
+        <w:spacing w:before="0" w:after="0"/>
+      </w:pPr>
     </w:p>
     <w:p>
       <w:pPr>
@@ -10110,6 +10570,46 @@
     </w:p>
     <w:p>
       <w:pPr>
+        <w:spacing w:before="0" w:after="0"/>
+      </w:pPr>
+    </w:p>
+    <w:p>
+      <w:pPr>
+        <w:spacing w:before="0" w:after="0"/>
+      </w:pPr>
+    </w:p>
+    <w:p>
+      <w:pPr>
+        <w:spacing w:before="0" w:after="0"/>
+      </w:pPr>
+    </w:p>
+    <w:p>
+      <w:pPr>
+        <w:spacing w:before="0" w:after="0"/>
+      </w:pPr>
+    </w:p>
+    <w:p>
+      <w:pPr>
+        <w:spacing w:before="0" w:after="0"/>
+      </w:pPr>
+    </w:p>
+    <w:p>
+      <w:pPr>
+        <w:spacing w:before="0" w:after="0"/>
+      </w:pPr>
+    </w:p>
+    <w:p>
+      <w:pPr>
+        <w:spacing w:before="0" w:after="0"/>
+      </w:pPr>
+    </w:p>
+    <w:p>
+      <w:pPr>
+        <w:spacing w:before="0" w:after="0"/>
+      </w:pPr>
+    </w:p>
+    <w:p>
+      <w:pPr>
         <w:spacing w:before="160" w:after="80"/>
       </w:pPr>
       <w:r>
@@ -10773,6 +11273,46 @@
     </w:p>
     <w:p>
       <w:pPr>
+        <w:spacing w:before="0" w:after="0"/>
+      </w:pPr>
+    </w:p>
+    <w:p>
+      <w:pPr>
+        <w:spacing w:before="0" w:after="0"/>
+      </w:pPr>
+    </w:p>
+    <w:p>
+      <w:pPr>
+        <w:spacing w:before="0" w:after="0"/>
+      </w:pPr>
+    </w:p>
+    <w:p>
+      <w:pPr>
+        <w:spacing w:before="0" w:after="0"/>
+      </w:pPr>
+    </w:p>
+    <w:p>
+      <w:pPr>
+        <w:spacing w:before="0" w:after="0"/>
+      </w:pPr>
+    </w:p>
+    <w:p>
+      <w:pPr>
+        <w:spacing w:before="0" w:after="0"/>
+      </w:pPr>
+    </w:p>
+    <w:p>
+      <w:pPr>
+        <w:spacing w:before="0" w:after="0"/>
+      </w:pPr>
+    </w:p>
+    <w:p>
+      <w:pPr>
+        <w:spacing w:before="0" w:after="0"/>
+      </w:pPr>
+    </w:p>
+    <w:p>
+      <w:pPr>
         <w:spacing w:before="160" w:after="80"/>
       </w:pPr>
       <w:r>
@@ -11730,6 +12270,46 @@
         </w:rPr>
         <w:t>。</w:t>
       </w:r>
+    </w:p>
+    <w:p>
+      <w:pPr>
+        <w:spacing w:before="0" w:after="0"/>
+      </w:pPr>
+    </w:p>
+    <w:p>
+      <w:pPr>
+        <w:spacing w:before="0" w:after="0"/>
+      </w:pPr>
+    </w:p>
+    <w:p>
+      <w:pPr>
+        <w:spacing w:before="0" w:after="0"/>
+      </w:pPr>
+    </w:p>
+    <w:p>
+      <w:pPr>
+        <w:spacing w:before="0" w:after="0"/>
+      </w:pPr>
+    </w:p>
+    <w:p>
+      <w:pPr>
+        <w:spacing w:before="0" w:after="0"/>
+      </w:pPr>
+    </w:p>
+    <w:p>
+      <w:pPr>
+        <w:spacing w:before="0" w:after="0"/>
+      </w:pPr>
+    </w:p>
+    <w:p>
+      <w:pPr>
+        <w:spacing w:before="0" w:after="0"/>
+      </w:pPr>
+    </w:p>
+    <w:p>
+      <w:pPr>
+        <w:spacing w:before="0" w:after="0"/>
+      </w:pPr>
     </w:p>
     <w:p>
       <w:pPr>
@@ -12682,6 +13262,31 @@
           </m:sub>
         </m:sSub>
       </m:oMath>
+    </w:p>
+    <w:p>
+      <w:pPr>
+        <w:spacing w:before="0" w:after="0"/>
+      </w:pPr>
+    </w:p>
+    <w:p>
+      <w:pPr>
+        <w:spacing w:before="0" w:after="0"/>
+      </w:pPr>
+    </w:p>
+    <w:p>
+      <w:pPr>
+        <w:spacing w:before="0" w:after="0"/>
+      </w:pPr>
+    </w:p>
+    <w:p>
+      <w:pPr>
+        <w:spacing w:before="0" w:after="0"/>
+      </w:pPr>
+    </w:p>
+    <w:p>
+      <w:pPr>
+        <w:spacing w:before="0" w:after="0"/>
+      </w:pPr>
     </w:p>
     <w:p>
       <w:pPr>

--- a/00-首页/题组Word/第一轮·综合套卷/第一轮综合卷01（学生版）.docx
+++ b/00-首页/题组Word/第一轮·综合套卷/第一轮综合卷01（学生版）.docx
@@ -1804,7 +1804,7 @@
         <m:sSubSup>
           <m:e>
             <m:r>
-              <m:t>​</m:t>
+              <m:t xml:space="preserve"> </m:t>
             </m:r>
           </m:e>
           <m:sub>
@@ -1926,7 +1926,7 @@
         <m:sSubSup>
           <m:e>
             <m:r>
-              <m:t>​</m:t>
+              <m:t xml:space="preserve"> </m:t>
             </m:r>
           </m:e>
           <m:sub>
@@ -1983,7 +1983,7 @@
         <m:sSubSup>
           <m:e>
             <m:r>
-              <m:t>​</m:t>
+              <m:t xml:space="preserve"> </m:t>
             </m:r>
           </m:e>
           <m:sub>
@@ -2058,7 +2058,7 @@
         <m:sSubSup>
           <m:e>
             <m:r>
-              <m:t>​</m:t>
+              <m:t xml:space="preserve"> </m:t>
             </m:r>
           </m:e>
           <m:sub>
@@ -2197,7 +2197,7 @@
         <m:sSubSup>
           <m:e>
             <m:r>
-              <m:t>​</m:t>
+              <m:t xml:space="preserve"> </m:t>
             </m:r>
           </m:e>
           <m:sub>
@@ -2323,7 +2323,7 @@
         <m:sSubSup>
           <m:e>
             <m:r>
-              <m:t>​</m:t>
+              <m:t xml:space="preserve"> </m:t>
             </m:r>
           </m:e>
           <m:sub>
@@ -2383,7 +2383,7 @@
         <m:sSubSup>
           <m:e>
             <m:r>
-              <m:t>​</m:t>
+              <m:t xml:space="preserve"> </m:t>
             </m:r>
           </m:e>
           <m:sub>
@@ -2503,7 +2503,7 @@
         <m:sSubSup>
           <m:e>
             <m:r>
-              <m:t>​</m:t>
+              <m:t xml:space="preserve"> </m:t>
             </m:r>
           </m:e>
           <m:sub>
@@ -2570,7 +2570,7 @@
         <m:sSubSup>
           <m:e>
             <m:r>
-              <m:t>​</m:t>
+              <m:t xml:space="preserve"> </m:t>
             </m:r>
           </m:e>
           <m:sub>
@@ -2637,7 +2637,7 @@
         <m:sSubSup>
           <m:e>
             <m:r>
-              <m:t>​</m:t>
+              <m:t xml:space="preserve"> </m:t>
             </m:r>
           </m:e>
           <m:sub>
@@ -2692,7 +2692,7 @@
         <m:sSubSup>
           <m:e>
             <m:r>
-              <m:t>​</m:t>
+              <m:t xml:space="preserve"> </m:t>
             </m:r>
           </m:e>
           <m:sub>

--- a/00-首页/题组Word/第一轮·综合套卷/第一轮综合卷01（学生版）.docx
+++ b/00-首页/题组Word/第一轮·综合套卷/第一轮综合卷01（学生版）.docx
@@ -259,6 +259,7 @@
     <w:p>
       <w:pPr>
         <w:pStyle w:val="Compact"/>
+        <w:spacing w:before="0" w:after="0"/>
       </w:pPr>
       <w:r>
         <w:rPr>
@@ -314,6 +315,7 @@
     <w:p>
       <w:pPr>
         <w:pStyle w:val="Compact"/>
+        <w:spacing w:before="0" w:after="0"/>
       </w:pPr>
       <w:r>
         <w:rPr>
@@ -356,6 +358,7 @@
     <w:p>
       <w:pPr>
         <w:pStyle w:val="Compact"/>
+        <w:spacing w:before="0" w:after="0"/>
       </w:pPr>
       <w:r>
         <w:rPr>
@@ -409,6 +412,7 @@
     <w:p>
       <w:pPr>
         <w:pStyle w:val="Compact"/>
+        <w:spacing w:before="0" w:after="0"/>
       </w:pPr>
       <w:r>
         <w:rPr>
@@ -534,8 +538,8 @@
     <w:p>
       <w:pPr>
         <w:pStyle w:val="Compact"/>
+        <w:spacing w:before="0" w:after="0"/>
         <w:ind w:left="480" w:hanging="480"/>
-        <w:spacing w:after="0"/>
       </w:pPr>
       <w:r>
         <w:rPr>
@@ -559,14 +563,39 @@
     <w:p>
       <w:pPr>
         <w:pStyle w:val="Compact"/>
+        <w:spacing w:before="0" w:after="0"/>
         <w:ind w:left="480" w:hanging="480"/>
+      </w:pPr>
+      <w:r>
+        <w:rPr>
+          <w:rFonts w:ascii="Times New Roman" w:hAnsi="Times New Roman" w:eastAsia="Times New Roman" w:cs="Times New Roman"/>
+        </w:rPr>
+        <w:t xml:space="preserve">B. 2 </w:t>
+      </w:r>
+      <w:r>
+        <w:rPr>
+          <w:rFonts w:hint="eastAsia" w:ascii="Times New Roman" w:hAnsi="Times New Roman" w:eastAsia="FangSong" w:cs="Times New Roman"/>
+        </w:rPr>
+        <w:t xml:space="preserve">种</w:t>
+      </w:r>
+      <w:r>
+        <w:rPr>
+          <w:rFonts w:ascii="Times New Roman" w:hAnsi="Times New Roman" w:eastAsia="Times New Roman" w:cs="Times New Roman"/>
+        </w:rPr>
+        <w:t xml:space="preserve">　　</w:t>
+      </w:r>
+    </w:p>
+    <w:p>
+      <w:pPr>
+        <w:pStyle w:val="Compact"/>
         <w:spacing w:before="0" w:after="0"/>
-      </w:pPr>
-      <w:r>
-        <w:rPr>
-          <w:rFonts w:ascii="Times New Roman" w:hAnsi="Times New Roman" w:eastAsia="Times New Roman" w:cs="Times New Roman"/>
-        </w:rPr>
-        <w:t xml:space="preserve">B. 2 </w:t>
+        <w:ind w:left="480" w:hanging="480"/>
+      </w:pPr>
+      <w:r>
+        <w:rPr>
+          <w:rFonts w:ascii="Times New Roman" w:hAnsi="Times New Roman" w:eastAsia="Times New Roman" w:cs="Times New Roman"/>
+        </w:rPr>
+        <w:t xml:space="preserve">C. 3 </w:t>
       </w:r>
       <w:r>
         <w:rPr>
@@ -584,33 +613,8 @@
     <w:p>
       <w:pPr>
         <w:pStyle w:val="Compact"/>
+        <w:spacing w:before="0" w:after="0"/>
         <w:ind w:left="480" w:hanging="480"/>
-        <w:spacing w:before="0" w:after="0"/>
-      </w:pPr>
-      <w:r>
-        <w:rPr>
-          <w:rFonts w:ascii="Times New Roman" w:hAnsi="Times New Roman" w:eastAsia="Times New Roman" w:cs="Times New Roman"/>
-        </w:rPr>
-        <w:t xml:space="preserve">C. 3 </w:t>
-      </w:r>
-      <w:r>
-        <w:rPr>
-          <w:rFonts w:hint="eastAsia" w:ascii="Times New Roman" w:hAnsi="Times New Roman" w:eastAsia="FangSong" w:cs="Times New Roman"/>
-        </w:rPr>
-        <w:t xml:space="preserve">种</w:t>
-      </w:r>
-      <w:r>
-        <w:rPr>
-          <w:rFonts w:ascii="Times New Roman" w:hAnsi="Times New Roman" w:eastAsia="Times New Roman" w:cs="Times New Roman"/>
-        </w:rPr>
-        <w:t xml:space="preserve">　　</w:t>
-      </w:r>
-    </w:p>
-    <w:p>
-      <w:pPr>
-        <w:pStyle w:val="Compact"/>
-        <w:ind w:left="480" w:hanging="480"/>
-        <w:spacing w:before="0" w:after="36"/>
       </w:pPr>
       <w:r>
         <w:rPr>
@@ -685,6 +689,7 @@
     <w:p>
       <w:pPr>
         <w:pStyle w:val="Compact"/>
+        <w:spacing w:before="0" w:after="0"/>
       </w:pPr>
       <w:r>
         <w:rPr>
@@ -801,6 +806,7 @@
     <w:p>
       <w:pPr>
         <w:pStyle w:val="Compact"/>
+        <w:spacing w:before="0" w:after="0"/>
       </w:pPr>
       <w:r>
         <w:rPr>
@@ -890,6 +896,7 @@
     <w:p>
       <w:pPr>
         <w:pStyle w:val="Compact"/>
+        <w:spacing w:before="0" w:after="0"/>
       </w:pPr>
       <w:r>
         <w:rPr>
@@ -968,6 +975,7 @@
     <w:p>
       <w:pPr>
         <w:pStyle w:val="Compact"/>
+        <w:spacing w:before="0" w:after="0"/>
       </w:pPr>
       <w:r>
         <w:rPr>
@@ -1104,8 +1112,8 @@
     <w:p>
       <w:pPr>
         <w:pStyle w:val="Compact"/>
+        <w:spacing w:before="0" w:after="0"/>
         <w:ind w:left="480" w:hanging="480"/>
-        <w:spacing w:after="0"/>
       </w:pPr>
       <w:r>
         <w:rPr>
@@ -1130,21 +1138,46 @@
     <w:p>
       <w:pPr>
         <w:pStyle w:val="Compact"/>
+        <w:spacing w:before="0" w:after="0"/>
         <w:ind w:left="480" w:hanging="480"/>
+      </w:pPr>
+      <w:r>
+        <w:rPr>
+          <w:rFonts w:ascii="Times New Roman" w:hAnsi="Times New Roman" w:eastAsia="Times New Roman" w:cs="Times New Roman"/>
+        </w:rPr>
+        <w:t xml:space="preserve">B. XeF</w:t>
+      </w:r>
+      <w:r>
+        <w:rPr>
+          <w:rFonts w:ascii="Times New Roman" w:hAnsi="Times New Roman" w:eastAsia="Times New Roman" w:cs="Times New Roman"/>
+          <w:vertAlign w:val="subscript"/>
+        </w:rPr>
+        <w:t>4</w:t>
+      </w:r>
+      <w:r>
+        <w:rPr>
+          <w:rFonts w:ascii="Times New Roman" w:hAnsi="Times New Roman" w:eastAsia="Times New Roman" w:cs="Times New Roman"/>
+        </w:rPr>
+        <w:t xml:space="preserve">　　</w:t>
+      </w:r>
+    </w:p>
+    <w:p>
+      <w:pPr>
+        <w:pStyle w:val="Compact"/>
         <w:spacing w:before="0" w:after="0"/>
-      </w:pPr>
-      <w:r>
-        <w:rPr>
-          <w:rFonts w:ascii="Times New Roman" w:hAnsi="Times New Roman" w:eastAsia="Times New Roman" w:cs="Times New Roman"/>
-        </w:rPr>
-        <w:t xml:space="preserve">B. XeF</w:t>
-      </w:r>
-      <w:r>
-        <w:rPr>
-          <w:rFonts w:ascii="Times New Roman" w:hAnsi="Times New Roman" w:eastAsia="Times New Roman" w:cs="Times New Roman"/>
-          <w:vertAlign w:val="subscript"/>
-        </w:rPr>
-        <w:t>4</w:t>
+        <w:ind w:left="480" w:hanging="480"/>
+      </w:pPr>
+      <w:r>
+        <w:rPr>
+          <w:rFonts w:ascii="Times New Roman" w:hAnsi="Times New Roman" w:eastAsia="Times New Roman" w:cs="Times New Roman"/>
+        </w:rPr>
+        <w:t xml:space="preserve">C. </w:t>
+      </w:r>
+      <w:r>
+        <w:rPr>
+          <w:rFonts w:hint="eastAsia" w:ascii="Times New Roman" w:hAnsi="Times New Roman" w:eastAsia="FangSong" w:cs="Times New Roman"/>
+        </w:rPr>
+        <w:t xml:space="preserve">顺铂</w:t>
       </w:r>
       <w:r>
         <w:rPr>
@@ -1156,33 +1189,8 @@
     <w:p>
       <w:pPr>
         <w:pStyle w:val="Compact"/>
+        <w:spacing w:before="0" w:after="0"/>
         <w:ind w:left="480" w:hanging="480"/>
-        <w:spacing w:before="0" w:after="0"/>
-      </w:pPr>
-      <w:r>
-        <w:rPr>
-          <w:rFonts w:ascii="Times New Roman" w:hAnsi="Times New Roman" w:eastAsia="Times New Roman" w:cs="Times New Roman"/>
-        </w:rPr>
-        <w:t xml:space="preserve">C. </w:t>
-      </w:r>
-      <w:r>
-        <w:rPr>
-          <w:rFonts w:hint="eastAsia" w:ascii="Times New Roman" w:hAnsi="Times New Roman" w:eastAsia="FangSong" w:cs="Times New Roman"/>
-        </w:rPr>
-        <w:t xml:space="preserve">顺铂</w:t>
-      </w:r>
-      <w:r>
-        <w:rPr>
-          <w:rFonts w:ascii="Times New Roman" w:hAnsi="Times New Roman" w:eastAsia="Times New Roman" w:cs="Times New Roman"/>
-        </w:rPr>
-        <w:t xml:space="preserve">　　</w:t>
-      </w:r>
-    </w:p>
-    <w:p>
-      <w:pPr>
-        <w:pStyle w:val="Compact"/>
-        <w:ind w:left="480" w:hanging="480"/>
-        <w:spacing w:before="0" w:after="36"/>
       </w:pPr>
       <w:r>
         <w:rPr>
@@ -1265,6 +1273,7 @@
     <w:p>
       <w:pPr>
         <w:pStyle w:val="Compact"/>
+        <w:spacing w:before="0" w:after="0"/>
       </w:pPr>
       <w:r>
         <w:rPr>
@@ -1294,6 +1303,7 @@
     <w:p>
       <w:pPr>
         <w:pStyle w:val="Compact"/>
+        <w:spacing w:before="0" w:after="0"/>
       </w:pPr>
       <w:r>
         <w:rPr>
@@ -1323,6 +1333,7 @@
     <w:p>
       <w:pPr>
         <w:pStyle w:val="Compact"/>
+        <w:spacing w:before="0" w:after="0"/>
       </w:pPr>
       <w:r>
         <w:rPr>
@@ -1340,6 +1351,7 @@
     <w:p>
       <w:pPr>
         <w:pStyle w:val="Compact"/>
+        <w:spacing w:before="0" w:after="0"/>
       </w:pPr>
       <w:r>
         <w:rPr>
@@ -1414,6 +1426,7 @@
     <w:p>
       <w:pPr>
         <w:pStyle w:val="Compact"/>
+        <w:spacing w:before="0" w:after="0"/>
       </w:pPr>
       <w:r>
         <w:rPr>
@@ -1455,6 +1468,7 @@
     <w:p>
       <w:pPr>
         <w:pStyle w:val="Compact"/>
+        <w:spacing w:before="0" w:after="0"/>
       </w:pPr>
       <w:r>
         <w:rPr>
@@ -1508,6 +1522,7 @@
     <w:p>
       <w:pPr>
         <w:pStyle w:val="Compact"/>
+        <w:spacing w:before="0" w:after="0"/>
       </w:pPr>
       <w:r>
         <w:rPr>
@@ -1561,6 +1576,7 @@
     <w:p>
       <w:pPr>
         <w:pStyle w:val="Compact"/>
+        <w:spacing w:before="0" w:after="0"/>
       </w:pPr>
       <w:r>
         <w:rPr>
@@ -3115,6 +3131,7 @@
     <w:p>
       <w:pPr>
         <w:pStyle w:val="BodyText"/>
+        <w:spacing w:before="0" w:after="0"/>
       </w:pPr>
       <w:r>
         <w:rPr>
@@ -3132,6 +3149,7 @@
     <w:p>
       <w:pPr>
         <w:pStyle w:val="BodyText"/>
+        <w:spacing w:before="0" w:after="0"/>
       </w:pPr>
       <w:r>
         <w:rPr>
@@ -3161,6 +3179,7 @@
     <w:p>
       <w:pPr>
         <w:pStyle w:val="BodyText"/>
+        <w:spacing w:before="0" w:after="0"/>
       </w:pPr>
       <w:r>
         <w:rPr>
@@ -3237,6 +3256,7 @@
     <w:p>
       <w:pPr>
         <w:pStyle w:val="BodyText"/>
+        <w:spacing w:before="0" w:after="0"/>
       </w:pPr>
       <w:r>
         <w:rPr>
@@ -3266,6 +3286,7 @@
     <w:p>
       <w:pPr>
         <w:pStyle w:val="BodyText"/>
+        <w:spacing w:before="0" w:after="0"/>
       </w:pPr>
       <w:r>
         <w:rPr>
@@ -3295,6 +3316,7 @@
     <w:p>
       <w:pPr>
         <w:pStyle w:val="BodyText"/>
+        <w:spacing w:before="0" w:after="0"/>
       </w:pPr>
       <w:r>
         <w:rPr>
@@ -3359,8 +3381,8 @@
     <w:p>
       <w:pPr>
         <w:pStyle w:val="BodyText"/>
+        <w:spacing w:before="0" w:after="0"/>
         <w:ind w:left="480" w:hanging="480"/>
-        <w:spacing w:after="0"/>
       </w:pPr>
       <w:r>
         <w:rPr>
@@ -3384,8 +3406,8 @@
     <w:p>
       <w:pPr>
         <w:pStyle w:val="BodyText"/>
+        <w:spacing w:before="0" w:after="0"/>
         <w:ind w:left="480" w:hanging="480"/>
-        <w:spacing w:before="0" w:after="180"/>
       </w:pPr>
       <w:r>
         <w:rPr>
@@ -3403,6 +3425,7 @@
     <w:p>
       <w:pPr>
         <w:pStyle w:val="BodyText"/>
+        <w:spacing w:before="0" w:after="0"/>
       </w:pPr>
       <w:r>
         <w:rPr>
@@ -7606,6 +7629,14 @@
       <w:tblPr>
         <w:tblStyle w:val="Table"/>
         <w:tblW w:type="auto" w:w="0"/>
+        <w:tblBorders>
+          <w:top w:val="single" w:sz="12" w:space="0" w:color="000000"/>
+          <w:left w:val="none" w:sz="0" w:space="0" w:color="auto"/>
+          <w:bottom w:val="single" w:sz="12" w:space="0" w:color="000000"/>
+          <w:right w:val="none" w:sz="0" w:space="0" w:color="auto"/>
+          <w:insideH w:val="none" w:sz="0" w:space="0" w:color="auto"/>
+          <w:insideV w:val="none" w:sz="0" w:space="0" w:color="auto"/>
+        </w:tblBorders>
         <w:tblLook w:firstRow="1" w:lastRow="0" w:firstColumn="0" w:lastColumn="0" w:noHBand="0" w:noVBand="0" w:val="0020"/>
       </w:tblPr>
       <w:tblGrid>
@@ -7617,7 +7648,11 @@
           <w:tblHeader w:val="on"/>
         </w:trPr>
         <w:tc>
-          <w:tcPr/>
+          <w:tcPr>
+            <w:tcBorders>
+              <w:bottom w:val="single" w:sz="8" w:space="0" w:color="000000"/>
+            </w:tcBorders>
+          </w:tcPr>
           <w:p>
             <w:pPr>
               <w:pStyle w:val="Compact"/>
@@ -7633,7 +7668,11 @@
           </w:p>
         </w:tc>
         <w:tc>
-          <w:tcPr/>
+          <w:tcPr>
+            <w:tcBorders>
+              <w:bottom w:val="single" w:sz="8" w:space="0" w:color="000000"/>
+            </w:tcBorders>
+          </w:tcPr>
           <w:p>
             <w:pPr>
               <w:pStyle w:val="Compact"/>
@@ -9904,6 +9943,14 @@
       <w:tblPr>
         <w:tblStyle w:val="Table"/>
         <w:tblW w:type="auto" w:w="0"/>
+        <w:tblBorders>
+          <w:top w:val="single" w:sz="12" w:space="0" w:color="000000"/>
+          <w:left w:val="none" w:sz="0" w:space="0" w:color="auto"/>
+          <w:bottom w:val="single" w:sz="12" w:space="0" w:color="000000"/>
+          <w:right w:val="none" w:sz="0" w:space="0" w:color="auto"/>
+          <w:insideH w:val="none" w:sz="0" w:space="0" w:color="auto"/>
+          <w:insideV w:val="none" w:sz="0" w:space="0" w:color="auto"/>
+        </w:tblBorders>
         <w:tblLook w:firstRow="1" w:lastRow="0" w:firstColumn="0" w:lastColumn="0" w:noHBand="0" w:noVBand="0" w:val="0020"/>
       </w:tblPr>
       <w:tblGrid>
@@ -9917,7 +9964,11 @@
           <w:tblHeader w:val="on"/>
         </w:trPr>
         <w:tc>
-          <w:tcPr/>
+          <w:tcPr>
+            <w:tcBorders>
+              <w:bottom w:val="single" w:sz="8" w:space="0" w:color="000000"/>
+            </w:tcBorders>
+          </w:tcPr>
           <w:p>
             <w:pPr>
               <w:pStyle w:val="Compact"/>
@@ -9933,7 +9984,11 @@
           </w:p>
         </w:tc>
         <w:tc>
-          <w:tcPr/>
+          <w:tcPr>
+            <w:tcBorders>
+              <w:bottom w:val="single" w:sz="8" w:space="0" w:color="000000"/>
+            </w:tcBorders>
+          </w:tcPr>
           <w:p>
             <w:pPr>
               <w:pStyle w:val="Compact"/>
@@ -9963,7 +10018,11 @@
           </w:p>
         </w:tc>
         <w:tc>
-          <w:tcPr/>
+          <w:tcPr>
+            <w:tcBorders>
+              <w:bottom w:val="single" w:sz="8" w:space="0" w:color="000000"/>
+            </w:tcBorders>
+          </w:tcPr>
           <w:p>
             <w:pPr>
               <w:pStyle w:val="Compact"/>
@@ -9993,7 +10052,11 @@
           </w:p>
         </w:tc>
         <w:tc>
-          <w:tcPr/>
+          <w:tcPr>
+            <w:tcBorders>
+              <w:bottom w:val="single" w:sz="8" w:space="0" w:color="000000"/>
+            </w:tcBorders>
+          </w:tcPr>
           <w:p>
             <w:pPr>
               <w:pStyle w:val="Compact"/>
@@ -13651,7 +13714,7 @@
     <ns0:rPr>
       <ns0:rFonts ns0:ascii="Times New Roman" ns0:cs="Times New Roman" ns0:eastAsia="SimHei" ns0:hAnsi="Times New Roman"/>
       <ns0:b/>
-      <ns0:color ns0:val="17324D"/>
+      <ns0:color ns0:val="000000"/>
       <ns0:sz ns0:val="44"/>
       <ns0:szCs ns0:val="56"/>
     </ns0:rPr>
@@ -13793,7 +13856,7 @@
     <ns0:rPr>
       <ns0:rFonts ns0:ascii="Times New Roman" ns0:cs="Times New Roman" ns0:eastAsia="SimHei" ns0:hAnsi="Times New Roman"/>
       <ns0:b/>
-      <ns0:color ns0:val="17324D"/>
+      <ns0:color ns0:val="000000"/>
       <ns0:sz ns0:val="32"/>
       <ns0:szCs ns0:val="40"/>
     </ns0:rPr>
@@ -13817,7 +13880,7 @@
     <ns0:rPr>
       <ns0:rFonts ns0:ascii="Times New Roman" ns0:cs="Times New Roman" ns0:eastAsia="SimHei" ns0:hAnsi="Times New Roman"/>
       <ns0:b/>
-      <ns0:color ns0:val="17324D"/>
+      <ns0:color ns0:val="000000"/>
       <ns0:sz ns0:val="28"/>
       <ns0:szCs ns0:val="32"/>
     </ns0:rPr>
@@ -13841,7 +13904,7 @@
     <ns0:rPr>
       <ns0:rFonts ns0:ascii="Times New Roman" ns0:cs="Times New Roman" ns0:eastAsia="SimHei" ns0:hAnsi="Times New Roman"/>
       <ns0:b/>
-      <ns0:color ns0:val="17324D"/>
+      <ns0:color ns0:val="000000"/>
       <ns0:sz ns0:val="25"/>
       <ns0:szCs ns0:val="28"/>
     </ns0:rPr>

--- a/00-首页/题组Word/第一轮·综合套卷/第一轮综合卷01（学生版）.docx
+++ b/00-首页/题组Word/第一轮·综合套卷/第一轮综合卷01（学生版）.docx
@@ -216,7 +216,7 @@
         </w:rPr>
         <w:drawing>
           <wp:inline>
-            <wp:extent cx="3600000" cy="2257840"/>
+            <wp:extent cx="3600000" cy="2502438"/>
             <wp:effectExtent b="0" l="0" r="0" t="0"/>
             <wp:docPr descr="" title="" id="10" name="Picture"/>
             <a:graphic>
@@ -237,7 +237,7 @@
                   <pic:spPr bwMode="auto">
                     <a:xfrm>
                       <a:off x="0" y="0"/>
-                      <a:ext cx="3600000" cy="2257840"/>
+                      <a:ext cx="3600000" cy="2502438"/>
                     </a:xfrm>
                     <a:prstGeom prst="rect">
                       <a:avLst/>
@@ -259,7 +259,10 @@
     <w:p>
       <w:pPr>
         <w:pStyle w:val="Compact"/>
-        <w:spacing w:before="0" w:after="0"/>
+        <w:numPr>
+          <w:ilvl w:val="0"/>
+          <w:numId w:val="1001"/>
+        </w:numPr>
       </w:pPr>
       <w:r>
         <w:rPr>
@@ -315,7 +318,10 @@
     <w:p>
       <w:pPr>
         <w:pStyle w:val="Compact"/>
-        <w:spacing w:before="0" w:after="0"/>
+        <w:numPr>
+          <w:ilvl w:val="0"/>
+          <w:numId w:val="1001"/>
+        </w:numPr>
       </w:pPr>
       <w:r>
         <w:rPr>
@@ -358,7 +364,10 @@
     <w:p>
       <w:pPr>
         <w:pStyle w:val="Compact"/>
-        <w:spacing w:before="0" w:after="0"/>
+        <w:numPr>
+          <w:ilvl w:val="0"/>
+          <w:numId w:val="1001"/>
+        </w:numPr>
       </w:pPr>
       <w:r>
         <w:rPr>
@@ -412,7 +421,10 @@
     <w:p>
       <w:pPr>
         <w:pStyle w:val="Compact"/>
-        <w:spacing w:before="0" w:after="0"/>
+        <w:numPr>
+          <w:ilvl w:val="0"/>
+          <w:numId w:val="1001"/>
+        </w:numPr>
       </w:pPr>
       <w:r>
         <w:rPr>
@@ -451,16 +463,6 @@
         </w:rPr>
         <w:t xml:space="preserve">种不同环境的氢原子</w:t>
       </w:r>
-    </w:p>
-    <w:p>
-      <w:pPr>
-        <w:spacing w:before="0" w:after="0"/>
-      </w:pPr>
-    </w:p>
-    <w:p>
-      <w:pPr>
-        <w:spacing w:before="0" w:after="0"/>
-      </w:pPr>
     </w:p>
     <w:p>
       <w:pPr>
@@ -538,8 +540,10 @@
     <w:p>
       <w:pPr>
         <w:pStyle w:val="Compact"/>
-        <w:spacing w:before="0" w:after="0"/>
-        <w:ind w:left="480" w:hanging="480"/>
+        <w:numPr>
+          <w:ilvl w:val="0"/>
+          <w:numId w:val="1002"/>
+        </w:numPr>
       </w:pPr>
       <w:r>
         <w:rPr>
@@ -557,20 +561,7 @@
         <w:rPr>
           <w:rFonts w:ascii="Times New Roman" w:hAnsi="Times New Roman" w:eastAsia="Times New Roman" w:cs="Times New Roman"/>
         </w:rPr>
-        <w:t xml:space="preserve">　　</w:t>
-      </w:r>
-    </w:p>
-    <w:p>
-      <w:pPr>
-        <w:pStyle w:val="Compact"/>
-        <w:spacing w:before="0" w:after="0"/>
-        <w:ind w:left="480" w:hanging="480"/>
-      </w:pPr>
-      <w:r>
-        <w:rPr>
-          <w:rFonts w:ascii="Times New Roman" w:hAnsi="Times New Roman" w:eastAsia="Times New Roman" w:cs="Times New Roman"/>
-        </w:rPr>
-        <w:t xml:space="preserve">B. 2 </w:t>
+        <w:t xml:space="preserve">　　B. 2 </w:t>
       </w:r>
       <w:r>
         <w:rPr>
@@ -582,20 +573,7 @@
         <w:rPr>
           <w:rFonts w:ascii="Times New Roman" w:hAnsi="Times New Roman" w:eastAsia="Times New Roman" w:cs="Times New Roman"/>
         </w:rPr>
-        <w:t xml:space="preserve">　　</w:t>
-      </w:r>
-    </w:p>
-    <w:p>
-      <w:pPr>
-        <w:pStyle w:val="Compact"/>
-        <w:spacing w:before="0" w:after="0"/>
-        <w:ind w:left="480" w:hanging="480"/>
-      </w:pPr>
-      <w:r>
-        <w:rPr>
-          <w:rFonts w:ascii="Times New Roman" w:hAnsi="Times New Roman" w:eastAsia="Times New Roman" w:cs="Times New Roman"/>
-        </w:rPr>
-        <w:t xml:space="preserve">C. 3 </w:t>
+        <w:t xml:space="preserve">　　C. 3 </w:t>
       </w:r>
       <w:r>
         <w:rPr>
@@ -607,20 +585,7 @@
         <w:rPr>
           <w:rFonts w:ascii="Times New Roman" w:hAnsi="Times New Roman" w:eastAsia="Times New Roman" w:cs="Times New Roman"/>
         </w:rPr>
-        <w:t xml:space="preserve">　　</w:t>
-      </w:r>
-    </w:p>
-    <w:p>
-      <w:pPr>
-        <w:pStyle w:val="Compact"/>
-        <w:spacing w:before="0" w:after="0"/>
-        <w:ind w:left="480" w:hanging="480"/>
-      </w:pPr>
-      <w:r>
-        <w:rPr>
-          <w:rFonts w:ascii="Times New Roman" w:hAnsi="Times New Roman" w:eastAsia="Times New Roman" w:cs="Times New Roman"/>
-        </w:rPr>
-        <w:t xml:space="preserve">D. 4 </w:t>
+        <w:t xml:space="preserve">　　D. 4 </w:t>
       </w:r>
       <w:r>
         <w:rPr>
@@ -628,16 +593,6 @@
         </w:rPr>
         <w:t xml:space="preserve">种</w:t>
       </w:r>
-    </w:p>
-    <w:p>
-      <w:pPr>
-        <w:spacing w:before="0" w:after="0"/>
-      </w:pPr>
-    </w:p>
-    <w:p>
-      <w:pPr>
-        <w:spacing w:before="0" w:after="0"/>
-      </w:pPr>
     </w:p>
     <w:p>
       <w:pPr>
@@ -689,7 +644,10 @@
     <w:p>
       <w:pPr>
         <w:pStyle w:val="Compact"/>
-        <w:spacing w:before="0" w:after="0"/>
+        <w:numPr>
+          <w:ilvl w:val="0"/>
+          <w:numId w:val="1003"/>
+        </w:numPr>
       </w:pPr>
       <w:r>
         <w:rPr>
@@ -806,7 +764,10 @@
     <w:p>
       <w:pPr>
         <w:pStyle w:val="Compact"/>
-        <w:spacing w:before="0" w:after="0"/>
+        <w:numPr>
+          <w:ilvl w:val="0"/>
+          <w:numId w:val="1003"/>
+        </w:numPr>
       </w:pPr>
       <w:r>
         <w:rPr>
@@ -896,7 +857,10 @@
     <w:p>
       <w:pPr>
         <w:pStyle w:val="Compact"/>
-        <w:spacing w:before="0" w:after="0"/>
+        <w:numPr>
+          <w:ilvl w:val="0"/>
+          <w:numId w:val="1003"/>
+        </w:numPr>
       </w:pPr>
       <w:r>
         <w:rPr>
@@ -975,7 +939,10 @@
     <w:p>
       <w:pPr>
         <w:pStyle w:val="Compact"/>
-        <w:spacing w:before="0" w:after="0"/>
+        <w:numPr>
+          <w:ilvl w:val="0"/>
+          <w:numId w:val="1003"/>
+        </w:numPr>
       </w:pPr>
       <w:r>
         <w:rPr>
@@ -1051,16 +1018,6 @@
         </w:rPr>
         <w:t xml:space="preserve">键的键长都相等</w:t>
       </w:r>
-    </w:p>
-    <w:p>
-      <w:pPr>
-        <w:spacing w:before="0" w:after="0"/>
-      </w:pPr>
-    </w:p>
-    <w:p>
-      <w:pPr>
-        <w:spacing w:before="0" w:after="0"/>
-      </w:pPr>
     </w:p>
     <w:p>
       <w:pPr>
@@ -1112,8 +1069,10 @@
     <w:p>
       <w:pPr>
         <w:pStyle w:val="Compact"/>
-        <w:spacing w:before="0" w:after="0"/>
-        <w:ind w:left="480" w:hanging="480"/>
+        <w:numPr>
+          <w:ilvl w:val="0"/>
+          <w:numId w:val="1004"/>
+        </w:numPr>
       </w:pPr>
       <w:r>
         <w:rPr>
@@ -1132,20 +1091,7 @@
         <w:rPr>
           <w:rFonts w:ascii="Times New Roman" w:hAnsi="Times New Roman" w:eastAsia="Times New Roman" w:cs="Times New Roman"/>
         </w:rPr>
-        <w:t xml:space="preserve">　　</w:t>
-      </w:r>
-    </w:p>
-    <w:p>
-      <w:pPr>
-        <w:pStyle w:val="Compact"/>
-        <w:spacing w:before="0" w:after="0"/>
-        <w:ind w:left="480" w:hanging="480"/>
-      </w:pPr>
-      <w:r>
-        <w:rPr>
-          <w:rFonts w:ascii="Times New Roman" w:hAnsi="Times New Roman" w:eastAsia="Times New Roman" w:cs="Times New Roman"/>
-        </w:rPr>
-        <w:t xml:space="preserve">B. XeF</w:t>
+        <w:t xml:space="preserve">　　B. XeF</w:t>
       </w:r>
       <w:r>
         <w:rPr>
@@ -1158,20 +1104,7 @@
         <w:rPr>
           <w:rFonts w:ascii="Times New Roman" w:hAnsi="Times New Roman" w:eastAsia="Times New Roman" w:cs="Times New Roman"/>
         </w:rPr>
-        <w:t xml:space="preserve">　　</w:t>
-      </w:r>
-    </w:p>
-    <w:p>
-      <w:pPr>
-        <w:pStyle w:val="Compact"/>
-        <w:spacing w:before="0" w:after="0"/>
-        <w:ind w:left="480" w:hanging="480"/>
-      </w:pPr>
-      <w:r>
-        <w:rPr>
-          <w:rFonts w:ascii="Times New Roman" w:hAnsi="Times New Roman" w:eastAsia="Times New Roman" w:cs="Times New Roman"/>
-        </w:rPr>
-        <w:t xml:space="preserve">C. </w:t>
+        <w:t xml:space="preserve">　　C. </w:t>
       </w:r>
       <w:r>
         <w:rPr>
@@ -1183,20 +1116,7 @@
         <w:rPr>
           <w:rFonts w:ascii="Times New Roman" w:hAnsi="Times New Roman" w:eastAsia="Times New Roman" w:cs="Times New Roman"/>
         </w:rPr>
-        <w:t xml:space="preserve">　　</w:t>
-      </w:r>
-    </w:p>
-    <w:p>
-      <w:pPr>
-        <w:pStyle w:val="Compact"/>
-        <w:spacing w:before="0" w:after="0"/>
-        <w:ind w:left="480" w:hanging="480"/>
-      </w:pPr>
-      <w:r>
-        <w:rPr>
-          <w:rFonts w:ascii="Times New Roman" w:hAnsi="Times New Roman" w:eastAsia="Times New Roman" w:cs="Times New Roman"/>
-        </w:rPr>
-        <w:t xml:space="preserve">D. Zn(CN)</w:t>
+        <w:t xml:space="preserve">　　D. Zn(CN)</w:t>
       </w:r>
       <w:r>
         <w:rPr>
@@ -1212,16 +1132,6 @@
         </w:rPr>
         <w:t>2-</w:t>
       </w:r>
-    </w:p>
-    <w:p>
-      <w:pPr>
-        <w:spacing w:before="0" w:after="0"/>
-      </w:pPr>
-    </w:p>
-    <w:p>
-      <w:pPr>
-        <w:spacing w:before="0" w:after="0"/>
-      </w:pPr>
     </w:p>
     <w:p>
       <w:pPr>
@@ -1273,7 +1183,10 @@
     <w:p>
       <w:pPr>
         <w:pStyle w:val="Compact"/>
-        <w:spacing w:before="0" w:after="0"/>
+        <w:numPr>
+          <w:ilvl w:val="0"/>
+          <w:numId w:val="1005"/>
+        </w:numPr>
       </w:pPr>
       <w:r>
         <w:rPr>
@@ -1303,7 +1216,10 @@
     <w:p>
       <w:pPr>
         <w:pStyle w:val="Compact"/>
-        <w:spacing w:before="0" w:after="0"/>
+        <w:numPr>
+          <w:ilvl w:val="0"/>
+          <w:numId w:val="1005"/>
+        </w:numPr>
       </w:pPr>
       <w:r>
         <w:rPr>
@@ -1333,7 +1249,10 @@
     <w:p>
       <w:pPr>
         <w:pStyle w:val="Compact"/>
-        <w:spacing w:before="0" w:after="0"/>
+        <w:numPr>
+          <w:ilvl w:val="0"/>
+          <w:numId w:val="1005"/>
+        </w:numPr>
       </w:pPr>
       <w:r>
         <w:rPr>
@@ -1351,7 +1270,10 @@
     <w:p>
       <w:pPr>
         <w:pStyle w:val="Compact"/>
-        <w:spacing w:before="0" w:after="0"/>
+        <w:numPr>
+          <w:ilvl w:val="0"/>
+          <w:numId w:val="1005"/>
+        </w:numPr>
       </w:pPr>
       <w:r>
         <w:rPr>
@@ -1365,16 +1287,6 @@
         </w:rPr>
         <w:t xml:space="preserve">过渡态时体系的能量处于最大值</w:t>
       </w:r>
-    </w:p>
-    <w:p>
-      <w:pPr>
-        <w:spacing w:before="0" w:after="0"/>
-      </w:pPr>
-    </w:p>
-    <w:p>
-      <w:pPr>
-        <w:spacing w:before="0" w:after="0"/>
-      </w:pPr>
     </w:p>
     <w:p>
       <w:pPr>
@@ -1426,7 +1338,10 @@
     <w:p>
       <w:pPr>
         <w:pStyle w:val="Compact"/>
-        <w:spacing w:before="0" w:after="0"/>
+        <w:numPr>
+          <w:ilvl w:val="0"/>
+          <w:numId w:val="1006"/>
+        </w:numPr>
       </w:pPr>
       <w:r>
         <w:rPr>
@@ -1468,7 +1383,10 @@
     <w:p>
       <w:pPr>
         <w:pStyle w:val="Compact"/>
-        <w:spacing w:before="0" w:after="0"/>
+        <w:numPr>
+          <w:ilvl w:val="0"/>
+          <w:numId w:val="1006"/>
+        </w:numPr>
       </w:pPr>
       <w:r>
         <w:rPr>
@@ -1522,7 +1440,10 @@
     <w:p>
       <w:pPr>
         <w:pStyle w:val="Compact"/>
-        <w:spacing w:before="0" w:after="0"/>
+        <w:numPr>
+          <w:ilvl w:val="0"/>
+          <w:numId w:val="1006"/>
+        </w:numPr>
       </w:pPr>
       <w:r>
         <w:rPr>
@@ -1576,7 +1497,10 @@
     <w:p>
       <w:pPr>
         <w:pStyle w:val="Compact"/>
-        <w:spacing w:before="0" w:after="0"/>
+        <w:numPr>
+          <w:ilvl w:val="0"/>
+          <w:numId w:val="1006"/>
+        </w:numPr>
       </w:pPr>
       <w:r>
         <w:rPr>
@@ -1626,16 +1550,6 @@
         </w:rPr>
         <w:t>反应速率加快</w:t>
       </w:r>
-    </w:p>
-    <w:p>
-      <w:pPr>
-        <w:spacing w:before="0" w:after="0"/>
-      </w:pPr>
-    </w:p>
-    <w:p>
-      <w:pPr>
-        <w:spacing w:before="0" w:after="0"/>
-      </w:pPr>
     </w:p>
     <w:p>
       <w:pPr>
@@ -1820,7 +1734,7 @@
         <m:sSubSup>
           <m:e>
             <m:r>
-              <m:t xml:space="preserve"> </m:t>
+              <m:t>​</m:t>
             </m:r>
           </m:e>
           <m:sub>
@@ -1942,7 +1856,7 @@
         <m:sSubSup>
           <m:e>
             <m:r>
-              <m:t xml:space="preserve"> </m:t>
+              <m:t>​</m:t>
             </m:r>
           </m:e>
           <m:sub>
@@ -1999,7 +1913,7 @@
         <m:sSubSup>
           <m:e>
             <m:r>
-              <m:t xml:space="preserve"> </m:t>
+              <m:t>​</m:t>
             </m:r>
           </m:e>
           <m:sub>
@@ -2074,7 +1988,7 @@
         <m:sSubSup>
           <m:e>
             <m:r>
-              <m:t xml:space="preserve"> </m:t>
+              <m:t>​</m:t>
             </m:r>
           </m:e>
           <m:sub>
@@ -2131,31 +2045,6 @@
         </w:rPr>
         <w:t>。</w:t>
       </w:r>
-    </w:p>
-    <w:p>
-      <w:pPr>
-        <w:spacing w:before="0" w:after="0"/>
-      </w:pPr>
-    </w:p>
-    <w:p>
-      <w:pPr>
-        <w:spacing w:before="0" w:after="0"/>
-      </w:pPr>
-    </w:p>
-    <w:p>
-      <w:pPr>
-        <w:spacing w:before="0" w:after="0"/>
-      </w:pPr>
-    </w:p>
-    <w:p>
-      <w:pPr>
-        <w:spacing w:before="0" w:after="0"/>
-      </w:pPr>
-    </w:p>
-    <w:p>
-      <w:pPr>
-        <w:spacing w:before="0" w:after="0"/>
-      </w:pPr>
     </w:p>
     <w:p>
       <w:pPr>
@@ -2213,7 +2102,7 @@
         <m:sSubSup>
           <m:e>
             <m:r>
-              <m:t xml:space="preserve"> </m:t>
+              <m:t>​</m:t>
             </m:r>
           </m:e>
           <m:sub>
@@ -2339,7 +2228,7 @@
         <m:sSubSup>
           <m:e>
             <m:r>
-              <m:t xml:space="preserve"> </m:t>
+              <m:t>​</m:t>
             </m:r>
           </m:e>
           <m:sub>
@@ -2399,7 +2288,7 @@
         <m:sSubSup>
           <m:e>
             <m:r>
-              <m:t xml:space="preserve"> </m:t>
+              <m:t>​</m:t>
             </m:r>
           </m:e>
           <m:sub>
@@ -2519,7 +2408,7 @@
         <m:sSubSup>
           <m:e>
             <m:r>
-              <m:t xml:space="preserve"> </m:t>
+              <m:t>​</m:t>
             </m:r>
           </m:e>
           <m:sub>
@@ -2586,7 +2475,7 @@
         <m:sSubSup>
           <m:e>
             <m:r>
-              <m:t xml:space="preserve"> </m:t>
+              <m:t>​</m:t>
             </m:r>
           </m:e>
           <m:sub>
@@ -2653,7 +2542,7 @@
         <m:sSubSup>
           <m:e>
             <m:r>
-              <m:t xml:space="preserve"> </m:t>
+              <m:t>​</m:t>
             </m:r>
           </m:e>
           <m:sub>
@@ -2708,7 +2597,7 @@
         <m:sSubSup>
           <m:e>
             <m:r>
-              <m:t xml:space="preserve"> </m:t>
+              <m:t>​</m:t>
             </m:r>
           </m:e>
           <m:sub>
@@ -2776,46 +2665,6 @@
         </w:rPr>
         <w:t>？</w:t>
       </w:r>
-    </w:p>
-    <w:p>
-      <w:pPr>
-        <w:spacing w:before="0" w:after="0"/>
-      </w:pPr>
-    </w:p>
-    <w:p>
-      <w:pPr>
-        <w:spacing w:before="0" w:after="0"/>
-      </w:pPr>
-    </w:p>
-    <w:p>
-      <w:pPr>
-        <w:spacing w:before="0" w:after="0"/>
-      </w:pPr>
-    </w:p>
-    <w:p>
-      <w:pPr>
-        <w:spacing w:before="0" w:after="0"/>
-      </w:pPr>
-    </w:p>
-    <w:p>
-      <w:pPr>
-        <w:spacing w:before="0" w:after="0"/>
-      </w:pPr>
-    </w:p>
-    <w:p>
-      <w:pPr>
-        <w:spacing w:before="0" w:after="0"/>
-      </w:pPr>
-    </w:p>
-    <w:p>
-      <w:pPr>
-        <w:spacing w:before="0" w:after="0"/>
-      </w:pPr>
-    </w:p>
-    <w:p>
-      <w:pPr>
-        <w:spacing w:before="0" w:after="0"/>
-      </w:pPr>
     </w:p>
     <w:p>
       <w:pPr>
@@ -3131,7 +2980,6 @@
     <w:p>
       <w:pPr>
         <w:pStyle w:val="BodyText"/>
-        <w:spacing w:before="0" w:after="0"/>
       </w:pPr>
       <w:r>
         <w:rPr>
@@ -3149,7 +2997,6 @@
     <w:p>
       <w:pPr>
         <w:pStyle w:val="BodyText"/>
-        <w:spacing w:before="0" w:after="0"/>
       </w:pPr>
       <w:r>
         <w:rPr>
@@ -3179,7 +3026,6 @@
     <w:p>
       <w:pPr>
         <w:pStyle w:val="BodyText"/>
-        <w:spacing w:before="0" w:after="0"/>
       </w:pPr>
       <w:r>
         <w:rPr>
@@ -3256,7 +3102,6 @@
     <w:p>
       <w:pPr>
         <w:pStyle w:val="BodyText"/>
-        <w:spacing w:before="0" w:after="0"/>
       </w:pPr>
       <w:r>
         <w:rPr>
@@ -3286,7 +3131,6 @@
     <w:p>
       <w:pPr>
         <w:pStyle w:val="BodyText"/>
-        <w:spacing w:before="0" w:after="0"/>
       </w:pPr>
       <w:r>
         <w:rPr>
@@ -3316,7 +3160,6 @@
     <w:p>
       <w:pPr>
         <w:pStyle w:val="BodyText"/>
-        <w:spacing w:before="0" w:after="0"/>
       </w:pPr>
       <w:r>
         <w:rPr>
@@ -3381,8 +3224,6 @@
     <w:p>
       <w:pPr>
         <w:pStyle w:val="BodyText"/>
-        <w:spacing w:before="0" w:after="0"/>
-        <w:ind w:left="480" w:hanging="480"/>
       </w:pPr>
       <w:r>
         <w:rPr>
@@ -3400,32 +3241,18 @@
         <w:rPr>
           <w:rFonts w:ascii="Times New Roman" w:hAnsi="Times New Roman" w:eastAsia="Times New Roman" w:cs="Times New Roman"/>
         </w:rPr>
-        <w:t xml:space="preserve">　　</w:t>
+        <w:t xml:space="preserve">　　B. </w:t>
+      </w:r>
+      <w:r>
+        <w:rPr>
+          <w:rFonts w:hint="eastAsia" w:ascii="Times New Roman" w:hAnsi="Times New Roman" w:eastAsia="FangSong" w:cs="Times New Roman"/>
+        </w:rPr>
+        <w:t xml:space="preserve">氡的电离能大</w:t>
       </w:r>
     </w:p>
     <w:p>
       <w:pPr>
         <w:pStyle w:val="BodyText"/>
-        <w:spacing w:before="0" w:after="0"/>
-        <w:ind w:left="480" w:hanging="480"/>
-      </w:pPr>
-      <w:r>
-        <w:rPr>
-          <w:rFonts w:ascii="Times New Roman" w:hAnsi="Times New Roman" w:eastAsia="Times New Roman" w:cs="Times New Roman"/>
-        </w:rPr>
-        <w:t xml:space="preserve">B. </w:t>
-      </w:r>
-      <w:r>
-        <w:rPr>
-          <w:rFonts w:hint="eastAsia" w:ascii="Times New Roman" w:hAnsi="Times New Roman" w:eastAsia="FangSong" w:cs="Times New Roman"/>
-        </w:rPr>
-        <w:t xml:space="preserve">氡的电离能大</w:t>
-      </w:r>
-    </w:p>
-    <w:p>
-      <w:pPr>
-        <w:pStyle w:val="BodyText"/>
-        <w:spacing w:before="0" w:after="0"/>
       </w:pPr>
       <w:r>
         <w:rPr>
@@ -3625,16 +3452,6 @@
     </w:p>
     <w:p>
       <w:pPr>
-        <w:spacing w:before="0" w:after="0"/>
-      </w:pPr>
-    </w:p>
-    <w:p>
-      <w:pPr>
-        <w:spacing w:before="0" w:after="0"/>
-      </w:pPr>
-    </w:p>
-    <w:p>
-      <w:pPr>
         <w:spacing w:before="160" w:after="80"/>
       </w:pPr>
       <w:r>
@@ -3733,21 +3550,6 @@
         </w:rPr>
         <w:t xml:space="preserve"> Nb)。</w:t>
       </w:r>
-    </w:p>
-    <w:p>
-      <w:pPr>
-        <w:spacing w:before="0" w:after="0"/>
-      </w:pPr>
-    </w:p>
-    <w:p>
-      <w:pPr>
-        <w:spacing w:before="0" w:after="0"/>
-      </w:pPr>
-    </w:p>
-    <w:p>
-      <w:pPr>
-        <w:spacing w:before="0" w:after="0"/>
-      </w:pPr>
     </w:p>
     <w:p>
       <w:pPr>
@@ -4387,31 +4189,6 @@
     </w:p>
     <w:p>
       <w:pPr>
-        <w:spacing w:before="0" w:after="0"/>
-      </w:pPr>
-    </w:p>
-    <w:p>
-      <w:pPr>
-        <w:spacing w:before="0" w:after="0"/>
-      </w:pPr>
-    </w:p>
-    <w:p>
-      <w:pPr>
-        <w:spacing w:before="0" w:after="0"/>
-      </w:pPr>
-    </w:p>
-    <w:p>
-      <w:pPr>
-        <w:spacing w:before="0" w:after="0"/>
-      </w:pPr>
-    </w:p>
-    <w:p>
-      <w:pPr>
-        <w:spacing w:before="0" w:after="0"/>
-      </w:pPr>
-    </w:p>
-    <w:p>
-      <w:pPr>
         <w:spacing w:before="160" w:after="80"/>
       </w:pPr>
       <w:r>
@@ -4736,31 +4513,6 @@
     </w:p>
     <w:p>
       <w:pPr>
-        <w:spacing w:before="0" w:after="0"/>
-      </w:pPr>
-    </w:p>
-    <w:p>
-      <w:pPr>
-        <w:spacing w:before="0" w:after="0"/>
-      </w:pPr>
-    </w:p>
-    <w:p>
-      <w:pPr>
-        <w:spacing w:before="0" w:after="0"/>
-      </w:pPr>
-    </w:p>
-    <w:p>
-      <w:pPr>
-        <w:spacing w:before="0" w:after="0"/>
-      </w:pPr>
-    </w:p>
-    <w:p>
-      <w:pPr>
-        <w:spacing w:before="0" w:after="0"/>
-      </w:pPr>
-    </w:p>
-    <w:p>
-      <w:pPr>
         <w:spacing w:before="160" w:after="80"/>
       </w:pPr>
       <w:r>
@@ -4886,31 +4638,6 @@
     </w:p>
     <w:p>
       <w:pPr>
-        <w:spacing w:before="0" w:after="0"/>
-      </w:pPr>
-    </w:p>
-    <w:p>
-      <w:pPr>
-        <w:spacing w:before="0" w:after="0"/>
-      </w:pPr>
-    </w:p>
-    <w:p>
-      <w:pPr>
-        <w:spacing w:before="0" w:after="0"/>
-      </w:pPr>
-    </w:p>
-    <w:p>
-      <w:pPr>
-        <w:spacing w:before="0" w:after="0"/>
-      </w:pPr>
-    </w:p>
-    <w:p>
-      <w:pPr>
-        <w:spacing w:before="0" w:after="0"/>
-      </w:pPr>
-    </w:p>
-    <w:p>
-      <w:pPr>
         <w:spacing w:before="160" w:after="80"/>
       </w:pPr>
       <w:r>
@@ -4976,21 +4703,6 @@
     </w:p>
     <w:p>
       <w:pPr>
-        <w:spacing w:before="0" w:after="0"/>
-      </w:pPr>
-    </w:p>
-    <w:p>
-      <w:pPr>
-        <w:spacing w:before="0" w:after="0"/>
-      </w:pPr>
-    </w:p>
-    <w:p>
-      <w:pPr>
-        <w:spacing w:before="0" w:after="0"/>
-      </w:pPr>
-    </w:p>
-    <w:p>
-      <w:pPr>
         <w:spacing w:before="160" w:after="80"/>
       </w:pPr>
       <w:r>
@@ -5202,31 +4914,6 @@
         </w:rPr>
         <w:t>?</w:t>
       </w:r>
-    </w:p>
-    <w:p>
-      <w:pPr>
-        <w:spacing w:before="0" w:after="0"/>
-      </w:pPr>
-    </w:p>
-    <w:p>
-      <w:pPr>
-        <w:spacing w:before="0" w:after="0"/>
-      </w:pPr>
-    </w:p>
-    <w:p>
-      <w:pPr>
-        <w:spacing w:before="0" w:after="0"/>
-      </w:pPr>
-    </w:p>
-    <w:p>
-      <w:pPr>
-        <w:spacing w:before="0" w:after="0"/>
-      </w:pPr>
-    </w:p>
-    <w:p>
-      <w:pPr>
-        <w:spacing w:before="0" w:after="0"/>
-      </w:pPr>
     </w:p>
     <w:p>
       <w:pPr>
@@ -5861,21 +5548,6 @@
     </w:p>
     <w:p>
       <w:pPr>
-        <w:spacing w:before="0" w:after="0"/>
-      </w:pPr>
-    </w:p>
-    <w:p>
-      <w:pPr>
-        <w:spacing w:before="0" w:after="0"/>
-      </w:pPr>
-    </w:p>
-    <w:p>
-      <w:pPr>
-        <w:spacing w:before="0" w:after="0"/>
-      </w:pPr>
-    </w:p>
-    <w:p>
-      <w:pPr>
         <w:spacing w:before="160" w:after="80"/>
       </w:pPr>
       <w:r>
@@ -5922,7 +5594,7 @@
         </w:rPr>
         <w:drawing>
           <wp:inline>
-            <wp:extent cx="3228710" cy="3149686"/>
+            <wp:extent cx="3240000" cy="3149686"/>
             <wp:effectExtent b="0" l="0" r="0" t="0"/>
             <wp:docPr descr="" title="" id="29" name="Picture"/>
             <a:graphic>
@@ -5943,7 +5615,7 @@
                   <pic:spPr bwMode="auto">
                     <a:xfrm>
                       <a:off x="0" y="0"/>
-                      <a:ext cx="3228710" cy="3149686"/>
+                      <a:ext cx="3240000" cy="3149686"/>
                     </a:xfrm>
                     <a:prstGeom prst="rect">
                       <a:avLst/>
@@ -6229,21 +5901,6 @@
     </w:p>
     <w:p>
       <w:pPr>
-        <w:spacing w:before="0" w:after="0"/>
-      </w:pPr>
-    </w:p>
-    <w:p>
-      <w:pPr>
-        <w:spacing w:before="0" w:after="0"/>
-      </w:pPr>
-    </w:p>
-    <w:p>
-      <w:pPr>
-        <w:spacing w:before="0" w:after="0"/>
-      </w:pPr>
-    </w:p>
-    <w:p>
-      <w:pPr>
         <w:spacing w:before="160" w:after="80"/>
       </w:pPr>
       <w:r>
@@ -6367,15 +6024,24 @@
           </m:rPr>
           <m:t>⋅</m:t>
         </m:r>
-        <m:r>
-          <m:t>m</m:t>
-        </m:r>
-        <m:r>
-          <m:t>o</m:t>
-        </m:r>
         <m:sSup>
           <m:e>
             <m:r>
+              <m:rPr>
+                <m:sty m:val="p"/>
+              </m:rPr>
+              <m:t>m</m:t>
+            </m:r>
+            <m:r>
+              <m:rPr>
+                <m:sty m:val="p"/>
+              </m:rPr>
+              <m:t>o</m:t>
+            </m:r>
+            <m:r>
+              <m:rPr>
+                <m:sty m:val="p"/>
+              </m:rPr>
               <m:t>l</m:t>
             </m:r>
           </m:e>
@@ -6495,15 +6161,24 @@
           </m:rPr>
           <m:t>⋅</m:t>
         </m:r>
-        <m:r>
-          <m:t>m</m:t>
-        </m:r>
-        <m:r>
-          <m:t>o</m:t>
-        </m:r>
         <m:sSup>
           <m:e>
             <m:r>
+              <m:rPr>
+                <m:sty m:val="p"/>
+              </m:rPr>
+              <m:t>m</m:t>
+            </m:r>
+            <m:r>
+              <m:rPr>
+                <m:sty m:val="p"/>
+              </m:rPr>
+              <m:t>o</m:t>
+            </m:r>
+            <m:r>
+              <m:rPr>
+                <m:sty m:val="p"/>
+              </m:rPr>
               <m:t>l</m:t>
             </m:r>
           </m:e>
@@ -6646,31 +6321,6 @@
         </w:rPr>
         <w:t xml:space="preserve"> ____。</w:t>
       </w:r>
-    </w:p>
-    <w:p>
-      <w:pPr>
-        <w:spacing w:before="0" w:after="0"/>
-      </w:pPr>
-    </w:p>
-    <w:p>
-      <w:pPr>
-        <w:spacing w:before="0" w:after="0"/>
-      </w:pPr>
-    </w:p>
-    <w:p>
-      <w:pPr>
-        <w:spacing w:before="0" w:after="0"/>
-      </w:pPr>
-    </w:p>
-    <w:p>
-      <w:pPr>
-        <w:spacing w:before="0" w:after="0"/>
-      </w:pPr>
-    </w:p>
-    <w:p>
-      <w:pPr>
-        <w:spacing w:before="0" w:after="0"/>
-      </w:pPr>
     </w:p>
     <w:p>
       <w:pPr>
@@ -7350,31 +7000,6 @@
     </w:p>
     <w:p>
       <w:pPr>
-        <w:spacing w:before="0" w:after="0"/>
-      </w:pPr>
-    </w:p>
-    <w:p>
-      <w:pPr>
-        <w:spacing w:before="0" w:after="0"/>
-      </w:pPr>
-    </w:p>
-    <w:p>
-      <w:pPr>
-        <w:spacing w:before="0" w:after="0"/>
-      </w:pPr>
-    </w:p>
-    <w:p>
-      <w:pPr>
-        <w:spacing w:before="0" w:after="0"/>
-      </w:pPr>
-    </w:p>
-    <w:p>
-      <w:pPr>
-        <w:spacing w:before="0" w:after="0"/>
-      </w:pPr>
-    </w:p>
-    <w:p>
-      <w:pPr>
         <w:spacing w:before="160" w:after="80"/>
       </w:pPr>
       <w:r>
@@ -7629,14 +7254,6 @@
       <w:tblPr>
         <w:tblStyle w:val="Table"/>
         <w:tblW w:type="auto" w:w="0"/>
-        <w:tblBorders>
-          <w:top w:val="single" w:sz="12" w:space="0" w:color="000000"/>
-          <w:left w:val="none" w:sz="0" w:space="0" w:color="auto"/>
-          <w:bottom w:val="single" w:sz="12" w:space="0" w:color="000000"/>
-          <w:right w:val="none" w:sz="0" w:space="0" w:color="auto"/>
-          <w:insideH w:val="none" w:sz="0" w:space="0" w:color="auto"/>
-          <w:insideV w:val="none" w:sz="0" w:space="0" w:color="auto"/>
-        </w:tblBorders>
         <w:tblLook w:firstRow="1" w:lastRow="0" w:firstColumn="0" w:lastColumn="0" w:noHBand="0" w:noVBand="0" w:val="0020"/>
       </w:tblPr>
       <w:tblGrid>
@@ -7648,11 +7265,7 @@
           <w:tblHeader w:val="on"/>
         </w:trPr>
         <w:tc>
-          <w:tcPr>
-            <w:tcBorders>
-              <w:bottom w:val="single" w:sz="8" w:space="0" w:color="000000"/>
-            </w:tcBorders>
-          </w:tcPr>
+          <w:tcPr/>
           <w:p>
             <w:pPr>
               <w:pStyle w:val="Compact"/>
@@ -7668,11 +7281,7 @@
           </w:p>
         </w:tc>
         <w:tc>
-          <w:tcPr>
-            <w:tcBorders>
-              <w:bottom w:val="single" w:sz="8" w:space="0" w:color="000000"/>
-            </w:tcBorders>
-          </w:tcPr>
+          <w:tcPr/>
           <w:p>
             <w:pPr>
               <w:pStyle w:val="Compact"/>
@@ -7695,12 +7304,21 @@
                 <m:t>(</m:t>
               </m:r>
               <m:r>
+                <m:rPr>
+                  <m:sty m:val="p"/>
+                </m:rPr>
                 <m:t>m</m:t>
               </m:r>
               <m:r>
+                <m:rPr>
+                  <m:sty m:val="p"/>
+                </m:rPr>
                 <m:t>o</m:t>
               </m:r>
               <m:r>
+                <m:rPr>
+                  <m:sty m:val="p"/>
+                </m:rPr>
                 <m:t>l</m:t>
               </m:r>
               <m:r>
@@ -7712,6 +7330,9 @@
               <m:sSup>
                 <m:e>
                   <m:r>
+                    <m:rPr>
+                      <m:sty m:val="p"/>
+                    </m:rPr>
                     <m:t>L</m:t>
                   </m:r>
                 </m:e>
@@ -7859,31 +7480,6 @@
     </w:p>
     <w:p>
       <w:pPr>
-        <w:spacing w:before="0" w:after="0"/>
-      </w:pPr>
-    </w:p>
-    <w:p>
-      <w:pPr>
-        <w:spacing w:before="0" w:after="0"/>
-      </w:pPr>
-    </w:p>
-    <w:p>
-      <w:pPr>
-        <w:spacing w:before="0" w:after="0"/>
-      </w:pPr>
-    </w:p>
-    <w:p>
-      <w:pPr>
-        <w:spacing w:before="0" w:after="0"/>
-      </w:pPr>
-    </w:p>
-    <w:p>
-      <w:pPr>
-        <w:spacing w:before="0" w:after="0"/>
-      </w:pPr>
-    </w:p>
-    <w:p>
-      <w:pPr>
         <w:spacing w:before="160" w:after="80"/>
       </w:pPr>
       <w:r>
@@ -8421,31 +8017,6 @@
         </w:rPr>
         <w:t>。</w:t>
       </w:r>
-    </w:p>
-    <w:p>
-      <w:pPr>
-        <w:spacing w:before="0" w:after="0"/>
-      </w:pPr>
-    </w:p>
-    <w:p>
-      <w:pPr>
-        <w:spacing w:before="0" w:after="0"/>
-      </w:pPr>
-    </w:p>
-    <w:p>
-      <w:pPr>
-        <w:spacing w:before="0" w:after="0"/>
-      </w:pPr>
-    </w:p>
-    <w:p>
-      <w:pPr>
-        <w:spacing w:before="0" w:after="0"/>
-      </w:pPr>
-    </w:p>
-    <w:p>
-      <w:pPr>
-        <w:spacing w:before="0" w:after="0"/>
-      </w:pPr>
     </w:p>
     <w:p>
       <w:pPr>
@@ -9458,31 +9029,6 @@
     </w:p>
     <w:p>
       <w:pPr>
-        <w:spacing w:before="0" w:after="0"/>
-      </w:pPr>
-    </w:p>
-    <w:p>
-      <w:pPr>
-        <w:spacing w:before="0" w:after="0"/>
-      </w:pPr>
-    </w:p>
-    <w:p>
-      <w:pPr>
-        <w:spacing w:before="0" w:after="0"/>
-      </w:pPr>
-    </w:p>
-    <w:p>
-      <w:pPr>
-        <w:spacing w:before="0" w:after="0"/>
-      </w:pPr>
-    </w:p>
-    <w:p>
-      <w:pPr>
-        <w:spacing w:before="0" w:after="0"/>
-      </w:pPr>
-    </w:p>
-    <w:p>
-      <w:pPr>
         <w:spacing w:before="160" w:after="80"/>
       </w:pPr>
       <w:r>
@@ -9545,21 +9091,6 @@
         </w:rPr>
         <w:t>。</w:t>
       </w:r>
-    </w:p>
-    <w:p>
-      <w:pPr>
-        <w:spacing w:before="0" w:after="0"/>
-      </w:pPr>
-    </w:p>
-    <w:p>
-      <w:pPr>
-        <w:spacing w:before="0" w:after="0"/>
-      </w:pPr>
-    </w:p>
-    <w:p>
-      <w:pPr>
-        <w:spacing w:before="0" w:after="0"/>
-      </w:pPr>
     </w:p>
     <w:p>
       <w:pPr>
@@ -9943,14 +9474,6 @@
       <w:tblPr>
         <w:tblStyle w:val="Table"/>
         <w:tblW w:type="auto" w:w="0"/>
-        <w:tblBorders>
-          <w:top w:val="single" w:sz="12" w:space="0" w:color="000000"/>
-          <w:left w:val="none" w:sz="0" w:space="0" w:color="auto"/>
-          <w:bottom w:val="single" w:sz="12" w:space="0" w:color="000000"/>
-          <w:right w:val="none" w:sz="0" w:space="0" w:color="auto"/>
-          <w:insideH w:val="none" w:sz="0" w:space="0" w:color="auto"/>
-          <w:insideV w:val="none" w:sz="0" w:space="0" w:color="auto"/>
-        </w:tblBorders>
         <w:tblLook w:firstRow="1" w:lastRow="0" w:firstColumn="0" w:lastColumn="0" w:noHBand="0" w:noVBand="0" w:val="0020"/>
       </w:tblPr>
       <w:tblGrid>
@@ -9964,11 +9487,7 @@
           <w:tblHeader w:val="on"/>
         </w:trPr>
         <w:tc>
-          <w:tcPr>
-            <w:tcBorders>
-              <w:bottom w:val="single" w:sz="8" w:space="0" w:color="000000"/>
-            </w:tcBorders>
-          </w:tcPr>
+          <w:tcPr/>
           <w:p>
             <w:pPr>
               <w:pStyle w:val="Compact"/>
@@ -9984,11 +9503,7 @@
           </w:p>
         </w:tc>
         <w:tc>
-          <w:tcPr>
-            <w:tcBorders>
-              <w:bottom w:val="single" w:sz="8" w:space="0" w:color="000000"/>
-            </w:tcBorders>
-          </w:tcPr>
+          <w:tcPr/>
           <w:p>
             <w:pPr>
               <w:pStyle w:val="Compact"/>
@@ -10018,11 +9533,7 @@
           </w:p>
         </w:tc>
         <w:tc>
-          <w:tcPr>
-            <w:tcBorders>
-              <w:bottom w:val="single" w:sz="8" w:space="0" w:color="000000"/>
-            </w:tcBorders>
-          </w:tcPr>
+          <w:tcPr/>
           <w:p>
             <w:pPr>
               <w:pStyle w:val="Compact"/>
@@ -10052,11 +9563,7 @@
           </w:p>
         </w:tc>
         <w:tc>
-          <w:tcPr>
-            <w:tcBorders>
-              <w:bottom w:val="single" w:sz="8" w:space="0" w:color="000000"/>
-            </w:tcBorders>
-          </w:tcPr>
+          <w:tcPr/>
           <w:p>
             <w:pPr>
               <w:pStyle w:val="Compact"/>
@@ -10633,46 +10140,6 @@
     </w:p>
     <w:p>
       <w:pPr>
-        <w:spacing w:before="0" w:after="0"/>
-      </w:pPr>
-    </w:p>
-    <w:p>
-      <w:pPr>
-        <w:spacing w:before="0" w:after="0"/>
-      </w:pPr>
-    </w:p>
-    <w:p>
-      <w:pPr>
-        <w:spacing w:before="0" w:after="0"/>
-      </w:pPr>
-    </w:p>
-    <w:p>
-      <w:pPr>
-        <w:spacing w:before="0" w:after="0"/>
-      </w:pPr>
-    </w:p>
-    <w:p>
-      <w:pPr>
-        <w:spacing w:before="0" w:after="0"/>
-      </w:pPr>
-    </w:p>
-    <w:p>
-      <w:pPr>
-        <w:spacing w:before="0" w:after="0"/>
-      </w:pPr>
-    </w:p>
-    <w:p>
-      <w:pPr>
-        <w:spacing w:before="0" w:after="0"/>
-      </w:pPr>
-    </w:p>
-    <w:p>
-      <w:pPr>
-        <w:spacing w:before="0" w:after="0"/>
-      </w:pPr>
-    </w:p>
-    <w:p>
-      <w:pPr>
         <w:spacing w:before="160" w:after="80"/>
       </w:pPr>
       <w:r>
@@ -11336,46 +10803,6 @@
     </w:p>
     <w:p>
       <w:pPr>
-        <w:spacing w:before="0" w:after="0"/>
-      </w:pPr>
-    </w:p>
-    <w:p>
-      <w:pPr>
-        <w:spacing w:before="0" w:after="0"/>
-      </w:pPr>
-    </w:p>
-    <w:p>
-      <w:pPr>
-        <w:spacing w:before="0" w:after="0"/>
-      </w:pPr>
-    </w:p>
-    <w:p>
-      <w:pPr>
-        <w:spacing w:before="0" w:after="0"/>
-      </w:pPr>
-    </w:p>
-    <w:p>
-      <w:pPr>
-        <w:spacing w:before="0" w:after="0"/>
-      </w:pPr>
-    </w:p>
-    <w:p>
-      <w:pPr>
-        <w:spacing w:before="0" w:after="0"/>
-      </w:pPr>
-    </w:p>
-    <w:p>
-      <w:pPr>
-        <w:spacing w:before="0" w:after="0"/>
-      </w:pPr>
-    </w:p>
-    <w:p>
-      <w:pPr>
-        <w:spacing w:before="0" w:after="0"/>
-      </w:pPr>
-    </w:p>
-    <w:p>
-      <w:pPr>
         <w:spacing w:before="160" w:after="80"/>
       </w:pPr>
       <w:r>
@@ -12333,46 +11760,6 @@
         </w:rPr>
         <w:t>。</w:t>
       </w:r>
-    </w:p>
-    <w:p>
-      <w:pPr>
-        <w:spacing w:before="0" w:after="0"/>
-      </w:pPr>
-    </w:p>
-    <w:p>
-      <w:pPr>
-        <w:spacing w:before="0" w:after="0"/>
-      </w:pPr>
-    </w:p>
-    <w:p>
-      <w:pPr>
-        <w:spacing w:before="0" w:after="0"/>
-      </w:pPr>
-    </w:p>
-    <w:p>
-      <w:pPr>
-        <w:spacing w:before="0" w:after="0"/>
-      </w:pPr>
-    </w:p>
-    <w:p>
-      <w:pPr>
-        <w:spacing w:before="0" w:after="0"/>
-      </w:pPr>
-    </w:p>
-    <w:p>
-      <w:pPr>
-        <w:spacing w:before="0" w:after="0"/>
-      </w:pPr>
-    </w:p>
-    <w:p>
-      <w:pPr>
-        <w:spacing w:before="0" w:after="0"/>
-      </w:pPr>
-    </w:p>
-    <w:p>
-      <w:pPr>
-        <w:spacing w:before="0" w:after="0"/>
-      </w:pPr>
     </w:p>
     <w:p>
       <w:pPr>
@@ -13325,31 +12712,6 @@
           </m:sub>
         </m:sSub>
       </m:oMath>
-    </w:p>
-    <w:p>
-      <w:pPr>
-        <w:spacing w:before="0" w:after="0"/>
-      </w:pPr>
-    </w:p>
-    <w:p>
-      <w:pPr>
-        <w:spacing w:before="0" w:after="0"/>
-      </w:pPr>
-    </w:p>
-    <w:p>
-      <w:pPr>
-        <w:spacing w:before="0" w:after="0"/>
-      </w:pPr>
-    </w:p>
-    <w:p>
-      <w:pPr>
-        <w:spacing w:before="0" w:after="0"/>
-      </w:pPr>
-    </w:p>
-    <w:p>
-      <w:pPr>
-        <w:spacing w:before="0" w:after="0"/>
-      </w:pPr>
     </w:p>
     <w:p>
       <w:pPr>
@@ -13714,7 +13076,7 @@
     <ns0:rPr>
       <ns0:rFonts ns0:ascii="Times New Roman" ns0:cs="Times New Roman" ns0:eastAsia="SimHei" ns0:hAnsi="Times New Roman"/>
       <ns0:b/>
-      <ns0:color ns0:val="000000"/>
+      <ns0:color ns0:val="17324D"/>
       <ns0:sz ns0:val="44"/>
       <ns0:szCs ns0:val="56"/>
     </ns0:rPr>
@@ -13856,7 +13218,7 @@
     <ns0:rPr>
       <ns0:rFonts ns0:ascii="Times New Roman" ns0:cs="Times New Roman" ns0:eastAsia="SimHei" ns0:hAnsi="Times New Roman"/>
       <ns0:b/>
-      <ns0:color ns0:val="000000"/>
+      <ns0:color ns0:val="17324D"/>
       <ns0:sz ns0:val="32"/>
       <ns0:szCs ns0:val="40"/>
     </ns0:rPr>
@@ -13880,7 +13242,7 @@
     <ns0:rPr>
       <ns0:rFonts ns0:ascii="Times New Roman" ns0:cs="Times New Roman" ns0:eastAsia="SimHei" ns0:hAnsi="Times New Roman"/>
       <ns0:b/>
-      <ns0:color ns0:val="000000"/>
+      <ns0:color ns0:val="17324D"/>
       <ns0:sz ns0:val="28"/>
       <ns0:szCs ns0:val="32"/>
     </ns0:rPr>
@@ -13904,7 +13266,7 @@
     <ns0:rPr>
       <ns0:rFonts ns0:ascii="Times New Roman" ns0:cs="Times New Roman" ns0:eastAsia="SimHei" ns0:hAnsi="Times New Roman"/>
       <ns0:b/>
-      <ns0:color ns0:val="000000"/>
+      <ns0:color ns0:val="17324D"/>
       <ns0:sz ns0:val="25"/>
       <ns0:szCs ns0:val="28"/>
     </ns0:rPr>

--- a/00-首页/题组Word/第一轮·综合套卷/第一轮综合卷01（学生版）.docx
+++ b/00-首页/题组Word/第一轮·综合套卷/第一轮综合卷01（学生版）.docx
@@ -2,7 +2,7 @@
 <file path=word/document.xml><?xml version="1.0" encoding="utf-8"?>
 <w:document xmlns:w="http://schemas.openxmlformats.org/wordprocessingml/2006/main" xmlns:m="http://schemas.openxmlformats.org/officeDocument/2006/math" xmlns:r="http://schemas.openxmlformats.org/officeDocument/2006/relationships" xmlns:o="urn:schemas-microsoft-com:office:office" xmlns:v="urn:schemas-microsoft-com:vml" xmlns:w10="urn:schemas-microsoft-com:office:word" xmlns:a="http://schemas.openxmlformats.org/drawingml/2006/main" xmlns:pic="http://schemas.openxmlformats.org/drawingml/2006/picture" xmlns:wp="http://schemas.openxmlformats.org/drawingml/2006/wordprocessingDrawing">
   <w:body>
-    <w:bookmarkStart w:id="49" w:name="第一轮综合练习-第01卷"/>
+    <w:bookmarkStart w:id="67" w:name="第一轮综合练习-第01卷"/>
     <w:p>
       <w:pPr>
         <w:pStyle w:val="Heading1"/>
@@ -42,6 +42,60 @@
     </w:p>
     <w:p>
       <w:pPr>
+        <w:pStyle w:val="BlockText"/>
+        <w:ind w:firstLine="420"/>
+      </w:pPr>
+      <w:r>
+        <w:rPr>
+          <w:rFonts w:hint="eastAsia" w:ascii="Times New Roman" w:hAnsi="Times New Roman" w:eastAsia="FangSong" w:cs="Times New Roman"/>
+        </w:rPr>
+        <w:t xml:space="preserve">共</w:t>
+      </w:r>
+      <w:r>
+        <w:rPr>
+          <w:rFonts w:ascii="Times New Roman" w:hAnsi="Times New Roman" w:eastAsia="Times New Roman" w:cs="Times New Roman"/>
+        </w:rPr>
+        <w:t xml:space="preserve"> 27 </w:t>
+      </w:r>
+      <w:r>
+        <w:rPr>
+          <w:rFonts w:hint="eastAsia" w:ascii="Times New Roman" w:hAnsi="Times New Roman" w:eastAsia="FangSong" w:cs="Times New Roman"/>
+        </w:rPr>
+        <w:t>题</w:t>
+      </w:r>
+      <w:r>
+        <w:rPr>
+          <w:rFonts w:hint="eastAsia" w:ascii="Times New Roman" w:hAnsi="Times New Roman" w:eastAsia="Times New Roman" w:cs="Times New Roman"/>
+        </w:rPr>
+        <w:t>。</w:t>
+      </w:r>
+      <w:r>
+        <w:rPr>
+          <w:rFonts w:hint="eastAsia" w:ascii="Times New Roman" w:hAnsi="Times New Roman" w:eastAsia="FangSong" w:cs="Times New Roman"/>
+        </w:rPr>
+        <w:t>建议先独立完成</w:t>
+      </w:r>
+      <w:r>
+        <w:rPr>
+          <w:rFonts w:hint="eastAsia" w:ascii="Times New Roman" w:hAnsi="Times New Roman" w:eastAsia="Times New Roman" w:cs="Times New Roman"/>
+        </w:rPr>
+        <w:t>，</w:t>
+      </w:r>
+      <w:r>
+        <w:rPr>
+          <w:rFonts w:hint="eastAsia" w:ascii="Times New Roman" w:hAnsi="Times New Roman" w:eastAsia="FangSong" w:cs="Times New Roman"/>
+        </w:rPr>
+        <w:t>再核对答案</w:t>
+      </w:r>
+      <w:r>
+        <w:rPr>
+          <w:rFonts w:hint="eastAsia" w:ascii="Times New Roman" w:hAnsi="Times New Roman" w:eastAsia="Times New Roman" w:cs="Times New Roman"/>
+        </w:rPr>
+        <w:t>。</w:t>
+      </w:r>
+    </w:p>
+    <w:p>
+      <w:pPr>
         <w:spacing w:before="160" w:after="80"/>
       </w:pPr>
       <w:r>
@@ -50,7 +104,7 @@
         </w:pict>
       </w:r>
     </w:p>
-    <w:bookmarkStart w:id="48" w:name="题目"/>
+    <w:bookmarkStart w:id="66" w:name="题目"/>
     <w:p>
       <w:pPr>
         <w:pStyle w:val="Heading2"/>
@@ -91,6 +145,7 @@
     <w:p>
       <w:pPr>
         <w:pStyle w:val="FirstParagraph"/>
+        <w:ind w:firstLine="420"/>
       </w:pPr>
       <w:r>
         <w:rPr>
@@ -216,7 +271,7 @@
         </w:rPr>
         <w:drawing>
           <wp:inline>
-            <wp:extent cx="3600000" cy="2502438"/>
+            <wp:extent cx="3600000" cy="1944250"/>
             <wp:effectExtent b="0" l="0" r="0" t="0"/>
             <wp:docPr descr="" title="" id="10" name="Picture"/>
             <a:graphic>
@@ -237,7 +292,7 @@
                   <pic:spPr bwMode="auto">
                     <a:xfrm>
                       <a:off x="0" y="0"/>
-                      <a:ext cx="3600000" cy="2502438"/>
+                      <a:ext cx="3600000" cy="1944250"/>
                     </a:xfrm>
                     <a:prstGeom prst="rect">
                       <a:avLst/>
@@ -263,6 +318,7 @@
           <w:ilvl w:val="0"/>
           <w:numId w:val="1001"/>
         </w:numPr>
+        <w:ind w:firstLine="420"/>
       </w:pPr>
       <w:r>
         <w:rPr>
@@ -322,6 +378,7 @@
           <w:ilvl w:val="0"/>
           <w:numId w:val="1001"/>
         </w:numPr>
+        <w:ind w:firstLine="420"/>
       </w:pPr>
       <w:r>
         <w:rPr>
@@ -368,6 +425,7 @@
           <w:ilvl w:val="0"/>
           <w:numId w:val="1001"/>
         </w:numPr>
+        <w:ind w:firstLine="420"/>
       </w:pPr>
       <w:r>
         <w:rPr>
@@ -425,6 +483,7 @@
           <w:ilvl w:val="0"/>
           <w:numId w:val="1001"/>
         </w:numPr>
+        <w:ind w:firstLine="420"/>
       </w:pPr>
       <w:r>
         <w:rPr>
@@ -474,6 +533,16 @@
         </w:pict>
       </w:r>
     </w:p>
+    <w:p>
+      <w:pPr>
+        <w:spacing w:before="160" w:after="80"/>
+      </w:pPr>
+      <w:r>
+        <w:pict>
+          <v:rect style="width:0;height:1.5pt" o:hralign="center" o:hrstd="t" o:hr="t"/>
+        </w:pict>
+      </w:r>
+    </w:p>
     <w:bookmarkEnd w:id="12"/>
     <w:bookmarkStart w:id="13" w:name="第2题"/>
     <w:p>
@@ -503,6 +572,7 @@
     <w:p>
       <w:pPr>
         <w:pStyle w:val="FirstParagraph"/>
+        <w:ind w:firstLine="420"/>
       </w:pPr>
       <w:r>
         <w:rPr>
@@ -544,6 +614,7 @@
           <w:ilvl w:val="0"/>
           <w:numId w:val="1002"/>
         </w:numPr>
+        <w:ind w:firstLine="420"/>
       </w:pPr>
       <w:r>
         <w:rPr>
@@ -557,11 +628,21 @@
         </w:rPr>
         <w:t xml:space="preserve">种</w:t>
       </w:r>
-      <w:r>
-        <w:rPr>
-          <w:rFonts w:ascii="Times New Roman" w:hAnsi="Times New Roman" w:eastAsia="Times New Roman" w:cs="Times New Roman"/>
-        </w:rPr>
-        <w:t xml:space="preserve">　　B. 2 </w:t>
+    </w:p>
+    <w:p>
+      <w:pPr>
+        <w:pStyle w:val="Compact"/>
+        <w:numPr>
+          <w:ilvl w:val="0"/>
+          <w:numId w:val="1002"/>
+        </w:numPr>
+        <w:ind w:firstLine="420"/>
+      </w:pPr>
+      <w:r>
+        <w:rPr>
+          <w:rFonts w:ascii="Times New Roman" w:hAnsi="Times New Roman" w:eastAsia="Times New Roman" w:cs="Times New Roman"/>
+        </w:rPr>
+        <w:t xml:space="preserve">B. 2 </w:t>
       </w:r>
       <w:r>
         <w:rPr>
@@ -569,11 +650,21 @@
         </w:rPr>
         <w:t xml:space="preserve">种</w:t>
       </w:r>
-      <w:r>
-        <w:rPr>
-          <w:rFonts w:ascii="Times New Roman" w:hAnsi="Times New Roman" w:eastAsia="Times New Roman" w:cs="Times New Roman"/>
-        </w:rPr>
-        <w:t xml:space="preserve">　　C. 3 </w:t>
+    </w:p>
+    <w:p>
+      <w:pPr>
+        <w:pStyle w:val="Compact"/>
+        <w:numPr>
+          <w:ilvl w:val="0"/>
+          <w:numId w:val="1002"/>
+        </w:numPr>
+        <w:ind w:firstLine="420"/>
+      </w:pPr>
+      <w:r>
+        <w:rPr>
+          <w:rFonts w:ascii="Times New Roman" w:hAnsi="Times New Roman" w:eastAsia="Times New Roman" w:cs="Times New Roman"/>
+        </w:rPr>
+        <w:t xml:space="preserve">C. 3 </w:t>
       </w:r>
       <w:r>
         <w:rPr>
@@ -581,11 +672,21 @@
         </w:rPr>
         <w:t xml:space="preserve">种</w:t>
       </w:r>
-      <w:r>
-        <w:rPr>
-          <w:rFonts w:ascii="Times New Roman" w:hAnsi="Times New Roman" w:eastAsia="Times New Roman" w:cs="Times New Roman"/>
-        </w:rPr>
-        <w:t xml:space="preserve">　　D. 4 </w:t>
+    </w:p>
+    <w:p>
+      <w:pPr>
+        <w:pStyle w:val="Compact"/>
+        <w:numPr>
+          <w:ilvl w:val="0"/>
+          <w:numId w:val="1002"/>
+        </w:numPr>
+        <w:ind w:firstLine="420"/>
+      </w:pPr>
+      <w:r>
+        <w:rPr>
+          <w:rFonts w:ascii="Times New Roman" w:hAnsi="Times New Roman" w:eastAsia="Times New Roman" w:cs="Times New Roman"/>
+        </w:rPr>
+        <w:t xml:space="preserve">D. 4 </w:t>
       </w:r>
       <w:r>
         <w:rPr>
@@ -604,6 +705,16 @@
         </w:pict>
       </w:r>
     </w:p>
+    <w:p>
+      <w:pPr>
+        <w:spacing w:before="160" w:after="80"/>
+      </w:pPr>
+      <w:r>
+        <w:pict>
+          <v:rect style="width:0;height:1.5pt" o:hralign="center" o:hrstd="t" o:hr="t"/>
+        </w:pict>
+      </w:r>
+    </w:p>
     <w:bookmarkEnd w:id="13"/>
     <w:bookmarkStart w:id="14" w:name="第3题"/>
     <w:p>
@@ -633,6 +744,7 @@
     <w:p>
       <w:pPr>
         <w:pStyle w:val="FirstParagraph"/>
+        <w:ind w:firstLine="420"/>
       </w:pPr>
       <w:r>
         <w:rPr>
@@ -648,6 +760,7 @@
           <w:ilvl w:val="0"/>
           <w:numId w:val="1003"/>
         </w:numPr>
+        <w:ind w:firstLine="420"/>
       </w:pPr>
       <w:r>
         <w:rPr>
@@ -768,6 +881,7 @@
           <w:ilvl w:val="0"/>
           <w:numId w:val="1003"/>
         </w:numPr>
+        <w:ind w:firstLine="420"/>
       </w:pPr>
       <w:r>
         <w:rPr>
@@ -861,6 +975,7 @@
           <w:ilvl w:val="0"/>
           <w:numId w:val="1003"/>
         </w:numPr>
+        <w:ind w:firstLine="420"/>
       </w:pPr>
       <w:r>
         <w:rPr>
@@ -943,6 +1058,7 @@
           <w:ilvl w:val="0"/>
           <w:numId w:val="1003"/>
         </w:numPr>
+        <w:ind w:firstLine="420"/>
       </w:pPr>
       <w:r>
         <w:rPr>
@@ -1029,6 +1145,16 @@
         </w:pict>
       </w:r>
     </w:p>
+    <w:p>
+      <w:pPr>
+        <w:spacing w:before="160" w:after="80"/>
+      </w:pPr>
+      <w:r>
+        <w:pict>
+          <v:rect style="width:0;height:1.5pt" o:hralign="center" o:hrstd="t" o:hr="t"/>
+        </w:pict>
+      </w:r>
+    </w:p>
     <w:bookmarkEnd w:id="14"/>
     <w:bookmarkStart w:id="15" w:name="第4题"/>
     <w:p>
@@ -1058,6 +1184,7 @@
     <w:p>
       <w:pPr>
         <w:pStyle w:val="FirstParagraph"/>
+        <w:ind w:firstLine="420"/>
       </w:pPr>
       <w:r>
         <w:rPr>
@@ -1087,11 +1214,20 @@
         </w:rPr>
         <w:t>4</w:t>
       </w:r>
-      <w:r>
-        <w:rPr>
-          <w:rFonts w:ascii="Times New Roman" w:hAnsi="Times New Roman" w:eastAsia="Times New Roman" w:cs="Times New Roman"/>
-        </w:rPr>
-        <w:t xml:space="preserve">　　B. XeF</w:t>
+    </w:p>
+    <w:p>
+      <w:pPr>
+        <w:pStyle w:val="Compact"/>
+        <w:numPr>
+          <w:ilvl w:val="0"/>
+          <w:numId w:val="1004"/>
+        </w:numPr>
+      </w:pPr>
+      <w:r>
+        <w:rPr>
+          <w:rFonts w:ascii="Times New Roman" w:hAnsi="Times New Roman" w:eastAsia="Times New Roman" w:cs="Times New Roman"/>
+        </w:rPr>
+        <w:t>B. XeF</w:t>
       </w:r>
       <w:r>
         <w:rPr>
@@ -1100,11 +1236,21 @@
         </w:rPr>
         <w:t>4</w:t>
       </w:r>
-      <w:r>
-        <w:rPr>
-          <w:rFonts w:ascii="Times New Roman" w:hAnsi="Times New Roman" w:eastAsia="Times New Roman" w:cs="Times New Roman"/>
-        </w:rPr>
-        <w:t xml:space="preserve">　　C. </w:t>
+    </w:p>
+    <w:p>
+      <w:pPr>
+        <w:pStyle w:val="Compact"/>
+        <w:numPr>
+          <w:ilvl w:val="0"/>
+          <w:numId w:val="1004"/>
+        </w:numPr>
+        <w:ind w:firstLine="420"/>
+      </w:pPr>
+      <w:r>
+        <w:rPr>
+          <w:rFonts w:ascii="Times New Roman" w:hAnsi="Times New Roman" w:eastAsia="Times New Roman" w:cs="Times New Roman"/>
+        </w:rPr>
+        <w:t xml:space="preserve">C. </w:t>
       </w:r>
       <w:r>
         <w:rPr>
@@ -1112,11 +1258,20 @@
         </w:rPr>
         <w:t xml:space="preserve">顺铂</w:t>
       </w:r>
-      <w:r>
-        <w:rPr>
-          <w:rFonts w:ascii="Times New Roman" w:hAnsi="Times New Roman" w:eastAsia="Times New Roman" w:cs="Times New Roman"/>
-        </w:rPr>
-        <w:t xml:space="preserve">　　D. Zn(CN)</w:t>
+    </w:p>
+    <w:p>
+      <w:pPr>
+        <w:pStyle w:val="Compact"/>
+        <w:numPr>
+          <w:ilvl w:val="0"/>
+          <w:numId w:val="1004"/>
+        </w:numPr>
+      </w:pPr>
+      <w:r>
+        <w:rPr>
+          <w:rFonts w:ascii="Times New Roman" w:hAnsi="Times New Roman" w:eastAsia="Times New Roman" w:cs="Times New Roman"/>
+        </w:rPr>
+        <w:t>D. Zn(CN)</w:t>
       </w:r>
       <w:r>
         <w:rPr>
@@ -1143,6 +1298,16 @@
         </w:pict>
       </w:r>
     </w:p>
+    <w:p>
+      <w:pPr>
+        <w:spacing w:before="160" w:after="80"/>
+      </w:pPr>
+      <w:r>
+        <w:pict>
+          <v:rect style="width:0;height:1.5pt" o:hralign="center" o:hrstd="t" o:hr="t"/>
+        </w:pict>
+      </w:r>
+    </w:p>
     <w:bookmarkEnd w:id="15"/>
     <w:bookmarkStart w:id="16" w:name="第5题"/>
     <w:p>
@@ -1172,6 +1337,7 @@
     <w:p>
       <w:pPr>
         <w:pStyle w:val="FirstParagraph"/>
+        <w:ind w:firstLine="420"/>
       </w:pPr>
       <w:r>
         <w:rPr>
@@ -1187,6 +1353,7 @@
           <w:ilvl w:val="0"/>
           <w:numId w:val="1005"/>
         </w:numPr>
+        <w:ind w:firstLine="420"/>
       </w:pPr>
       <w:r>
         <w:rPr>
@@ -1220,6 +1387,7 @@
           <w:ilvl w:val="0"/>
           <w:numId w:val="1005"/>
         </w:numPr>
+        <w:ind w:firstLine="420"/>
       </w:pPr>
       <w:r>
         <w:rPr>
@@ -1253,6 +1421,7 @@
           <w:ilvl w:val="0"/>
           <w:numId w:val="1005"/>
         </w:numPr>
+        <w:ind w:firstLine="420"/>
       </w:pPr>
       <w:r>
         <w:rPr>
@@ -1274,6 +1443,7 @@
           <w:ilvl w:val="0"/>
           <w:numId w:val="1005"/>
         </w:numPr>
+        <w:ind w:firstLine="420"/>
       </w:pPr>
       <w:r>
         <w:rPr>
@@ -1298,6 +1468,16 @@
         </w:pict>
       </w:r>
     </w:p>
+    <w:p>
+      <w:pPr>
+        <w:spacing w:before="160" w:after="80"/>
+      </w:pPr>
+      <w:r>
+        <w:pict>
+          <v:rect style="width:0;height:1.5pt" o:hralign="center" o:hrstd="t" o:hr="t"/>
+        </w:pict>
+      </w:r>
+    </w:p>
     <w:bookmarkEnd w:id="16"/>
     <w:bookmarkStart w:id="17" w:name="第6题"/>
     <w:p>
@@ -1327,6 +1507,7 @@
     <w:p>
       <w:pPr>
         <w:pStyle w:val="FirstParagraph"/>
+        <w:ind w:firstLine="420"/>
       </w:pPr>
       <w:r>
         <w:rPr>
@@ -1342,6 +1523,7 @@
           <w:ilvl w:val="0"/>
           <w:numId w:val="1006"/>
         </w:numPr>
+        <w:ind w:firstLine="420"/>
       </w:pPr>
       <w:r>
         <w:rPr>
@@ -1387,6 +1569,7 @@
           <w:ilvl w:val="0"/>
           <w:numId w:val="1006"/>
         </w:numPr>
+        <w:ind w:firstLine="420"/>
       </w:pPr>
       <w:r>
         <w:rPr>
@@ -1444,6 +1627,7 @@
           <w:ilvl w:val="0"/>
           <w:numId w:val="1006"/>
         </w:numPr>
+        <w:ind w:firstLine="420"/>
       </w:pPr>
       <w:r>
         <w:rPr>
@@ -1501,6 +1685,7 @@
           <w:ilvl w:val="0"/>
           <w:numId w:val="1006"/>
         </w:numPr>
+        <w:ind w:firstLine="420"/>
       </w:pPr>
       <w:r>
         <w:rPr>
@@ -1561,6 +1746,16 @@
         </w:pict>
       </w:r>
     </w:p>
+    <w:p>
+      <w:pPr>
+        <w:spacing w:before="160" w:after="80"/>
+      </w:pPr>
+      <w:r>
+        <w:pict>
+          <v:rect style="width:0;height:1.5pt" o:hralign="center" o:hrstd="t" o:hr="t"/>
+        </w:pict>
+      </w:r>
+    </w:p>
     <w:bookmarkEnd w:id="17"/>
     <w:bookmarkStart w:id="18" w:name="第7题"/>
     <w:p>
@@ -1590,6 +1785,7 @@
     <w:p>
       <w:pPr>
         <w:pStyle w:val="FirstParagraph"/>
+        <w:ind w:firstLine="420"/>
       </w:pPr>
       <w:r>
         <w:rPr>
@@ -2056,6 +2252,16 @@
         </w:pict>
       </w:r>
     </w:p>
+    <w:p>
+      <w:pPr>
+        <w:spacing w:before="160" w:after="80"/>
+      </w:pPr>
+      <w:r>
+        <w:pict>
+          <v:rect style="width:0;height:1.5pt" o:hralign="center" o:hrstd="t" o:hr="t"/>
+        </w:pict>
+      </w:r>
+    </w:p>
     <w:bookmarkEnd w:id="18"/>
     <w:bookmarkStart w:id="19" w:name="第8题"/>
     <w:p>
@@ -2085,6 +2291,7 @@
     <w:p>
       <w:pPr>
         <w:pStyle w:val="FirstParagraph"/>
+        <w:ind w:firstLine="420"/>
       </w:pPr>
       <w:r>
         <w:rPr>
@@ -2192,14 +2399,12 @@
     </w:p>
     <w:p>
       <w:pPr>
-        <w:pStyle w:val="BodyText"/>
-      </w:pPr>
-      <w:r>
-        <w:rPr>
-          <w:rFonts w:ascii="Times New Roman" w:hAnsi="Times New Roman" w:eastAsia="Times New Roman" w:cs="Times New Roman"/>
-        </w:rPr>
-        <w:t xml:space="preserve">9-1 </w:t>
-      </w:r>
+        <w:numPr>
+          <w:ilvl w:val="0"/>
+          <w:numId w:val="1007"/>
+        </w:numPr>
+        <w:ind w:firstLine="420"/>
+      </w:pPr>
       <w:r>
         <w:rPr>
           <w:rFonts w:hint="eastAsia" w:ascii="Times New Roman" w:hAnsi="Times New Roman" w:eastAsia="FangSong" w:cs="Times New Roman"/>
@@ -2270,20 +2475,12 @@
     </w:p>
     <w:p>
       <w:pPr>
-        <w:pStyle w:val="BodyText"/>
-      </w:pPr>
-      <w:r>
-        <w:rPr>
-          <w:rFonts w:ascii="Times New Roman" w:hAnsi="Times New Roman" w:eastAsia="Times New Roman" w:cs="Times New Roman"/>
-        </w:rPr>
-        <w:t xml:space="preserve">9-2</w:t>
-      </w:r>
-      <w:r>
-        <w:rPr>
-          <w:rFonts w:ascii="Times New Roman" w:hAnsi="Times New Roman" w:eastAsia="Times New Roman" w:cs="Times New Roman"/>
-        </w:rPr>
-        <w:t xml:space="preserve"> </w:t>
-      </w:r>
+        <w:numPr>
+          <w:ilvl w:val="0"/>
+          <w:numId w:val="1007"/>
+        </w:numPr>
+        <w:ind w:firstLine="420"/>
+      </w:pPr>
       <m:oMath>
         <m:sSubSup>
           <m:e>
@@ -2390,20 +2587,12 @@
     </w:p>
     <w:p>
       <w:pPr>
-        <w:pStyle w:val="BodyText"/>
-      </w:pPr>
-      <w:r>
-        <w:rPr>
-          <w:rFonts w:ascii="Times New Roman" w:hAnsi="Times New Roman" w:eastAsia="Times New Roman" w:cs="Times New Roman"/>
-        </w:rPr>
-        <w:t xml:space="preserve">9-3</w:t>
-      </w:r>
-      <w:r>
-        <w:rPr>
-          <w:rFonts w:ascii="Times New Roman" w:hAnsi="Times New Roman" w:eastAsia="Times New Roman" w:cs="Times New Roman"/>
-        </w:rPr>
-        <w:t xml:space="preserve"> </w:t>
-      </w:r>
+        <w:numPr>
+          <w:ilvl w:val="0"/>
+          <w:numId w:val="1007"/>
+        </w:numPr>
+        <w:ind w:firstLine="420"/>
+      </w:pPr>
       <m:oMath>
         <m:sSubSup>
           <m:e>
@@ -2676,6 +2865,16 @@
         </w:pict>
       </w:r>
     </w:p>
+    <w:p>
+      <w:pPr>
+        <w:spacing w:before="160" w:after="80"/>
+      </w:pPr>
+      <w:r>
+        <w:pict>
+          <v:rect style="width:0;height:1.5pt" o:hralign="center" o:hrstd="t" o:hr="t"/>
+        </w:pict>
+      </w:r>
+    </w:p>
     <w:bookmarkEnd w:id="19"/>
     <w:bookmarkStart w:id="20" w:name="第9题"/>
     <w:p>
@@ -2705,6 +2904,7 @@
     <w:p>
       <w:pPr>
         <w:pStyle w:val="FirstParagraph"/>
+        <w:ind w:firstLine="420"/>
       </w:pPr>
       <w:r>
         <w:rPr>
@@ -2944,19 +3144,72 @@
     </w:p>
     <w:p>
       <w:pPr>
+        <w:pStyle w:val="Compact"/>
+        <w:numPr>
+          <w:ilvl w:val="0"/>
+          <w:numId w:val="1008"/>
+        </w:numPr>
+        <w:ind w:firstLine="420"/>
+      </w:pPr>
+      <w:r>
+        <w:rPr>
+          <w:rFonts w:hint="eastAsia" w:ascii="Times New Roman" w:hAnsi="Times New Roman" w:eastAsia="FangSong" w:cs="Times New Roman"/>
+        </w:rPr>
+        <w:t>只有较重的稀有气体氙能合成出多种化合物</w:t>
+      </w:r>
+      <w:r>
+        <w:rPr>
+          <w:rFonts w:hint="eastAsia" w:ascii="Times New Roman" w:hAnsi="Times New Roman" w:eastAsia="Times New Roman" w:cs="Times New Roman"/>
+        </w:rPr>
+        <w:t>，</w:t>
+      </w:r>
+      <w:r>
+        <w:rPr>
+          <w:rFonts w:hint="eastAsia" w:ascii="Times New Roman" w:hAnsi="Times New Roman" w:eastAsia="FangSong" w:cs="Times New Roman"/>
+        </w:rPr>
+        <w:t>其原因是</w:t>
+      </w:r>
+      <w:r>
+        <w:rPr>
+          <w:rFonts w:hint="eastAsia" w:ascii="Times New Roman" w:hAnsi="Times New Roman" w:eastAsia="Times New Roman" w:cs="Times New Roman"/>
+        </w:rPr>
+        <w:t>____。</w:t>
+      </w:r>
+    </w:p>
+    <w:p>
+      <w:pPr>
+        <w:pStyle w:val="FirstParagraph"/>
+        <w:ind w:firstLine="420"/>
+      </w:pPr>
+      <w:r>
+        <w:rPr>
+          <w:rFonts w:ascii="Times New Roman" w:hAnsi="Times New Roman" w:eastAsia="Times New Roman" w:cs="Times New Roman"/>
+        </w:rPr>
+        <w:t xml:space="preserve">A. </w:t>
+      </w:r>
+      <w:r>
+        <w:rPr>
+          <w:rFonts w:hint="eastAsia" w:ascii="Times New Roman" w:hAnsi="Times New Roman" w:eastAsia="FangSong" w:cs="Times New Roman"/>
+        </w:rPr>
+        <w:t xml:space="preserve">氙含量比较丰富</w:t>
+      </w:r>
+    </w:p>
+    <w:p>
+      <w:pPr>
         <w:pStyle w:val="BodyText"/>
-      </w:pPr>
-      <w:r>
-        <w:rPr>
-          <w:rFonts w:ascii="Times New Roman" w:hAnsi="Times New Roman" w:eastAsia="Times New Roman" w:cs="Times New Roman"/>
-        </w:rPr>
-        <w:t xml:space="preserve">7-1 </w:t>
-      </w:r>
-      <w:r>
-        <w:rPr>
-          <w:rFonts w:hint="eastAsia" w:ascii="Times New Roman" w:hAnsi="Times New Roman" w:eastAsia="FangSong" w:cs="Times New Roman"/>
-        </w:rPr>
-        <w:t>只有较重的稀有气体氙能合成出多种化合物</w:t>
+        <w:ind w:firstLine="420"/>
+      </w:pPr>
+      <w:r>
+        <w:rPr>
+          <w:rFonts w:ascii="Times New Roman" w:hAnsi="Times New Roman" w:eastAsia="Times New Roman" w:cs="Times New Roman"/>
+        </w:rPr>
+        <w:t xml:space="preserve">B. </w:t>
+      </w:r>
+      <w:r>
+        <w:rPr>
+          <w:rFonts w:hint="eastAsia" w:ascii="Times New Roman" w:hAnsi="Times New Roman" w:eastAsia="FangSong" w:cs="Times New Roman"/>
+        </w:rPr>
+        <w:t>氙原子半径大</w:t>
       </w:r>
       <w:r>
         <w:rPr>
@@ -2968,6 +3221,76 @@
         <w:rPr>
           <w:rFonts w:hint="eastAsia" w:ascii="Times New Roman" w:hAnsi="Times New Roman" w:eastAsia="FangSong" w:cs="Times New Roman"/>
         </w:rPr>
+        <w:t>电离能小</w:t>
+      </w:r>
+    </w:p>
+    <w:p>
+      <w:pPr>
+        <w:pStyle w:val="BodyText"/>
+        <w:ind w:firstLine="420"/>
+      </w:pPr>
+      <w:r>
+        <w:rPr>
+          <w:rFonts w:ascii="Times New Roman" w:hAnsi="Times New Roman" w:eastAsia="Times New Roman" w:cs="Times New Roman"/>
+        </w:rPr>
+        <w:t xml:space="preserve">C. </w:t>
+      </w:r>
+      <w:r>
+        <w:rPr>
+          <w:rFonts w:hint="eastAsia" w:ascii="Times New Roman" w:hAnsi="Times New Roman" w:eastAsia="FangSong" w:cs="Times New Roman"/>
+        </w:rPr>
+        <w:t>氙原子半径小</w:t>
+      </w:r>
+      <w:r>
+        <w:rPr>
+          <w:rFonts w:hint="eastAsia" w:ascii="Times New Roman" w:hAnsi="Times New Roman" w:eastAsia="Times New Roman" w:cs="Times New Roman"/>
+        </w:rPr>
+        <w:t>，</w:t>
+      </w:r>
+      <w:r>
+        <w:rPr>
+          <w:rFonts w:hint="eastAsia" w:ascii="Times New Roman" w:hAnsi="Times New Roman" w:eastAsia="FangSong" w:cs="Times New Roman"/>
+        </w:rPr>
+        <w:t>电离能大</w:t>
+      </w:r>
+    </w:p>
+    <w:p>
+      <w:pPr>
+        <w:pStyle w:val="Compact"/>
+        <w:numPr>
+          <w:ilvl w:val="0"/>
+          <w:numId w:val="1009"/>
+        </w:numPr>
+        <w:ind w:firstLine="420"/>
+      </w:pPr>
+      <w:r>
+        <w:rPr>
+          <w:rFonts w:hint="eastAsia" w:ascii="Times New Roman" w:hAnsi="Times New Roman" w:eastAsia="FangSong" w:cs="Times New Roman"/>
+        </w:rPr>
+        <w:t>氙的化合物中</w:t>
+      </w:r>
+      <w:r>
+        <w:rPr>
+          <w:rFonts w:hint="eastAsia" w:ascii="Times New Roman" w:hAnsi="Times New Roman" w:eastAsia="Times New Roman" w:cs="Times New Roman"/>
+        </w:rPr>
+        <w:t>，</w:t>
+      </w:r>
+      <w:r>
+        <w:rPr>
+          <w:rFonts w:hint="eastAsia" w:ascii="Times New Roman" w:hAnsi="Times New Roman" w:eastAsia="FangSong" w:cs="Times New Roman"/>
+        </w:rPr>
+        <w:t>多数是含有氟和氧的</w:t>
+      </w:r>
+      <w:r>
+        <w:rPr>
+          <w:rFonts w:hint="eastAsia" w:ascii="Times New Roman" w:hAnsi="Times New Roman" w:eastAsia="Times New Roman" w:cs="Times New Roman"/>
+        </w:rPr>
+        <w:t>，</w:t>
+      </w:r>
+      <w:r>
+        <w:rPr>
+          <w:rFonts w:hint="eastAsia" w:ascii="Times New Roman" w:hAnsi="Times New Roman" w:eastAsia="FangSong" w:cs="Times New Roman"/>
+        </w:rPr>
         <w:t>其原因是</w:t>
       </w:r>
       <w:r>
@@ -2979,7 +3302,132 @@
     </w:p>
     <w:p>
       <w:pPr>
+        <w:pStyle w:val="FirstParagraph"/>
+        <w:ind w:firstLine="420"/>
+      </w:pPr>
+      <w:r>
+        <w:rPr>
+          <w:rFonts w:ascii="Times New Roman" w:hAnsi="Times New Roman" w:eastAsia="Times New Roman" w:cs="Times New Roman"/>
+        </w:rPr>
+        <w:t xml:space="preserve">A. </w:t>
+      </w:r>
+      <w:r>
+        <w:rPr>
+          <w:rFonts w:hint="eastAsia" w:ascii="Times New Roman" w:hAnsi="Times New Roman" w:eastAsia="FangSong" w:cs="Times New Roman"/>
+        </w:rPr>
+        <w:t>氟</w:t>
+      </w:r>
+      <w:r>
+        <w:rPr>
+          <w:rFonts w:hint="eastAsia" w:ascii="Times New Roman" w:hAnsi="Times New Roman" w:eastAsia="Times New Roman" w:cs="Times New Roman"/>
+        </w:rPr>
+        <w:t>、</w:t>
+      </w:r>
+      <w:r>
+        <w:rPr>
+          <w:rFonts w:hint="eastAsia" w:ascii="Times New Roman" w:hAnsi="Times New Roman" w:eastAsia="FangSong" w:cs="Times New Roman"/>
+        </w:rPr>
+        <w:t>氧的电负性大</w:t>
+      </w:r>
+    </w:p>
+    <w:p>
+      <w:pPr>
         <w:pStyle w:val="BodyText"/>
+        <w:ind w:firstLine="420"/>
+      </w:pPr>
+      <w:r>
+        <w:rPr>
+          <w:rFonts w:ascii="Times New Roman" w:hAnsi="Times New Roman" w:eastAsia="Times New Roman" w:cs="Times New Roman"/>
+        </w:rPr>
+        <w:t xml:space="preserve">B. </w:t>
+      </w:r>
+      <w:r>
+        <w:rPr>
+          <w:rFonts w:hint="eastAsia" w:ascii="Times New Roman" w:hAnsi="Times New Roman" w:eastAsia="FangSong" w:cs="Times New Roman"/>
+        </w:rPr>
+        <w:t>氟</w:t>
+      </w:r>
+      <w:r>
+        <w:rPr>
+          <w:rFonts w:hint="eastAsia" w:ascii="Times New Roman" w:hAnsi="Times New Roman" w:eastAsia="Times New Roman" w:cs="Times New Roman"/>
+        </w:rPr>
+        <w:t>、</w:t>
+      </w:r>
+      <w:r>
+        <w:rPr>
+          <w:rFonts w:hint="eastAsia" w:ascii="Times New Roman" w:hAnsi="Times New Roman" w:eastAsia="FangSong" w:cs="Times New Roman"/>
+        </w:rPr>
+        <w:t>氧的原子半径小</w:t>
+      </w:r>
+    </w:p>
+    <w:p>
+      <w:pPr>
+        <w:pStyle w:val="BodyText"/>
+        <w:ind w:firstLine="420"/>
+      </w:pPr>
+      <w:r>
+        <w:rPr>
+          <w:rFonts w:ascii="Times New Roman" w:hAnsi="Times New Roman" w:eastAsia="Times New Roman" w:cs="Times New Roman"/>
+        </w:rPr>
+        <w:t xml:space="preserve">C. </w:t>
+      </w:r>
+      <w:r>
+        <w:rPr>
+          <w:rFonts w:hint="eastAsia" w:ascii="Times New Roman" w:hAnsi="Times New Roman" w:eastAsia="FangSong" w:cs="Times New Roman"/>
+        </w:rPr>
+        <w:t>氟</w:t>
+      </w:r>
+      <w:r>
+        <w:rPr>
+          <w:rFonts w:hint="eastAsia" w:ascii="Times New Roman" w:hAnsi="Times New Roman" w:eastAsia="Times New Roman" w:cs="Times New Roman"/>
+        </w:rPr>
+        <w:t>、</w:t>
+      </w:r>
+      <w:r>
+        <w:rPr>
+          <w:rFonts w:hint="eastAsia" w:ascii="Times New Roman" w:hAnsi="Times New Roman" w:eastAsia="FangSong" w:cs="Times New Roman"/>
+        </w:rPr>
+        <w:t>氧的氧化性强</w:t>
+      </w:r>
+    </w:p>
+    <w:p>
+      <w:pPr>
+        <w:pStyle w:val="Compact"/>
+        <w:numPr>
+          <w:ilvl w:val="0"/>
+          <w:numId w:val="1010"/>
+        </w:numPr>
+        <w:ind w:firstLine="420"/>
+      </w:pPr>
+      <w:r>
+        <w:rPr>
+          <w:rFonts w:hint="eastAsia" w:ascii="Times New Roman" w:hAnsi="Times New Roman" w:eastAsia="FangSong" w:cs="Times New Roman"/>
+        </w:rPr>
+        <w:t>氡的化合物难于表征</w:t>
+      </w:r>
+      <w:r>
+        <w:rPr>
+          <w:rFonts w:hint="eastAsia" w:ascii="Times New Roman" w:hAnsi="Times New Roman" w:eastAsia="Times New Roman" w:cs="Times New Roman"/>
+        </w:rPr>
+        <w:t>，</w:t>
+      </w:r>
+      <w:r>
+        <w:rPr>
+          <w:rFonts w:hint="eastAsia" w:ascii="Times New Roman" w:hAnsi="Times New Roman" w:eastAsia="FangSong" w:cs="Times New Roman"/>
+        </w:rPr>
+        <w:t>原因是</w:t>
+      </w:r>
+      <w:r>
+        <w:rPr>
+          <w:rFonts w:hint="eastAsia" w:ascii="Times New Roman" w:hAnsi="Times New Roman" w:eastAsia="Times New Roman" w:cs="Times New Roman"/>
+        </w:rPr>
+        <w:t>____。</w:t>
+      </w:r>
+    </w:p>
+    <w:p>
+      <w:pPr>
+        <w:pStyle w:val="FirstParagraph"/>
+        <w:ind w:firstLine="420"/>
       </w:pPr>
       <w:r>
         <w:rPr>
@@ -2991,24 +3439,37 @@
         <w:rPr>
           <w:rFonts w:hint="eastAsia" w:ascii="Times New Roman" w:hAnsi="Times New Roman" w:eastAsia="FangSong" w:cs="Times New Roman"/>
         </w:rPr>
-        <w:t xml:space="preserve">氙含量比较丰富</w:t>
+        <w:t xml:space="preserve">氡的原子半径大</w:t>
+      </w:r>
+      <w:r>
+        <w:rPr>
+          <w:rFonts w:ascii="Times New Roman" w:hAnsi="Times New Roman" w:eastAsia="Times New Roman" w:cs="Times New Roman"/>
+        </w:rPr>
+        <w:t xml:space="preserve">　　B. </w:t>
+      </w:r>
+      <w:r>
+        <w:rPr>
+          <w:rFonts w:hint="eastAsia" w:ascii="Times New Roman" w:hAnsi="Times New Roman" w:eastAsia="FangSong" w:cs="Times New Roman"/>
+        </w:rPr>
+        <w:t xml:space="preserve">氡的电离能大</w:t>
       </w:r>
     </w:p>
     <w:p>
       <w:pPr>
         <w:pStyle w:val="BodyText"/>
-      </w:pPr>
-      <w:r>
-        <w:rPr>
-          <w:rFonts w:ascii="Times New Roman" w:hAnsi="Times New Roman" w:eastAsia="Times New Roman" w:cs="Times New Roman"/>
-        </w:rPr>
-        <w:t xml:space="preserve">B. </w:t>
-      </w:r>
-      <w:r>
-        <w:rPr>
-          <w:rFonts w:hint="eastAsia" w:ascii="Times New Roman" w:hAnsi="Times New Roman" w:eastAsia="FangSong" w:cs="Times New Roman"/>
-        </w:rPr>
-        <w:t>氙原子半径大</w:t>
+        <w:ind w:firstLine="420"/>
+      </w:pPr>
+      <w:r>
+        <w:rPr>
+          <w:rFonts w:ascii="Times New Roman" w:hAnsi="Times New Roman" w:eastAsia="Times New Roman" w:cs="Times New Roman"/>
+        </w:rPr>
+        <w:t xml:space="preserve">C. </w:t>
+      </w:r>
+      <w:r>
+        <w:rPr>
+          <w:rFonts w:hint="eastAsia" w:ascii="Times New Roman" w:hAnsi="Times New Roman" w:eastAsia="FangSong" w:cs="Times New Roman"/>
+        </w:rPr>
+        <w:t>氡是强放射性元素</w:t>
       </w:r>
       <w:r>
         <w:rPr>
@@ -3020,275 +3481,17 @@
         <w:rPr>
           <w:rFonts w:hint="eastAsia" w:ascii="Times New Roman" w:hAnsi="Times New Roman" w:eastAsia="FangSong" w:cs="Times New Roman"/>
         </w:rPr>
-        <w:t>电离能小</w:t>
-      </w:r>
-    </w:p>
-    <w:p>
-      <w:pPr>
-        <w:pStyle w:val="BodyText"/>
-      </w:pPr>
-      <w:r>
-        <w:rPr>
-          <w:rFonts w:ascii="Times New Roman" w:hAnsi="Times New Roman" w:eastAsia="Times New Roman" w:cs="Times New Roman"/>
-        </w:rPr>
-        <w:t xml:space="preserve">C. </w:t>
-      </w:r>
-      <w:r>
-        <w:rPr>
-          <w:rFonts w:hint="eastAsia" w:ascii="Times New Roman" w:hAnsi="Times New Roman" w:eastAsia="FangSong" w:cs="Times New Roman"/>
-        </w:rPr>
-        <w:t>氙原子半径小</w:t>
-      </w:r>
-      <w:r>
-        <w:rPr>
-          <w:rFonts w:hint="eastAsia" w:ascii="Times New Roman" w:hAnsi="Times New Roman" w:eastAsia="Times New Roman" w:cs="Times New Roman"/>
-        </w:rPr>
-        <w:t>，</w:t>
-      </w:r>
-      <w:r>
-        <w:rPr>
-          <w:rFonts w:hint="eastAsia" w:ascii="Times New Roman" w:hAnsi="Times New Roman" w:eastAsia="FangSong" w:cs="Times New Roman"/>
-        </w:rPr>
-        <w:t>电离能大</w:t>
-      </w:r>
-    </w:p>
-    <w:p>
-      <w:pPr>
-        <w:pStyle w:val="BodyText"/>
-      </w:pPr>
-      <w:r>
-        <w:rPr>
-          <w:rFonts w:ascii="Times New Roman" w:hAnsi="Times New Roman" w:eastAsia="Times New Roman" w:cs="Times New Roman"/>
-        </w:rPr>
-        <w:t xml:space="preserve">7-2 </w:t>
-      </w:r>
-      <w:r>
-        <w:rPr>
-          <w:rFonts w:hint="eastAsia" w:ascii="Times New Roman" w:hAnsi="Times New Roman" w:eastAsia="FangSong" w:cs="Times New Roman"/>
-        </w:rPr>
-        <w:t>氙的化合物中</w:t>
-      </w:r>
-      <w:r>
-        <w:rPr>
-          <w:rFonts w:hint="eastAsia" w:ascii="Times New Roman" w:hAnsi="Times New Roman" w:eastAsia="Times New Roman" w:cs="Times New Roman"/>
-        </w:rPr>
-        <w:t>，</w:t>
-      </w:r>
-      <w:r>
-        <w:rPr>
-          <w:rFonts w:hint="eastAsia" w:ascii="Times New Roman" w:hAnsi="Times New Roman" w:eastAsia="FangSong" w:cs="Times New Roman"/>
-        </w:rPr>
-        <w:t>多数是含有氟和氧的</w:t>
-      </w:r>
-      <w:r>
-        <w:rPr>
-          <w:rFonts w:hint="eastAsia" w:ascii="Times New Roman" w:hAnsi="Times New Roman" w:eastAsia="Times New Roman" w:cs="Times New Roman"/>
-        </w:rPr>
-        <w:t>，</w:t>
-      </w:r>
-      <w:r>
-        <w:rPr>
-          <w:rFonts w:hint="eastAsia" w:ascii="Times New Roman" w:hAnsi="Times New Roman" w:eastAsia="FangSong" w:cs="Times New Roman"/>
-        </w:rPr>
-        <w:t>其原因是</w:t>
-      </w:r>
-      <w:r>
-        <w:rPr>
-          <w:rFonts w:hint="eastAsia" w:ascii="Times New Roman" w:hAnsi="Times New Roman" w:eastAsia="Times New Roman" w:cs="Times New Roman"/>
-        </w:rPr>
-        <w:t>____。</w:t>
-      </w:r>
-    </w:p>
-    <w:p>
-      <w:pPr>
-        <w:pStyle w:val="BodyText"/>
-      </w:pPr>
-      <w:r>
-        <w:rPr>
-          <w:rFonts w:ascii="Times New Roman" w:hAnsi="Times New Roman" w:eastAsia="Times New Roman" w:cs="Times New Roman"/>
-        </w:rPr>
-        <w:t xml:space="preserve">A. </w:t>
-      </w:r>
-      <w:r>
-        <w:rPr>
-          <w:rFonts w:hint="eastAsia" w:ascii="Times New Roman" w:hAnsi="Times New Roman" w:eastAsia="FangSong" w:cs="Times New Roman"/>
-        </w:rPr>
-        <w:t>氟</w:t>
-      </w:r>
-      <w:r>
-        <w:rPr>
-          <w:rFonts w:hint="eastAsia" w:ascii="Times New Roman" w:hAnsi="Times New Roman" w:eastAsia="Times New Roman" w:cs="Times New Roman"/>
-        </w:rPr>
-        <w:t>、</w:t>
-      </w:r>
-      <w:r>
-        <w:rPr>
-          <w:rFonts w:hint="eastAsia" w:ascii="Times New Roman" w:hAnsi="Times New Roman" w:eastAsia="FangSong" w:cs="Times New Roman"/>
-        </w:rPr>
-        <w:t>氧的电负性大</w:t>
-      </w:r>
-    </w:p>
-    <w:p>
-      <w:pPr>
-        <w:pStyle w:val="BodyText"/>
-      </w:pPr>
-      <w:r>
-        <w:rPr>
-          <w:rFonts w:ascii="Times New Roman" w:hAnsi="Times New Roman" w:eastAsia="Times New Roman" w:cs="Times New Roman"/>
-        </w:rPr>
-        <w:t xml:space="preserve">B. </w:t>
-      </w:r>
-      <w:r>
-        <w:rPr>
-          <w:rFonts w:hint="eastAsia" w:ascii="Times New Roman" w:hAnsi="Times New Roman" w:eastAsia="FangSong" w:cs="Times New Roman"/>
-        </w:rPr>
-        <w:t>氟</w:t>
-      </w:r>
-      <w:r>
-        <w:rPr>
-          <w:rFonts w:hint="eastAsia" w:ascii="Times New Roman" w:hAnsi="Times New Roman" w:eastAsia="Times New Roman" w:cs="Times New Roman"/>
-        </w:rPr>
-        <w:t>、</w:t>
-      </w:r>
-      <w:r>
-        <w:rPr>
-          <w:rFonts w:hint="eastAsia" w:ascii="Times New Roman" w:hAnsi="Times New Roman" w:eastAsia="FangSong" w:cs="Times New Roman"/>
-        </w:rPr>
-        <w:t>氧的原子半径小</w:t>
-      </w:r>
-    </w:p>
-    <w:p>
-      <w:pPr>
-        <w:pStyle w:val="BodyText"/>
-      </w:pPr>
-      <w:r>
-        <w:rPr>
-          <w:rFonts w:ascii="Times New Roman" w:hAnsi="Times New Roman" w:eastAsia="Times New Roman" w:cs="Times New Roman"/>
-        </w:rPr>
-        <w:t xml:space="preserve">C. </w:t>
-      </w:r>
-      <w:r>
-        <w:rPr>
-          <w:rFonts w:hint="eastAsia" w:ascii="Times New Roman" w:hAnsi="Times New Roman" w:eastAsia="FangSong" w:cs="Times New Roman"/>
-        </w:rPr>
-        <w:t>氟</w:t>
-      </w:r>
-      <w:r>
-        <w:rPr>
-          <w:rFonts w:hint="eastAsia" w:ascii="Times New Roman" w:hAnsi="Times New Roman" w:eastAsia="Times New Roman" w:cs="Times New Roman"/>
-        </w:rPr>
-        <w:t>、</w:t>
-      </w:r>
-      <w:r>
-        <w:rPr>
-          <w:rFonts w:hint="eastAsia" w:ascii="Times New Roman" w:hAnsi="Times New Roman" w:eastAsia="FangSong" w:cs="Times New Roman"/>
-        </w:rPr>
-        <w:t>氧的氧化性强</w:t>
-      </w:r>
-    </w:p>
-    <w:p>
-      <w:pPr>
-        <w:pStyle w:val="BodyText"/>
-      </w:pPr>
-      <w:r>
-        <w:rPr>
-          <w:rFonts w:ascii="Times New Roman" w:hAnsi="Times New Roman" w:eastAsia="Times New Roman" w:cs="Times New Roman"/>
-        </w:rPr>
-        <w:t xml:space="preserve">7-3 </w:t>
-      </w:r>
-      <w:r>
-        <w:rPr>
-          <w:rFonts w:hint="eastAsia" w:ascii="Times New Roman" w:hAnsi="Times New Roman" w:eastAsia="FangSong" w:cs="Times New Roman"/>
-        </w:rPr>
-        <w:t>氡的化合物难于表征</w:t>
-      </w:r>
-      <w:r>
-        <w:rPr>
-          <w:rFonts w:hint="eastAsia" w:ascii="Times New Roman" w:hAnsi="Times New Roman" w:eastAsia="Times New Roman" w:cs="Times New Roman"/>
-        </w:rPr>
-        <w:t>，</w:t>
-      </w:r>
-      <w:r>
-        <w:rPr>
-          <w:rFonts w:hint="eastAsia" w:ascii="Times New Roman" w:hAnsi="Times New Roman" w:eastAsia="FangSong" w:cs="Times New Roman"/>
-        </w:rPr>
-        <w:t>原因是</w:t>
-      </w:r>
-      <w:r>
-        <w:rPr>
-          <w:rFonts w:hint="eastAsia" w:ascii="Times New Roman" w:hAnsi="Times New Roman" w:eastAsia="Times New Roman" w:cs="Times New Roman"/>
-        </w:rPr>
-        <w:t>____。</w:t>
-      </w:r>
-    </w:p>
-    <w:p>
-      <w:pPr>
-        <w:pStyle w:val="BodyText"/>
-      </w:pPr>
-      <w:r>
-        <w:rPr>
-          <w:rFonts w:ascii="Times New Roman" w:hAnsi="Times New Roman" w:eastAsia="Times New Roman" w:cs="Times New Roman"/>
-        </w:rPr>
-        <w:t xml:space="preserve">A. </w:t>
-      </w:r>
-      <w:r>
-        <w:rPr>
-          <w:rFonts w:hint="eastAsia" w:ascii="Times New Roman" w:hAnsi="Times New Roman" w:eastAsia="FangSong" w:cs="Times New Roman"/>
-        </w:rPr>
-        <w:t xml:space="preserve">氡的原子半径大</w:t>
-      </w:r>
-      <w:r>
-        <w:rPr>
-          <w:rFonts w:ascii="Times New Roman" w:hAnsi="Times New Roman" w:eastAsia="Times New Roman" w:cs="Times New Roman"/>
-        </w:rPr>
-        <w:t xml:space="preserve">　　B. </w:t>
-      </w:r>
-      <w:r>
-        <w:rPr>
-          <w:rFonts w:hint="eastAsia" w:ascii="Times New Roman" w:hAnsi="Times New Roman" w:eastAsia="FangSong" w:cs="Times New Roman"/>
-        </w:rPr>
-        <w:t xml:space="preserve">氡的电离能大</w:t>
-      </w:r>
-    </w:p>
-    <w:p>
-      <w:pPr>
-        <w:pStyle w:val="BodyText"/>
-      </w:pPr>
-      <w:r>
-        <w:rPr>
-          <w:rFonts w:ascii="Times New Roman" w:hAnsi="Times New Roman" w:eastAsia="Times New Roman" w:cs="Times New Roman"/>
-        </w:rPr>
-        <w:t xml:space="preserve">C. </w:t>
-      </w:r>
-      <w:r>
-        <w:rPr>
-          <w:rFonts w:hint="eastAsia" w:ascii="Times New Roman" w:hAnsi="Times New Roman" w:eastAsia="FangSong" w:cs="Times New Roman"/>
-        </w:rPr>
-        <w:t>氡是强放射性元素</w:t>
-      </w:r>
-      <w:r>
-        <w:rPr>
-          <w:rFonts w:hint="eastAsia" w:ascii="Times New Roman" w:hAnsi="Times New Roman" w:eastAsia="Times New Roman" w:cs="Times New Roman"/>
-        </w:rPr>
-        <w:t>，</w:t>
-      </w:r>
-      <w:r>
-        <w:rPr>
-          <w:rFonts w:hint="eastAsia" w:ascii="Times New Roman" w:hAnsi="Times New Roman" w:eastAsia="FangSong" w:cs="Times New Roman"/>
-        </w:rPr>
         <w:t>无稳定的同位素</w:t>
       </w:r>
     </w:p>
     <w:p>
       <w:pPr>
-        <w:pStyle w:val="BodyText"/>
-      </w:pPr>
-      <w:r>
-        <w:rPr>
-          <w:rFonts w:ascii="Times New Roman" w:hAnsi="Times New Roman" w:eastAsia="Times New Roman" w:cs="Times New Roman"/>
-        </w:rPr>
-        <w:t xml:space="preserve">7-4 </w:t>
-      </w:r>
+        <w:numPr>
+          <w:ilvl w:val="0"/>
+          <w:numId w:val="1011"/>
+        </w:numPr>
+        <w:ind w:firstLine="420"/>
+      </w:pPr>
       <w:r>
         <w:rPr>
           <w:rFonts w:hint="eastAsia" w:ascii="Times New Roman" w:hAnsi="Times New Roman" w:eastAsia="FangSong" w:cs="Times New Roman"/>
@@ -3375,14 +3578,12 @@
     </w:p>
     <w:p>
       <w:pPr>
-        <w:pStyle w:val="BodyText"/>
-      </w:pPr>
-      <w:r>
-        <w:rPr>
-          <w:rFonts w:ascii="Times New Roman" w:hAnsi="Times New Roman" w:eastAsia="Times New Roman" w:cs="Times New Roman"/>
-        </w:rPr>
-        <w:t xml:space="preserve">7-5 </w:t>
-      </w:r>
+        <w:numPr>
+          <w:ilvl w:val="0"/>
+          <w:numId w:val="1011"/>
+        </w:numPr>
+        <w:ind w:firstLine="420"/>
+      </w:pPr>
       <w:r>
         <w:rPr>
           <w:rFonts w:hint="eastAsia" w:ascii="Times New Roman" w:hAnsi="Times New Roman" w:eastAsia="FangSong" w:cs="Times New Roman"/>
@@ -3460,97 +3661,6 @@
         </w:pict>
       </w:r>
     </w:p>
-    <w:bookmarkEnd w:id="20"/>
-    <w:bookmarkStart w:id="21" w:name="第10题"/>
-    <w:p>
-      <w:pPr>
-        <w:pStyle w:val="Heading3"/>
-        <w:spacing w:before="280" w:after="120"/>
-      </w:pPr>
-      <w:r>
-        <w:rPr>
-          <w:rFonts w:hint="eastAsia" w:ascii="Times New Roman" w:hAnsi="Times New Roman" w:eastAsia="SimHei" w:cs="Times New Roman"/>
-        </w:rPr>
-        <w:t>第</w:t>
-      </w:r>
-      <w:r>
-        <w:rPr>
-          <w:rFonts w:hint="eastAsia" w:ascii="Times New Roman" w:hAnsi="Times New Roman" w:eastAsia="Times New Roman" w:cs="Times New Roman"/>
-        </w:rPr>
-        <w:t>10</w:t>
-      </w:r>
-      <w:r>
-        <w:rPr>
-          <w:rFonts w:hint="eastAsia" w:ascii="Times New Roman" w:hAnsi="Times New Roman" w:eastAsia="SimHei" w:cs="Times New Roman"/>
-        </w:rPr>
-        <w:t>题</w:t>
-      </w:r>
-    </w:p>
-    <w:p>
-      <w:pPr>
-        <w:pStyle w:val="FirstParagraph"/>
-      </w:pPr>
-      <w:r>
-        <w:rPr>
-          <w:rFonts w:ascii="Times New Roman" w:hAnsi="Times New Roman" w:eastAsia="Times New Roman" w:cs="Times New Roman"/>
-        </w:rPr>
-        <w:t xml:space="preserve">Sn </w:t>
-      </w:r>
-      <w:r>
-        <w:rPr>
-          <w:rFonts w:hint="eastAsia" w:ascii="Times New Roman" w:hAnsi="Times New Roman" w:eastAsia="FangSong" w:cs="Times New Roman"/>
-        </w:rPr>
-        <w:t xml:space="preserve">和</w:t>
-      </w:r>
-      <w:r>
-        <w:rPr>
-          <w:rFonts w:ascii="Times New Roman" w:hAnsi="Times New Roman" w:eastAsia="Times New Roman" w:cs="Times New Roman"/>
-        </w:rPr>
-        <w:t xml:space="preserve"> Nb </w:t>
-      </w:r>
-      <w:r>
-        <w:rPr>
-          <w:rFonts w:hint="eastAsia" w:ascii="Times New Roman" w:hAnsi="Times New Roman" w:eastAsia="FangSong" w:cs="Times New Roman"/>
-        </w:rPr>
-        <w:t>可形成如下结构的金属互化物</w:t>
-      </w:r>
-      <w:r>
-        <w:rPr>
-          <w:rFonts w:hint="eastAsia" w:ascii="Times New Roman" w:hAnsi="Times New Roman" w:eastAsia="Times New Roman" w:cs="Times New Roman"/>
-        </w:rPr>
-        <w:t>(</w:t>
-      </w:r>
-      <w:r>
-        <w:rPr>
-          <w:rFonts w:hint="eastAsia" w:ascii="Times New Roman" w:hAnsi="Times New Roman" w:eastAsia="FangSong" w:cs="Times New Roman"/>
-        </w:rPr>
-        <w:t>白球为</w:t>
-      </w:r>
-      <w:r>
-        <w:rPr>
-          <w:rFonts w:ascii="Times New Roman" w:hAnsi="Times New Roman" w:eastAsia="Times New Roman" w:cs="Times New Roman"/>
-        </w:rPr>
-        <w:t xml:space="preserve"> </w:t>
-      </w:r>
-      <w:r>
-        <w:rPr>
-          <w:rFonts w:hint="eastAsia" w:ascii="Times New Roman" w:hAnsi="Times New Roman" w:eastAsia="Times New Roman" w:cs="Times New Roman"/>
-        </w:rPr>
-        <w:t>Sn，</w:t>
-      </w:r>
-      <w:r>
-        <w:rPr>
-          <w:rFonts w:hint="eastAsia" w:ascii="Times New Roman" w:hAnsi="Times New Roman" w:eastAsia="FangSong" w:cs="Times New Roman"/>
-        </w:rPr>
-        <w:t>黑球为</w:t>
-      </w:r>
-      <w:r>
-        <w:rPr>
-          <w:rFonts w:ascii="Times New Roman" w:hAnsi="Times New Roman" w:eastAsia="Times New Roman" w:cs="Times New Roman"/>
-        </w:rPr>
-        <w:t xml:space="preserve"> Nb)。</w:t>
-      </w:r>
-    </w:p>
     <w:p>
       <w:pPr>
         <w:spacing w:before="160" w:after="80"/>
@@ -3561,8 +3671,8 @@
         </w:pict>
       </w:r>
     </w:p>
-    <w:bookmarkEnd w:id="21"/>
-    <w:bookmarkStart w:id="22" w:name="第11题"/>
+    <w:bookmarkEnd w:id="20"/>
+    <w:bookmarkStart w:id="24" w:name="第10题"/>
     <w:p>
       <w:pPr>
         <w:pStyle w:val="Heading3"/>
@@ -3578,7 +3688,7 @@
         <w:rPr>
           <w:rFonts w:hint="eastAsia" w:ascii="Times New Roman" w:hAnsi="Times New Roman" w:eastAsia="Times New Roman" w:cs="Times New Roman"/>
         </w:rPr>
-        <w:t>11</w:t>
+        <w:t>10</w:t>
       </w:r>
       <w:r>
         <w:rPr>
@@ -3590,138 +3700,13 @@
     <w:p>
       <w:pPr>
         <w:pStyle w:val="FirstParagraph"/>
-      </w:pPr>
-      <m:oMath>
-        <m:r>
-          <m:rPr>
-            <m:sty m:val="p"/>
-          </m:rPr>
-          <m:t>N</m:t>
-        </m:r>
-        <m:sSub>
-          <m:e>
-            <m:r>
-              <m:rPr>
-                <m:sty m:val="p"/>
-              </m:rPr>
-              <m:t>H</m:t>
-            </m:r>
-          </m:e>
-          <m:sub>
-            <m:r>
-              <m:rPr>
-                <m:sty m:val="p"/>
-              </m:rPr>
-              <m:t>4</m:t>
-            </m:r>
-          </m:sub>
-        </m:sSub>
-        <m:r>
-          <m:rPr>
-            <m:sty m:val="p"/>
-          </m:rPr>
-          <m:t>C</m:t>
-        </m:r>
-        <m:r>
-          <m:rPr>
-            <m:sty m:val="p"/>
-          </m:rPr>
-          <m:t>l</m:t>
-        </m:r>
-      </m:oMath>
-      <w:r>
-        <w:rPr>
-          <w:rFonts w:ascii="Times New Roman" w:hAnsi="Times New Roman" w:eastAsia="Times New Roman" w:cs="Times New Roman"/>
-        </w:rPr>
-        <w:t xml:space="preserve"> </w:t>
-      </w:r>
-      <w:r>
-        <w:rPr>
-          <w:rFonts w:hint="eastAsia" w:ascii="Times New Roman" w:hAnsi="Times New Roman" w:eastAsia="FangSong" w:cs="Times New Roman"/>
-        </w:rPr>
-        <w:t xml:space="preserve">为</w:t>
-      </w:r>
-      <w:r>
-        <w:rPr>
-          <w:rFonts w:ascii="Times New Roman" w:hAnsi="Times New Roman" w:eastAsia="Times New Roman" w:cs="Times New Roman"/>
-        </w:rPr>
-        <w:t xml:space="preserve"> CsCl </w:t>
-      </w:r>
-      <w:r>
-        <w:rPr>
-          <w:rFonts w:hint="eastAsia" w:ascii="Times New Roman" w:hAnsi="Times New Roman" w:eastAsia="FangSong" w:cs="Times New Roman"/>
-        </w:rPr>
-        <w:t>型结构</w:t>
-      </w:r>
-      <w:r>
-        <w:rPr>
-          <w:rFonts w:hint="eastAsia" w:ascii="Times New Roman" w:hAnsi="Times New Roman" w:eastAsia="Times New Roman" w:cs="Times New Roman"/>
-        </w:rPr>
-        <w:t>，</w:t>
-      </w:r>
-      <w:r>
-        <w:rPr>
-          <w:rFonts w:hint="eastAsia" w:ascii="Times New Roman" w:hAnsi="Times New Roman" w:eastAsia="FangSong" w:cs="Times New Roman"/>
-        </w:rPr>
-        <w:t>晶胞中包含</w:t>
-      </w:r>
-      <w:r>
-        <w:rPr>
-          <w:rFonts w:ascii="Times New Roman" w:hAnsi="Times New Roman" w:eastAsia="Times New Roman" w:cs="Times New Roman"/>
-        </w:rPr>
-        <w:t xml:space="preserve"> 1 </w:t>
-      </w:r>
-      <w:r>
-        <w:rPr>
-          <w:rFonts w:hint="eastAsia" w:ascii="Times New Roman" w:hAnsi="Times New Roman" w:eastAsia="FangSong" w:cs="Times New Roman"/>
-        </w:rPr>
-        <w:t xml:space="preserve">个</w:t>
-      </w:r>
-      <w:r>
-        <w:rPr>
-          <w:rFonts w:ascii="Times New Roman" w:hAnsi="Times New Roman" w:eastAsia="Times New Roman" w:cs="Times New Roman"/>
-        </w:rPr>
-        <w:t xml:space="preserve"> </w:t>
-      </w:r>
-      <m:oMath>
-        <m:r>
-          <m:rPr>
-            <m:sty m:val="p"/>
-          </m:rPr>
-          <m:t>N</m:t>
-        </m:r>
-        <m:sSubSup>
-          <m:e>
-            <m:r>
-              <m:rPr>
-                <m:sty m:val="p"/>
-              </m:rPr>
-              <m:t>H</m:t>
-            </m:r>
-          </m:e>
-          <m:sub>
-            <m:r>
-              <m:rPr>
-                <m:sty m:val="p"/>
-              </m:rPr>
-              <m:t>4</m:t>
-            </m:r>
-          </m:sub>
-          <m:sup>
-            <m:r>
-              <m:rPr>
-                <m:sty m:val="p"/>
-              </m:rPr>
-              <m:t>+</m:t>
-            </m:r>
-          </m:sup>
-        </m:sSubSup>
-      </m:oMath>
-      <w:r>
-        <w:rPr>
-          <w:rFonts w:ascii="Times New Roman" w:hAnsi="Times New Roman" w:eastAsia="Times New Roman" w:cs="Times New Roman"/>
-        </w:rPr>
-        <w:t xml:space="preserve"> </w:t>
+        <w:ind w:firstLine="420"/>
+      </w:pPr>
+      <w:r>
+        <w:rPr>
+          <w:rFonts w:ascii="Times New Roman" w:hAnsi="Times New Roman" w:eastAsia="Times New Roman" w:cs="Times New Roman"/>
+        </w:rPr>
+        <w:t xml:space="preserve">Sn </w:t>
       </w:r>
       <w:r>
         <w:rPr>
@@ -3733,63 +3718,147 @@
         <w:rPr>
           <w:rFonts w:ascii="Times New Roman" w:hAnsi="Times New Roman" w:eastAsia="Times New Roman" w:cs="Times New Roman"/>
         </w:rPr>
-        <w:t xml:space="preserve"> 1 </w:t>
-      </w:r>
-      <w:r>
-        <w:rPr>
-          <w:rFonts w:hint="eastAsia" w:ascii="Times New Roman" w:hAnsi="Times New Roman" w:eastAsia="FangSong" w:cs="Times New Roman"/>
-        </w:rPr>
-        <w:t xml:space="preserve">个</w:t>
-      </w:r>
-      <w:r>
-        <w:rPr>
-          <w:rFonts w:ascii="Times New Roman" w:hAnsi="Times New Roman" w:eastAsia="Times New Roman" w:cs="Times New Roman"/>
-        </w:rPr>
-        <w:t xml:space="preserve"> </w:t>
-      </w:r>
-      <m:oMath>
-        <m:r>
-          <m:rPr>
-            <m:sty m:val="p"/>
-          </m:rPr>
-          <m:t>C</m:t>
-        </m:r>
-        <m:sSup>
-          <m:e>
-            <m:r>
-              <m:rPr>
-                <m:sty m:val="p"/>
-              </m:rPr>
-              <m:t>l</m:t>
-            </m:r>
-          </m:e>
-          <m:sup>
-            <m:r>
-              <m:rPr>
-                <m:sty m:val="p"/>
-              </m:rPr>
-              <m:t>−</m:t>
-            </m:r>
-          </m:sup>
-        </m:sSup>
-      </m:oMath>
-      <w:r>
-        <w:rPr>
-          <w:rFonts w:ascii="Times New Roman" w:hAnsi="Times New Roman" w:eastAsia="Times New Roman" w:cs="Times New Roman"/>
-        </w:rPr>
-        <w:t xml:space="preserve"> </w:t>
-      </w:r>
-      <w:r>
-        <w:rPr>
-          <w:rFonts w:hint="eastAsia" w:ascii="Times New Roman" w:hAnsi="Times New Roman" w:eastAsia="Times New Roman" w:cs="Times New Roman"/>
-        </w:rPr>
-        <w:t>，</w:t>
-      </w:r>
-      <w:r>
-        <w:rPr>
-          <w:rFonts w:hint="eastAsia" w:ascii="Times New Roman" w:hAnsi="Times New Roman" w:eastAsia="FangSong" w:cs="Times New Roman"/>
-        </w:rPr>
-        <w:t>晶胞参数</w:t>
+        <w:t xml:space="preserve"> Nb </w:t>
+      </w:r>
+      <w:r>
+        <w:rPr>
+          <w:rFonts w:hint="eastAsia" w:ascii="Times New Roman" w:hAnsi="Times New Roman" w:eastAsia="FangSong" w:cs="Times New Roman"/>
+        </w:rPr>
+        <w:t>可形成如下结构的金属互化物</w:t>
+      </w:r>
+      <w:r>
+        <w:rPr>
+          <w:rFonts w:hint="eastAsia" w:ascii="Times New Roman" w:hAnsi="Times New Roman" w:eastAsia="Times New Roman" w:cs="Times New Roman"/>
+        </w:rPr>
+        <w:t>(</w:t>
+      </w:r>
+      <w:r>
+        <w:rPr>
+          <w:rFonts w:hint="eastAsia" w:ascii="Times New Roman" w:hAnsi="Times New Roman" w:eastAsia="FangSong" w:cs="Times New Roman"/>
+        </w:rPr>
+        <w:t>白球为</w:t>
+      </w:r>
+      <w:r>
+        <w:rPr>
+          <w:rFonts w:ascii="Times New Roman" w:hAnsi="Times New Roman" w:eastAsia="Times New Roman" w:cs="Times New Roman"/>
+        </w:rPr>
+        <w:t xml:space="preserve"> </w:t>
+      </w:r>
+      <w:r>
+        <w:rPr>
+          <w:rFonts w:hint="eastAsia" w:ascii="Times New Roman" w:hAnsi="Times New Roman" w:eastAsia="Times New Roman" w:cs="Times New Roman"/>
+        </w:rPr>
+        <w:t>Sn，</w:t>
+      </w:r>
+      <w:r>
+        <w:rPr>
+          <w:rFonts w:hint="eastAsia" w:ascii="Times New Roman" w:hAnsi="Times New Roman" w:eastAsia="FangSong" w:cs="Times New Roman"/>
+        </w:rPr>
+        <w:t>黑球为</w:t>
+      </w:r>
+      <w:r>
+        <w:rPr>
+          <w:rFonts w:ascii="Times New Roman" w:hAnsi="Times New Roman" w:eastAsia="Times New Roman" w:cs="Times New Roman"/>
+        </w:rPr>
+        <w:t xml:space="preserve"> Nb)。</w:t>
+      </w:r>
+    </w:p>
+    <w:p>
+      <w:pPr>
+        <w:spacing w:before="160" w:after="80"/>
+      </w:pPr>
+      <w:r>
+        <w:pict>
+          <v:rect style="width:0;height:1.5pt" o:hralign="center" o:hrstd="t" o:hr="t"/>
+        </w:pict>
+      </w:r>
+    </w:p>
+    <w:p>
+      <w:pPr>
+        <w:pStyle w:val="FirstParagraph"/>
+        <w:spacing w:before="160" w:after="80"/>
+        <w:jc w:val="center"/>
+      </w:pPr>
+      <w:r>
+        <w:rPr>
+          <w:rFonts w:ascii="Times New Roman" w:hAnsi="Times New Roman" w:eastAsia="Times New Roman" w:cs="Times New Roman"/>
+        </w:rPr>
+        <w:drawing>
+          <wp:inline>
+            <wp:extent cx="3240000" cy="2902239"/>
+            <wp:effectExtent b="0" l="0" r="0" t="0"/>
+            <wp:docPr descr="" title="" id="22" name="Picture"/>
+            <a:graphic>
+              <a:graphicData uri="http://schemas.openxmlformats.org/drawingml/2006/picture">
+                <pic:pic>
+                  <pic:nvPicPr>
+                    <pic:cNvPr descr="16d1ed9284ddf0f155628a75c306680502e68f8988db59c557aa252d343e681a.jpg" id="23" name="Picture"/>
+                    <pic:cNvPicPr>
+                      <a:picLocks noChangeArrowheads="1" noChangeAspect="1"/>
+                    </pic:cNvPicPr>
+                  </pic:nvPicPr>
+                  <pic:blipFill>
+                    <a:blip r:embed="rId21"/>
+                    <a:stretch>
+                      <a:fillRect/>
+                    </a:stretch>
+                  </pic:blipFill>
+                  <pic:spPr bwMode="auto">
+                    <a:xfrm>
+                      <a:off x="0" y="0"/>
+                      <a:ext cx="3240000" cy="2902239"/>
+                    </a:xfrm>
+                    <a:prstGeom prst="rect">
+                      <a:avLst/>
+                    </a:prstGeom>
+                    <a:noFill/>
+                    <a:ln w="9525">
+                      <a:noFill/>
+                      <a:headEnd/>
+                      <a:tailEnd/>
+                    </a:ln>
+                  </pic:spPr>
+                </pic:pic>
+              </a:graphicData>
+            </a:graphic>
+          </wp:inline>
+        </w:drawing>
+      </w:r>
+    </w:p>
+    <w:p>
+      <w:pPr>
+        <w:numPr>
+          <w:ilvl w:val="0"/>
+          <w:numId w:val="1012"/>
+        </w:numPr>
+        <w:ind w:firstLine="420"/>
+      </w:pPr>
+      <w:r>
+        <w:rPr>
+          <w:rFonts w:hint="eastAsia" w:ascii="Times New Roman" w:hAnsi="Times New Roman" w:eastAsia="FangSong" w:cs="Times New Roman"/>
+        </w:rPr>
+        <w:t>写出其最简式</w:t>
+      </w:r>
+      <w:r>
+        <w:rPr>
+          <w:rFonts w:hint="eastAsia" w:ascii="Times New Roman" w:hAnsi="Times New Roman" w:eastAsia="Times New Roman" w:cs="Times New Roman"/>
+        </w:rPr>
+        <w:t>。</w:t>
+      </w:r>
+    </w:p>
+    <w:p>
+      <w:pPr>
+        <w:numPr>
+          <w:ilvl w:val="0"/>
+          <w:numId w:val="1012"/>
+        </w:numPr>
+        <w:ind w:firstLine="420"/>
+      </w:pPr>
+      <w:r>
+        <w:rPr>
+          <w:rFonts w:hint="eastAsia" w:ascii="Times New Roman" w:hAnsi="Times New Roman" w:eastAsia="FangSong" w:cs="Times New Roman"/>
+        </w:rPr>
+        <w:t xml:space="preserve">若最简式式量为</w:t>
       </w:r>
       <w:r>
         <w:rPr>
@@ -3807,131 +3876,37 @@
           </m:ctrlPr>
         </m:oMathPr>
         <m:r>
-          <m:t>a</m:t>
-        </m:r>
-        <m:r>
-          <m:rPr>
-            <m:sty m:val="p"/>
-          </m:rPr>
-          <m:t>=</m:t>
-        </m:r>
-        <m:r>
-          <m:t>387</m:t>
-        </m:r>
-        <m:r>
-          <m:rPr>
-            <m:sty m:val="p"/>
-          </m:rPr>
-          <m:t>p</m:t>
-        </m:r>
-        <m:r>
-          <m:rPr>
-            <m:sty m:val="p"/>
-          </m:rPr>
-          <m:t>m</m:t>
-        </m:r>
-      </m:oMath>
-      <w:r>
-        <w:rPr>
-          <w:rFonts w:ascii="Times New Roman" w:hAnsi="Times New Roman" w:eastAsia="Times New Roman" w:cs="Times New Roman"/>
-        </w:rPr>
-        <w:t xml:space="preserve"> </w:t>
-      </w:r>
-      <w:r>
-        <w:rPr>
-          <w:rFonts w:hint="eastAsia" w:ascii="Times New Roman" w:hAnsi="Times New Roman" w:eastAsia="Times New Roman" w:cs="Times New Roman"/>
-        </w:rPr>
-        <w:t>。</w:t>
-      </w:r>
-      <w:r>
-        <w:rPr>
-          <w:rFonts w:hint="eastAsia" w:ascii="Times New Roman" w:hAnsi="Times New Roman" w:eastAsia="FangSong" w:cs="Times New Roman"/>
-        </w:rPr>
-        <w:t>把等物质的量的</w:t>
-      </w:r>
-      <w:r>
-        <w:rPr>
-          <w:rFonts w:ascii="Times New Roman" w:hAnsi="Times New Roman" w:eastAsia="Times New Roman" w:cs="Times New Roman"/>
-        </w:rPr>
-        <w:t xml:space="preserve"> </w:t>
-      </w:r>
-      <m:oMath>
-        <m:r>
-          <m:rPr>
-            <m:sty m:val="p"/>
-          </m:rPr>
-          <m:t>N</m:t>
-        </m:r>
-        <m:sSub>
+          <m:t>M</m:t>
+        </m:r>
+        <m:r>
+          <m:rPr>
+            <m:sty m:val="p"/>
+          </m:rPr>
+          <m:t>(</m:t>
+        </m:r>
+        <m:r>
+          <m:t>g</m:t>
+        </m:r>
+        <m:r>
+          <m:rPr>
+            <m:sty m:val="p"/>
+          </m:rPr>
+          <m:t>⋅</m:t>
+        </m:r>
+        <m:sSup>
           <m:e>
             <m:r>
               <m:rPr>
                 <m:sty m:val="p"/>
               </m:rPr>
-              <m:t>H</m:t>
-            </m:r>
-          </m:e>
-          <m:sub>
+              <m:t>m</m:t>
+            </m:r>
             <m:r>
               <m:rPr>
                 <m:sty m:val="p"/>
               </m:rPr>
-              <m:t>4</m:t>
-            </m:r>
-          </m:sub>
-        </m:sSub>
-        <m:r>
-          <m:rPr>
-            <m:sty m:val="p"/>
-          </m:rPr>
-          <m:t>C</m:t>
-        </m:r>
-        <m:r>
-          <m:rPr>
-            <m:sty m:val="p"/>
-          </m:rPr>
-          <m:t>l</m:t>
-        </m:r>
-      </m:oMath>
-      <w:r>
-        <w:rPr>
-          <w:rFonts w:ascii="Times New Roman" w:hAnsi="Times New Roman" w:eastAsia="Times New Roman" w:cs="Times New Roman"/>
-        </w:rPr>
-        <w:t xml:space="preserve"> </w:t>
-      </w:r>
-      <w:r>
-        <w:rPr>
-          <w:rFonts w:hint="eastAsia" w:ascii="Times New Roman" w:hAnsi="Times New Roman" w:eastAsia="FangSong" w:cs="Times New Roman"/>
-        </w:rPr>
-        <w:t xml:space="preserve">和</w:t>
-      </w:r>
-      <w:r>
-        <w:rPr>
-          <w:rFonts w:ascii="Times New Roman" w:hAnsi="Times New Roman" w:eastAsia="Times New Roman" w:cs="Times New Roman"/>
-        </w:rPr>
-        <w:t xml:space="preserve"> </w:t>
-      </w:r>
-      <m:oMath>
-        <m:r>
-          <m:rPr>
-            <m:sty m:val="p"/>
-          </m:rPr>
-          <m:t>H</m:t>
-        </m:r>
-        <m:r>
-          <m:rPr>
-            <m:sty m:val="p"/>
-          </m:rPr>
-          <m:t>g</m:t>
-        </m:r>
-        <m:r>
-          <m:rPr>
-            <m:sty m:val="p"/>
-          </m:rPr>
-          <m:t>C</m:t>
-        </m:r>
-        <m:sSub>
-          <m:e>
+              <m:t>o</m:t>
+            </m:r>
             <m:r>
               <m:rPr>
                 <m:sty m:val="p"/>
@@ -3939,12 +3914,59 @@
               <m:t>l</m:t>
             </m:r>
           </m:e>
-          <m:sub>
+          <m:sup>
             <m:r>
               <m:rPr>
                 <m:sty m:val="p"/>
               </m:rPr>
-              <m:t>2</m:t>
+              <m:t>−</m:t>
+            </m:r>
+            <m:r>
+              <m:t>1</m:t>
+            </m:r>
+          </m:sup>
+        </m:sSup>
+        <m:r>
+          <m:rPr>
+            <m:sty m:val="p"/>
+          </m:rPr>
+          <m:t>)</m:t>
+        </m:r>
+      </m:oMath>
+      <w:r>
+        <w:rPr>
+          <w:rFonts w:ascii="Times New Roman" w:hAnsi="Times New Roman" w:eastAsia="Times New Roman" w:cs="Times New Roman"/>
+        </w:rPr>
+        <w:t xml:space="preserve"> </w:t>
+      </w:r>
+      <w:r>
+        <w:rPr>
+          <w:rFonts w:hint="eastAsia" w:ascii="Times New Roman" w:hAnsi="Times New Roman" w:eastAsia="Times New Roman" w:cs="Times New Roman"/>
+        </w:rPr>
+        <w:t>，</w:t>
+      </w:r>
+      <w:r>
+        <w:rPr>
+          <w:rFonts w:hint="eastAsia" w:ascii="Times New Roman" w:hAnsi="Times New Roman" w:eastAsia="FangSong" w:cs="Times New Roman"/>
+        </w:rPr>
+        <w:t>阿伏伽德罗常数为</w:t>
+      </w:r>
+      <w:r>
+        <w:rPr>
+          <w:rFonts w:ascii="Times New Roman" w:hAnsi="Times New Roman" w:eastAsia="Times New Roman" w:cs="Times New Roman"/>
+        </w:rPr>
+        <w:t xml:space="preserve"> </w:t>
+      </w:r>
+      <m:oMath>
+        <m:sSub>
+          <m:e>
+            <m:r>
+              <m:t>N</m:t>
+            </m:r>
+          </m:e>
+          <m:sub>
+            <m:r>
+              <m:t>A</m:t>
             </m:r>
           </m:sub>
         </m:sSub>
@@ -3957,12 +3979,6 @@
       </w:r>
       <w:r>
         <w:rPr>
-          <w:rFonts w:hint="eastAsia" w:ascii="Times New Roman" w:hAnsi="Times New Roman" w:eastAsia="FangSong" w:cs="Times New Roman"/>
-        </w:rPr>
-        <w:t>在密封管中一起加热时</w:t>
-      </w:r>
-      <w:r>
-        <w:rPr>
           <w:rFonts w:hint="eastAsia" w:ascii="Times New Roman" w:hAnsi="Times New Roman" w:eastAsia="Times New Roman" w:cs="Times New Roman"/>
         </w:rPr>
         <w:t>，</w:t>
@@ -3971,7 +3987,60 @@
         <w:rPr>
           <w:rFonts w:hint="eastAsia" w:ascii="Times New Roman" w:hAnsi="Times New Roman" w:eastAsia="FangSong" w:cs="Times New Roman"/>
         </w:rPr>
-        <w:t>生成</w:t>
+        <w:t>晶胞参数为</w:t>
+      </w:r>
+      <w:r>
+        <w:rPr>
+          <w:rFonts w:ascii="Times New Roman" w:hAnsi="Times New Roman" w:eastAsia="Times New Roman" w:cs="Times New Roman"/>
+        </w:rPr>
+        <w:t xml:space="preserve"> </w:t>
+      </w:r>
+      <m:oMath>
+        <m:r>
+          <m:t>a</m:t>
+        </m:r>
+        <m:r>
+          <m:rPr>
+            <m:sty m:val="p"/>
+          </m:rPr>
+          <m:t>(</m:t>
+        </m:r>
+        <m:r>
+          <m:rPr>
+            <m:sty m:val="p"/>
+          </m:rPr>
+          <m:t>p</m:t>
+        </m:r>
+        <m:r>
+          <m:rPr>
+            <m:sty m:val="p"/>
+          </m:rPr>
+          <m:t>m</m:t>
+        </m:r>
+        <m:r>
+          <m:rPr>
+            <m:sty m:val="p"/>
+          </m:rPr>
+          <m:t>)</m:t>
+        </m:r>
+      </m:oMath>
+      <w:r>
+        <w:rPr>
+          <w:rFonts w:ascii="Times New Roman" w:hAnsi="Times New Roman" w:eastAsia="Times New Roman" w:cs="Times New Roman"/>
+        </w:rPr>
+        <w:t xml:space="preserve"> </w:t>
+      </w:r>
+      <w:r>
+        <w:rPr>
+          <w:rFonts w:hint="eastAsia" w:ascii="Times New Roman" w:hAnsi="Times New Roman" w:eastAsia="Times New Roman" w:cs="Times New Roman"/>
+        </w:rPr>
+        <w:t>，</w:t>
+      </w:r>
+      <w:r>
+        <w:rPr>
+          <w:rFonts w:hint="eastAsia" w:ascii="Times New Roman" w:hAnsi="Times New Roman" w:eastAsia="FangSong" w:cs="Times New Roman"/>
+        </w:rPr>
+        <w:t>求密度</w:t>
       </w:r>
       <w:r>
         <w:rPr>
@@ -3992,6 +4061,140 @@
           <m:rPr>
             <m:sty m:val="p"/>
           </m:rPr>
+          <m:t>(</m:t>
+        </m:r>
+        <m:r>
+          <m:rPr>
+            <m:sty m:val="p"/>
+          </m:rPr>
+          <m:t>g</m:t>
+        </m:r>
+        <m:r>
+          <m:rPr>
+            <m:sty m:val="p"/>
+          </m:rPr>
+          <m:t>/</m:t>
+        </m:r>
+        <m:sSup>
+          <m:e>
+            <m:r>
+              <m:rPr>
+                <m:sty m:val="p"/>
+              </m:rPr>
+              <m:t>c</m:t>
+            </m:r>
+            <m:r>
+              <m:rPr>
+                <m:sty m:val="p"/>
+              </m:rPr>
+              <m:t>m</m:t>
+            </m:r>
+          </m:e>
+          <m:sup>
+            <m:r>
+              <m:t>3</m:t>
+            </m:r>
+          </m:sup>
+        </m:sSup>
+        <m:r>
+          <m:rPr>
+            <m:sty m:val="p"/>
+          </m:rPr>
+          <m:t>)</m:t>
+        </m:r>
+      </m:oMath>
+      <w:r>
+        <w:rPr>
+          <w:rFonts w:ascii="Times New Roman" w:hAnsi="Times New Roman" w:eastAsia="Times New Roman" w:cs="Times New Roman"/>
+        </w:rPr>
+        <w:t xml:space="preserve"> </w:t>
+      </w:r>
+      <w:r>
+        <w:rPr>
+          <w:rFonts w:hint="eastAsia" w:ascii="Times New Roman" w:hAnsi="Times New Roman" w:eastAsia="Times New Roman" w:cs="Times New Roman"/>
+        </w:rPr>
+        <w:t>（</w:t>
+      </w:r>
+      <w:r>
+        <w:rPr>
+          <w:rFonts w:hint="eastAsia" w:ascii="Times New Roman" w:hAnsi="Times New Roman" w:eastAsia="FangSong" w:cs="Times New Roman"/>
+        </w:rPr>
+        <w:t>直接用字母表示</w:t>
+      </w:r>
+      <w:r>
+        <w:rPr>
+          <w:rFonts w:hint="eastAsia" w:ascii="Times New Roman" w:hAnsi="Times New Roman" w:eastAsia="Times New Roman" w:cs="Times New Roman"/>
+        </w:rPr>
+        <w:t>）。</w:t>
+      </w:r>
+    </w:p>
+    <w:p>
+      <w:pPr>
+        <w:numPr>
+          <w:ilvl w:val="0"/>
+          <w:numId w:val="1012"/>
+        </w:numPr>
+        <w:ind w:firstLine="420"/>
+      </w:pPr>
+      <w:r>
+        <w:rPr>
+          <w:rFonts w:hint="eastAsia" w:ascii="Times New Roman" w:hAnsi="Times New Roman" w:eastAsia="FangSong" w:cs="Times New Roman"/>
+        </w:rPr>
+        <w:t>分别画出此晶胞沿面对角线和体对角线方向的投影图</w:t>
+      </w:r>
+      <w:r>
+        <w:rPr>
+          <w:rFonts w:hint="eastAsia" w:ascii="Times New Roman" w:hAnsi="Times New Roman" w:eastAsia="Times New Roman" w:cs="Times New Roman"/>
+        </w:rPr>
+        <w:t>。</w:t>
+      </w:r>
+    </w:p>
+    <w:p>
+      <w:pPr>
+        <w:spacing w:before="160" w:after="80"/>
+      </w:pPr>
+      <w:r>
+        <w:pict>
+          <v:rect style="width:0;height:1.5pt" o:hralign="center" o:hrstd="t" o:hr="t"/>
+        </w:pict>
+      </w:r>
+    </w:p>
+    <w:bookmarkEnd w:id="24"/>
+    <w:bookmarkStart w:id="28" w:name="第11题"/>
+    <w:p>
+      <w:pPr>
+        <w:pStyle w:val="Heading3"/>
+        <w:spacing w:before="280" w:after="120"/>
+      </w:pPr>
+      <w:r>
+        <w:rPr>
+          <w:rFonts w:hint="eastAsia" w:ascii="Times New Roman" w:hAnsi="Times New Roman" w:eastAsia="SimHei" w:cs="Times New Roman"/>
+        </w:rPr>
+        <w:t>第</w:t>
+      </w:r>
+      <w:r>
+        <w:rPr>
+          <w:rFonts w:hint="eastAsia" w:ascii="Times New Roman" w:hAnsi="Times New Roman" w:eastAsia="Times New Roman" w:cs="Times New Roman"/>
+        </w:rPr>
+        <w:t>11</w:t>
+      </w:r>
+      <w:r>
+        <w:rPr>
+          <w:rFonts w:hint="eastAsia" w:ascii="Times New Roman" w:hAnsi="Times New Roman" w:eastAsia="SimHei" w:cs="Times New Roman"/>
+        </w:rPr>
+        <w:t>题</w:t>
+      </w:r>
+    </w:p>
+    <w:p>
+      <w:pPr>
+        <w:pStyle w:val="FirstParagraph"/>
+        <w:ind w:firstLine="420"/>
+      </w:pPr>
+      <m:oMath>
+        <m:r>
+          <m:rPr>
+            <m:sty m:val="p"/>
+          </m:rPr>
           <m:t>N</m:t>
         </m:r>
         <m:sSub>
@@ -4016,21 +4219,141 @@
           <m:rPr>
             <m:sty m:val="p"/>
           </m:rPr>
-          <m:t>H</m:t>
-        </m:r>
-        <m:r>
-          <m:rPr>
-            <m:sty m:val="p"/>
-          </m:rPr>
-          <m:t>g</m:t>
-        </m:r>
-        <m:r>
-          <m:rPr>
-            <m:sty m:val="p"/>
-          </m:rPr>
           <m:t>C</m:t>
         </m:r>
-        <m:sSub>
+        <m:r>
+          <m:rPr>
+            <m:sty m:val="p"/>
+          </m:rPr>
+          <m:t>l</m:t>
+        </m:r>
+      </m:oMath>
+      <w:r>
+        <w:rPr>
+          <w:rFonts w:ascii="Times New Roman" w:hAnsi="Times New Roman" w:eastAsia="Times New Roman" w:cs="Times New Roman"/>
+        </w:rPr>
+        <w:t xml:space="preserve"> </w:t>
+      </w:r>
+      <w:r>
+        <w:rPr>
+          <w:rFonts w:hint="eastAsia" w:ascii="Times New Roman" w:hAnsi="Times New Roman" w:eastAsia="FangSong" w:cs="Times New Roman"/>
+        </w:rPr>
+        <w:t xml:space="preserve">为</w:t>
+      </w:r>
+      <w:r>
+        <w:rPr>
+          <w:rFonts w:ascii="Times New Roman" w:hAnsi="Times New Roman" w:eastAsia="Times New Roman" w:cs="Times New Roman"/>
+        </w:rPr>
+        <w:t xml:space="preserve"> CsCl </w:t>
+      </w:r>
+      <w:r>
+        <w:rPr>
+          <w:rFonts w:hint="eastAsia" w:ascii="Times New Roman" w:hAnsi="Times New Roman" w:eastAsia="FangSong" w:cs="Times New Roman"/>
+        </w:rPr>
+        <w:t>型结构</w:t>
+      </w:r>
+      <w:r>
+        <w:rPr>
+          <w:rFonts w:hint="eastAsia" w:ascii="Times New Roman" w:hAnsi="Times New Roman" w:eastAsia="Times New Roman" w:cs="Times New Roman"/>
+        </w:rPr>
+        <w:t>，</w:t>
+      </w:r>
+      <w:r>
+        <w:rPr>
+          <w:rFonts w:hint="eastAsia" w:ascii="Times New Roman" w:hAnsi="Times New Roman" w:eastAsia="FangSong" w:cs="Times New Roman"/>
+        </w:rPr>
+        <w:t>晶胞中包含</w:t>
+      </w:r>
+      <w:r>
+        <w:rPr>
+          <w:rFonts w:ascii="Times New Roman" w:hAnsi="Times New Roman" w:eastAsia="Times New Roman" w:cs="Times New Roman"/>
+        </w:rPr>
+        <w:t xml:space="preserve"> 1 </w:t>
+      </w:r>
+      <w:r>
+        <w:rPr>
+          <w:rFonts w:hint="eastAsia" w:ascii="Times New Roman" w:hAnsi="Times New Roman" w:eastAsia="FangSong" w:cs="Times New Roman"/>
+        </w:rPr>
+        <w:t xml:space="preserve">个</w:t>
+      </w:r>
+      <w:r>
+        <w:rPr>
+          <w:rFonts w:ascii="Times New Roman" w:hAnsi="Times New Roman" w:eastAsia="Times New Roman" w:cs="Times New Roman"/>
+        </w:rPr>
+        <w:t xml:space="preserve"> </w:t>
+      </w:r>
+      <m:oMath>
+        <m:r>
+          <m:rPr>
+            <m:sty m:val="p"/>
+          </m:rPr>
+          <m:t>N</m:t>
+        </m:r>
+        <m:sSubSup>
+          <m:e>
+            <m:r>
+              <m:rPr>
+                <m:sty m:val="p"/>
+              </m:rPr>
+              <m:t>H</m:t>
+            </m:r>
+          </m:e>
+          <m:sub>
+            <m:r>
+              <m:rPr>
+                <m:sty m:val="p"/>
+              </m:rPr>
+              <m:t>4</m:t>
+            </m:r>
+          </m:sub>
+          <m:sup>
+            <m:r>
+              <m:rPr>
+                <m:sty m:val="p"/>
+              </m:rPr>
+              <m:t>+</m:t>
+            </m:r>
+          </m:sup>
+        </m:sSubSup>
+      </m:oMath>
+      <w:r>
+        <w:rPr>
+          <w:rFonts w:ascii="Times New Roman" w:hAnsi="Times New Roman" w:eastAsia="Times New Roman" w:cs="Times New Roman"/>
+        </w:rPr>
+        <w:t xml:space="preserve"> </w:t>
+      </w:r>
+      <w:r>
+        <w:rPr>
+          <w:rFonts w:hint="eastAsia" w:ascii="Times New Roman" w:hAnsi="Times New Roman" w:eastAsia="FangSong" w:cs="Times New Roman"/>
+        </w:rPr>
+        <w:t xml:space="preserve">和</w:t>
+      </w:r>
+      <w:r>
+        <w:rPr>
+          <w:rFonts w:ascii="Times New Roman" w:hAnsi="Times New Roman" w:eastAsia="Times New Roman" w:cs="Times New Roman"/>
+        </w:rPr>
+        <w:t xml:space="preserve"> 1 </w:t>
+      </w:r>
+      <w:r>
+        <w:rPr>
+          <w:rFonts w:hint="eastAsia" w:ascii="Times New Roman" w:hAnsi="Times New Roman" w:eastAsia="FangSong" w:cs="Times New Roman"/>
+        </w:rPr>
+        <w:t xml:space="preserve">个</w:t>
+      </w:r>
+      <w:r>
+        <w:rPr>
+          <w:rFonts w:ascii="Times New Roman" w:hAnsi="Times New Roman" w:eastAsia="Times New Roman" w:cs="Times New Roman"/>
+        </w:rPr>
+        <w:t xml:space="preserve"> </w:t>
+      </w:r>
+      <m:oMath>
+        <m:r>
+          <m:rPr>
+            <m:sty m:val="p"/>
+          </m:rPr>
+          <m:t>C</m:t>
+        </m:r>
+        <m:sSup>
           <m:e>
             <m:r>
               <m:rPr>
@@ -4039,27 +4362,21 @@
               <m:t>l</m:t>
             </m:r>
           </m:e>
-          <m:sub>
+          <m:sup>
             <m:r>
               <m:rPr>
                 <m:sty m:val="p"/>
               </m:rPr>
-              <m:t>3</m:t>
-            </m:r>
-          </m:sub>
-        </m:sSub>
+              <m:t>−</m:t>
+            </m:r>
+          </m:sup>
+        </m:sSup>
       </m:oMath>
       <w:r>
         <w:rPr>
           <w:rFonts w:ascii="Times New Roman" w:hAnsi="Times New Roman" w:eastAsia="Times New Roman" w:cs="Times New Roman"/>
         </w:rPr>
         <w:t xml:space="preserve"> </w:t>
-      </w:r>
-      <w:r>
-        <w:rPr>
-          <w:rFonts w:hint="eastAsia" w:ascii="Times New Roman" w:hAnsi="Times New Roman" w:eastAsia="FangSong" w:cs="Times New Roman"/>
-        </w:rPr>
-        <w:t>晶体</w:t>
       </w:r>
       <w:r>
         <w:rPr>
@@ -4098,16 +4415,7 @@
           <m:t>=</m:t>
         </m:r>
         <m:r>
-          <m:t>b</m:t>
-        </m:r>
-        <m:r>
-          <m:rPr>
-            <m:sty m:val="p"/>
-          </m:rPr>
-          <m:t>=</m:t>
-        </m:r>
-        <m:r>
-          <m:t>419</m:t>
+          <m:t>387</m:t>
         </m:r>
         <m:r>
           <m:rPr>
@@ -4130,9 +4438,139 @@
       </w:r>
       <w:r>
         <w:rPr>
-          <w:rFonts w:ascii="Times New Roman" w:hAnsi="Times New Roman" w:eastAsia="Times New Roman" w:cs="Times New Roman"/>
-        </w:rPr>
-        <w:t xml:space="preserve">、</w:t>
+          <w:rFonts w:hint="eastAsia" w:ascii="Times New Roman" w:hAnsi="Times New Roman" w:eastAsia="Times New Roman" w:cs="Times New Roman"/>
+        </w:rPr>
+        <w:t>。</w:t>
+      </w:r>
+      <w:r>
+        <w:rPr>
+          <w:rFonts w:hint="eastAsia" w:ascii="Times New Roman" w:hAnsi="Times New Roman" w:eastAsia="FangSong" w:cs="Times New Roman"/>
+        </w:rPr>
+        <w:t>把等物质的量的</w:t>
+      </w:r>
+      <w:r>
+        <w:rPr>
+          <w:rFonts w:ascii="Times New Roman" w:hAnsi="Times New Roman" w:eastAsia="Times New Roman" w:cs="Times New Roman"/>
+        </w:rPr>
+        <w:t xml:space="preserve"> </w:t>
+      </w:r>
+      <m:oMath>
+        <m:r>
+          <m:rPr>
+            <m:sty m:val="p"/>
+          </m:rPr>
+          <m:t>N</m:t>
+        </m:r>
+        <m:sSub>
+          <m:e>
+            <m:r>
+              <m:rPr>
+                <m:sty m:val="p"/>
+              </m:rPr>
+              <m:t>H</m:t>
+            </m:r>
+          </m:e>
+          <m:sub>
+            <m:r>
+              <m:rPr>
+                <m:sty m:val="p"/>
+              </m:rPr>
+              <m:t>4</m:t>
+            </m:r>
+          </m:sub>
+        </m:sSub>
+        <m:r>
+          <m:rPr>
+            <m:sty m:val="p"/>
+          </m:rPr>
+          <m:t>C</m:t>
+        </m:r>
+        <m:r>
+          <m:rPr>
+            <m:sty m:val="p"/>
+          </m:rPr>
+          <m:t>l</m:t>
+        </m:r>
+      </m:oMath>
+      <w:r>
+        <w:rPr>
+          <w:rFonts w:ascii="Times New Roman" w:hAnsi="Times New Roman" w:eastAsia="Times New Roman" w:cs="Times New Roman"/>
+        </w:rPr>
+        <w:t xml:space="preserve"> </w:t>
+      </w:r>
+      <w:r>
+        <w:rPr>
+          <w:rFonts w:hint="eastAsia" w:ascii="Times New Roman" w:hAnsi="Times New Roman" w:eastAsia="FangSong" w:cs="Times New Roman"/>
+        </w:rPr>
+        <w:t xml:space="preserve">和</w:t>
+      </w:r>
+      <w:r>
+        <w:rPr>
+          <w:rFonts w:ascii="Times New Roman" w:hAnsi="Times New Roman" w:eastAsia="Times New Roman" w:cs="Times New Roman"/>
+        </w:rPr>
+        <w:t xml:space="preserve"> </w:t>
+      </w:r>
+      <m:oMath>
+        <m:r>
+          <m:rPr>
+            <m:sty m:val="p"/>
+          </m:rPr>
+          <m:t>H</m:t>
+        </m:r>
+        <m:r>
+          <m:rPr>
+            <m:sty m:val="p"/>
+          </m:rPr>
+          <m:t>g</m:t>
+        </m:r>
+        <m:r>
+          <m:rPr>
+            <m:sty m:val="p"/>
+          </m:rPr>
+          <m:t>C</m:t>
+        </m:r>
+        <m:sSub>
+          <m:e>
+            <m:r>
+              <m:rPr>
+                <m:sty m:val="p"/>
+              </m:rPr>
+              <m:t>l</m:t>
+            </m:r>
+          </m:e>
+          <m:sub>
+            <m:r>
+              <m:rPr>
+                <m:sty m:val="p"/>
+              </m:rPr>
+              <m:t>2</m:t>
+            </m:r>
+          </m:sub>
+        </m:sSub>
+      </m:oMath>
+      <w:r>
+        <w:rPr>
+          <w:rFonts w:ascii="Times New Roman" w:hAnsi="Times New Roman" w:eastAsia="Times New Roman" w:cs="Times New Roman"/>
+        </w:rPr>
+        <w:t xml:space="preserve"> </w:t>
+      </w:r>
+      <w:r>
+        <w:rPr>
+          <w:rFonts w:hint="eastAsia" w:ascii="Times New Roman" w:hAnsi="Times New Roman" w:eastAsia="FangSong" w:cs="Times New Roman"/>
+        </w:rPr>
+        <w:t>在密封管中一起加热时</w:t>
+      </w:r>
+      <w:r>
+        <w:rPr>
+          <w:rFonts w:hint="eastAsia" w:ascii="Times New Roman" w:hAnsi="Times New Roman" w:eastAsia="Times New Roman" w:cs="Times New Roman"/>
+        </w:rPr>
+        <w:t>，</w:t>
+      </w:r>
+      <w:r>
+        <w:rPr>
+          <w:rFonts w:hint="eastAsia" w:ascii="Times New Roman" w:hAnsi="Times New Roman" w:eastAsia="FangSong" w:cs="Times New Roman"/>
+        </w:rPr>
+        <w:t>生成</w:t>
       </w:r>
       <w:r>
         <w:rPr>
@@ -4150,29 +4588,65 @@
           </m:ctrlPr>
         </m:oMathPr>
         <m:r>
-          <m:t>c</m:t>
-        </m:r>
-        <m:r>
-          <m:rPr>
-            <m:sty m:val="p"/>
-          </m:rPr>
-          <m:t>=</m:t>
-        </m:r>
-        <m:r>
-          <m:t>794</m:t>
-        </m:r>
-        <m:r>
-          <m:rPr>
-            <m:sty m:val="p"/>
-          </m:rPr>
-          <m:t>p</m:t>
-        </m:r>
-        <m:r>
-          <m:rPr>
-            <m:sty m:val="p"/>
-          </m:rPr>
-          <m:t>m</m:t>
-        </m:r>
+          <m:rPr>
+            <m:sty m:val="p"/>
+          </m:rPr>
+          <m:t>N</m:t>
+        </m:r>
+        <m:sSub>
+          <m:e>
+            <m:r>
+              <m:rPr>
+                <m:sty m:val="p"/>
+              </m:rPr>
+              <m:t>H</m:t>
+            </m:r>
+          </m:e>
+          <m:sub>
+            <m:r>
+              <m:rPr>
+                <m:sty m:val="p"/>
+              </m:rPr>
+              <m:t>4</m:t>
+            </m:r>
+          </m:sub>
+        </m:sSub>
+        <m:r>
+          <m:rPr>
+            <m:sty m:val="p"/>
+          </m:rPr>
+          <m:t>H</m:t>
+        </m:r>
+        <m:r>
+          <m:rPr>
+            <m:sty m:val="p"/>
+          </m:rPr>
+          <m:t>g</m:t>
+        </m:r>
+        <m:r>
+          <m:rPr>
+            <m:sty m:val="p"/>
+          </m:rPr>
+          <m:t>C</m:t>
+        </m:r>
+        <m:sSub>
+          <m:e>
+            <m:r>
+              <m:rPr>
+                <m:sty m:val="p"/>
+              </m:rPr>
+              <m:t>l</m:t>
+            </m:r>
+          </m:e>
+          <m:sub>
+            <m:r>
+              <m:rPr>
+                <m:sty m:val="p"/>
+              </m:rPr>
+              <m:t>3</m:t>
+            </m:r>
+          </m:sub>
+        </m:sSub>
       </m:oMath>
       <w:r>
         <w:rPr>
@@ -4182,68 +4656,9 @@
       </w:r>
       <w:r>
         <w:rPr>
-          <w:rFonts w:ascii="Times New Roman" w:hAnsi="Times New Roman" w:eastAsia="Times New Roman" w:cs="Times New Roman"/>
-        </w:rPr>
-        <w:t xml:space="preserve">。</w:t>
-      </w:r>
-    </w:p>
-    <w:p>
-      <w:pPr>
-        <w:spacing w:before="160" w:after="80"/>
-      </w:pPr>
-      <w:r>
-        <w:pict>
-          <v:rect style="width:0;height:1.5pt" o:hralign="center" o:hrstd="t" o:hr="t"/>
-        </w:pict>
-      </w:r>
-    </w:p>
-    <w:bookmarkEnd w:id="22"/>
-    <w:bookmarkStart w:id="23" w:name="第12题"/>
-    <w:p>
-      <w:pPr>
-        <w:pStyle w:val="Heading3"/>
-        <w:spacing w:before="280" w:after="120"/>
-      </w:pPr>
-      <w:r>
-        <w:rPr>
-          <w:rFonts w:hint="eastAsia" w:ascii="Times New Roman" w:hAnsi="Times New Roman" w:eastAsia="SimHei" w:cs="Times New Roman"/>
-        </w:rPr>
-        <w:t>第</w:t>
-      </w:r>
-      <w:r>
-        <w:rPr>
-          <w:rFonts w:hint="eastAsia" w:ascii="Times New Roman" w:hAnsi="Times New Roman" w:eastAsia="Times New Roman" w:cs="Times New Roman"/>
-        </w:rPr>
-        <w:t>12</w:t>
-      </w:r>
-      <w:r>
-        <w:rPr>
-          <w:rFonts w:hint="eastAsia" w:ascii="Times New Roman" w:hAnsi="Times New Roman" w:eastAsia="SimHei" w:cs="Times New Roman"/>
-        </w:rPr>
-        <w:t>题</w:t>
-      </w:r>
-    </w:p>
-    <w:p>
-      <w:pPr>
-        <w:pStyle w:val="FirstParagraph"/>
-      </w:pPr>
-      <w:r>
-        <w:rPr>
-          <w:rFonts w:hint="eastAsia" w:ascii="Times New Roman" w:hAnsi="Times New Roman" w:eastAsia="FangSong" w:cs="Times New Roman"/>
-        </w:rPr>
-        <w:t xml:space="preserve">金属</w:t>
-      </w:r>
-      <w:r>
-        <w:rPr>
-          <w:rFonts w:ascii="Times New Roman" w:hAnsi="Times New Roman" w:eastAsia="Times New Roman" w:cs="Times New Roman"/>
-        </w:rPr>
-        <w:t xml:space="preserve"> M、Fe、H </w:t>
-      </w:r>
-      <w:r>
-        <w:rPr>
-          <w:rFonts w:hint="eastAsia" w:ascii="Times New Roman" w:hAnsi="Times New Roman" w:eastAsia="FangSong" w:cs="Times New Roman"/>
-        </w:rPr>
-        <w:t>形成了一种面心立方晶体</w:t>
+          <w:rFonts w:hint="eastAsia" w:ascii="Times New Roman" w:hAnsi="Times New Roman" w:eastAsia="FangSong" w:cs="Times New Roman"/>
+        </w:rPr>
+        <w:t>晶体</w:t>
       </w:r>
       <w:r>
         <w:rPr>
@@ -4255,49 +4670,7 @@
         <w:rPr>
           <w:rFonts w:hint="eastAsia" w:ascii="Times New Roman" w:hAnsi="Times New Roman" w:eastAsia="FangSong" w:cs="Times New Roman"/>
         </w:rPr>
-        <w:t>其中每种原子只有一种化学环境</w:t>
-      </w:r>
-      <w:r>
-        <w:rPr>
-          <w:rFonts w:hint="eastAsia" w:ascii="Times New Roman" w:hAnsi="Times New Roman" w:eastAsia="Times New Roman" w:cs="Times New Roman"/>
-        </w:rPr>
-        <w:t>，Fe</w:t>
-      </w:r>
-      <w:r>
-        <w:rPr>
-          <w:rFonts w:ascii="Times New Roman" w:hAnsi="Times New Roman" w:eastAsia="Times New Roman" w:cs="Times New Roman"/>
-        </w:rPr>
-        <w:t xml:space="preserve"> </w:t>
-      </w:r>
-      <w:r>
-        <w:rPr>
-          <w:rFonts w:hint="eastAsia" w:ascii="Times New Roman" w:hAnsi="Times New Roman" w:eastAsia="FangSong" w:cs="Times New Roman"/>
-        </w:rPr>
-        <w:t>原子处于晶胞的顶点和面心</w:t>
-      </w:r>
-      <w:r>
-        <w:rPr>
-          <w:rFonts w:hint="eastAsia" w:ascii="Times New Roman" w:hAnsi="Times New Roman" w:eastAsia="Times New Roman" w:cs="Times New Roman"/>
-        </w:rPr>
-        <w:t>，</w:t>
-      </w:r>
-      <w:r>
-        <w:rPr>
-          <w:rFonts w:hint="eastAsia" w:ascii="Times New Roman" w:hAnsi="Times New Roman" w:eastAsia="FangSong" w:cs="Times New Roman"/>
-        </w:rPr>
-        <w:t>一个</w:t>
-      </w:r>
-      <w:r>
-        <w:rPr>
-          <w:rFonts w:ascii="Times New Roman" w:hAnsi="Times New Roman" w:eastAsia="Times New Roman" w:cs="Times New Roman"/>
-        </w:rPr>
-        <w:t xml:space="preserve"> M </w:t>
-      </w:r>
-      <w:r>
-        <w:rPr>
-          <w:rFonts w:hint="eastAsia" w:ascii="Times New Roman" w:hAnsi="Times New Roman" w:eastAsia="FangSong" w:cs="Times New Roman"/>
-        </w:rPr>
-        <w:t xml:space="preserve">原子的坐标为</w:t>
+        <w:t>晶胞参数</w:t>
       </w:r>
       <w:r>
         <w:rPr>
@@ -4315,64 +4688,37 @@
           </m:ctrlPr>
         </m:oMathPr>
         <m:r>
-          <m:rPr>
-            <m:sty m:val="p"/>
-          </m:rPr>
-          <m:t>(</m:t>
-        </m:r>
-        <m:r>
-          <m:t>1</m:t>
-        </m:r>
-        <m:r>
-          <m:rPr>
-            <m:sty m:val="p"/>
-          </m:rPr>
-          <m:t>/</m:t>
-        </m:r>
-        <m:r>
-          <m:t>4</m:t>
-        </m:r>
-        <m:r>
-          <m:rPr>
-            <m:sty m:val="p"/>
-          </m:rPr>
-          <m:t>,</m:t>
-        </m:r>
-        <m:r>
-          <m:t>1</m:t>
-        </m:r>
-        <m:r>
-          <m:rPr>
-            <m:sty m:val="p"/>
-          </m:rPr>
-          <m:t>/</m:t>
-        </m:r>
-        <m:r>
-          <m:t>4</m:t>
-        </m:r>
-        <m:r>
-          <m:rPr>
-            <m:sty m:val="p"/>
-          </m:rPr>
-          <m:t>,</m:t>
-        </m:r>
-        <m:r>
-          <m:t>1</m:t>
-        </m:r>
-        <m:r>
-          <m:rPr>
-            <m:sty m:val="p"/>
-          </m:rPr>
-          <m:t>/</m:t>
-        </m:r>
-        <m:r>
-          <m:t>4</m:t>
-        </m:r>
-        <m:r>
-          <m:rPr>
-            <m:sty m:val="p"/>
-          </m:rPr>
-          <m:t>)</m:t>
+          <m:t>a</m:t>
+        </m:r>
+        <m:r>
+          <m:rPr>
+            <m:sty m:val="p"/>
+          </m:rPr>
+          <m:t>=</m:t>
+        </m:r>
+        <m:r>
+          <m:t>b</m:t>
+        </m:r>
+        <m:r>
+          <m:rPr>
+            <m:sty m:val="p"/>
+          </m:rPr>
+          <m:t>=</m:t>
+        </m:r>
+        <m:r>
+          <m:t>419</m:t>
+        </m:r>
+        <m:r>
+          <m:rPr>
+            <m:sty m:val="p"/>
+          </m:rPr>
+          <m:t>p</m:t>
+        </m:r>
+        <m:r>
+          <m:rPr>
+            <m:sty m:val="p"/>
+          </m:rPr>
+          <m:t>m</m:t>
         </m:r>
       </m:oMath>
       <w:r>
@@ -4383,27 +4729,9 @@
       </w:r>
       <w:r>
         <w:rPr>
-          <w:rFonts w:hint="eastAsia" w:ascii="Times New Roman" w:hAnsi="Times New Roman" w:eastAsia="Times New Roman" w:cs="Times New Roman"/>
-        </w:rPr>
-        <w:t>，</w:t>
-      </w:r>
-      <w:r>
-        <w:rPr>
-          <w:rFonts w:hint="eastAsia" w:ascii="Times New Roman" w:hAnsi="Times New Roman" w:eastAsia="FangSong" w:cs="Times New Roman"/>
-        </w:rPr>
-        <w:t>一个</w:t>
-      </w:r>
-      <w:r>
-        <w:rPr>
-          <w:rFonts w:ascii="Times New Roman" w:hAnsi="Times New Roman" w:eastAsia="Times New Roman" w:cs="Times New Roman"/>
-        </w:rPr>
-        <w:t xml:space="preserve"> H </w:t>
-      </w:r>
-      <w:r>
-        <w:rPr>
-          <w:rFonts w:hint="eastAsia" w:ascii="Times New Roman" w:hAnsi="Times New Roman" w:eastAsia="FangSong" w:cs="Times New Roman"/>
-        </w:rPr>
-        <w:t xml:space="preserve">原子的坐标为</w:t>
+          <w:rFonts w:ascii="Times New Roman" w:hAnsi="Times New Roman" w:eastAsia="Times New Roman" w:cs="Times New Roman"/>
+        </w:rPr>
+        <w:t xml:space="preserve">、</w:t>
       </w:r>
       <w:r>
         <w:rPr>
@@ -4421,37 +4749,28 @@
           </m:ctrlPr>
         </m:oMathPr>
         <m:r>
-          <m:rPr>
-            <m:sty m:val="p"/>
-          </m:rPr>
-          <m:t>(</m:t>
-        </m:r>
-        <m:r>
-          <m:t>0</m:t>
-        </m:r>
-        <m:r>
-          <m:rPr>
-            <m:sty m:val="p"/>
-          </m:rPr>
-          <m:t>,</m:t>
-        </m:r>
-        <m:r>
-          <m:t>0</m:t>
-        </m:r>
-        <m:r>
-          <m:rPr>
-            <m:sty m:val="p"/>
-          </m:rPr>
-          <m:t>,</m:t>
-        </m:r>
-        <m:r>
-          <m:t>0.229</m:t>
-        </m:r>
-        <m:r>
-          <m:rPr>
-            <m:sty m:val="p"/>
-          </m:rPr>
-          <m:t>)</m:t>
+          <m:t>c</m:t>
+        </m:r>
+        <m:r>
+          <m:rPr>
+            <m:sty m:val="p"/>
+          </m:rPr>
+          <m:t>=</m:t>
+        </m:r>
+        <m:r>
+          <m:t>794</m:t>
+        </m:r>
+        <m:r>
+          <m:rPr>
+            <m:sty m:val="p"/>
+          </m:rPr>
+          <m:t>p</m:t>
+        </m:r>
+        <m:r>
+          <m:rPr>
+            <m:sty m:val="p"/>
+          </m:rPr>
+          <m:t>m</m:t>
         </m:r>
       </m:oMath>
       <w:r>
@@ -4462,53 +4781,9 @@
       </w:r>
       <w:r>
         <w:rPr>
-          <w:rFonts w:hint="eastAsia" w:ascii="Times New Roman" w:hAnsi="Times New Roman" w:eastAsia="Times New Roman" w:cs="Times New Roman"/>
-        </w:rPr>
-        <w:t>，</w:t>
-      </w:r>
-      <w:r>
-        <w:rPr>
-          <w:rFonts w:hint="eastAsia" w:ascii="Times New Roman" w:hAnsi="Times New Roman" w:eastAsia="FangSong" w:cs="Times New Roman"/>
-        </w:rPr>
-        <w:t>该晶胞的每条棱所在的直线均为晶体的一根</w:t>
-      </w:r>
-      <w:r>
-        <w:rPr>
-          <w:rFonts w:ascii="Times New Roman" w:hAnsi="Times New Roman" w:eastAsia="Times New Roman" w:cs="Times New Roman"/>
-        </w:rPr>
-        <w:t xml:space="preserve"> </w:t>
-      </w:r>
-      <m:oMath>
-        <m:sSub>
-          <m:e>
-            <m:r>
-              <m:t>C</m:t>
-            </m:r>
-          </m:e>
-          <m:sub>
-            <m:r>
-              <m:t>4</m:t>
-            </m:r>
-          </m:sub>
-        </m:sSub>
-      </m:oMath>
-      <w:r>
-        <w:rPr>
-          <w:rFonts w:ascii="Times New Roman" w:hAnsi="Times New Roman" w:eastAsia="Times New Roman" w:cs="Times New Roman"/>
-        </w:rPr>
-        <w:t xml:space="preserve"> </w:t>
-      </w:r>
-      <w:r>
-        <w:rPr>
-          <w:rFonts w:hint="eastAsia" w:ascii="Times New Roman" w:hAnsi="Times New Roman" w:eastAsia="FangSong" w:cs="Times New Roman"/>
-        </w:rPr>
-        <w:t>轴</w:t>
-      </w:r>
-      <w:r>
-        <w:rPr>
-          <w:rFonts w:hint="eastAsia" w:ascii="Times New Roman" w:hAnsi="Times New Roman" w:eastAsia="Times New Roman" w:cs="Times New Roman"/>
-        </w:rPr>
-        <w:t>。</w:t>
+          <w:rFonts w:ascii="Times New Roman" w:hAnsi="Times New Roman" w:eastAsia="Times New Roman" w:cs="Times New Roman"/>
+        </w:rPr>
+        <w:t xml:space="preserve">。</w:t>
       </w:r>
     </w:p>
     <w:p>
@@ -4521,267 +4796,19 @@
         </w:pict>
       </w:r>
     </w:p>
-    <w:bookmarkEnd w:id="23"/>
-    <w:bookmarkStart w:id="24" w:name="第13题"/>
-    <w:p>
-      <w:pPr>
-        <w:pStyle w:val="Heading3"/>
-        <w:spacing w:before="280" w:after="120"/>
-      </w:pPr>
-      <w:r>
-        <w:rPr>
-          <w:rFonts w:hint="eastAsia" w:ascii="Times New Roman" w:hAnsi="Times New Roman" w:eastAsia="SimHei" w:cs="Times New Roman"/>
-        </w:rPr>
-        <w:t>第</w:t>
-      </w:r>
-      <w:r>
-        <w:rPr>
-          <w:rFonts w:hint="eastAsia" w:ascii="Times New Roman" w:hAnsi="Times New Roman" w:eastAsia="Times New Roman" w:cs="Times New Roman"/>
-        </w:rPr>
-        <w:t>13</w:t>
-      </w:r>
-      <w:r>
-        <w:rPr>
-          <w:rFonts w:hint="eastAsia" w:ascii="Times New Roman" w:hAnsi="Times New Roman" w:eastAsia="SimHei" w:cs="Times New Roman"/>
-        </w:rPr>
-        <w:t>题</w:t>
-      </w:r>
-    </w:p>
-    <w:p>
-      <w:pPr>
-        <w:pStyle w:val="FirstParagraph"/>
-      </w:pPr>
-      <w:r>
-        <w:rPr>
-          <w:rFonts w:hint="eastAsia" w:ascii="Times New Roman" w:hAnsi="Times New Roman" w:eastAsia="FangSong" w:cs="Times New Roman"/>
-        </w:rPr>
-        <w:t>在一种化合物中</w:t>
-      </w:r>
-      <w:r>
-        <w:rPr>
-          <w:rFonts w:hint="eastAsia" w:ascii="Times New Roman" w:hAnsi="Times New Roman" w:eastAsia="Times New Roman" w:cs="Times New Roman"/>
-        </w:rPr>
-        <w:t>，</w:t>
-      </w:r>
-      <w:r>
-        <w:rPr>
-          <w:rFonts w:hint="eastAsia" w:ascii="Times New Roman" w:hAnsi="Times New Roman" w:eastAsia="FangSong" w:cs="Times New Roman"/>
-        </w:rPr>
-        <w:t>同一种元素有着不同的氧化态</w:t>
-      </w:r>
-      <w:r>
-        <w:rPr>
-          <w:rFonts w:hint="eastAsia" w:ascii="Times New Roman" w:hAnsi="Times New Roman" w:eastAsia="Times New Roman" w:cs="Times New Roman"/>
-        </w:rPr>
-        <w:t>，</w:t>
-      </w:r>
-      <w:r>
-        <w:rPr>
-          <w:rFonts w:hint="eastAsia" w:ascii="Times New Roman" w:hAnsi="Times New Roman" w:eastAsia="FangSong" w:cs="Times New Roman"/>
-        </w:rPr>
-        <w:t>这类常见的无机化合物称为混合价态化合物或包含同素异价离子的化合物</w:t>
-      </w:r>
-      <w:r>
-        <w:rPr>
-          <w:rFonts w:hint="eastAsia" w:ascii="Times New Roman" w:hAnsi="Times New Roman" w:eastAsia="Times New Roman" w:cs="Times New Roman"/>
-        </w:rPr>
-        <w:t>。</w:t>
-      </w:r>
-      <w:r>
-        <w:rPr>
-          <w:rFonts w:hint="eastAsia" w:ascii="Times New Roman" w:hAnsi="Times New Roman" w:eastAsia="FangSong" w:cs="Times New Roman"/>
-        </w:rPr>
-        <w:t>这类化合物有很多特点如导电能力强</w:t>
-      </w:r>
-      <w:r>
-        <w:rPr>
-          <w:rFonts w:hint="eastAsia" w:ascii="Times New Roman" w:hAnsi="Times New Roman" w:eastAsia="Times New Roman" w:cs="Times New Roman"/>
-        </w:rPr>
-        <w:t>，</w:t>
-      </w:r>
-      <w:r>
-        <w:rPr>
-          <w:rFonts w:hint="eastAsia" w:ascii="Times New Roman" w:hAnsi="Times New Roman" w:eastAsia="FangSong" w:cs="Times New Roman"/>
-        </w:rPr>
-        <w:t>颜色较深</w:t>
-      </w:r>
-      <w:r>
-        <w:rPr>
-          <w:rFonts w:hint="eastAsia" w:ascii="Times New Roman" w:hAnsi="Times New Roman" w:eastAsia="Times New Roman" w:cs="Times New Roman"/>
-        </w:rPr>
-        <w:t>，</w:t>
-      </w:r>
-      <w:r>
-        <w:rPr>
-          <w:rFonts w:hint="eastAsia" w:ascii="Times New Roman" w:hAnsi="Times New Roman" w:eastAsia="FangSong" w:cs="Times New Roman"/>
-        </w:rPr>
-        <w:t>磁学性质不同等</w:t>
-      </w:r>
-      <w:r>
-        <w:rPr>
-          <w:rFonts w:hint="eastAsia" w:ascii="Times New Roman" w:hAnsi="Times New Roman" w:eastAsia="Times New Roman" w:cs="Times New Roman"/>
-        </w:rPr>
-        <w:t>，</w:t>
-      </w:r>
-      <w:r>
-        <w:rPr>
-          <w:rFonts w:hint="eastAsia" w:ascii="Times New Roman" w:hAnsi="Times New Roman" w:eastAsia="FangSong" w:cs="Times New Roman"/>
-        </w:rPr>
-        <w:t>因而引起了科学家的广泛关注</w:t>
-      </w:r>
-      <w:r>
-        <w:rPr>
-          <w:rFonts w:hint="eastAsia" w:ascii="Times New Roman" w:hAnsi="Times New Roman" w:eastAsia="Times New Roman" w:cs="Times New Roman"/>
-        </w:rPr>
-        <w:t>。</w:t>
-      </w:r>
-    </w:p>
-    <w:p>
-      <w:pPr>
-        <w:spacing w:before="160" w:after="80"/>
-      </w:pPr>
-      <w:r>
-        <w:pict>
-          <v:rect style="width:0;height:1.5pt" o:hralign="center" o:hrstd="t" o:hr="t"/>
-        </w:pict>
-      </w:r>
-    </w:p>
-    <w:bookmarkEnd w:id="24"/>
-    <w:bookmarkStart w:id="25" w:name="第14题"/>
-    <w:p>
-      <w:pPr>
-        <w:pStyle w:val="Heading3"/>
-        <w:spacing w:before="280" w:after="120"/>
-      </w:pPr>
-      <w:r>
-        <w:rPr>
-          <w:rFonts w:hint="eastAsia" w:ascii="Times New Roman" w:hAnsi="Times New Roman" w:eastAsia="SimHei" w:cs="Times New Roman"/>
-        </w:rPr>
-        <w:t>第</w:t>
-      </w:r>
-      <w:r>
-        <w:rPr>
-          <w:rFonts w:hint="eastAsia" w:ascii="Times New Roman" w:hAnsi="Times New Roman" w:eastAsia="Times New Roman" w:cs="Times New Roman"/>
-        </w:rPr>
-        <w:t>14</w:t>
-      </w:r>
-      <w:r>
-        <w:rPr>
-          <w:rFonts w:hint="eastAsia" w:ascii="Times New Roman" w:hAnsi="Times New Roman" w:eastAsia="SimHei" w:cs="Times New Roman"/>
-        </w:rPr>
-        <w:t>题</w:t>
-      </w:r>
-    </w:p>
-    <w:p>
-      <w:pPr>
-        <w:pStyle w:val="FirstParagraph"/>
-      </w:pPr>
-      <w:r>
-        <w:rPr>
-          <w:rFonts w:hint="eastAsia" w:ascii="Times New Roman" w:hAnsi="Times New Roman" w:eastAsia="FangSong" w:cs="Times New Roman"/>
-        </w:rPr>
-        <w:t>用</w:t>
-      </w:r>
-      <w:r>
-        <w:rPr>
-          <w:rFonts w:hint="eastAsia" w:ascii="Times New Roman" w:hAnsi="Times New Roman" w:eastAsia="Times New Roman" w:cs="Times New Roman"/>
-        </w:rPr>
-        <w:t>Bent</w:t>
-      </w:r>
-      <w:r>
-        <w:rPr>
-          <w:rFonts w:hint="eastAsia" w:ascii="Times New Roman" w:hAnsi="Times New Roman" w:eastAsia="FangSong" w:cs="Times New Roman"/>
-        </w:rPr>
-        <w:t>规则解释诱导效应的来源</w:t>
-      </w:r>
-      <w:r>
-        <w:rPr>
-          <w:rFonts w:hint="eastAsia" w:ascii="Times New Roman" w:hAnsi="Times New Roman" w:eastAsia="Times New Roman" w:cs="Times New Roman"/>
-        </w:rPr>
-        <w:t>。</w:t>
-      </w:r>
-    </w:p>
-    <w:p>
-      <w:pPr>
-        <w:spacing w:before="160" w:after="80"/>
-      </w:pPr>
-      <w:r>
-        <w:pict>
-          <v:rect style="width:0;height:1.5pt" o:hralign="center" o:hrstd="t" o:hr="t"/>
-        </w:pict>
-      </w:r>
-    </w:p>
-    <w:bookmarkEnd w:id="25"/>
-    <w:bookmarkStart w:id="26" w:name="第15题"/>
-    <w:p>
-      <w:pPr>
-        <w:pStyle w:val="Heading3"/>
-        <w:spacing w:before="280" w:after="120"/>
-      </w:pPr>
-      <w:r>
-        <w:rPr>
-          <w:rFonts w:hint="eastAsia" w:ascii="Times New Roman" w:hAnsi="Times New Roman" w:eastAsia="SimHei" w:cs="Times New Roman"/>
-        </w:rPr>
-        <w:t>第</w:t>
-      </w:r>
-      <w:r>
-        <w:rPr>
-          <w:rFonts w:hint="eastAsia" w:ascii="Times New Roman" w:hAnsi="Times New Roman" w:eastAsia="Times New Roman" w:cs="Times New Roman"/>
-        </w:rPr>
-        <w:t>15</w:t>
-      </w:r>
-      <w:r>
-        <w:rPr>
-          <w:rFonts w:hint="eastAsia" w:ascii="Times New Roman" w:hAnsi="Times New Roman" w:eastAsia="SimHei" w:cs="Times New Roman"/>
-        </w:rPr>
-        <w:t>题</w:t>
-      </w:r>
-    </w:p>
-    <w:p>
-      <w:pPr>
-        <w:pStyle w:val="FirstParagraph"/>
-      </w:pPr>
-      <w:r>
-        <w:rPr>
-          <w:rFonts w:hint="eastAsia" w:ascii="Times New Roman" w:hAnsi="Times New Roman" w:eastAsia="FangSong" w:cs="Times New Roman"/>
-        </w:rPr>
-        <w:t xml:space="preserve">传统的王水是浓盐酸和浓硝酸以体积比</w:t>
-      </w:r>
-      <w:r>
-        <w:rPr>
-          <w:rFonts w:ascii="Times New Roman" w:hAnsi="Times New Roman" w:eastAsia="Times New Roman" w:cs="Times New Roman"/>
-        </w:rPr>
-        <w:t xml:space="preserve"> 3:1 </w:t>
-      </w:r>
-      <w:r>
-        <w:rPr>
-          <w:rFonts w:hint="eastAsia" w:ascii="Times New Roman" w:hAnsi="Times New Roman" w:eastAsia="FangSong" w:cs="Times New Roman"/>
-        </w:rPr>
-        <w:t>混合得到的强氧化性液体</w:t>
-      </w:r>
-      <w:r>
-        <w:rPr>
-          <w:rFonts w:hint="eastAsia" w:ascii="Times New Roman" w:hAnsi="Times New Roman" w:eastAsia="Times New Roman" w:cs="Times New Roman"/>
-        </w:rPr>
-        <w:t>，</w:t>
-      </w:r>
-      <w:r>
-        <w:rPr>
-          <w:rFonts w:hint="eastAsia" w:ascii="Times New Roman" w:hAnsi="Times New Roman" w:eastAsia="FangSong" w:cs="Times New Roman"/>
-        </w:rPr>
-        <w:t>近年来发现一种有机王水</w:t>
-      </w:r>
-      <w:r>
-        <w:rPr>
-          <w:rFonts w:hint="eastAsia" w:ascii="Times New Roman" w:hAnsi="Times New Roman" w:eastAsia="Times New Roman" w:cs="Times New Roman"/>
-        </w:rPr>
-        <w:t>，</w:t>
-      </w:r>
-      <w:r>
-        <w:rPr>
-          <w:rFonts w:hint="eastAsia" w:ascii="Times New Roman" w:hAnsi="Times New Roman" w:eastAsia="FangSong" w:cs="Times New Roman"/>
-        </w:rPr>
-        <w:t>它是</w:t>
+    <w:p>
+      <w:pPr>
+        <w:numPr>
+          <w:ilvl w:val="0"/>
+          <w:numId w:val="1013"/>
+        </w:numPr>
+        <w:ind w:firstLine="420"/>
+      </w:pPr>
+      <w:r>
+        <w:rPr>
+          <w:rFonts w:hint="eastAsia" w:ascii="Times New Roman" w:hAnsi="Times New Roman" w:eastAsia="FangSong" w:cs="Times New Roman"/>
+        </w:rPr>
+        <w:t xml:space="preserve">已知</w:t>
       </w:r>
       <w:r>
         <w:rPr>
@@ -4791,208 +4818,18 @@
       </w:r>
       <m:oMath>
         <m:r>
-          <m:t>S</m:t>
-        </m:r>
-        <m:r>
-          <m:t>O</m:t>
-        </m:r>
-        <m:r>
+          <m:rPr>
+            <m:sty m:val="p"/>
+          </m:rPr>
           <m:t>C</m:t>
-        </m:r>
-        <m:sSub>
-          <m:e>
-            <m:r>
-              <m:t>l</m:t>
-            </m:r>
-          </m:e>
-          <m:sub>
-            <m:r>
-              <m:t>2</m:t>
-            </m:r>
-          </m:sub>
-        </m:sSub>
-      </m:oMath>
-      <w:r>
-        <w:rPr>
-          <w:rFonts w:ascii="Times New Roman" w:hAnsi="Times New Roman" w:eastAsia="Times New Roman" w:cs="Times New Roman"/>
-        </w:rPr>
-        <w:t xml:space="preserve"> </w:t>
-      </w:r>
-      <w:r>
-        <w:rPr>
-          <w:rFonts w:hint="eastAsia" w:ascii="Times New Roman" w:hAnsi="Times New Roman" w:eastAsia="FangSong" w:cs="Times New Roman"/>
-        </w:rPr>
-        <w:t xml:space="preserve">和吡啶以体积比</w:t>
-      </w:r>
-      <w:r>
-        <w:rPr>
-          <w:rFonts w:ascii="Times New Roman" w:hAnsi="Times New Roman" w:eastAsia="Times New Roman" w:cs="Times New Roman"/>
-        </w:rPr>
-        <w:t xml:space="preserve"> 3:1 </w:t>
-      </w:r>
-      <w:r>
-        <w:rPr>
-          <w:rFonts w:hint="eastAsia" w:ascii="Times New Roman" w:hAnsi="Times New Roman" w:eastAsia="FangSong" w:cs="Times New Roman"/>
-        </w:rPr>
-        <w:t>比例的混合液体</w:t>
-      </w:r>
-      <w:r>
-        <w:rPr>
-          <w:rFonts w:hint="eastAsia" w:ascii="Times New Roman" w:hAnsi="Times New Roman" w:eastAsia="Times New Roman" w:cs="Times New Roman"/>
-        </w:rPr>
-        <w:t>。</w:t>
-      </w:r>
-      <w:r>
-        <w:rPr>
-          <w:rFonts w:hint="eastAsia" w:ascii="Times New Roman" w:hAnsi="Times New Roman" w:eastAsia="FangSong" w:cs="Times New Roman"/>
-        </w:rPr>
-        <w:t>研究发现</w:t>
-      </w:r>
-      <w:r>
-        <w:rPr>
-          <w:rFonts w:hint="eastAsia" w:ascii="Times New Roman" w:hAnsi="Times New Roman" w:eastAsia="Times New Roman" w:cs="Times New Roman"/>
-        </w:rPr>
-        <w:t>，</w:t>
-      </w:r>
-      <w:r>
-        <w:rPr>
-          <w:rFonts w:hint="eastAsia" w:ascii="Times New Roman" w:hAnsi="Times New Roman" w:eastAsia="FangSong" w:cs="Times New Roman"/>
-        </w:rPr>
-        <w:t>有机王水溶解</w:t>
-      </w:r>
-      <w:r>
-        <w:rPr>
-          <w:rFonts w:ascii="Times New Roman" w:hAnsi="Times New Roman" w:eastAsia="Times New Roman" w:cs="Times New Roman"/>
-        </w:rPr>
-        <w:t xml:space="preserve"> Au </w:t>
-      </w:r>
-      <w:r>
-        <w:rPr>
-          <w:rFonts w:hint="eastAsia" w:ascii="Times New Roman" w:hAnsi="Times New Roman" w:eastAsia="FangSong" w:cs="Times New Roman"/>
-        </w:rPr>
-        <w:t>过程中</w:t>
-      </w:r>
-      <w:r>
-        <w:rPr>
-          <w:rFonts w:hint="eastAsia" w:ascii="Times New Roman" w:hAnsi="Times New Roman" w:eastAsia="Times New Roman" w:cs="Times New Roman"/>
-        </w:rPr>
-        <w:t>，</w:t>
-      </w:r>
-      <w:r>
-        <w:rPr>
-          <w:rFonts w:hint="eastAsia" w:ascii="Times New Roman" w:hAnsi="Times New Roman" w:eastAsia="FangSong" w:cs="Times New Roman"/>
-        </w:rPr>
-        <w:t>吡啶与金以及亚砜均可形成加合物</w:t>
-      </w:r>
-      <w:r>
-        <w:rPr>
-          <w:rFonts w:hint="eastAsia" w:ascii="Times New Roman" w:hAnsi="Times New Roman" w:eastAsia="Times New Roman" w:cs="Times New Roman"/>
-        </w:rPr>
-        <w:t>，</w:t>
-      </w:r>
-      <w:r>
-        <w:rPr>
-          <w:rFonts w:hint="eastAsia" w:ascii="Times New Roman" w:hAnsi="Times New Roman" w:eastAsia="FangSong" w:cs="Times New Roman"/>
-        </w:rPr>
-        <w:t>问</w:t>
-      </w:r>
-      <w:r>
-        <w:rPr>
-          <w:rFonts w:hint="eastAsia" w:ascii="Times New Roman" w:hAnsi="Times New Roman" w:eastAsia="Times New Roman" w:cs="Times New Roman"/>
-        </w:rPr>
-        <w:t>：</w:t>
-      </w:r>
-      <w:r>
-        <w:rPr>
-          <w:rFonts w:hint="eastAsia" w:ascii="Times New Roman" w:hAnsi="Times New Roman" w:eastAsia="FangSong" w:cs="Times New Roman"/>
-        </w:rPr>
-        <w:t>这两种加合物的形成为何可以加速反应</w:t>
-      </w:r>
-      <w:r>
-        <w:rPr>
-          <w:rFonts w:hint="eastAsia" w:ascii="Times New Roman" w:hAnsi="Times New Roman" w:eastAsia="Times New Roman" w:cs="Times New Roman"/>
-        </w:rPr>
-        <w:t>?</w:t>
-      </w:r>
-    </w:p>
-    <w:p>
-      <w:pPr>
-        <w:spacing w:before="160" w:after="80"/>
-      </w:pPr>
-      <w:r>
-        <w:pict>
-          <v:rect style="width:0;height:1.5pt" o:hralign="center" o:hrstd="t" o:hr="t"/>
-        </w:pict>
-      </w:r>
-    </w:p>
-    <w:bookmarkEnd w:id="26"/>
-    <w:bookmarkStart w:id="27" w:name="第16题"/>
-    <w:p>
-      <w:pPr>
-        <w:pStyle w:val="Heading3"/>
-        <w:spacing w:before="280" w:after="120"/>
-      </w:pPr>
-      <w:r>
-        <w:rPr>
-          <w:rFonts w:hint="eastAsia" w:ascii="Times New Roman" w:hAnsi="Times New Roman" w:eastAsia="SimHei" w:cs="Times New Roman"/>
-        </w:rPr>
-        <w:t>第</w:t>
-      </w:r>
-      <w:r>
-        <w:rPr>
-          <w:rFonts w:hint="eastAsia" w:ascii="Times New Roman" w:hAnsi="Times New Roman" w:eastAsia="Times New Roman" w:cs="Times New Roman"/>
-        </w:rPr>
-        <w:t>16</w:t>
-      </w:r>
-      <w:r>
-        <w:rPr>
-          <w:rFonts w:hint="eastAsia" w:ascii="Times New Roman" w:hAnsi="Times New Roman" w:eastAsia="SimHei" w:cs="Times New Roman"/>
-        </w:rPr>
-        <w:t>题</w:t>
-      </w:r>
-    </w:p>
-    <w:p>
-      <w:pPr>
-        <w:pStyle w:val="FirstParagraph"/>
-      </w:pPr>
-      <w:r>
-        <w:rPr>
-          <w:rFonts w:hint="eastAsia" w:ascii="Times New Roman" w:hAnsi="Times New Roman" w:eastAsia="FangSong" w:cs="Times New Roman"/>
-        </w:rPr>
-        <w:t xml:space="preserve">确定下列</w:t>
-      </w:r>
-      <w:r>
-        <w:rPr>
-          <w:rFonts w:ascii="Times New Roman" w:hAnsi="Times New Roman" w:eastAsia="Times New Roman" w:cs="Times New Roman"/>
-        </w:rPr>
-        <w:t xml:space="preserve"> Lewis </w:t>
-      </w:r>
-      <w:r>
-        <w:rPr>
-          <w:rFonts w:hint="eastAsia" w:ascii="Times New Roman" w:hAnsi="Times New Roman" w:eastAsia="FangSong" w:cs="Times New Roman"/>
-        </w:rPr>
-        <w:t>碱的软硬</w:t>
-      </w:r>
-      <w:r>
-        <w:rPr>
-          <w:rFonts w:hint="eastAsia" w:ascii="Times New Roman" w:hAnsi="Times New Roman" w:eastAsia="Times New Roman" w:cs="Times New Roman"/>
-        </w:rPr>
-        <w:t>：</w:t>
-      </w:r>
-      <w:r>
-        <w:rPr>
-          <w:rFonts w:ascii="Times New Roman" w:hAnsi="Times New Roman" w:eastAsia="Times New Roman" w:cs="Times New Roman"/>
-        </w:rPr>
-        <w:t xml:space="preserve"> </w:t>
-      </w:r>
-      <m:oMath>
-        <m:r>
-          <m:t>O</m:t>
         </m:r>
         <m:sSup>
           <m:e>
             <m:r>
-              <m:t>H</m:t>
+              <m:rPr>
+                <m:sty m:val="p"/>
+              </m:rPr>
+              <m:t>l</m:t>
             </m:r>
           </m:e>
           <m:sup>
@@ -5013,9 +4850,9 @@
       </w:r>
       <w:r>
         <w:rPr>
-          <w:rFonts w:ascii="Times New Roman" w:hAnsi="Times New Roman" w:eastAsia="Times New Roman" w:cs="Times New Roman"/>
-        </w:rPr>
-        <w:t xml:space="preserve">、</w:t>
+          <w:rFonts w:hint="eastAsia" w:ascii="Times New Roman" w:hAnsi="Times New Roman" w:eastAsia="FangSong" w:cs="Times New Roman"/>
+        </w:rPr>
+        <w:t xml:space="preserve">半径为</w:t>
       </w:r>
       <w:r>
         <w:rPr>
@@ -5024,97 +4861,79 @@
         <w:t xml:space="preserve"> </w:t>
       </w:r>
       <m:oMath>
-        <m:sSup>
+        <m:r>
+          <m:t>181</m:t>
+        </m:r>
+        <m:r>
+          <m:rPr>
+            <m:sty m:val="p"/>
+          </m:rPr>
+          <m:t>p</m:t>
+        </m:r>
+        <m:r>
+          <m:rPr>
+            <m:sty m:val="p"/>
+          </m:rPr>
+          <m:t>m</m:t>
+        </m:r>
+      </m:oMath>
+      <w:r>
+        <w:rPr>
+          <w:rFonts w:ascii="Times New Roman" w:hAnsi="Times New Roman" w:eastAsia="Times New Roman" w:cs="Times New Roman"/>
+        </w:rPr>
+        <w:t xml:space="preserve"> </w:t>
+      </w:r>
+      <w:r>
+        <w:rPr>
+          <w:rFonts w:hint="eastAsia" w:ascii="Times New Roman" w:hAnsi="Times New Roman" w:eastAsia="Times New Roman" w:cs="Times New Roman"/>
+        </w:rPr>
+        <w:t>，</w:t>
+      </w:r>
+      <w:r>
+        <w:rPr>
+          <w:rFonts w:hint="eastAsia" w:ascii="Times New Roman" w:hAnsi="Times New Roman" w:eastAsia="FangSong" w:cs="Times New Roman"/>
+        </w:rPr>
+        <w:t>求</w:t>
+      </w:r>
+      <w:r>
+        <w:rPr>
+          <w:rFonts w:ascii="Times New Roman" w:hAnsi="Times New Roman" w:eastAsia="Times New Roman" w:cs="Times New Roman"/>
+        </w:rPr>
+        <w:t xml:space="preserve"> </w:t>
+      </w:r>
+      <m:oMath>
+        <m:r>
+          <m:rPr>
+            <m:sty m:val="p"/>
+          </m:rPr>
+          <m:t>N</m:t>
+        </m:r>
+        <m:sSubSup>
           <m:e>
-            <m:r>
-              <m:t>H</m:t>
-            </m:r>
-          </m:e>
-          <m:sup>
             <m:r>
               <m:rPr>
                 <m:sty m:val="p"/>
               </m:rPr>
-              <m:t>−</m:t>
-            </m:r>
-          </m:sup>
-        </m:sSup>
-      </m:oMath>
-      <w:r>
-        <w:rPr>
-          <w:rFonts w:ascii="Times New Roman" w:hAnsi="Times New Roman" w:eastAsia="Times New Roman" w:cs="Times New Roman"/>
-        </w:rPr>
-        <w:t xml:space="preserve"> </w:t>
-      </w:r>
-      <w:r>
-        <w:rPr>
-          <w:rFonts w:ascii="Times New Roman" w:hAnsi="Times New Roman" w:eastAsia="Times New Roman" w:cs="Times New Roman"/>
-        </w:rPr>
-        <w:t xml:space="preserve">、</w:t>
-      </w:r>
-      <w:r>
-        <w:rPr>
-          <w:rFonts w:ascii="Times New Roman" w:hAnsi="Times New Roman" w:eastAsia="Times New Roman" w:cs="Times New Roman"/>
-        </w:rPr>
-        <w:t xml:space="preserve"> </w:t>
-      </w:r>
-      <m:oMath>
-        <m:r>
-          <m:t>R</m:t>
-        </m:r>
-        <m:sSup>
-          <m:e>
-            <m:r>
-              <m:t>O</m:t>
+              <m:t>H</m:t>
             </m:r>
           </m:e>
-          <m:sup>
+          <m:sub>
             <m:r>
               <m:rPr>
                 <m:sty m:val="p"/>
               </m:rPr>
-              <m:t>−</m:t>
-            </m:r>
-          </m:sup>
-        </m:sSup>
-      </m:oMath>
-      <w:r>
-        <w:rPr>
-          <w:rFonts w:ascii="Times New Roman" w:hAnsi="Times New Roman" w:eastAsia="Times New Roman" w:cs="Times New Roman"/>
-        </w:rPr>
-        <w:t xml:space="preserve"> </w:t>
-      </w:r>
-      <w:r>
-        <w:rPr>
-          <w:rFonts w:ascii="Times New Roman" w:hAnsi="Times New Roman" w:eastAsia="Times New Roman" w:cs="Times New Roman"/>
-        </w:rPr>
-        <w:t xml:space="preserve">、</w:t>
-      </w:r>
-      <w:r>
-        <w:rPr>
-          <w:rFonts w:ascii="Times New Roman" w:hAnsi="Times New Roman" w:eastAsia="Times New Roman" w:cs="Times New Roman"/>
-        </w:rPr>
-        <w:t xml:space="preserve"> </w:t>
-      </w:r>
-      <m:oMath>
-        <m:r>
-          <m:t>R</m:t>
-        </m:r>
-        <m:sSup>
-          <m:e>
-            <m:r>
-              <m:t>S</m:t>
-            </m:r>
-          </m:e>
+              <m:t>4</m:t>
+            </m:r>
+          </m:sub>
           <m:sup>
             <m:r>
               <m:rPr>
                 <m:sty m:val="p"/>
               </m:rPr>
-              <m:t>−</m:t>
+              <m:t>+</m:t>
             </m:r>
           </m:sup>
-        </m:sSup>
+        </m:sSubSup>
       </m:oMath>
       <w:r>
         <w:rPr>
@@ -5124,187 +4943,54 @@
       </w:r>
       <w:r>
         <w:rPr>
-          <w:rFonts w:ascii="Times New Roman" w:hAnsi="Times New Roman" w:eastAsia="Times New Roman" w:cs="Times New Roman"/>
-        </w:rPr>
-        <w:t xml:space="preserve">、</w:t>
-      </w:r>
-      <w:r>
-        <w:rPr>
-          <w:rFonts w:ascii="Times New Roman" w:hAnsi="Times New Roman" w:eastAsia="Times New Roman" w:cs="Times New Roman"/>
-        </w:rPr>
-        <w:t xml:space="preserve"> </w:t>
-      </w:r>
-      <m:oMath>
-        <m:sSup>
-          <m:e>
-            <m:r>
-              <m:t>F</m:t>
-            </m:r>
-          </m:e>
-          <m:sup>
-            <m:r>
-              <m:rPr>
-                <m:sty m:val="p"/>
-              </m:rPr>
-              <m:t>−</m:t>
-            </m:r>
-          </m:sup>
-        </m:sSup>
-      </m:oMath>
-      <w:r>
-        <w:rPr>
-          <w:rFonts w:ascii="Times New Roman" w:hAnsi="Times New Roman" w:eastAsia="Times New Roman" w:cs="Times New Roman"/>
-        </w:rPr>
-        <w:t xml:space="preserve"> </w:t>
-      </w:r>
-      <w:r>
-        <w:rPr>
-          <w:rFonts w:ascii="Times New Roman" w:hAnsi="Times New Roman" w:eastAsia="Times New Roman" w:cs="Times New Roman"/>
-        </w:rPr>
-        <w:t xml:space="preserve">、</w:t>
-      </w:r>
-      <w:r>
-        <w:rPr>
-          <w:rFonts w:ascii="Times New Roman" w:hAnsi="Times New Roman" w:eastAsia="Times New Roman" w:cs="Times New Roman"/>
-        </w:rPr>
-        <w:t xml:space="preserve"> </w:t>
-      </w:r>
-      <m:oMath>
-        <m:r>
-          <m:t>C</m:t>
-        </m:r>
-        <m:sSup>
-          <m:e>
-            <m:r>
-              <m:t>l</m:t>
-            </m:r>
-          </m:e>
-          <m:sup>
-            <m:r>
-              <m:rPr>
-                <m:sty m:val="p"/>
-              </m:rPr>
-              <m:t>−</m:t>
-            </m:r>
-          </m:sup>
-        </m:sSup>
-      </m:oMath>
-      <w:r>
-        <w:rPr>
-          <w:rFonts w:ascii="Times New Roman" w:hAnsi="Times New Roman" w:eastAsia="Times New Roman" w:cs="Times New Roman"/>
-        </w:rPr>
-        <w:t xml:space="preserve"> </w:t>
-      </w:r>
-      <w:r>
-        <w:rPr>
-          <w:rFonts w:ascii="Times New Roman" w:hAnsi="Times New Roman" w:eastAsia="Times New Roman" w:cs="Times New Roman"/>
-        </w:rPr>
-        <w:t xml:space="preserve">、</w:t>
-      </w:r>
-      <w:r>
-        <w:rPr>
-          <w:rFonts w:ascii="Times New Roman" w:hAnsi="Times New Roman" w:eastAsia="Times New Roman" w:cs="Times New Roman"/>
-        </w:rPr>
-        <w:t xml:space="preserve"> </w:t>
-      </w:r>
-      <m:oMath>
-        <m:sSup>
-          <m:e>
-            <m:r>
-              <m:t>I</m:t>
-            </m:r>
-          </m:e>
-          <m:sup>
-            <m:r>
-              <m:rPr>
-                <m:sty m:val="p"/>
-              </m:rPr>
-              <m:t>−</m:t>
-            </m:r>
-          </m:sup>
-        </m:sSup>
-      </m:oMath>
-      <w:r>
-        <w:rPr>
-          <w:rFonts w:ascii="Times New Roman" w:hAnsi="Times New Roman" w:eastAsia="Times New Roman" w:cs="Times New Roman"/>
-        </w:rPr>
-        <w:t xml:space="preserve"> </w:t>
-      </w:r>
-      <w:r>
-        <w:rPr>
-          <w:rFonts w:ascii="Times New Roman" w:hAnsi="Times New Roman" w:eastAsia="Times New Roman" w:cs="Times New Roman"/>
-        </w:rPr>
-        <w:t xml:space="preserve">、</w:t>
-      </w:r>
-      <w:r>
-        <w:rPr>
-          <w:rFonts w:ascii="Times New Roman" w:hAnsi="Times New Roman" w:eastAsia="Times New Roman" w:cs="Times New Roman"/>
-        </w:rPr>
-        <w:t xml:space="preserve"> </w:t>
-      </w:r>
-      <m:oMath>
-        <m:r>
-          <m:t>N</m:t>
-        </m:r>
-        <m:sSub>
-          <m:e>
-            <m:r>
-              <m:t>H</m:t>
-            </m:r>
-          </m:e>
-          <m:sub>
-            <m:r>
-              <m:t>3</m:t>
-            </m:r>
-          </m:sub>
-        </m:sSub>
-      </m:oMath>
-      <w:r>
-        <w:rPr>
-          <w:rFonts w:ascii="Times New Roman" w:hAnsi="Times New Roman" w:eastAsia="Times New Roman" w:cs="Times New Roman"/>
-        </w:rPr>
-        <w:t xml:space="preserve"> </w:t>
-      </w:r>
-      <w:r>
-        <w:rPr>
-          <w:rFonts w:ascii="Times New Roman" w:hAnsi="Times New Roman" w:eastAsia="Times New Roman" w:cs="Times New Roman"/>
-        </w:rPr>
-        <w:t xml:space="preserve">、</w:t>
-      </w:r>
-      <w:r>
-        <w:rPr>
-          <w:rFonts w:ascii="Times New Roman" w:hAnsi="Times New Roman" w:eastAsia="Times New Roman" w:cs="Times New Roman"/>
-        </w:rPr>
-        <w:t xml:space="preserve"> </w:t>
-      </w:r>
-      <m:oMath>
-        <m:r>
-          <m:t>P</m:t>
-        </m:r>
-        <m:sSub>
-          <m:e>
-            <m:r>
-              <m:t>R</m:t>
-            </m:r>
-          </m:e>
-          <m:sub>
-            <m:r>
-              <m:t>3</m:t>
-            </m:r>
-          </m:sub>
-        </m:sSub>
-      </m:oMath>
-      <w:r>
-        <w:rPr>
-          <w:rFonts w:ascii="Times New Roman" w:hAnsi="Times New Roman" w:eastAsia="Times New Roman" w:cs="Times New Roman"/>
-        </w:rPr>
-        <w:t xml:space="preserve"> </w:t>
-      </w:r>
-      <w:r>
-        <w:rPr>
-          <w:rFonts w:ascii="Times New Roman" w:hAnsi="Times New Roman" w:eastAsia="Times New Roman" w:cs="Times New Roman"/>
-        </w:rPr>
-        <w:t xml:space="preserve">、</w:t>
+          <w:rFonts w:hint="eastAsia" w:ascii="Times New Roman" w:hAnsi="Times New Roman" w:eastAsia="Times New Roman" w:cs="Times New Roman"/>
+        </w:rPr>
+        <w:t>(</w:t>
+      </w:r>
+      <w:r>
+        <w:rPr>
+          <w:rFonts w:hint="eastAsia" w:ascii="Times New Roman" w:hAnsi="Times New Roman" w:eastAsia="FangSong" w:cs="Times New Roman"/>
+        </w:rPr>
+        <w:t>视为球形离子</w:t>
+      </w:r>
+      <w:r>
+        <w:rPr>
+          <w:rFonts w:hint="eastAsia" w:ascii="Times New Roman" w:hAnsi="Times New Roman" w:eastAsia="Times New Roman" w:cs="Times New Roman"/>
+        </w:rPr>
+        <w:t>)</w:t>
+      </w:r>
+      <w:r>
+        <w:rPr>
+          <w:rFonts w:ascii="Times New Roman" w:hAnsi="Times New Roman" w:eastAsia="Times New Roman" w:cs="Times New Roman"/>
+        </w:rPr>
+        <w:t xml:space="preserve"> </w:t>
+      </w:r>
+      <w:r>
+        <w:rPr>
+          <w:rFonts w:hint="eastAsia" w:ascii="Times New Roman" w:hAnsi="Times New Roman" w:eastAsia="FangSong" w:cs="Times New Roman"/>
+        </w:rPr>
+        <w:t>的半径</w:t>
+      </w:r>
+      <w:r>
+        <w:rPr>
+          <w:rFonts w:hint="eastAsia" w:ascii="Times New Roman" w:hAnsi="Times New Roman" w:eastAsia="Times New Roman" w:cs="Times New Roman"/>
+        </w:rPr>
+        <w:t>；</w:t>
+      </w:r>
+    </w:p>
+    <w:p>
+      <w:pPr>
+        <w:numPr>
+          <w:ilvl w:val="0"/>
+          <w:numId w:val="1013"/>
+        </w:numPr>
+        <w:ind w:firstLine="420"/>
+      </w:pPr>
+      <w:r>
+        <w:rPr>
+          <w:rFonts w:hint="eastAsia" w:ascii="Times New Roman" w:hAnsi="Times New Roman" w:eastAsia="FangSong" w:cs="Times New Roman"/>
+        </w:rPr>
+        <w:t xml:space="preserve">计算</w:t>
       </w:r>
       <w:r>
         <w:rPr>
@@ -5322,30 +5008,221 @@
           </m:ctrlPr>
         </m:oMathPr>
         <m:r>
-          <m:t>C</m:t>
+          <m:rPr>
+            <m:sty m:val="p"/>
+          </m:rPr>
+          <m:t>N</m:t>
         </m:r>
         <m:sSub>
           <m:e>
             <m:r>
+              <m:rPr>
+                <m:sty m:val="p"/>
+              </m:rPr>
               <m:t>H</m:t>
             </m:r>
           </m:e>
           <m:sub>
             <m:r>
-              <m:t>3</m:t>
+              <m:rPr>
+                <m:sty m:val="p"/>
+              </m:rPr>
+              <m:t>4</m:t>
             </m:r>
           </m:sub>
         </m:sSub>
         <m:r>
+          <m:rPr>
+            <m:sty m:val="p"/>
+          </m:rPr>
+          <m:t>H</m:t>
+        </m:r>
+        <m:r>
+          <m:rPr>
+            <m:sty m:val="p"/>
+          </m:rPr>
+          <m:t>g</m:t>
+        </m:r>
+        <m:r>
+          <m:rPr>
+            <m:sty m:val="p"/>
+          </m:rPr>
           <m:t>C</m:t>
         </m:r>
-        <m:r>
-          <m:t>O</m:t>
+        <m:sSub>
+          <m:e>
+            <m:r>
+              <m:rPr>
+                <m:sty m:val="p"/>
+              </m:rPr>
+              <m:t>l</m:t>
+            </m:r>
+          </m:e>
+          <m:sub>
+            <m:r>
+              <m:rPr>
+                <m:sty m:val="p"/>
+              </m:rPr>
+              <m:t>3</m:t>
+            </m:r>
+          </m:sub>
+        </m:sSub>
+      </m:oMath>
+      <w:r>
+        <w:rPr>
+          <w:rFonts w:ascii="Times New Roman" w:hAnsi="Times New Roman" w:eastAsia="Times New Roman" w:cs="Times New Roman"/>
+        </w:rPr>
+        <w:t xml:space="preserve"> </w:t>
+      </w:r>
+      <w:r>
+        <w:rPr>
+          <w:rFonts w:hint="eastAsia" w:ascii="Times New Roman" w:hAnsi="Times New Roman" w:eastAsia="FangSong" w:cs="Times New Roman"/>
+        </w:rPr>
+        <w:t>晶体的密度</w:t>
+      </w:r>
+      <w:r>
+        <w:rPr>
+          <w:rFonts w:hint="eastAsia" w:ascii="Times New Roman" w:hAnsi="Times New Roman" w:eastAsia="Times New Roman" w:cs="Times New Roman"/>
+        </w:rPr>
+        <w:t>；</w:t>
+      </w:r>
+    </w:p>
+    <w:p>
+      <w:pPr>
+        <w:numPr>
+          <w:ilvl w:val="0"/>
+          <w:numId w:val="1013"/>
+        </w:numPr>
+        <w:ind w:firstLine="420"/>
+      </w:pPr>
+      <w:r>
+        <w:rPr>
+          <w:rFonts w:hint="eastAsia" w:ascii="Times New Roman" w:hAnsi="Times New Roman" w:eastAsia="FangSong" w:cs="Times New Roman"/>
+        </w:rPr>
+        <w:t xml:space="preserve">指出</w:t>
+      </w:r>
+      <w:r>
+        <w:rPr>
+          <w:rFonts w:ascii="Times New Roman" w:hAnsi="Times New Roman" w:eastAsia="Times New Roman" w:cs="Times New Roman"/>
+        </w:rPr>
+        <w:t xml:space="preserve"> </w:t>
+      </w:r>
+      <m:oMath>
+        <m:r>
+          <m:rPr>
+            <m:sty m:val="p"/>
+          </m:rPr>
+          <m:t>H</m:t>
         </m:r>
         <m:sSup>
           <m:e>
             <m:r>
-              <m:t>O</m:t>
+              <m:rPr>
+                <m:sty m:val="p"/>
+              </m:rPr>
+              <m:t>g</m:t>
+            </m:r>
+          </m:e>
+          <m:sup>
+            <m:r>
+              <m:rPr>
+                <m:sty m:val="p"/>
+              </m:rPr>
+              <m:t>2</m:t>
+            </m:r>
+            <m:r>
+              <m:rPr>
+                <m:sty m:val="p"/>
+              </m:rPr>
+              <m:t>+</m:t>
+            </m:r>
+          </m:sup>
+        </m:sSup>
+      </m:oMath>
+      <w:r>
+        <w:rPr>
+          <w:rFonts w:ascii="Times New Roman" w:hAnsi="Times New Roman" w:eastAsia="Times New Roman" w:cs="Times New Roman"/>
+        </w:rPr>
+        <w:t xml:space="preserve"> </w:t>
+      </w:r>
+      <w:r>
+        <w:rPr>
+          <w:rFonts w:hint="eastAsia" w:ascii="Times New Roman" w:hAnsi="Times New Roman" w:eastAsia="FangSong" w:cs="Times New Roman"/>
+        </w:rPr>
+        <w:t xml:space="preserve">和</w:t>
+      </w:r>
+      <w:r>
+        <w:rPr>
+          <w:rFonts w:ascii="Times New Roman" w:hAnsi="Times New Roman" w:eastAsia="Times New Roman" w:cs="Times New Roman"/>
+        </w:rPr>
+        <w:t xml:space="preserve"> </w:t>
+      </w:r>
+      <m:oMath>
+        <m:r>
+          <m:rPr>
+            <m:sty m:val="p"/>
+          </m:rPr>
+          <m:t>N</m:t>
+        </m:r>
+        <m:sSubSup>
+          <m:e>
+            <m:r>
+              <m:rPr>
+                <m:sty m:val="p"/>
+              </m:rPr>
+              <m:t>H</m:t>
+            </m:r>
+          </m:e>
+          <m:sub>
+            <m:r>
+              <m:rPr>
+                <m:sty m:val="p"/>
+              </m:rPr>
+              <m:t>4</m:t>
+            </m:r>
+          </m:sub>
+          <m:sup>
+            <m:r>
+              <m:rPr>
+                <m:sty m:val="p"/>
+              </m:rPr>
+              <m:t>+</m:t>
+            </m:r>
+          </m:sup>
+        </m:sSubSup>
+      </m:oMath>
+      <w:r>
+        <w:rPr>
+          <w:rFonts w:ascii="Times New Roman" w:hAnsi="Times New Roman" w:eastAsia="Times New Roman" w:cs="Times New Roman"/>
+        </w:rPr>
+        <w:t xml:space="preserve"> </w:t>
+      </w:r>
+      <w:r>
+        <w:rPr>
+          <w:rFonts w:hint="eastAsia" w:ascii="Times New Roman" w:hAnsi="Times New Roman" w:eastAsia="FangSong" w:cs="Times New Roman"/>
+        </w:rPr>
+        <w:t xml:space="preserve">的个</w:t>
+      </w:r>
+      <w:r>
+        <w:rPr>
+          <w:rFonts w:ascii="Times New Roman" w:hAnsi="Times New Roman" w:eastAsia="Times New Roman" w:cs="Times New Roman"/>
+        </w:rPr>
+        <w:t xml:space="preserve"> </w:t>
+      </w:r>
+      <m:oMath>
+        <m:r>
+          <m:rPr>
+            <m:sty m:val="p"/>
+          </m:rPr>
+          <m:t>C</m:t>
+        </m:r>
+        <m:sSup>
+          <m:e>
+            <m:r>
+              <m:rPr>
+                <m:sty m:val="p"/>
+              </m:rPr>
+              <m:t>l</m:t>
             </m:r>
           </m:e>
           <m:sup>
@@ -5366,9 +5243,42 @@
       </w:r>
       <w:r>
         <w:rPr>
-          <w:rFonts w:hint="eastAsia" w:ascii="Times New Roman" w:hAnsi="Times New Roman" w:eastAsia="Times New Roman" w:cs="Times New Roman"/>
-        </w:rPr>
-        <w:t xml:space="preserve">，</w:t>
+          <w:rFonts w:hint="eastAsia" w:ascii="Times New Roman" w:hAnsi="Times New Roman" w:eastAsia="FangSong" w:cs="Times New Roman"/>
+        </w:rPr>
+        <w:t>具体配位形式</w:t>
+      </w:r>
+      <w:r>
+        <w:rPr>
+          <w:rFonts w:hint="eastAsia" w:ascii="Times New Roman" w:hAnsi="Times New Roman" w:eastAsia="Times New Roman" w:cs="Times New Roman"/>
+        </w:rPr>
+        <w:t>；</w:t>
+      </w:r>
+    </w:p>
+    <w:p>
+      <w:pPr>
+        <w:numPr>
+          <w:ilvl w:val="0"/>
+          <w:numId w:val="1013"/>
+        </w:numPr>
+        <w:ind w:firstLine="420"/>
+      </w:pPr>
+      <w:r>
+        <w:rPr>
+          <w:rFonts w:hint="eastAsia" w:ascii="Times New Roman" w:hAnsi="Times New Roman" w:eastAsia="FangSong" w:cs="Times New Roman"/>
+        </w:rPr>
+        <w:t>通过具体计算</w:t>
+      </w:r>
+      <w:r>
+        <w:rPr>
+          <w:rFonts w:hint="eastAsia" w:ascii="Times New Roman" w:hAnsi="Times New Roman" w:eastAsia="Times New Roman" w:cs="Times New Roman"/>
+        </w:rPr>
+        <w:t>，</w:t>
+      </w:r>
+      <w:r>
+        <w:rPr>
+          <w:rFonts w:hint="eastAsia" w:ascii="Times New Roman" w:hAnsi="Times New Roman" w:eastAsia="FangSong" w:cs="Times New Roman"/>
+        </w:rPr>
+        <w:t>指出晶体中</w:t>
       </w:r>
       <w:r>
         <w:rPr>
@@ -5378,15 +5288,18 @@
       </w:r>
       <m:oMath>
         <m:r>
-          <m:t>S</m:t>
-        </m:r>
-        <m:r>
+          <m:rPr>
+            <m:sty m:val="p"/>
+          </m:rPr>
           <m:t>C</m:t>
         </m:r>
         <m:sSup>
           <m:e>
             <m:r>
-              <m:t>N</m:t>
+              <m:rPr>
+                <m:sty m:val="p"/>
+              </m:rPr>
+              <m:t>l</m:t>
             </m:r>
           </m:e>
           <m:sup>
@@ -5407,9 +5320,9 @@
       </w:r>
       <w:r>
         <w:rPr>
-          <w:rFonts w:ascii="Times New Roman" w:hAnsi="Times New Roman" w:eastAsia="Times New Roman" w:cs="Times New Roman"/>
-        </w:rPr>
-        <w:t xml:space="preserve">、</w:t>
+          <w:rFonts w:hint="eastAsia" w:ascii="Times New Roman" w:hAnsi="Times New Roman" w:eastAsia="FangSong" w:cs="Times New Roman"/>
+        </w:rPr>
+        <w:t xml:space="preserve">与</w:t>
       </w:r>
       <w:r>
         <w:rPr>
@@ -5419,23 +5332,21 @@
       </w:r>
       <m:oMath>
         <m:r>
+          <m:rPr>
+            <m:sty m:val="p"/>
+          </m:rPr>
           <m:t>C</m:t>
         </m:r>
-        <m:sSubSup>
+        <m:sSup>
           <m:e>
             <m:r>
-              <m:t>O</m:t>
+              <m:rPr>
+                <m:sty m:val="p"/>
+              </m:rPr>
+              <m:t>l</m:t>
             </m:r>
           </m:e>
-          <m:sub>
-            <m:r>
-              <m:t>3</m:t>
-            </m:r>
-          </m:sub>
           <m:sup>
-            <m:r>
-              <m:t>2</m:t>
-            </m:r>
             <m:r>
               <m:rPr>
                 <m:sty m:val="p"/>
@@ -5443,7 +5354,7 @@
               <m:t>−</m:t>
             </m:r>
           </m:sup>
-        </m:sSubSup>
+        </m:sSup>
       </m:oMath>
       <w:r>
         <w:rPr>
@@ -5453,133 +5364,15 @@
       </w:r>
       <w:r>
         <w:rPr>
-          <w:rFonts w:ascii="Times New Roman" w:hAnsi="Times New Roman" w:eastAsia="Times New Roman" w:cs="Times New Roman"/>
-        </w:rPr>
-        <w:t xml:space="preserve">、CO、</w:t>
-      </w:r>
-      <w:r>
-        <w:rPr>
-          <w:rFonts w:ascii="Times New Roman" w:hAnsi="Times New Roman" w:eastAsia="Times New Roman" w:cs="Times New Roman"/>
-        </w:rPr>
-        <w:t xml:space="preserve"> </w:t>
-      </w:r>
-      <m:oMath>
-        <m:sSub>
-          <m:e>
-            <m:r>
-              <m:t>N</m:t>
-            </m:r>
-          </m:e>
-          <m:sub>
-            <m:r>
-              <m:t>2</m:t>
-            </m:r>
-          </m:sub>
-        </m:sSub>
-        <m:sSub>
-          <m:e>
-            <m:r>
-              <m:t>H</m:t>
-            </m:r>
-          </m:e>
-          <m:sub>
-            <m:r>
-              <m:t>4</m:t>
-            </m:r>
-          </m:sub>
-        </m:sSub>
-      </m:oMath>
-      <w:r>
-        <w:rPr>
-          <w:rFonts w:ascii="Times New Roman" w:hAnsi="Times New Roman" w:eastAsia="Times New Roman" w:cs="Times New Roman"/>
-        </w:rPr>
-        <w:t xml:space="preserve"> </w:t>
-      </w:r>
-      <w:r>
-        <w:rPr>
-          <w:rFonts w:ascii="Times New Roman" w:hAnsi="Times New Roman" w:eastAsia="Times New Roman" w:cs="Times New Roman"/>
-        </w:rPr>
-        <w:t xml:space="preserve">、</w:t>
-      </w:r>
-      <w:r>
-        <w:rPr>
-          <w:rFonts w:ascii="Times New Roman" w:hAnsi="Times New Roman" w:eastAsia="Times New Roman" w:cs="Times New Roman"/>
-        </w:rPr>
-        <w:t xml:space="preserve"> </w:t>
-      </w:r>
-      <m:oMath>
-        <m:sSub>
-          <m:e>
-            <m:r>
-              <m:t>C</m:t>
-            </m:r>
-          </m:e>
-          <m:sub>
-            <m:r>
-              <m:t>6</m:t>
-            </m:r>
-          </m:sub>
-        </m:sSub>
-        <m:sSub>
-          <m:e>
-            <m:r>
-              <m:t>H</m:t>
-            </m:r>
-          </m:e>
-          <m:sub>
-            <m:r>
-              <m:t>6</m:t>
-            </m:r>
-          </m:sub>
-        </m:sSub>
-      </m:oMath>
-      <w:r>
-        <w:rPr>
-          <w:rFonts w:ascii="Times New Roman" w:hAnsi="Times New Roman" w:eastAsia="Times New Roman" w:cs="Times New Roman"/>
-        </w:rPr>
-        <w:t xml:space="preserve"> </w:t>
-      </w:r>
-      <w:r>
-        <w:rPr>
-          <w:rFonts w:ascii="Times New Roman" w:hAnsi="Times New Roman" w:eastAsia="Times New Roman" w:cs="Times New Roman"/>
-        </w:rPr>
-        <w:t xml:space="preserve">。</w:t>
-      </w:r>
-    </w:p>
-    <w:p>
-      <w:pPr>
-        <w:spacing w:before="160" w:after="80"/>
-      </w:pPr>
-      <w:r>
-        <w:pict>
-          <v:rect style="width:0;height:1.5pt" o:hralign="center" o:hrstd="t" o:hr="t"/>
-        </w:pict>
-      </w:r>
-    </w:p>
-    <w:bookmarkEnd w:id="27"/>
-    <w:bookmarkStart w:id="37" w:name="第17题"/>
-    <w:p>
-      <w:pPr>
-        <w:pStyle w:val="Heading3"/>
-        <w:spacing w:before="280" w:after="120"/>
-      </w:pPr>
-      <w:r>
-        <w:rPr>
-          <w:rFonts w:hint="eastAsia" w:ascii="Times New Roman" w:hAnsi="Times New Roman" w:eastAsia="SimHei" w:cs="Times New Roman"/>
-        </w:rPr>
-        <w:t>第</w:t>
-      </w:r>
-      <w:r>
-        <w:rPr>
-          <w:rFonts w:hint="eastAsia" w:ascii="Times New Roman" w:hAnsi="Times New Roman" w:eastAsia="Times New Roman" w:cs="Times New Roman"/>
-        </w:rPr>
-        <w:t>17</w:t>
-      </w:r>
-      <w:r>
-        <w:rPr>
-          <w:rFonts w:hint="eastAsia" w:ascii="Times New Roman" w:hAnsi="Times New Roman" w:eastAsia="SimHei" w:cs="Times New Roman"/>
-        </w:rPr>
-        <w:t>题</w:t>
+          <w:rFonts w:hint="eastAsia" w:ascii="Times New Roman" w:hAnsi="Times New Roman" w:eastAsia="FangSong" w:cs="Times New Roman"/>
+        </w:rPr>
+        <w:t>之间的最短距离是多少</w:t>
+      </w:r>
+      <w:r>
+        <w:rPr>
+          <w:rFonts w:hint="eastAsia" w:ascii="Times New Roman" w:hAnsi="Times New Roman" w:eastAsia="Times New Roman" w:cs="Times New Roman"/>
+        </w:rPr>
+        <w:t>？</w:t>
       </w:r>
     </w:p>
     <w:p>
@@ -5594,20 +5387,2734 @@
         </w:rPr>
         <w:drawing>
           <wp:inline>
-            <wp:extent cx="3240000" cy="3149686"/>
+            <wp:extent cx="3600000" cy="1852281"/>
             <wp:effectExtent b="0" l="0" r="0" t="0"/>
-            <wp:docPr descr="" title="" id="29" name="Picture"/>
+            <wp:docPr descr="" title="" id="26" name="Picture"/>
             <a:graphic>
               <a:graphicData uri="http://schemas.openxmlformats.org/drawingml/2006/picture">
                 <pic:pic>
                   <pic:nvPicPr>
-                    <pic:cNvPr descr="dbd84cbe343ede0b504e3f7d8c81b27fa9cc489941544ba32bb53487300a7d07.jpg" id="30" name="Picture"/>
+                    <pic:cNvPr descr="de51f3634cec5de941192bc056de2d6906f8e208b34fba8cbe051ef9bd1b9d39.jpg" id="27" name="Picture"/>
                     <pic:cNvPicPr>
                       <a:picLocks noChangeArrowheads="1" noChangeAspect="1"/>
                     </pic:cNvPicPr>
                   </pic:nvPicPr>
                   <pic:blipFill>
-                    <a:blip r:embed="rId28"/>
+                    <a:blip r:embed="rId25"/>
+                    <a:stretch>
+                      <a:fillRect/>
+                    </a:stretch>
+                  </pic:blipFill>
+                  <pic:spPr bwMode="auto">
+                    <a:xfrm>
+                      <a:off x="0" y="0"/>
+                      <a:ext cx="3600000" cy="1852281"/>
+                    </a:xfrm>
+                    <a:prstGeom prst="rect">
+                      <a:avLst/>
+                    </a:prstGeom>
+                    <a:noFill/>
+                    <a:ln w="9525">
+                      <a:noFill/>
+                      <a:headEnd/>
+                      <a:tailEnd/>
+                    </a:ln>
+                  </pic:spPr>
+                </pic:pic>
+              </a:graphicData>
+            </a:graphic>
+          </wp:inline>
+        </w:drawing>
+      </w:r>
+    </w:p>
+    <w:p>
+      <w:pPr>
+        <w:spacing w:before="160" w:after="80"/>
+      </w:pPr>
+      <w:r>
+        <w:pict>
+          <v:rect style="width:0;height:1.5pt" o:hralign="center" o:hrstd="t" o:hr="t"/>
+        </w:pict>
+      </w:r>
+    </w:p>
+    <w:bookmarkEnd w:id="28"/>
+    <w:bookmarkStart w:id="38" w:name="第12题"/>
+    <w:p>
+      <w:pPr>
+        <w:pStyle w:val="Heading3"/>
+        <w:spacing w:before="280" w:after="120"/>
+      </w:pPr>
+      <w:r>
+        <w:rPr>
+          <w:rFonts w:hint="eastAsia" w:ascii="Times New Roman" w:hAnsi="Times New Roman" w:eastAsia="SimHei" w:cs="Times New Roman"/>
+        </w:rPr>
+        <w:t>第</w:t>
+      </w:r>
+      <w:r>
+        <w:rPr>
+          <w:rFonts w:hint="eastAsia" w:ascii="Times New Roman" w:hAnsi="Times New Roman" w:eastAsia="Times New Roman" w:cs="Times New Roman"/>
+        </w:rPr>
+        <w:t>12</w:t>
+      </w:r>
+      <w:r>
+        <w:rPr>
+          <w:rFonts w:hint="eastAsia" w:ascii="Times New Roman" w:hAnsi="Times New Roman" w:eastAsia="SimHei" w:cs="Times New Roman"/>
+        </w:rPr>
+        <w:t>题</w:t>
+      </w:r>
+    </w:p>
+    <w:p>
+      <w:pPr>
+        <w:pStyle w:val="FirstParagraph"/>
+        <w:ind w:firstLine="420"/>
+      </w:pPr>
+      <w:r>
+        <w:rPr>
+          <w:rFonts w:hint="eastAsia" w:ascii="Times New Roman" w:hAnsi="Times New Roman" w:eastAsia="FangSong" w:cs="Times New Roman"/>
+        </w:rPr>
+        <w:t xml:space="preserve">金属</w:t>
+      </w:r>
+      <w:r>
+        <w:rPr>
+          <w:rFonts w:ascii="Times New Roman" w:hAnsi="Times New Roman" w:eastAsia="Times New Roman" w:cs="Times New Roman"/>
+        </w:rPr>
+        <w:t xml:space="preserve"> M、Fe、H </w:t>
+      </w:r>
+      <w:r>
+        <w:rPr>
+          <w:rFonts w:hint="eastAsia" w:ascii="Times New Roman" w:hAnsi="Times New Roman" w:eastAsia="FangSong" w:cs="Times New Roman"/>
+        </w:rPr>
+        <w:t>形成了一种面心立方晶体</w:t>
+      </w:r>
+      <w:r>
+        <w:rPr>
+          <w:rFonts w:hint="eastAsia" w:ascii="Times New Roman" w:hAnsi="Times New Roman" w:eastAsia="Times New Roman" w:cs="Times New Roman"/>
+        </w:rPr>
+        <w:t>，</w:t>
+      </w:r>
+      <w:r>
+        <w:rPr>
+          <w:rFonts w:hint="eastAsia" w:ascii="Times New Roman" w:hAnsi="Times New Roman" w:eastAsia="FangSong" w:cs="Times New Roman"/>
+        </w:rPr>
+        <w:t>其中每种原子只有一种化学环境</w:t>
+      </w:r>
+      <w:r>
+        <w:rPr>
+          <w:rFonts w:hint="eastAsia" w:ascii="Times New Roman" w:hAnsi="Times New Roman" w:eastAsia="Times New Roman" w:cs="Times New Roman"/>
+        </w:rPr>
+        <w:t>，Fe</w:t>
+      </w:r>
+      <w:r>
+        <w:rPr>
+          <w:rFonts w:ascii="Times New Roman" w:hAnsi="Times New Roman" w:eastAsia="Times New Roman" w:cs="Times New Roman"/>
+        </w:rPr>
+        <w:t xml:space="preserve"> </w:t>
+      </w:r>
+      <w:r>
+        <w:rPr>
+          <w:rFonts w:hint="eastAsia" w:ascii="Times New Roman" w:hAnsi="Times New Roman" w:eastAsia="FangSong" w:cs="Times New Roman"/>
+        </w:rPr>
+        <w:t>原子处于晶胞的顶点和面心</w:t>
+      </w:r>
+      <w:r>
+        <w:rPr>
+          <w:rFonts w:hint="eastAsia" w:ascii="Times New Roman" w:hAnsi="Times New Roman" w:eastAsia="Times New Roman" w:cs="Times New Roman"/>
+        </w:rPr>
+        <w:t>，</w:t>
+      </w:r>
+      <w:r>
+        <w:rPr>
+          <w:rFonts w:hint="eastAsia" w:ascii="Times New Roman" w:hAnsi="Times New Roman" w:eastAsia="FangSong" w:cs="Times New Roman"/>
+        </w:rPr>
+        <w:t>一个</w:t>
+      </w:r>
+      <w:r>
+        <w:rPr>
+          <w:rFonts w:ascii="Times New Roman" w:hAnsi="Times New Roman" w:eastAsia="Times New Roman" w:cs="Times New Roman"/>
+        </w:rPr>
+        <w:t xml:space="preserve"> M </w:t>
+      </w:r>
+      <w:r>
+        <w:rPr>
+          <w:rFonts w:hint="eastAsia" w:ascii="Times New Roman" w:hAnsi="Times New Roman" w:eastAsia="FangSong" w:cs="Times New Roman"/>
+        </w:rPr>
+        <w:t xml:space="preserve">原子的坐标为</w:t>
+      </w:r>
+      <w:r>
+        <w:rPr>
+          <w:rFonts w:ascii="Times New Roman" w:hAnsi="Times New Roman" w:eastAsia="Times New Roman" w:cs="Times New Roman"/>
+        </w:rPr>
+        <w:t xml:space="preserve"> </w:t>
+      </w:r>
+      <m:oMath>
+        <m:oMathPr>
+          <m:ctrlPr>
+            <w:rPr>
+              <w:sz w:val="28"/>
+              <w:szCs w:val="28"/>
+            </w:rPr>
+          </m:ctrlPr>
+        </m:oMathPr>
+        <m:r>
+          <m:rPr>
+            <m:sty m:val="p"/>
+          </m:rPr>
+          <m:t>(</m:t>
+        </m:r>
+        <m:r>
+          <m:t>1</m:t>
+        </m:r>
+        <m:r>
+          <m:rPr>
+            <m:sty m:val="p"/>
+          </m:rPr>
+          <m:t>/</m:t>
+        </m:r>
+        <m:r>
+          <m:t>4</m:t>
+        </m:r>
+        <m:r>
+          <m:rPr>
+            <m:sty m:val="p"/>
+          </m:rPr>
+          <m:t>,</m:t>
+        </m:r>
+        <m:r>
+          <m:t>1</m:t>
+        </m:r>
+        <m:r>
+          <m:rPr>
+            <m:sty m:val="p"/>
+          </m:rPr>
+          <m:t>/</m:t>
+        </m:r>
+        <m:r>
+          <m:t>4</m:t>
+        </m:r>
+        <m:r>
+          <m:rPr>
+            <m:sty m:val="p"/>
+          </m:rPr>
+          <m:t>,</m:t>
+        </m:r>
+        <m:r>
+          <m:t>1</m:t>
+        </m:r>
+        <m:r>
+          <m:rPr>
+            <m:sty m:val="p"/>
+          </m:rPr>
+          <m:t>/</m:t>
+        </m:r>
+        <m:r>
+          <m:t>4</m:t>
+        </m:r>
+        <m:r>
+          <m:rPr>
+            <m:sty m:val="p"/>
+          </m:rPr>
+          <m:t>)</m:t>
+        </m:r>
+      </m:oMath>
+      <w:r>
+        <w:rPr>
+          <w:rFonts w:ascii="Times New Roman" w:hAnsi="Times New Roman" w:eastAsia="Times New Roman" w:cs="Times New Roman"/>
+        </w:rPr>
+        <w:t xml:space="preserve"> </w:t>
+      </w:r>
+      <w:r>
+        <w:rPr>
+          <w:rFonts w:hint="eastAsia" w:ascii="Times New Roman" w:hAnsi="Times New Roman" w:eastAsia="Times New Roman" w:cs="Times New Roman"/>
+        </w:rPr>
+        <w:t>，</w:t>
+      </w:r>
+      <w:r>
+        <w:rPr>
+          <w:rFonts w:hint="eastAsia" w:ascii="Times New Roman" w:hAnsi="Times New Roman" w:eastAsia="FangSong" w:cs="Times New Roman"/>
+        </w:rPr>
+        <w:t>一个</w:t>
+      </w:r>
+      <w:r>
+        <w:rPr>
+          <w:rFonts w:ascii="Times New Roman" w:hAnsi="Times New Roman" w:eastAsia="Times New Roman" w:cs="Times New Roman"/>
+        </w:rPr>
+        <w:t xml:space="preserve"> H </w:t>
+      </w:r>
+      <w:r>
+        <w:rPr>
+          <w:rFonts w:hint="eastAsia" w:ascii="Times New Roman" w:hAnsi="Times New Roman" w:eastAsia="FangSong" w:cs="Times New Roman"/>
+        </w:rPr>
+        <w:t xml:space="preserve">原子的坐标为</w:t>
+      </w:r>
+      <w:r>
+        <w:rPr>
+          <w:rFonts w:ascii="Times New Roman" w:hAnsi="Times New Roman" w:eastAsia="Times New Roman" w:cs="Times New Roman"/>
+        </w:rPr>
+        <w:t xml:space="preserve"> </w:t>
+      </w:r>
+      <m:oMath>
+        <m:oMathPr>
+          <m:ctrlPr>
+            <w:rPr>
+              <w:sz w:val="28"/>
+              <w:szCs w:val="28"/>
+            </w:rPr>
+          </m:ctrlPr>
+        </m:oMathPr>
+        <m:r>
+          <m:rPr>
+            <m:sty m:val="p"/>
+          </m:rPr>
+          <m:t>(</m:t>
+        </m:r>
+        <m:r>
+          <m:t>0</m:t>
+        </m:r>
+        <m:r>
+          <m:rPr>
+            <m:sty m:val="p"/>
+          </m:rPr>
+          <m:t>,</m:t>
+        </m:r>
+        <m:r>
+          <m:t>0</m:t>
+        </m:r>
+        <m:r>
+          <m:rPr>
+            <m:sty m:val="p"/>
+          </m:rPr>
+          <m:t>,</m:t>
+        </m:r>
+        <m:r>
+          <m:t>0.229</m:t>
+        </m:r>
+        <m:r>
+          <m:rPr>
+            <m:sty m:val="p"/>
+          </m:rPr>
+          <m:t>)</m:t>
+        </m:r>
+      </m:oMath>
+      <w:r>
+        <w:rPr>
+          <w:rFonts w:ascii="Times New Roman" w:hAnsi="Times New Roman" w:eastAsia="Times New Roman" w:cs="Times New Roman"/>
+        </w:rPr>
+        <w:t xml:space="preserve"> </w:t>
+      </w:r>
+      <w:r>
+        <w:rPr>
+          <w:rFonts w:hint="eastAsia" w:ascii="Times New Roman" w:hAnsi="Times New Roman" w:eastAsia="Times New Roman" w:cs="Times New Roman"/>
+        </w:rPr>
+        <w:t>，</w:t>
+      </w:r>
+      <w:r>
+        <w:rPr>
+          <w:rFonts w:hint="eastAsia" w:ascii="Times New Roman" w:hAnsi="Times New Roman" w:eastAsia="FangSong" w:cs="Times New Roman"/>
+        </w:rPr>
+        <w:t>该晶胞的每条棱所在的直线均为晶体的一根</w:t>
+      </w:r>
+      <w:r>
+        <w:rPr>
+          <w:rFonts w:ascii="Times New Roman" w:hAnsi="Times New Roman" w:eastAsia="Times New Roman" w:cs="Times New Roman"/>
+        </w:rPr>
+        <w:t xml:space="preserve"> </w:t>
+      </w:r>
+      <m:oMath>
+        <m:sSub>
+          <m:e>
+            <m:r>
+              <m:t>C</m:t>
+            </m:r>
+          </m:e>
+          <m:sub>
+            <m:r>
+              <m:t>4</m:t>
+            </m:r>
+          </m:sub>
+        </m:sSub>
+      </m:oMath>
+      <w:r>
+        <w:rPr>
+          <w:rFonts w:ascii="Times New Roman" w:hAnsi="Times New Roman" w:eastAsia="Times New Roman" w:cs="Times New Roman"/>
+        </w:rPr>
+        <w:t xml:space="preserve"> </w:t>
+      </w:r>
+      <w:r>
+        <w:rPr>
+          <w:rFonts w:hint="eastAsia" w:ascii="Times New Roman" w:hAnsi="Times New Roman" w:eastAsia="FangSong" w:cs="Times New Roman"/>
+        </w:rPr>
+        <w:t>轴</w:t>
+      </w:r>
+      <w:r>
+        <w:rPr>
+          <w:rFonts w:hint="eastAsia" w:ascii="Times New Roman" w:hAnsi="Times New Roman" w:eastAsia="Times New Roman" w:cs="Times New Roman"/>
+        </w:rPr>
+        <w:t>。</w:t>
+      </w:r>
+    </w:p>
+    <w:p>
+      <w:pPr>
+        <w:numPr>
+          <w:ilvl w:val="0"/>
+          <w:numId w:val="1014"/>
+        </w:numPr>
+        <w:ind w:firstLine="420"/>
+      </w:pPr>
+      <w:r>
+        <w:rPr>
+          <w:rFonts w:hint="eastAsia" w:ascii="Times New Roman" w:hAnsi="Times New Roman" w:eastAsia="FangSong" w:cs="Times New Roman"/>
+        </w:rPr>
+        <w:t>写出晶胞中的氢原子数</w:t>
+      </w:r>
+      <w:r>
+        <w:rPr>
+          <w:rFonts w:hint="eastAsia" w:ascii="Times New Roman" w:hAnsi="Times New Roman" w:eastAsia="Times New Roman" w:cs="Times New Roman"/>
+        </w:rPr>
+        <w:t>。</w:t>
+      </w:r>
+    </w:p>
+    <w:p>
+      <w:pPr>
+        <w:numPr>
+          <w:ilvl w:val="0"/>
+          <w:numId w:val="1014"/>
+        </w:numPr>
+        <w:ind w:firstLine="420"/>
+      </w:pPr>
+      <w:r>
+        <w:rPr>
+          <w:rFonts w:hint="eastAsia" w:ascii="Times New Roman" w:hAnsi="Times New Roman" w:eastAsia="FangSong" w:cs="Times New Roman"/>
+        </w:rPr>
+        <w:t>写出该晶体的化学式</w:t>
+      </w:r>
+      <w:r>
+        <w:rPr>
+          <w:rFonts w:hint="eastAsia" w:ascii="Times New Roman" w:hAnsi="Times New Roman" w:eastAsia="Times New Roman" w:cs="Times New Roman"/>
+        </w:rPr>
+        <w:t>。</w:t>
+      </w:r>
+    </w:p>
+    <w:p>
+      <w:pPr>
+        <w:numPr>
+          <w:ilvl w:val="0"/>
+          <w:numId w:val="1014"/>
+        </w:numPr>
+        <w:ind w:firstLine="420"/>
+      </w:pPr>
+      <w:r>
+        <w:rPr>
+          <w:rFonts w:hint="eastAsia" w:ascii="Times New Roman" w:hAnsi="Times New Roman" w:eastAsia="FangSong" w:cs="Times New Roman"/>
+        </w:rPr>
+        <w:t xml:space="preserve">若将</w:t>
+      </w:r>
+      <w:r>
+        <w:rPr>
+          <w:rFonts w:ascii="Times New Roman" w:hAnsi="Times New Roman" w:eastAsia="Times New Roman" w:cs="Times New Roman"/>
+        </w:rPr>
+        <w:t xml:space="preserve"> M </w:t>
+      </w:r>
+      <w:r>
+        <w:rPr>
+          <w:rFonts w:hint="eastAsia" w:ascii="Times New Roman" w:hAnsi="Times New Roman" w:eastAsia="FangSong" w:cs="Times New Roman"/>
+        </w:rPr>
+        <w:t>原子放在晶胞顶点</w:t>
+      </w:r>
+      <w:r>
+        <w:rPr>
+          <w:rFonts w:hint="eastAsia" w:ascii="Times New Roman" w:hAnsi="Times New Roman" w:eastAsia="Times New Roman" w:cs="Times New Roman"/>
+        </w:rPr>
+        <w:t>，</w:t>
+      </w:r>
+      <w:r>
+        <w:rPr>
+          <w:rFonts w:hint="eastAsia" w:ascii="Times New Roman" w:hAnsi="Times New Roman" w:eastAsia="FangSong" w:cs="Times New Roman"/>
+        </w:rPr>
+        <w:t>写出所有</w:t>
+      </w:r>
+      <w:r>
+        <w:rPr>
+          <w:rFonts w:ascii="Times New Roman" w:hAnsi="Times New Roman" w:eastAsia="Times New Roman" w:cs="Times New Roman"/>
+        </w:rPr>
+        <w:t xml:space="preserve"> Fe </w:t>
+      </w:r>
+      <w:r>
+        <w:rPr>
+          <w:rFonts w:hint="eastAsia" w:ascii="Times New Roman" w:hAnsi="Times New Roman" w:eastAsia="FangSong" w:cs="Times New Roman"/>
+        </w:rPr>
+        <w:t>原子在晶胞中的位置</w:t>
+      </w:r>
+      <w:r>
+        <w:rPr>
+          <w:rFonts w:hint="eastAsia" w:ascii="Times New Roman" w:hAnsi="Times New Roman" w:eastAsia="Times New Roman" w:cs="Times New Roman"/>
+        </w:rPr>
+        <w:t>。</w:t>
+      </w:r>
+    </w:p>
+    <w:p>
+      <w:pPr>
+        <w:numPr>
+          <w:ilvl w:val="0"/>
+          <w:numId w:val="1014"/>
+        </w:numPr>
+        <w:ind w:firstLine="420"/>
+      </w:pPr>
+      <w:r>
+        <w:rPr>
+          <w:rFonts w:hint="eastAsia" w:ascii="Times New Roman" w:hAnsi="Times New Roman" w:eastAsia="FangSong" w:cs="Times New Roman"/>
+        </w:rPr>
+        <w:t xml:space="preserve">晶胞边长</w:t>
+      </w:r>
+      <w:r>
+        <w:rPr>
+          <w:rFonts w:ascii="Times New Roman" w:hAnsi="Times New Roman" w:eastAsia="Times New Roman" w:cs="Times New Roman"/>
+        </w:rPr>
+        <w:t xml:space="preserve"> </w:t>
+      </w:r>
+      <m:oMath>
+        <m:oMathPr>
+          <m:ctrlPr>
+            <w:rPr>
+              <w:sz w:val="28"/>
+              <w:szCs w:val="28"/>
+            </w:rPr>
+          </m:ctrlPr>
+        </m:oMathPr>
+        <m:r>
+          <m:t>a</m:t>
+        </m:r>
+        <m:r>
+          <m:rPr>
+            <m:sty m:val="p"/>
+          </m:rPr>
+          <m:t>=</m:t>
+        </m:r>
+        <m:r>
+          <m:t>700.7</m:t>
+        </m:r>
+        <m:r>
+          <m:rPr>
+            <m:sty m:val="p"/>
+          </m:rPr>
+          <m:t>p</m:t>
+        </m:r>
+        <m:r>
+          <m:rPr>
+            <m:sty m:val="p"/>
+          </m:rPr>
+          <m:t>m</m:t>
+        </m:r>
+      </m:oMath>
+      <w:r>
+        <w:rPr>
+          <w:rFonts w:ascii="Times New Roman" w:hAnsi="Times New Roman" w:eastAsia="Times New Roman" w:cs="Times New Roman"/>
+        </w:rPr>
+        <w:t xml:space="preserve"> </w:t>
+      </w:r>
+      <w:r>
+        <w:rPr>
+          <w:rFonts w:hint="eastAsia" w:ascii="Times New Roman" w:hAnsi="Times New Roman" w:eastAsia="Times New Roman" w:cs="Times New Roman"/>
+        </w:rPr>
+        <w:t>，</w:t>
+      </w:r>
+      <w:r>
+        <w:rPr>
+          <w:rFonts w:hint="eastAsia" w:ascii="Times New Roman" w:hAnsi="Times New Roman" w:eastAsia="FangSong" w:cs="Times New Roman"/>
+        </w:rPr>
+        <w:t>密度</w:t>
+      </w:r>
+      <w:r>
+        <w:rPr>
+          <w:rFonts w:ascii="Times New Roman" w:hAnsi="Times New Roman" w:eastAsia="Times New Roman" w:cs="Times New Roman"/>
+        </w:rPr>
+        <w:t xml:space="preserve"> </w:t>
+      </w:r>
+      <m:oMath>
+        <m:oMathPr>
+          <m:ctrlPr>
+            <w:rPr>
+              <w:sz w:val="28"/>
+              <w:szCs w:val="28"/>
+            </w:rPr>
+          </m:ctrlPr>
+        </m:oMathPr>
+        <m:r>
+          <m:t>D</m:t>
+        </m:r>
+        <m:r>
+          <m:rPr>
+            <m:sty m:val="p"/>
+          </m:rPr>
+          <m:t>=</m:t>
+        </m:r>
+        <m:r>
+          <m:t>2.743</m:t>
+        </m:r>
+        <m:r>
+          <m:rPr>
+            <m:sty m:val="p"/>
+          </m:rPr>
+          <m:t>g</m:t>
+        </m:r>
+        <m:r>
+          <m:rPr>
+            <m:sty m:val="p"/>
+          </m:rPr>
+          <m:t>⋅</m:t>
+        </m:r>
+        <m:sSup>
+          <m:e>
+            <m:r>
+              <m:rPr>
+                <m:sty m:val="p"/>
+              </m:rPr>
+              <m:t>c</m:t>
+            </m:r>
+            <m:r>
+              <m:rPr>
+                <m:sty m:val="p"/>
+              </m:rPr>
+              <m:t>m</m:t>
+            </m:r>
+          </m:e>
+          <m:sup>
+            <m:r>
+              <m:rPr>
+                <m:sty m:val="p"/>
+              </m:rPr>
+              <m:t>−</m:t>
+            </m:r>
+            <m:r>
+              <m:t>3</m:t>
+            </m:r>
+          </m:sup>
+        </m:sSup>
+      </m:oMath>
+      <w:r>
+        <w:rPr>
+          <w:rFonts w:ascii="Times New Roman" w:hAnsi="Times New Roman" w:eastAsia="Times New Roman" w:cs="Times New Roman"/>
+        </w:rPr>
+        <w:t xml:space="preserve"> </w:t>
+      </w:r>
+      <w:r>
+        <w:rPr>
+          <w:rFonts w:hint="eastAsia" w:ascii="Times New Roman" w:hAnsi="Times New Roman" w:eastAsia="Times New Roman" w:cs="Times New Roman"/>
+        </w:rPr>
+        <w:t>，</w:t>
+      </w:r>
+      <w:r>
+        <w:rPr>
+          <w:rFonts w:hint="eastAsia" w:ascii="Times New Roman" w:hAnsi="Times New Roman" w:eastAsia="FangSong" w:cs="Times New Roman"/>
+        </w:rPr>
+        <w:t>通过计算给出</w:t>
+      </w:r>
+      <w:r>
+        <w:rPr>
+          <w:rFonts w:ascii="Times New Roman" w:hAnsi="Times New Roman" w:eastAsia="Times New Roman" w:cs="Times New Roman"/>
+        </w:rPr>
+        <w:t xml:space="preserve"> Fe </w:t>
+      </w:r>
+      <w:r>
+        <w:rPr>
+          <w:rFonts w:hint="eastAsia" w:ascii="Times New Roman" w:hAnsi="Times New Roman" w:eastAsia="FangSong" w:cs="Times New Roman"/>
+        </w:rPr>
+        <w:t xml:space="preserve">与</w:t>
+      </w:r>
+      <w:r>
+        <w:rPr>
+          <w:rFonts w:ascii="Times New Roman" w:hAnsi="Times New Roman" w:eastAsia="Times New Roman" w:cs="Times New Roman"/>
+        </w:rPr>
+        <w:t xml:space="preserve"> H </w:t>
+      </w:r>
+      <w:r>
+        <w:rPr>
+          <w:rFonts w:hint="eastAsia" w:ascii="Times New Roman" w:hAnsi="Times New Roman" w:eastAsia="FangSong" w:cs="Times New Roman"/>
+        </w:rPr>
+        <w:t xml:space="preserve">的间距</w:t>
+      </w:r>
+      <w:r>
+        <w:rPr>
+          <w:rFonts w:ascii="Times New Roman" w:hAnsi="Times New Roman" w:eastAsia="Times New Roman" w:cs="Times New Roman"/>
+        </w:rPr>
+        <w:t xml:space="preserve"> </w:t>
+      </w:r>
+      <m:oMath>
+        <m:r>
+          <m:t>d</m:t>
+        </m:r>
+      </m:oMath>
+      <w:r>
+        <w:rPr>
+          <w:rFonts w:ascii="Times New Roman" w:hAnsi="Times New Roman" w:eastAsia="Times New Roman" w:cs="Times New Roman"/>
+        </w:rPr>
+        <w:t xml:space="preserve"> </w:t>
+      </w:r>
+      <w:r>
+        <w:rPr>
+          <w:rFonts w:hint="eastAsia" w:ascii="Times New Roman" w:hAnsi="Times New Roman" w:eastAsia="FangSong" w:cs="Times New Roman"/>
+        </w:rPr>
+        <w:t xml:space="preserve">和金属</w:t>
+      </w:r>
+      <w:r>
+        <w:rPr>
+          <w:rFonts w:ascii="Times New Roman" w:hAnsi="Times New Roman" w:eastAsia="Times New Roman" w:cs="Times New Roman"/>
+        </w:rPr>
+        <w:t xml:space="preserve"> M </w:t>
+      </w:r>
+      <w:r>
+        <w:rPr>
+          <w:rFonts w:hint="eastAsia" w:ascii="Times New Roman" w:hAnsi="Times New Roman" w:eastAsia="FangSong" w:cs="Times New Roman"/>
+        </w:rPr>
+        <w:t>的元素符号</w:t>
+      </w:r>
+      <w:r>
+        <w:rPr>
+          <w:rFonts w:hint="eastAsia" w:ascii="Times New Roman" w:hAnsi="Times New Roman" w:eastAsia="Times New Roman" w:cs="Times New Roman"/>
+        </w:rPr>
+        <w:t>。</w:t>
+      </w:r>
+    </w:p>
+    <w:p>
+      <w:pPr>
+        <w:numPr>
+          <w:ilvl w:val="0"/>
+          <w:numId w:val="1014"/>
+        </w:numPr>
+        <w:ind w:firstLine="420"/>
+      </w:pPr>
+      <w:r>
+        <w:rPr>
+          <w:rFonts w:hint="eastAsia" w:ascii="Times New Roman" w:hAnsi="Times New Roman" w:eastAsia="FangSong" w:cs="Times New Roman"/>
+        </w:rPr>
+        <w:t xml:space="preserve">在高压下</w:t>
+      </w:r>
+      <w:r>
+        <w:rPr>
+          <w:rFonts w:ascii="Times New Roman" w:hAnsi="Times New Roman" w:eastAsia="Times New Roman" w:cs="Times New Roman"/>
+        </w:rPr>
+        <w:t xml:space="preserve"> Fe </w:t>
+      </w:r>
+      <w:r>
+        <w:rPr>
+          <w:rFonts w:hint="eastAsia" w:ascii="Times New Roman" w:hAnsi="Times New Roman" w:eastAsia="FangSong" w:cs="Times New Roman"/>
+        </w:rPr>
+        <w:t xml:space="preserve">和</w:t>
+      </w:r>
+      <w:r>
+        <w:rPr>
+          <w:rFonts w:ascii="Times New Roman" w:hAnsi="Times New Roman" w:eastAsia="Times New Roman" w:cs="Times New Roman"/>
+        </w:rPr>
+        <w:t xml:space="preserve"> </w:t>
+      </w:r>
+      <m:oMath>
+        <m:sSub>
+          <m:e>
+            <m:r>
+              <m:rPr>
+                <m:sty m:val="p"/>
+              </m:rPr>
+              <m:t>H</m:t>
+            </m:r>
+          </m:e>
+          <m:sub>
+            <m:r>
+              <m:t>2</m:t>
+            </m:r>
+          </m:sub>
+        </m:sSub>
+      </m:oMath>
+      <w:r>
+        <w:rPr>
+          <w:rFonts w:ascii="Times New Roman" w:hAnsi="Times New Roman" w:eastAsia="Times New Roman" w:cs="Times New Roman"/>
+        </w:rPr>
+        <w:t xml:space="preserve"> </w:t>
+      </w:r>
+      <w:r>
+        <w:rPr>
+          <w:rFonts w:hint="eastAsia" w:ascii="Times New Roman" w:hAnsi="Times New Roman" w:eastAsia="FangSong" w:cs="Times New Roman"/>
+        </w:rPr>
+        <w:t>反应</w:t>
+      </w:r>
+      <w:r>
+        <w:rPr>
+          <w:rFonts w:hint="eastAsia" w:ascii="Times New Roman" w:hAnsi="Times New Roman" w:eastAsia="Times New Roman" w:cs="Times New Roman"/>
+        </w:rPr>
+        <w:t>，</w:t>
+      </w:r>
+      <w:r>
+        <w:rPr>
+          <w:rFonts w:hint="eastAsia" w:ascii="Times New Roman" w:hAnsi="Times New Roman" w:eastAsia="FangSong" w:cs="Times New Roman"/>
+        </w:rPr>
+        <w:t>可以形成不同组成</w:t>
+      </w:r>
+      <w:r>
+        <w:rPr>
+          <w:rFonts w:hint="eastAsia" w:ascii="Times New Roman" w:hAnsi="Times New Roman" w:eastAsia="Times New Roman" w:cs="Times New Roman"/>
+        </w:rPr>
+        <w:t>、</w:t>
+      </w:r>
+      <w:r>
+        <w:rPr>
+          <w:rFonts w:hint="eastAsia" w:ascii="Times New Roman" w:hAnsi="Times New Roman" w:eastAsia="FangSong" w:cs="Times New Roman"/>
+        </w:rPr>
+        <w:t>不同结构的晶体</w:t>
+      </w:r>
+      <w:r>
+        <w:rPr>
+          <w:rFonts w:hint="eastAsia" w:ascii="Times New Roman" w:hAnsi="Times New Roman" w:eastAsia="Times New Roman" w:cs="Times New Roman"/>
+        </w:rPr>
+        <w:t>。</w:t>
+      </w:r>
+      <w:r>
+        <w:rPr>
+          <w:rFonts w:hint="eastAsia" w:ascii="Times New Roman" w:hAnsi="Times New Roman" w:eastAsia="FangSong" w:cs="Times New Roman"/>
+        </w:rPr>
+        <w:t>下图给出其中三种晶体的晶胞</w:t>
+      </w:r>
+      <w:r>
+        <w:rPr>
+          <w:rFonts w:hint="eastAsia" w:ascii="Times New Roman" w:hAnsi="Times New Roman" w:eastAsia="Times New Roman" w:cs="Times New Roman"/>
+        </w:rPr>
+        <w:t>（</w:t>
+      </w:r>
+      <w:r>
+        <w:rPr>
+          <w:rFonts w:hint="eastAsia" w:ascii="Times New Roman" w:hAnsi="Times New Roman" w:eastAsia="FangSong" w:cs="Times New Roman"/>
+        </w:rPr>
+        <w:t>大球为铁原子</w:t>
+      </w:r>
+      <w:r>
+        <w:rPr>
+          <w:rFonts w:hint="eastAsia" w:ascii="Times New Roman" w:hAnsi="Times New Roman" w:eastAsia="Times New Roman" w:cs="Times New Roman"/>
+        </w:rPr>
+        <w:t>，</w:t>
+      </w:r>
+      <w:r>
+        <w:rPr>
+          <w:rFonts w:hint="eastAsia" w:ascii="Times New Roman" w:hAnsi="Times New Roman" w:eastAsia="FangSong" w:cs="Times New Roman"/>
+        </w:rPr>
+        <w:t>小球为氢原子</w:t>
+      </w:r>
+      <w:r>
+        <w:rPr>
+          <w:rFonts w:hint="eastAsia" w:ascii="Times New Roman" w:hAnsi="Times New Roman" w:eastAsia="Times New Roman" w:cs="Times New Roman"/>
+        </w:rPr>
+        <w:t>），</w:t>
+      </w:r>
+      <w:r>
+        <w:rPr>
+          <w:rFonts w:hint="eastAsia" w:ascii="Times New Roman" w:hAnsi="Times New Roman" w:eastAsia="FangSong" w:cs="Times New Roman"/>
+        </w:rPr>
+        <w:t>分别写出</w:t>
+      </w:r>
+      <w:r>
+        <w:rPr>
+          <w:rFonts w:ascii="Times New Roman" w:hAnsi="Times New Roman" w:eastAsia="Times New Roman" w:cs="Times New Roman"/>
+        </w:rPr>
+        <w:t xml:space="preserve"> A、B、C </w:t>
+      </w:r>
+      <w:r>
+        <w:rPr>
+          <w:rFonts w:hint="eastAsia" w:ascii="Times New Roman" w:hAnsi="Times New Roman" w:eastAsia="FangSong" w:cs="Times New Roman"/>
+        </w:rPr>
+        <w:t>的化学式及其所属晶系</w:t>
+      </w:r>
+      <w:r>
+        <w:rPr>
+          <w:rFonts w:hint="eastAsia" w:ascii="Times New Roman" w:hAnsi="Times New Roman" w:eastAsia="Times New Roman" w:cs="Times New Roman"/>
+        </w:rPr>
+        <w:t>。</w:t>
+      </w:r>
+    </w:p>
+    <w:p>
+      <w:pPr>
+        <w:pStyle w:val="FirstParagraph"/>
+        <w:spacing w:before="160" w:after="80"/>
+        <w:jc w:val="center"/>
+      </w:pPr>
+      <w:r>
+        <w:rPr>
+          <w:rFonts w:ascii="Times New Roman" w:hAnsi="Times New Roman" w:eastAsia="Times New Roman" w:cs="Times New Roman"/>
+        </w:rPr>
+        <w:drawing>
+          <wp:inline>
+            <wp:extent cx="2730500" cy="2590800"/>
+            <wp:effectExtent b="0" l="0" r="0" t="0"/>
+            <wp:docPr descr="" title="" id="30" name="Picture"/>
+            <a:graphic>
+              <a:graphicData uri="http://schemas.openxmlformats.org/drawingml/2006/picture">
+                <pic:pic>
+                  <pic:nvPicPr>
+                    <pic:cNvPr descr="ae27d81e275296d439f30b11b0da28e065e1171934f5801f3cfbbcd0965adbb1.jpg" id="31" name="Picture"/>
+                    <pic:cNvPicPr>
+                      <a:picLocks noChangeArrowheads="1" noChangeAspect="1"/>
+                    </pic:cNvPicPr>
+                  </pic:nvPicPr>
+                  <pic:blipFill>
+                    <a:blip r:embed="rId29"/>
+                    <a:stretch>
+                      <a:fillRect/>
+                    </a:stretch>
+                  </pic:blipFill>
+                  <pic:spPr bwMode="auto">
+                    <a:xfrm>
+                      <a:off x="0" y="0"/>
+                      <a:ext cx="2730500" cy="2590800"/>
+                    </a:xfrm>
+                    <a:prstGeom prst="rect">
+                      <a:avLst/>
+                    </a:prstGeom>
+                    <a:noFill/>
+                    <a:ln w="9525">
+                      <a:noFill/>
+                      <a:headEnd/>
+                      <a:tailEnd/>
+                    </a:ln>
+                  </pic:spPr>
+                </pic:pic>
+              </a:graphicData>
+            </a:graphic>
+          </wp:inline>
+        </w:drawing>
+      </w:r>
+      <w:r>
+        <w:rPr>
+          <w:rFonts w:ascii="Times New Roman" w:hAnsi="Times New Roman" w:eastAsia="Times New Roman" w:cs="Times New Roman"/>
+        </w:rPr>
+        <w:t xml:space="preserve"> </w:t>
+      </w:r>
+      <w:r>
+        <w:rPr>
+          <w:rFonts w:ascii="Times New Roman" w:hAnsi="Times New Roman" w:eastAsia="Times New Roman" w:cs="Times New Roman"/>
+        </w:rPr>
+        <w:t xml:space="preserve">A</w:t>
+      </w:r>
+    </w:p>
+    <w:p>
+      <w:pPr>
+        <w:pStyle w:val="BodyText"/>
+        <w:spacing w:before="160" w:after="80"/>
+        <w:jc w:val="center"/>
+      </w:pPr>
+      <w:r>
+        <w:rPr>
+          <w:rFonts w:ascii="Times New Roman" w:hAnsi="Times New Roman" w:eastAsia="Times New Roman" w:cs="Times New Roman"/>
+        </w:rPr>
+        <w:drawing>
+          <wp:inline>
+            <wp:extent cx="2120900" cy="3213100"/>
+            <wp:effectExtent b="0" l="0" r="0" t="0"/>
+            <wp:docPr descr="" title="" id="33" name="Picture"/>
+            <a:graphic>
+              <a:graphicData uri="http://schemas.openxmlformats.org/drawingml/2006/picture">
+                <pic:pic>
+                  <pic:nvPicPr>
+                    <pic:cNvPr descr="45fdef524f10b920d38aeb6f8dbb8f06e7632207ff106e6e3a29d1d5fed68127.jpg" id="34" name="Picture"/>
+                    <pic:cNvPicPr>
+                      <a:picLocks noChangeArrowheads="1" noChangeAspect="1"/>
+                    </pic:cNvPicPr>
+                  </pic:nvPicPr>
+                  <pic:blipFill>
+                    <a:blip r:embed="rId32"/>
+                    <a:stretch>
+                      <a:fillRect/>
+                    </a:stretch>
+                  </pic:blipFill>
+                  <pic:spPr bwMode="auto">
+                    <a:xfrm>
+                      <a:off x="0" y="0"/>
+                      <a:ext cx="2120900" cy="3213100"/>
+                    </a:xfrm>
+                    <a:prstGeom prst="rect">
+                      <a:avLst/>
+                    </a:prstGeom>
+                    <a:noFill/>
+                    <a:ln w="9525">
+                      <a:noFill/>
+                      <a:headEnd/>
+                      <a:tailEnd/>
+                    </a:ln>
+                  </pic:spPr>
+                </pic:pic>
+              </a:graphicData>
+            </a:graphic>
+          </wp:inline>
+        </w:drawing>
+      </w:r>
+      <w:r>
+        <w:rPr>
+          <w:rFonts w:ascii="Times New Roman" w:hAnsi="Times New Roman" w:eastAsia="Times New Roman" w:cs="Times New Roman"/>
+        </w:rPr>
+        <w:t xml:space="preserve"> </w:t>
+      </w:r>
+      <w:r>
+        <w:rPr>
+          <w:rFonts w:ascii="Times New Roman" w:hAnsi="Times New Roman" w:eastAsia="Times New Roman" w:cs="Times New Roman"/>
+        </w:rPr>
+        <w:t xml:space="preserve">B</w:t>
+      </w:r>
+    </w:p>
+    <w:p>
+      <w:pPr>
+        <w:pStyle w:val="BodyText"/>
+        <w:spacing w:before="160" w:after="80"/>
+        <w:jc w:val="center"/>
+      </w:pPr>
+      <w:r>
+        <w:rPr>
+          <w:rFonts w:ascii="Times New Roman" w:hAnsi="Times New Roman" w:eastAsia="Times New Roman" w:cs="Times New Roman"/>
+        </w:rPr>
+        <w:drawing>
+          <wp:inline>
+            <wp:extent cx="2019300" cy="4241800"/>
+            <wp:effectExtent b="0" l="0" r="0" t="0"/>
+            <wp:docPr descr="" title="" id="36" name="Picture"/>
+            <a:graphic>
+              <a:graphicData uri="http://schemas.openxmlformats.org/drawingml/2006/picture">
+                <pic:pic>
+                  <pic:nvPicPr>
+                    <pic:cNvPr descr="05fa93df029ed986924d7821de2f6a91764efb5b62209f33de2ad5bc090789fe.jpg" id="37" name="Picture"/>
+                    <pic:cNvPicPr>
+                      <a:picLocks noChangeArrowheads="1" noChangeAspect="1"/>
+                    </pic:cNvPicPr>
+                  </pic:nvPicPr>
+                  <pic:blipFill>
+                    <a:blip r:embed="rId35"/>
+                    <a:stretch>
+                      <a:fillRect/>
+                    </a:stretch>
+                  </pic:blipFill>
+                  <pic:spPr bwMode="auto">
+                    <a:xfrm>
+                      <a:off x="0" y="0"/>
+                      <a:ext cx="2019300" cy="4241800"/>
+                    </a:xfrm>
+                    <a:prstGeom prst="rect">
+                      <a:avLst/>
+                    </a:prstGeom>
+                    <a:noFill/>
+                    <a:ln w="9525">
+                      <a:noFill/>
+                      <a:headEnd/>
+                      <a:tailEnd/>
+                    </a:ln>
+                  </pic:spPr>
+                </pic:pic>
+              </a:graphicData>
+            </a:graphic>
+          </wp:inline>
+        </w:drawing>
+      </w:r>
+      <w:r>
+        <w:rPr>
+          <w:rFonts w:ascii="Times New Roman" w:hAnsi="Times New Roman" w:eastAsia="Times New Roman" w:cs="Times New Roman"/>
+        </w:rPr>
+        <w:t xml:space="preserve"> </w:t>
+      </w:r>
+      <w:r>
+        <w:rPr>
+          <w:rFonts w:ascii="Times New Roman" w:hAnsi="Times New Roman" w:eastAsia="Times New Roman" w:cs="Times New Roman"/>
+        </w:rPr>
+        <w:t xml:space="preserve">C</w:t>
+      </w:r>
+    </w:p>
+    <w:p>
+      <w:pPr>
+        <w:spacing w:before="160" w:after="80"/>
+      </w:pPr>
+      <w:r>
+        <w:pict>
+          <v:rect style="width:0;height:1.5pt" o:hralign="center" o:hrstd="t" o:hr="t"/>
+        </w:pict>
+      </w:r>
+    </w:p>
+    <w:p>
+      <w:pPr>
+        <w:spacing w:before="160" w:after="80"/>
+      </w:pPr>
+      <w:r>
+        <w:pict>
+          <v:rect style="width:0;height:1.5pt" o:hralign="center" o:hrstd="t" o:hr="t"/>
+        </w:pict>
+      </w:r>
+    </w:p>
+    <w:bookmarkEnd w:id="38"/>
+    <w:bookmarkStart w:id="42" w:name="第13题"/>
+    <w:p>
+      <w:pPr>
+        <w:pStyle w:val="Heading3"/>
+        <w:spacing w:before="280" w:after="120"/>
+      </w:pPr>
+      <w:r>
+        <w:rPr>
+          <w:rFonts w:hint="eastAsia" w:ascii="Times New Roman" w:hAnsi="Times New Roman" w:eastAsia="SimHei" w:cs="Times New Roman"/>
+        </w:rPr>
+        <w:t>第</w:t>
+      </w:r>
+      <w:r>
+        <w:rPr>
+          <w:rFonts w:hint="eastAsia" w:ascii="Times New Roman" w:hAnsi="Times New Roman" w:eastAsia="Times New Roman" w:cs="Times New Roman"/>
+        </w:rPr>
+        <w:t>13</w:t>
+      </w:r>
+      <w:r>
+        <w:rPr>
+          <w:rFonts w:hint="eastAsia" w:ascii="Times New Roman" w:hAnsi="Times New Roman" w:eastAsia="SimHei" w:cs="Times New Roman"/>
+        </w:rPr>
+        <w:t>题</w:t>
+      </w:r>
+    </w:p>
+    <w:p>
+      <w:pPr>
+        <w:pStyle w:val="FirstParagraph"/>
+        <w:ind w:firstLine="420"/>
+      </w:pPr>
+      <w:r>
+        <w:rPr>
+          <w:rFonts w:hint="eastAsia" w:ascii="Times New Roman" w:hAnsi="Times New Roman" w:eastAsia="FangSong" w:cs="Times New Roman"/>
+        </w:rPr>
+        <w:t>在一种化合物中</w:t>
+      </w:r>
+      <w:r>
+        <w:rPr>
+          <w:rFonts w:hint="eastAsia" w:ascii="Times New Roman" w:hAnsi="Times New Roman" w:eastAsia="Times New Roman" w:cs="Times New Roman"/>
+        </w:rPr>
+        <w:t>，</w:t>
+      </w:r>
+      <w:r>
+        <w:rPr>
+          <w:rFonts w:hint="eastAsia" w:ascii="Times New Roman" w:hAnsi="Times New Roman" w:eastAsia="FangSong" w:cs="Times New Roman"/>
+        </w:rPr>
+        <w:t>同一种元素有着不同的氧化态</w:t>
+      </w:r>
+      <w:r>
+        <w:rPr>
+          <w:rFonts w:hint="eastAsia" w:ascii="Times New Roman" w:hAnsi="Times New Roman" w:eastAsia="Times New Roman" w:cs="Times New Roman"/>
+        </w:rPr>
+        <w:t>，</w:t>
+      </w:r>
+      <w:r>
+        <w:rPr>
+          <w:rFonts w:hint="eastAsia" w:ascii="Times New Roman" w:hAnsi="Times New Roman" w:eastAsia="FangSong" w:cs="Times New Roman"/>
+        </w:rPr>
+        <w:t>这类常见的无机化合物称为混合价态化合物或包含同素异价离子的化合物</w:t>
+      </w:r>
+      <w:r>
+        <w:rPr>
+          <w:rFonts w:hint="eastAsia" w:ascii="Times New Roman" w:hAnsi="Times New Roman" w:eastAsia="Times New Roman" w:cs="Times New Roman"/>
+        </w:rPr>
+        <w:t>。</w:t>
+      </w:r>
+      <w:r>
+        <w:rPr>
+          <w:rFonts w:hint="eastAsia" w:ascii="Times New Roman" w:hAnsi="Times New Roman" w:eastAsia="FangSong" w:cs="Times New Roman"/>
+        </w:rPr>
+        <w:t>这类化合物有很多特点如导电能力强</w:t>
+      </w:r>
+      <w:r>
+        <w:rPr>
+          <w:rFonts w:hint="eastAsia" w:ascii="Times New Roman" w:hAnsi="Times New Roman" w:eastAsia="Times New Roman" w:cs="Times New Roman"/>
+        </w:rPr>
+        <w:t>，</w:t>
+      </w:r>
+      <w:r>
+        <w:rPr>
+          <w:rFonts w:hint="eastAsia" w:ascii="Times New Roman" w:hAnsi="Times New Roman" w:eastAsia="FangSong" w:cs="Times New Roman"/>
+        </w:rPr>
+        <w:t>颜色较深</w:t>
+      </w:r>
+      <w:r>
+        <w:rPr>
+          <w:rFonts w:hint="eastAsia" w:ascii="Times New Roman" w:hAnsi="Times New Roman" w:eastAsia="Times New Roman" w:cs="Times New Roman"/>
+        </w:rPr>
+        <w:t>，</w:t>
+      </w:r>
+      <w:r>
+        <w:rPr>
+          <w:rFonts w:hint="eastAsia" w:ascii="Times New Roman" w:hAnsi="Times New Roman" w:eastAsia="FangSong" w:cs="Times New Roman"/>
+        </w:rPr>
+        <w:t>磁学性质不同等</w:t>
+      </w:r>
+      <w:r>
+        <w:rPr>
+          <w:rFonts w:hint="eastAsia" w:ascii="Times New Roman" w:hAnsi="Times New Roman" w:eastAsia="Times New Roman" w:cs="Times New Roman"/>
+        </w:rPr>
+        <w:t>，</w:t>
+      </w:r>
+      <w:r>
+        <w:rPr>
+          <w:rFonts w:hint="eastAsia" w:ascii="Times New Roman" w:hAnsi="Times New Roman" w:eastAsia="FangSong" w:cs="Times New Roman"/>
+        </w:rPr>
+        <w:t>因而引起了科学家的广泛关注</w:t>
+      </w:r>
+      <w:r>
+        <w:rPr>
+          <w:rFonts w:hint="eastAsia" w:ascii="Times New Roman" w:hAnsi="Times New Roman" w:eastAsia="Times New Roman" w:cs="Times New Roman"/>
+        </w:rPr>
+        <w:t>。</w:t>
+      </w:r>
+    </w:p>
+    <w:p>
+      <w:pPr>
+        <w:pStyle w:val="Compact"/>
+        <w:numPr>
+          <w:ilvl w:val="0"/>
+          <w:numId w:val="1015"/>
+        </w:numPr>
+        <w:ind w:firstLine="420"/>
+      </w:pPr>
+      <w:r>
+        <w:rPr>
+          <w:rFonts w:hint="eastAsia" w:ascii="Times New Roman" w:hAnsi="Times New Roman" w:eastAsia="FangSong" w:cs="Times New Roman"/>
+        </w:rPr>
+        <w:t xml:space="preserve">某混合价态化合物含有</w:t>
+      </w:r>
+      <w:r>
+        <w:rPr>
+          <w:rFonts w:ascii="Times New Roman" w:hAnsi="Times New Roman" w:eastAsia="Times New Roman" w:cs="Times New Roman"/>
+        </w:rPr>
+        <w:t xml:space="preserve"> Cs、Au、Cl </w:t>
+      </w:r>
+      <w:r>
+        <w:rPr>
+          <w:rFonts w:hint="eastAsia" w:ascii="Times New Roman" w:hAnsi="Times New Roman" w:eastAsia="FangSong" w:cs="Times New Roman"/>
+        </w:rPr>
+        <w:t>三种元素</w:t>
+      </w:r>
+      <w:r>
+        <w:rPr>
+          <w:rFonts w:hint="eastAsia" w:ascii="Times New Roman" w:hAnsi="Times New Roman" w:eastAsia="Times New Roman" w:cs="Times New Roman"/>
+        </w:rPr>
+        <w:t>，</w:t>
+      </w:r>
+      <w:r>
+        <w:rPr>
+          <w:rFonts w:hint="eastAsia" w:ascii="Times New Roman" w:hAnsi="Times New Roman" w:eastAsia="FangSong" w:cs="Times New Roman"/>
+        </w:rPr>
+        <w:t>其结构如图所示</w:t>
+      </w:r>
+      <w:r>
+        <w:rPr>
+          <w:rFonts w:hint="eastAsia" w:ascii="Times New Roman" w:hAnsi="Times New Roman" w:eastAsia="Times New Roman" w:cs="Times New Roman"/>
+        </w:rPr>
+        <w:t>。</w:t>
+      </w:r>
+      <w:r>
+        <w:rPr>
+          <w:rFonts w:hint="eastAsia" w:ascii="Times New Roman" w:hAnsi="Times New Roman" w:eastAsia="FangSong" w:cs="Times New Roman"/>
+        </w:rPr>
+        <w:t>请根据图中粒子连接方式及特点</w:t>
+      </w:r>
+      <w:r>
+        <w:rPr>
+          <w:rFonts w:hint="eastAsia" w:ascii="Times New Roman" w:hAnsi="Times New Roman" w:eastAsia="Times New Roman" w:cs="Times New Roman"/>
+        </w:rPr>
+        <w:t>，</w:t>
+      </w:r>
+      <w:r>
+        <w:rPr>
+          <w:rFonts w:hint="eastAsia" w:ascii="Times New Roman" w:hAnsi="Times New Roman" w:eastAsia="FangSong" w:cs="Times New Roman"/>
+        </w:rPr>
+        <w:t>判断各球所代表的粒子</w:t>
+      </w:r>
+      <w:r>
+        <w:rPr>
+          <w:rFonts w:hint="eastAsia" w:ascii="Times New Roman" w:hAnsi="Times New Roman" w:eastAsia="Times New Roman" w:cs="Times New Roman"/>
+        </w:rPr>
+        <w:t>，</w:t>
+      </w:r>
+      <w:r>
+        <w:rPr>
+          <w:rFonts w:hint="eastAsia" w:ascii="Times New Roman" w:hAnsi="Times New Roman" w:eastAsia="FangSong" w:cs="Times New Roman"/>
+        </w:rPr>
+        <w:t>并写出其化学式</w:t>
+      </w:r>
+      <w:r>
+        <w:rPr>
+          <w:rFonts w:hint="eastAsia" w:ascii="Times New Roman" w:hAnsi="Times New Roman" w:eastAsia="Times New Roman" w:cs="Times New Roman"/>
+        </w:rPr>
+        <w:t>，</w:t>
+      </w:r>
+      <w:r>
+        <w:rPr>
+          <w:rFonts w:hint="eastAsia" w:ascii="Times New Roman" w:hAnsi="Times New Roman" w:eastAsia="FangSong" w:cs="Times New Roman"/>
+        </w:rPr>
+        <w:t>标出变价元素的化合价</w:t>
+      </w:r>
+      <w:r>
+        <w:rPr>
+          <w:rFonts w:hint="eastAsia" w:ascii="Times New Roman" w:hAnsi="Times New Roman" w:eastAsia="Times New Roman" w:cs="Times New Roman"/>
+        </w:rPr>
+        <w:t>。</w:t>
+      </w:r>
+      <w:r>
+        <w:rPr>
+          <w:rFonts w:hint="eastAsia" w:ascii="Times New Roman" w:hAnsi="Times New Roman" w:eastAsia="FangSong" w:cs="Times New Roman"/>
+        </w:rPr>
+        <w:t>并给出变价离子的配位方式和结构</w:t>
+      </w:r>
+      <w:r>
+        <w:rPr>
+          <w:rFonts w:hint="eastAsia" w:ascii="Times New Roman" w:hAnsi="Times New Roman" w:eastAsia="Times New Roman" w:cs="Times New Roman"/>
+        </w:rPr>
+        <w:t>。</w:t>
+      </w:r>
+    </w:p>
+    <w:p>
+      <w:pPr>
+        <w:pStyle w:val="FirstParagraph"/>
+        <w:spacing w:before="160" w:after="80"/>
+        <w:jc w:val="center"/>
+      </w:pPr>
+      <w:r>
+        <w:rPr>
+          <w:rFonts w:ascii="Times New Roman" w:hAnsi="Times New Roman" w:eastAsia="Times New Roman" w:cs="Times New Roman"/>
+        </w:rPr>
+        <w:drawing>
+          <wp:inline>
+            <wp:extent cx="3240000" cy="3435287"/>
+            <wp:effectExtent b="0" l="0" r="0" t="0"/>
+            <wp:docPr descr="" title="" id="40" name="Picture"/>
+            <a:graphic>
+              <a:graphicData uri="http://schemas.openxmlformats.org/drawingml/2006/picture">
+                <pic:pic>
+                  <pic:nvPicPr>
+                    <pic:cNvPr descr="862e7b4c892b8131c9b71cb8f542dbd64e7d8aef542fa626351dded0d7041412.jpg" id="41" name="Picture"/>
+                    <pic:cNvPicPr>
+                      <a:picLocks noChangeArrowheads="1" noChangeAspect="1"/>
+                    </pic:cNvPicPr>
+                  </pic:nvPicPr>
+                  <pic:blipFill>
+                    <a:blip r:embed="rId39"/>
+                    <a:stretch>
+                      <a:fillRect/>
+                    </a:stretch>
+                  </pic:blipFill>
+                  <pic:spPr bwMode="auto">
+                    <a:xfrm>
+                      <a:off x="0" y="0"/>
+                      <a:ext cx="3240000" cy="3435287"/>
+                    </a:xfrm>
+                    <a:prstGeom prst="rect">
+                      <a:avLst/>
+                    </a:prstGeom>
+                    <a:noFill/>
+                    <a:ln w="9525">
+                      <a:noFill/>
+                      <a:headEnd/>
+                      <a:tailEnd/>
+                    </a:ln>
+                  </pic:spPr>
+                </pic:pic>
+              </a:graphicData>
+            </a:graphic>
+          </wp:inline>
+        </w:drawing>
+      </w:r>
+    </w:p>
+    <w:p>
+      <w:pPr>
+        <w:pStyle w:val="Compact"/>
+        <w:numPr>
+          <w:ilvl w:val="0"/>
+          <w:numId w:val="1016"/>
+        </w:numPr>
+        <w:ind w:firstLine="420"/>
+      </w:pPr>
+      <w:r>
+        <w:rPr>
+          <w:rFonts w:hint="eastAsia" w:ascii="Times New Roman" w:hAnsi="Times New Roman" w:eastAsia="FangSong" w:cs="Times New Roman"/>
+        </w:rPr>
+        <w:t xml:space="preserve">某铜的混合价态化合物</w:t>
+      </w:r>
+      <w:r>
+        <w:rPr>
+          <w:rFonts w:ascii="Times New Roman" w:hAnsi="Times New Roman" w:eastAsia="Times New Roman" w:cs="Times New Roman"/>
+        </w:rPr>
+        <w:t xml:space="preserve"> A </w:t>
+      </w:r>
+      <w:r>
+        <w:rPr>
+          <w:rFonts w:hint="eastAsia" w:ascii="Times New Roman" w:hAnsi="Times New Roman" w:eastAsia="FangSong" w:cs="Times New Roman"/>
+        </w:rPr>
+        <w:t>是紫色晶体</w:t>
+      </w:r>
+      <w:r>
+        <w:rPr>
+          <w:rFonts w:hint="eastAsia" w:ascii="Times New Roman" w:hAnsi="Times New Roman" w:eastAsia="Times New Roman" w:cs="Times New Roman"/>
+        </w:rPr>
+        <w:t>，</w:t>
+      </w:r>
+      <w:r>
+        <w:rPr>
+          <w:rFonts w:hint="eastAsia" w:ascii="Times New Roman" w:hAnsi="Times New Roman" w:eastAsia="FangSong" w:cs="Times New Roman"/>
+        </w:rPr>
+        <w:t>由三种离子</w:t>
+      </w:r>
+      <w:r>
+        <w:rPr>
+          <w:rFonts w:ascii="Times New Roman" w:hAnsi="Times New Roman" w:eastAsia="Times New Roman" w:cs="Times New Roman"/>
+        </w:rPr>
+        <w:t xml:space="preserve"> B、C、D </w:t>
+      </w:r>
+      <w:r>
+        <w:rPr>
+          <w:rFonts w:hint="eastAsia" w:ascii="Times New Roman" w:hAnsi="Times New Roman" w:eastAsia="FangSong" w:cs="Times New Roman"/>
+        </w:rPr>
+        <w:t>组成</w:t>
+      </w:r>
+      <w:r>
+        <w:rPr>
+          <w:rFonts w:hint="eastAsia" w:ascii="Times New Roman" w:hAnsi="Times New Roman" w:eastAsia="Times New Roman" w:cs="Times New Roman"/>
+        </w:rPr>
+        <w:t>，D</w:t>
+      </w:r>
+      <w:r>
+        <w:rPr>
+          <w:rFonts w:ascii="Times New Roman" w:hAnsi="Times New Roman" w:eastAsia="Times New Roman" w:cs="Times New Roman"/>
+        </w:rPr>
+        <w:t xml:space="preserve"> </w:t>
+      </w:r>
+      <w:r>
+        <w:rPr>
+          <w:rFonts w:hint="eastAsia" w:ascii="Times New Roman" w:hAnsi="Times New Roman" w:eastAsia="FangSong" w:cs="Times New Roman"/>
+        </w:rPr>
+        <w:t xml:space="preserve">个数多于</w:t>
+      </w:r>
+      <w:r>
+        <w:rPr>
+          <w:rFonts w:ascii="Times New Roman" w:hAnsi="Times New Roman" w:eastAsia="Times New Roman" w:cs="Times New Roman"/>
+        </w:rPr>
+        <w:t xml:space="preserve"> </w:t>
+      </w:r>
+      <w:r>
+        <w:rPr>
+          <w:rFonts w:hint="eastAsia" w:ascii="Times New Roman" w:hAnsi="Times New Roman" w:eastAsia="Times New Roman" w:cs="Times New Roman"/>
+        </w:rPr>
+        <w:t>C，</w:t>
+      </w:r>
+      <w:r>
+        <w:rPr>
+          <w:rFonts w:hint="eastAsia" w:ascii="Times New Roman" w:hAnsi="Times New Roman" w:eastAsia="FangSong" w:cs="Times New Roman"/>
+        </w:rPr>
+        <w:t>其中</w:t>
+      </w:r>
+      <w:r>
+        <w:rPr>
+          <w:rFonts w:ascii="Times New Roman" w:hAnsi="Times New Roman" w:eastAsia="Times New Roman" w:cs="Times New Roman"/>
+        </w:rPr>
+        <w:t xml:space="preserve"> C、D </w:t>
+      </w:r>
+      <w:r>
+        <w:rPr>
+          <w:rFonts w:hint="eastAsia" w:ascii="Times New Roman" w:hAnsi="Times New Roman" w:eastAsia="FangSong" w:cs="Times New Roman"/>
+        </w:rPr>
+        <w:t>为含有铜元素的配离子</w:t>
+      </w:r>
+      <w:r>
+        <w:rPr>
+          <w:rFonts w:hint="eastAsia" w:ascii="Times New Roman" w:hAnsi="Times New Roman" w:eastAsia="Times New Roman" w:cs="Times New Roman"/>
+        </w:rPr>
+        <w:t>，C</w:t>
+      </w:r>
+      <w:r>
+        <w:rPr>
+          <w:rFonts w:ascii="Times New Roman" w:hAnsi="Times New Roman" w:eastAsia="Times New Roman" w:cs="Times New Roman"/>
+        </w:rPr>
+        <w:t xml:space="preserve"> </w:t>
+      </w:r>
+      <w:r>
+        <w:rPr>
+          <w:rFonts w:hint="eastAsia" w:ascii="Times New Roman" w:hAnsi="Times New Roman" w:eastAsia="FangSong" w:cs="Times New Roman"/>
+        </w:rPr>
+        <w:t>为平面正方形结构</w:t>
+      </w:r>
+      <w:r>
+        <w:rPr>
+          <w:rFonts w:hint="eastAsia" w:ascii="Times New Roman" w:hAnsi="Times New Roman" w:eastAsia="Times New Roman" w:cs="Times New Roman"/>
+        </w:rPr>
+        <w:t>，</w:t>
+      </w:r>
+      <w:r>
+        <w:rPr>
+          <w:rFonts w:hint="eastAsia" w:ascii="Times New Roman" w:hAnsi="Times New Roman" w:eastAsia="FangSong" w:cs="Times New Roman"/>
+        </w:rPr>
+        <w:t>其中</w:t>
+      </w:r>
+      <w:r>
+        <w:rPr>
+          <w:rFonts w:ascii="Times New Roman" w:hAnsi="Times New Roman" w:eastAsia="Times New Roman" w:cs="Times New Roman"/>
+        </w:rPr>
+        <w:t xml:space="preserve"> N </w:t>
+      </w:r>
+      <w:r>
+        <w:rPr>
+          <w:rFonts w:hint="eastAsia" w:ascii="Times New Roman" w:hAnsi="Times New Roman" w:eastAsia="FangSong" w:cs="Times New Roman"/>
+        </w:rPr>
+        <w:t xml:space="preserve">元素的含量为</w:t>
+      </w:r>
+      <w:r>
+        <w:rPr>
+          <w:rFonts w:ascii="Times New Roman" w:hAnsi="Times New Roman" w:eastAsia="Times New Roman" w:cs="Times New Roman"/>
+        </w:rPr>
+        <w:t xml:space="preserve"> 42.58%、D </w:t>
+      </w:r>
+      <w:r>
+        <w:rPr>
+          <w:rFonts w:hint="eastAsia" w:ascii="Times New Roman" w:hAnsi="Times New Roman" w:eastAsia="FangSong" w:cs="Times New Roman"/>
+        </w:rPr>
+        <w:t xml:space="preserve">带有</w:t>
+      </w:r>
+      <w:r>
+        <w:rPr>
+          <w:rFonts w:ascii="Times New Roman" w:hAnsi="Times New Roman" w:eastAsia="Times New Roman" w:cs="Times New Roman"/>
+        </w:rPr>
+        <w:t xml:space="preserve"> 3 </w:t>
+      </w:r>
+      <w:r>
+        <w:rPr>
+          <w:rFonts w:hint="eastAsia" w:ascii="Times New Roman" w:hAnsi="Times New Roman" w:eastAsia="FangSong" w:cs="Times New Roman"/>
+        </w:rPr>
+        <w:t>个负电荷</w:t>
+      </w:r>
+      <w:r>
+        <w:rPr>
+          <w:rFonts w:hint="eastAsia" w:ascii="Times New Roman" w:hAnsi="Times New Roman" w:eastAsia="Times New Roman" w:cs="Times New Roman"/>
+        </w:rPr>
+        <w:t>，</w:t>
+      </w:r>
+      <w:r>
+        <w:rPr>
+          <w:rFonts w:hint="eastAsia" w:ascii="Times New Roman" w:hAnsi="Times New Roman" w:eastAsia="FangSong" w:cs="Times New Roman"/>
+        </w:rPr>
+        <w:t>其中</w:t>
+      </w:r>
+      <w:r>
+        <w:rPr>
+          <w:rFonts w:ascii="Times New Roman" w:hAnsi="Times New Roman" w:eastAsia="Times New Roman" w:cs="Times New Roman"/>
+        </w:rPr>
+        <w:t xml:space="preserve"> S </w:t>
+      </w:r>
+      <w:r>
+        <w:rPr>
+          <w:rFonts w:hint="eastAsia" w:ascii="Times New Roman" w:hAnsi="Times New Roman" w:eastAsia="FangSong" w:cs="Times New Roman"/>
+        </w:rPr>
+        <w:t xml:space="preserve">元素的含量为</w:t>
+      </w:r>
+      <w:r>
+        <w:rPr>
+          <w:rFonts w:ascii="Times New Roman" w:hAnsi="Times New Roman" w:eastAsia="Times New Roman" w:cs="Times New Roman"/>
+        </w:rPr>
+        <w:t xml:space="preserve"> </w:t>
+      </w:r>
+      <w:r>
+        <w:rPr>
+          <w:rFonts w:hint="eastAsia" w:ascii="Times New Roman" w:hAnsi="Times New Roman" w:eastAsia="Times New Roman" w:cs="Times New Roman"/>
+        </w:rPr>
+        <w:t>44.52%，</w:t>
+      </w:r>
+      <w:r>
+        <w:rPr>
+          <w:rFonts w:hint="eastAsia" w:ascii="Times New Roman" w:hAnsi="Times New Roman" w:eastAsia="FangSong" w:cs="Times New Roman"/>
+        </w:rPr>
+        <w:t>元素</w:t>
+      </w:r>
+      <w:r>
+        <w:rPr>
+          <w:rFonts w:ascii="Times New Roman" w:hAnsi="Times New Roman" w:eastAsia="Times New Roman" w:cs="Times New Roman"/>
+        </w:rPr>
+        <w:t xml:space="preserve"> B </w:t>
+      </w:r>
+      <w:r>
+        <w:rPr>
+          <w:rFonts w:hint="eastAsia" w:ascii="Times New Roman" w:hAnsi="Times New Roman" w:eastAsia="FangSong" w:cs="Times New Roman"/>
+        </w:rPr>
+        <w:t xml:space="preserve">在</w:t>
+      </w:r>
+      <w:r>
+        <w:rPr>
+          <w:rFonts w:ascii="Times New Roman" w:hAnsi="Times New Roman" w:eastAsia="Times New Roman" w:cs="Times New Roman"/>
+        </w:rPr>
+        <w:t xml:space="preserve"> A </w:t>
+      </w:r>
+      <w:r>
+        <w:rPr>
+          <w:rFonts w:hint="eastAsia" w:ascii="Times New Roman" w:hAnsi="Times New Roman" w:eastAsia="FangSong" w:cs="Times New Roman"/>
+        </w:rPr>
+        <w:t xml:space="preserve">中的含量为</w:t>
+      </w:r>
+      <w:r>
+        <w:rPr>
+          <w:rFonts w:ascii="Times New Roman" w:hAnsi="Times New Roman" w:eastAsia="Times New Roman" w:cs="Times New Roman"/>
+        </w:rPr>
+        <w:t xml:space="preserve"> 11.52%。</w:t>
+      </w:r>
+    </w:p>
+    <w:p>
+      <w:pPr>
+        <w:pStyle w:val="FirstParagraph"/>
+        <w:ind w:firstLine="420"/>
+      </w:pPr>
+      <w:r>
+        <w:rPr>
+          <w:rFonts w:ascii="Times New Roman" w:hAnsi="Times New Roman" w:eastAsia="Times New Roman" w:cs="Times New Roman"/>
+        </w:rPr>
+        <w:t xml:space="preserve">① </w:t>
+      </w:r>
+      <w:r>
+        <w:rPr>
+          <w:rFonts w:hint="eastAsia" w:ascii="Times New Roman" w:hAnsi="Times New Roman" w:eastAsia="FangSong" w:cs="Times New Roman"/>
+        </w:rPr>
+        <w:t xml:space="preserve">写出</w:t>
+      </w:r>
+      <w:r>
+        <w:rPr>
+          <w:rFonts w:ascii="Times New Roman" w:hAnsi="Times New Roman" w:eastAsia="Times New Roman" w:cs="Times New Roman"/>
+        </w:rPr>
+        <w:t xml:space="preserve"> A </w:t>
+      </w:r>
+      <w:r>
+        <w:rPr>
+          <w:rFonts w:hint="eastAsia" w:ascii="Times New Roman" w:hAnsi="Times New Roman" w:eastAsia="FangSong" w:cs="Times New Roman"/>
+        </w:rPr>
+        <w:t>的化学式</w:t>
+      </w:r>
+      <w:r>
+        <w:rPr>
+          <w:rFonts w:hint="eastAsia" w:ascii="Times New Roman" w:hAnsi="Times New Roman" w:eastAsia="Times New Roman" w:cs="Times New Roman"/>
+        </w:rPr>
+        <w:t>，</w:t>
+      </w:r>
+      <w:r>
+        <w:rPr>
+          <w:rFonts w:hint="eastAsia" w:ascii="Times New Roman" w:hAnsi="Times New Roman" w:eastAsia="FangSong" w:cs="Times New Roman"/>
+        </w:rPr>
+        <w:t>并标出变价元素的化合价</w:t>
+      </w:r>
+      <w:r>
+        <w:rPr>
+          <w:rFonts w:hint="eastAsia" w:ascii="Times New Roman" w:hAnsi="Times New Roman" w:eastAsia="Times New Roman" w:cs="Times New Roman"/>
+        </w:rPr>
+        <w:t>。</w:t>
+      </w:r>
+    </w:p>
+    <w:p>
+      <w:pPr>
+        <w:pStyle w:val="BodyText"/>
+        <w:ind w:firstLine="420"/>
+      </w:pPr>
+      <w:r>
+        <w:rPr>
+          <w:rFonts w:ascii="Times New Roman" w:hAnsi="Times New Roman" w:eastAsia="Times New Roman" w:cs="Times New Roman"/>
+        </w:rPr>
+        <w:t xml:space="preserve">② </w:t>
+      </w:r>
+      <w:r>
+        <w:rPr>
+          <w:rFonts w:hint="eastAsia" w:ascii="Times New Roman" w:hAnsi="Times New Roman" w:eastAsia="FangSong" w:cs="Times New Roman"/>
+        </w:rPr>
+        <w:t xml:space="preserve">配离子</w:t>
+      </w:r>
+      <w:r>
+        <w:rPr>
+          <w:rFonts w:ascii="Times New Roman" w:hAnsi="Times New Roman" w:eastAsia="Times New Roman" w:cs="Times New Roman"/>
+        </w:rPr>
+        <w:t xml:space="preserve"> D </w:t>
+      </w:r>
+      <w:r>
+        <w:rPr>
+          <w:rFonts w:hint="eastAsia" w:ascii="Times New Roman" w:hAnsi="Times New Roman" w:eastAsia="FangSong" w:cs="Times New Roman"/>
+        </w:rPr>
+        <w:t>经常以链型结构出现</w:t>
+      </w:r>
+      <w:r>
+        <w:rPr>
+          <w:rFonts w:hint="eastAsia" w:ascii="Times New Roman" w:hAnsi="Times New Roman" w:eastAsia="Times New Roman" w:cs="Times New Roman"/>
+        </w:rPr>
+        <w:t>，</w:t>
+      </w:r>
+      <w:r>
+        <w:rPr>
+          <w:rFonts w:hint="eastAsia" w:ascii="Times New Roman" w:hAnsi="Times New Roman" w:eastAsia="FangSong" w:cs="Times New Roman"/>
+        </w:rPr>
+        <w:t>试给出其链型的连接方式示意图</w:t>
+      </w:r>
+      <w:r>
+        <w:rPr>
+          <w:rFonts w:hint="eastAsia" w:ascii="Times New Roman" w:hAnsi="Times New Roman" w:eastAsia="Times New Roman" w:cs="Times New Roman"/>
+        </w:rPr>
+        <w:t>。</w:t>
+      </w:r>
+    </w:p>
+    <w:p>
+      <w:pPr>
+        <w:spacing w:before="160" w:after="80"/>
+      </w:pPr>
+      <w:r>
+        <w:pict>
+          <v:rect style="width:0;height:1.5pt" o:hralign="center" o:hrstd="t" o:hr="t"/>
+        </w:pict>
+      </w:r>
+    </w:p>
+    <w:p>
+      <w:pPr>
+        <w:spacing w:before="160" w:after="80"/>
+      </w:pPr>
+      <w:r>
+        <w:pict>
+          <v:rect style="width:0;height:1.5pt" o:hralign="center" o:hrstd="t" o:hr="t"/>
+        </w:pict>
+      </w:r>
+    </w:p>
+    <w:bookmarkEnd w:id="42"/>
+    <w:bookmarkStart w:id="43" w:name="第14题"/>
+    <w:p>
+      <w:pPr>
+        <w:pStyle w:val="Heading3"/>
+        <w:spacing w:before="280" w:after="120"/>
+      </w:pPr>
+      <w:r>
+        <w:rPr>
+          <w:rFonts w:hint="eastAsia" w:ascii="Times New Roman" w:hAnsi="Times New Roman" w:eastAsia="SimHei" w:cs="Times New Roman"/>
+        </w:rPr>
+        <w:t>第</w:t>
+      </w:r>
+      <w:r>
+        <w:rPr>
+          <w:rFonts w:hint="eastAsia" w:ascii="Times New Roman" w:hAnsi="Times New Roman" w:eastAsia="Times New Roman" w:cs="Times New Roman"/>
+        </w:rPr>
+        <w:t>14</w:t>
+      </w:r>
+      <w:r>
+        <w:rPr>
+          <w:rFonts w:hint="eastAsia" w:ascii="Times New Roman" w:hAnsi="Times New Roman" w:eastAsia="SimHei" w:cs="Times New Roman"/>
+        </w:rPr>
+        <w:t>题</w:t>
+      </w:r>
+    </w:p>
+    <w:p>
+      <w:pPr>
+        <w:pStyle w:val="FirstParagraph"/>
+        <w:ind w:firstLine="420"/>
+      </w:pPr>
+      <w:r>
+        <w:rPr>
+          <w:rFonts w:hint="eastAsia" w:ascii="Times New Roman" w:hAnsi="Times New Roman" w:eastAsia="FangSong" w:cs="Times New Roman"/>
+        </w:rPr>
+        <w:t>用</w:t>
+      </w:r>
+      <w:r>
+        <w:rPr>
+          <w:rFonts w:hint="eastAsia" w:ascii="Times New Roman" w:hAnsi="Times New Roman" w:eastAsia="Times New Roman" w:cs="Times New Roman"/>
+        </w:rPr>
+        <w:t>Bent</w:t>
+      </w:r>
+      <w:r>
+        <w:rPr>
+          <w:rFonts w:hint="eastAsia" w:ascii="Times New Roman" w:hAnsi="Times New Roman" w:eastAsia="FangSong" w:cs="Times New Roman"/>
+        </w:rPr>
+        <w:t>规则解释诱导效应的来源</w:t>
+      </w:r>
+      <w:r>
+        <w:rPr>
+          <w:rFonts w:hint="eastAsia" w:ascii="Times New Roman" w:hAnsi="Times New Roman" w:eastAsia="Times New Roman" w:cs="Times New Roman"/>
+        </w:rPr>
+        <w:t>。</w:t>
+      </w:r>
+    </w:p>
+    <w:p>
+      <w:pPr>
+        <w:spacing w:before="160" w:after="80"/>
+      </w:pPr>
+      <w:r>
+        <w:pict>
+          <v:rect style="width:0;height:1.5pt" o:hralign="center" o:hrstd="t" o:hr="t"/>
+        </w:pict>
+      </w:r>
+    </w:p>
+    <w:p>
+      <w:pPr>
+        <w:spacing w:before="160" w:after="80"/>
+      </w:pPr>
+      <w:r>
+        <w:pict>
+          <v:rect style="width:0;height:1.5pt" o:hralign="center" o:hrstd="t" o:hr="t"/>
+        </w:pict>
+      </w:r>
+    </w:p>
+    <w:bookmarkEnd w:id="43"/>
+    <w:bookmarkStart w:id="44" w:name="第15题"/>
+    <w:p>
+      <w:pPr>
+        <w:pStyle w:val="Heading3"/>
+        <w:spacing w:before="280" w:after="120"/>
+      </w:pPr>
+      <w:r>
+        <w:rPr>
+          <w:rFonts w:hint="eastAsia" w:ascii="Times New Roman" w:hAnsi="Times New Roman" w:eastAsia="SimHei" w:cs="Times New Roman"/>
+        </w:rPr>
+        <w:t>第</w:t>
+      </w:r>
+      <w:r>
+        <w:rPr>
+          <w:rFonts w:hint="eastAsia" w:ascii="Times New Roman" w:hAnsi="Times New Roman" w:eastAsia="Times New Roman" w:cs="Times New Roman"/>
+        </w:rPr>
+        <w:t>15</w:t>
+      </w:r>
+      <w:r>
+        <w:rPr>
+          <w:rFonts w:hint="eastAsia" w:ascii="Times New Roman" w:hAnsi="Times New Roman" w:eastAsia="SimHei" w:cs="Times New Roman"/>
+        </w:rPr>
+        <w:t>题</w:t>
+      </w:r>
+    </w:p>
+    <w:p>
+      <w:pPr>
+        <w:pStyle w:val="FirstParagraph"/>
+        <w:ind w:firstLine="420"/>
+      </w:pPr>
+      <w:r>
+        <w:rPr>
+          <w:rFonts w:hint="eastAsia" w:ascii="Times New Roman" w:hAnsi="Times New Roman" w:eastAsia="FangSong" w:cs="Times New Roman"/>
+        </w:rPr>
+        <w:t xml:space="preserve">传统的王水是浓盐酸和浓硝酸以体积比</w:t>
+      </w:r>
+      <w:r>
+        <w:rPr>
+          <w:rFonts w:ascii="Times New Roman" w:hAnsi="Times New Roman" w:eastAsia="Times New Roman" w:cs="Times New Roman"/>
+        </w:rPr>
+        <w:t xml:space="preserve"> 3:1 </w:t>
+      </w:r>
+      <w:r>
+        <w:rPr>
+          <w:rFonts w:hint="eastAsia" w:ascii="Times New Roman" w:hAnsi="Times New Roman" w:eastAsia="FangSong" w:cs="Times New Roman"/>
+        </w:rPr>
+        <w:t>混合得到的强氧化性液体</w:t>
+      </w:r>
+      <w:r>
+        <w:rPr>
+          <w:rFonts w:hint="eastAsia" w:ascii="Times New Roman" w:hAnsi="Times New Roman" w:eastAsia="Times New Roman" w:cs="Times New Roman"/>
+        </w:rPr>
+        <w:t>，</w:t>
+      </w:r>
+      <w:r>
+        <w:rPr>
+          <w:rFonts w:hint="eastAsia" w:ascii="Times New Roman" w:hAnsi="Times New Roman" w:eastAsia="FangSong" w:cs="Times New Roman"/>
+        </w:rPr>
+        <w:t>近年来发现一种有机王水</w:t>
+      </w:r>
+      <w:r>
+        <w:rPr>
+          <w:rFonts w:hint="eastAsia" w:ascii="Times New Roman" w:hAnsi="Times New Roman" w:eastAsia="Times New Roman" w:cs="Times New Roman"/>
+        </w:rPr>
+        <w:t>，</w:t>
+      </w:r>
+      <w:r>
+        <w:rPr>
+          <w:rFonts w:hint="eastAsia" w:ascii="Times New Roman" w:hAnsi="Times New Roman" w:eastAsia="FangSong" w:cs="Times New Roman"/>
+        </w:rPr>
+        <w:t>它是</w:t>
+      </w:r>
+      <w:r>
+        <w:rPr>
+          <w:rFonts w:ascii="Times New Roman" w:hAnsi="Times New Roman" w:eastAsia="Times New Roman" w:cs="Times New Roman"/>
+        </w:rPr>
+        <w:t xml:space="preserve"> </w:t>
+      </w:r>
+      <m:oMath>
+        <m:r>
+          <m:t>S</m:t>
+        </m:r>
+        <m:r>
+          <m:t>O</m:t>
+        </m:r>
+        <m:r>
+          <m:t>C</m:t>
+        </m:r>
+        <m:sSub>
+          <m:e>
+            <m:r>
+              <m:t>l</m:t>
+            </m:r>
+          </m:e>
+          <m:sub>
+            <m:r>
+              <m:t>2</m:t>
+            </m:r>
+          </m:sub>
+        </m:sSub>
+      </m:oMath>
+      <w:r>
+        <w:rPr>
+          <w:rFonts w:ascii="Times New Roman" w:hAnsi="Times New Roman" w:eastAsia="Times New Roman" w:cs="Times New Roman"/>
+        </w:rPr>
+        <w:t xml:space="preserve"> </w:t>
+      </w:r>
+      <w:r>
+        <w:rPr>
+          <w:rFonts w:hint="eastAsia" w:ascii="Times New Roman" w:hAnsi="Times New Roman" w:eastAsia="FangSong" w:cs="Times New Roman"/>
+        </w:rPr>
+        <w:t xml:space="preserve">和吡啶以体积比</w:t>
+      </w:r>
+      <w:r>
+        <w:rPr>
+          <w:rFonts w:ascii="Times New Roman" w:hAnsi="Times New Roman" w:eastAsia="Times New Roman" w:cs="Times New Roman"/>
+        </w:rPr>
+        <w:t xml:space="preserve"> 3:1 </w:t>
+      </w:r>
+      <w:r>
+        <w:rPr>
+          <w:rFonts w:hint="eastAsia" w:ascii="Times New Roman" w:hAnsi="Times New Roman" w:eastAsia="FangSong" w:cs="Times New Roman"/>
+        </w:rPr>
+        <w:t>比例的混合液体</w:t>
+      </w:r>
+      <w:r>
+        <w:rPr>
+          <w:rFonts w:hint="eastAsia" w:ascii="Times New Roman" w:hAnsi="Times New Roman" w:eastAsia="Times New Roman" w:cs="Times New Roman"/>
+        </w:rPr>
+        <w:t>。</w:t>
+      </w:r>
+      <w:r>
+        <w:rPr>
+          <w:rFonts w:hint="eastAsia" w:ascii="Times New Roman" w:hAnsi="Times New Roman" w:eastAsia="FangSong" w:cs="Times New Roman"/>
+        </w:rPr>
+        <w:t>研究发现</w:t>
+      </w:r>
+      <w:r>
+        <w:rPr>
+          <w:rFonts w:hint="eastAsia" w:ascii="Times New Roman" w:hAnsi="Times New Roman" w:eastAsia="Times New Roman" w:cs="Times New Roman"/>
+        </w:rPr>
+        <w:t>，</w:t>
+      </w:r>
+      <w:r>
+        <w:rPr>
+          <w:rFonts w:hint="eastAsia" w:ascii="Times New Roman" w:hAnsi="Times New Roman" w:eastAsia="FangSong" w:cs="Times New Roman"/>
+        </w:rPr>
+        <w:t>有机王水溶解</w:t>
+      </w:r>
+      <w:r>
+        <w:rPr>
+          <w:rFonts w:ascii="Times New Roman" w:hAnsi="Times New Roman" w:eastAsia="Times New Roman" w:cs="Times New Roman"/>
+        </w:rPr>
+        <w:t xml:space="preserve"> Au </w:t>
+      </w:r>
+      <w:r>
+        <w:rPr>
+          <w:rFonts w:hint="eastAsia" w:ascii="Times New Roman" w:hAnsi="Times New Roman" w:eastAsia="FangSong" w:cs="Times New Roman"/>
+        </w:rPr>
+        <w:t>过程中</w:t>
+      </w:r>
+      <w:r>
+        <w:rPr>
+          <w:rFonts w:hint="eastAsia" w:ascii="Times New Roman" w:hAnsi="Times New Roman" w:eastAsia="Times New Roman" w:cs="Times New Roman"/>
+        </w:rPr>
+        <w:t>，</w:t>
+      </w:r>
+      <w:r>
+        <w:rPr>
+          <w:rFonts w:hint="eastAsia" w:ascii="Times New Roman" w:hAnsi="Times New Roman" w:eastAsia="FangSong" w:cs="Times New Roman"/>
+        </w:rPr>
+        <w:t>吡啶与金以及亚砜均可形成加合物</w:t>
+      </w:r>
+      <w:r>
+        <w:rPr>
+          <w:rFonts w:hint="eastAsia" w:ascii="Times New Roman" w:hAnsi="Times New Roman" w:eastAsia="Times New Roman" w:cs="Times New Roman"/>
+        </w:rPr>
+        <w:t>，</w:t>
+      </w:r>
+      <w:r>
+        <w:rPr>
+          <w:rFonts w:hint="eastAsia" w:ascii="Times New Roman" w:hAnsi="Times New Roman" w:eastAsia="FangSong" w:cs="Times New Roman"/>
+        </w:rPr>
+        <w:t>问</w:t>
+      </w:r>
+      <w:r>
+        <w:rPr>
+          <w:rFonts w:hint="eastAsia" w:ascii="Times New Roman" w:hAnsi="Times New Roman" w:eastAsia="Times New Roman" w:cs="Times New Roman"/>
+        </w:rPr>
+        <w:t>：</w:t>
+      </w:r>
+      <w:r>
+        <w:rPr>
+          <w:rFonts w:hint="eastAsia" w:ascii="Times New Roman" w:hAnsi="Times New Roman" w:eastAsia="FangSong" w:cs="Times New Roman"/>
+        </w:rPr>
+        <w:t>这两种加合物的形成为何可以加速反应</w:t>
+      </w:r>
+      <w:r>
+        <w:rPr>
+          <w:rFonts w:hint="eastAsia" w:ascii="Times New Roman" w:hAnsi="Times New Roman" w:eastAsia="Times New Roman" w:cs="Times New Roman"/>
+        </w:rPr>
+        <w:t>?</w:t>
+      </w:r>
+    </w:p>
+    <w:p>
+      <w:pPr>
+        <w:spacing w:before="160" w:after="80"/>
+      </w:pPr>
+      <w:r>
+        <w:pict>
+          <v:rect style="width:0;height:1.5pt" o:hralign="center" o:hrstd="t" o:hr="t"/>
+        </w:pict>
+      </w:r>
+    </w:p>
+    <w:p>
+      <w:pPr>
+        <w:spacing w:before="160" w:after="80"/>
+      </w:pPr>
+      <w:r>
+        <w:pict>
+          <v:rect style="width:0;height:1.5pt" o:hralign="center" o:hrstd="t" o:hr="t"/>
+        </w:pict>
+      </w:r>
+    </w:p>
+    <w:bookmarkEnd w:id="44"/>
+    <w:bookmarkStart w:id="45" w:name="第16题"/>
+    <w:p>
+      <w:pPr>
+        <w:pStyle w:val="Heading3"/>
+        <w:spacing w:before="280" w:after="120"/>
+      </w:pPr>
+      <w:r>
+        <w:rPr>
+          <w:rFonts w:hint="eastAsia" w:ascii="Times New Roman" w:hAnsi="Times New Roman" w:eastAsia="SimHei" w:cs="Times New Roman"/>
+        </w:rPr>
+        <w:t>第</w:t>
+      </w:r>
+      <w:r>
+        <w:rPr>
+          <w:rFonts w:hint="eastAsia" w:ascii="Times New Roman" w:hAnsi="Times New Roman" w:eastAsia="Times New Roman" w:cs="Times New Roman"/>
+        </w:rPr>
+        <w:t>16</w:t>
+      </w:r>
+      <w:r>
+        <w:rPr>
+          <w:rFonts w:hint="eastAsia" w:ascii="Times New Roman" w:hAnsi="Times New Roman" w:eastAsia="SimHei" w:cs="Times New Roman"/>
+        </w:rPr>
+        <w:t>题</w:t>
+      </w:r>
+    </w:p>
+    <w:p>
+      <w:pPr>
+        <w:pStyle w:val="FirstParagraph"/>
+        <w:ind w:firstLine="420"/>
+      </w:pPr>
+      <w:r>
+        <w:rPr>
+          <w:rFonts w:hint="eastAsia" w:ascii="Times New Roman" w:hAnsi="Times New Roman" w:eastAsia="FangSong" w:cs="Times New Roman"/>
+        </w:rPr>
+        <w:t xml:space="preserve">确定下列</w:t>
+      </w:r>
+      <w:r>
+        <w:rPr>
+          <w:rFonts w:ascii="Times New Roman" w:hAnsi="Times New Roman" w:eastAsia="Times New Roman" w:cs="Times New Roman"/>
+        </w:rPr>
+        <w:t xml:space="preserve"> Lewis </w:t>
+      </w:r>
+      <w:r>
+        <w:rPr>
+          <w:rFonts w:hint="eastAsia" w:ascii="Times New Roman" w:hAnsi="Times New Roman" w:eastAsia="FangSong" w:cs="Times New Roman"/>
+        </w:rPr>
+        <w:t>碱的软硬</w:t>
+      </w:r>
+      <w:r>
+        <w:rPr>
+          <w:rFonts w:hint="eastAsia" w:ascii="Times New Roman" w:hAnsi="Times New Roman" w:eastAsia="Times New Roman" w:cs="Times New Roman"/>
+        </w:rPr>
+        <w:t>：</w:t>
+      </w:r>
+      <w:r>
+        <w:rPr>
+          <w:rFonts w:ascii="Times New Roman" w:hAnsi="Times New Roman" w:eastAsia="Times New Roman" w:cs="Times New Roman"/>
+        </w:rPr>
+        <w:t xml:space="preserve"> </w:t>
+      </w:r>
+      <m:oMath>
+        <m:r>
+          <m:t>O</m:t>
+        </m:r>
+        <m:sSup>
+          <m:e>
+            <m:r>
+              <m:t>H</m:t>
+            </m:r>
+          </m:e>
+          <m:sup>
+            <m:r>
+              <m:rPr>
+                <m:sty m:val="p"/>
+              </m:rPr>
+              <m:t>−</m:t>
+            </m:r>
+          </m:sup>
+        </m:sSup>
+      </m:oMath>
+      <w:r>
+        <w:rPr>
+          <w:rFonts w:ascii="Times New Roman" w:hAnsi="Times New Roman" w:eastAsia="Times New Roman" w:cs="Times New Roman"/>
+        </w:rPr>
+        <w:t xml:space="preserve"> </w:t>
+      </w:r>
+      <w:r>
+        <w:rPr>
+          <w:rFonts w:ascii="Times New Roman" w:hAnsi="Times New Roman" w:eastAsia="Times New Roman" w:cs="Times New Roman"/>
+        </w:rPr>
+        <w:t xml:space="preserve">、</w:t>
+      </w:r>
+      <w:r>
+        <w:rPr>
+          <w:rFonts w:ascii="Times New Roman" w:hAnsi="Times New Roman" w:eastAsia="Times New Roman" w:cs="Times New Roman"/>
+        </w:rPr>
+        <w:t xml:space="preserve"> </w:t>
+      </w:r>
+      <m:oMath>
+        <m:sSup>
+          <m:e>
+            <m:r>
+              <m:t>H</m:t>
+            </m:r>
+          </m:e>
+          <m:sup>
+            <m:r>
+              <m:rPr>
+                <m:sty m:val="p"/>
+              </m:rPr>
+              <m:t>−</m:t>
+            </m:r>
+          </m:sup>
+        </m:sSup>
+      </m:oMath>
+      <w:r>
+        <w:rPr>
+          <w:rFonts w:ascii="Times New Roman" w:hAnsi="Times New Roman" w:eastAsia="Times New Roman" w:cs="Times New Roman"/>
+        </w:rPr>
+        <w:t xml:space="preserve"> </w:t>
+      </w:r>
+      <w:r>
+        <w:rPr>
+          <w:rFonts w:ascii="Times New Roman" w:hAnsi="Times New Roman" w:eastAsia="Times New Roman" w:cs="Times New Roman"/>
+        </w:rPr>
+        <w:t xml:space="preserve">、</w:t>
+      </w:r>
+      <w:r>
+        <w:rPr>
+          <w:rFonts w:ascii="Times New Roman" w:hAnsi="Times New Roman" w:eastAsia="Times New Roman" w:cs="Times New Roman"/>
+        </w:rPr>
+        <w:t xml:space="preserve"> </w:t>
+      </w:r>
+      <m:oMath>
+        <m:r>
+          <m:t>R</m:t>
+        </m:r>
+        <m:sSup>
+          <m:e>
+            <m:r>
+              <m:t>O</m:t>
+            </m:r>
+          </m:e>
+          <m:sup>
+            <m:r>
+              <m:rPr>
+                <m:sty m:val="p"/>
+              </m:rPr>
+              <m:t>−</m:t>
+            </m:r>
+          </m:sup>
+        </m:sSup>
+      </m:oMath>
+      <w:r>
+        <w:rPr>
+          <w:rFonts w:ascii="Times New Roman" w:hAnsi="Times New Roman" w:eastAsia="Times New Roman" w:cs="Times New Roman"/>
+        </w:rPr>
+        <w:t xml:space="preserve"> </w:t>
+      </w:r>
+      <w:r>
+        <w:rPr>
+          <w:rFonts w:ascii="Times New Roman" w:hAnsi="Times New Roman" w:eastAsia="Times New Roman" w:cs="Times New Roman"/>
+        </w:rPr>
+        <w:t xml:space="preserve">、</w:t>
+      </w:r>
+      <w:r>
+        <w:rPr>
+          <w:rFonts w:ascii="Times New Roman" w:hAnsi="Times New Roman" w:eastAsia="Times New Roman" w:cs="Times New Roman"/>
+        </w:rPr>
+        <w:t xml:space="preserve"> </w:t>
+      </w:r>
+      <m:oMath>
+        <m:r>
+          <m:t>R</m:t>
+        </m:r>
+        <m:sSup>
+          <m:e>
+            <m:r>
+              <m:t>S</m:t>
+            </m:r>
+          </m:e>
+          <m:sup>
+            <m:r>
+              <m:rPr>
+                <m:sty m:val="p"/>
+              </m:rPr>
+              <m:t>−</m:t>
+            </m:r>
+          </m:sup>
+        </m:sSup>
+      </m:oMath>
+      <w:r>
+        <w:rPr>
+          <w:rFonts w:ascii="Times New Roman" w:hAnsi="Times New Roman" w:eastAsia="Times New Roman" w:cs="Times New Roman"/>
+        </w:rPr>
+        <w:t xml:space="preserve"> </w:t>
+      </w:r>
+      <w:r>
+        <w:rPr>
+          <w:rFonts w:ascii="Times New Roman" w:hAnsi="Times New Roman" w:eastAsia="Times New Roman" w:cs="Times New Roman"/>
+        </w:rPr>
+        <w:t xml:space="preserve">、</w:t>
+      </w:r>
+      <w:r>
+        <w:rPr>
+          <w:rFonts w:ascii="Times New Roman" w:hAnsi="Times New Roman" w:eastAsia="Times New Roman" w:cs="Times New Roman"/>
+        </w:rPr>
+        <w:t xml:space="preserve"> </w:t>
+      </w:r>
+      <m:oMath>
+        <m:sSup>
+          <m:e>
+            <m:r>
+              <m:t>F</m:t>
+            </m:r>
+          </m:e>
+          <m:sup>
+            <m:r>
+              <m:rPr>
+                <m:sty m:val="p"/>
+              </m:rPr>
+              <m:t>−</m:t>
+            </m:r>
+          </m:sup>
+        </m:sSup>
+      </m:oMath>
+      <w:r>
+        <w:rPr>
+          <w:rFonts w:ascii="Times New Roman" w:hAnsi="Times New Roman" w:eastAsia="Times New Roman" w:cs="Times New Roman"/>
+        </w:rPr>
+        <w:t xml:space="preserve"> </w:t>
+      </w:r>
+      <w:r>
+        <w:rPr>
+          <w:rFonts w:ascii="Times New Roman" w:hAnsi="Times New Roman" w:eastAsia="Times New Roman" w:cs="Times New Roman"/>
+        </w:rPr>
+        <w:t xml:space="preserve">、</w:t>
+      </w:r>
+      <w:r>
+        <w:rPr>
+          <w:rFonts w:ascii="Times New Roman" w:hAnsi="Times New Roman" w:eastAsia="Times New Roman" w:cs="Times New Roman"/>
+        </w:rPr>
+        <w:t xml:space="preserve"> </w:t>
+      </w:r>
+      <m:oMath>
+        <m:r>
+          <m:t>C</m:t>
+        </m:r>
+        <m:sSup>
+          <m:e>
+            <m:r>
+              <m:t>l</m:t>
+            </m:r>
+          </m:e>
+          <m:sup>
+            <m:r>
+              <m:rPr>
+                <m:sty m:val="p"/>
+              </m:rPr>
+              <m:t>−</m:t>
+            </m:r>
+          </m:sup>
+        </m:sSup>
+      </m:oMath>
+      <w:r>
+        <w:rPr>
+          <w:rFonts w:ascii="Times New Roman" w:hAnsi="Times New Roman" w:eastAsia="Times New Roman" w:cs="Times New Roman"/>
+        </w:rPr>
+        <w:t xml:space="preserve"> </w:t>
+      </w:r>
+      <w:r>
+        <w:rPr>
+          <w:rFonts w:ascii="Times New Roman" w:hAnsi="Times New Roman" w:eastAsia="Times New Roman" w:cs="Times New Roman"/>
+        </w:rPr>
+        <w:t xml:space="preserve">、</w:t>
+      </w:r>
+      <w:r>
+        <w:rPr>
+          <w:rFonts w:ascii="Times New Roman" w:hAnsi="Times New Roman" w:eastAsia="Times New Roman" w:cs="Times New Roman"/>
+        </w:rPr>
+        <w:t xml:space="preserve"> </w:t>
+      </w:r>
+      <m:oMath>
+        <m:sSup>
+          <m:e>
+            <m:r>
+              <m:t>I</m:t>
+            </m:r>
+          </m:e>
+          <m:sup>
+            <m:r>
+              <m:rPr>
+                <m:sty m:val="p"/>
+              </m:rPr>
+              <m:t>−</m:t>
+            </m:r>
+          </m:sup>
+        </m:sSup>
+      </m:oMath>
+      <w:r>
+        <w:rPr>
+          <w:rFonts w:ascii="Times New Roman" w:hAnsi="Times New Roman" w:eastAsia="Times New Roman" w:cs="Times New Roman"/>
+        </w:rPr>
+        <w:t xml:space="preserve"> </w:t>
+      </w:r>
+      <w:r>
+        <w:rPr>
+          <w:rFonts w:ascii="Times New Roman" w:hAnsi="Times New Roman" w:eastAsia="Times New Roman" w:cs="Times New Roman"/>
+        </w:rPr>
+        <w:t xml:space="preserve">、</w:t>
+      </w:r>
+      <w:r>
+        <w:rPr>
+          <w:rFonts w:ascii="Times New Roman" w:hAnsi="Times New Roman" w:eastAsia="Times New Roman" w:cs="Times New Roman"/>
+        </w:rPr>
+        <w:t xml:space="preserve"> </w:t>
+      </w:r>
+      <m:oMath>
+        <m:r>
+          <m:t>N</m:t>
+        </m:r>
+        <m:sSub>
+          <m:e>
+            <m:r>
+              <m:t>H</m:t>
+            </m:r>
+          </m:e>
+          <m:sub>
+            <m:r>
+              <m:t>3</m:t>
+            </m:r>
+          </m:sub>
+        </m:sSub>
+      </m:oMath>
+      <w:r>
+        <w:rPr>
+          <w:rFonts w:ascii="Times New Roman" w:hAnsi="Times New Roman" w:eastAsia="Times New Roman" w:cs="Times New Roman"/>
+        </w:rPr>
+        <w:t xml:space="preserve"> </w:t>
+      </w:r>
+      <w:r>
+        <w:rPr>
+          <w:rFonts w:ascii="Times New Roman" w:hAnsi="Times New Roman" w:eastAsia="Times New Roman" w:cs="Times New Roman"/>
+        </w:rPr>
+        <w:t xml:space="preserve">、</w:t>
+      </w:r>
+      <w:r>
+        <w:rPr>
+          <w:rFonts w:ascii="Times New Roman" w:hAnsi="Times New Roman" w:eastAsia="Times New Roman" w:cs="Times New Roman"/>
+        </w:rPr>
+        <w:t xml:space="preserve"> </w:t>
+      </w:r>
+      <m:oMath>
+        <m:r>
+          <m:t>P</m:t>
+        </m:r>
+        <m:sSub>
+          <m:e>
+            <m:r>
+              <m:t>R</m:t>
+            </m:r>
+          </m:e>
+          <m:sub>
+            <m:r>
+              <m:t>3</m:t>
+            </m:r>
+          </m:sub>
+        </m:sSub>
+      </m:oMath>
+      <w:r>
+        <w:rPr>
+          <w:rFonts w:ascii="Times New Roman" w:hAnsi="Times New Roman" w:eastAsia="Times New Roman" w:cs="Times New Roman"/>
+        </w:rPr>
+        <w:t xml:space="preserve"> </w:t>
+      </w:r>
+      <w:r>
+        <w:rPr>
+          <w:rFonts w:ascii="Times New Roman" w:hAnsi="Times New Roman" w:eastAsia="Times New Roman" w:cs="Times New Roman"/>
+        </w:rPr>
+        <w:t xml:space="preserve">、</w:t>
+      </w:r>
+      <w:r>
+        <w:rPr>
+          <w:rFonts w:ascii="Times New Roman" w:hAnsi="Times New Roman" w:eastAsia="Times New Roman" w:cs="Times New Roman"/>
+        </w:rPr>
+        <w:t xml:space="preserve"> </w:t>
+      </w:r>
+      <m:oMath>
+        <m:oMathPr>
+          <m:ctrlPr>
+            <w:rPr>
+              <w:sz w:val="28"/>
+              <w:szCs w:val="28"/>
+            </w:rPr>
+          </m:ctrlPr>
+        </m:oMathPr>
+        <m:r>
+          <m:t>C</m:t>
+        </m:r>
+        <m:sSub>
+          <m:e>
+            <m:r>
+              <m:t>H</m:t>
+            </m:r>
+          </m:e>
+          <m:sub>
+            <m:r>
+              <m:t>3</m:t>
+            </m:r>
+          </m:sub>
+        </m:sSub>
+        <m:r>
+          <m:t>C</m:t>
+        </m:r>
+        <m:r>
+          <m:t>O</m:t>
+        </m:r>
+        <m:sSup>
+          <m:e>
+            <m:r>
+              <m:t>O</m:t>
+            </m:r>
+          </m:e>
+          <m:sup>
+            <m:r>
+              <m:rPr>
+                <m:sty m:val="p"/>
+              </m:rPr>
+              <m:t>−</m:t>
+            </m:r>
+          </m:sup>
+        </m:sSup>
+      </m:oMath>
+      <w:r>
+        <w:rPr>
+          <w:rFonts w:ascii="Times New Roman" w:hAnsi="Times New Roman" w:eastAsia="Times New Roman" w:cs="Times New Roman"/>
+        </w:rPr>
+        <w:t xml:space="preserve"> </w:t>
+      </w:r>
+      <w:r>
+        <w:rPr>
+          <w:rFonts w:hint="eastAsia" w:ascii="Times New Roman" w:hAnsi="Times New Roman" w:eastAsia="Times New Roman" w:cs="Times New Roman"/>
+        </w:rPr>
+        <w:t xml:space="preserve">，</w:t>
+      </w:r>
+      <w:r>
+        <w:rPr>
+          <w:rFonts w:ascii="Times New Roman" w:hAnsi="Times New Roman" w:eastAsia="Times New Roman" w:cs="Times New Roman"/>
+        </w:rPr>
+        <w:t xml:space="preserve"> </w:t>
+      </w:r>
+      <m:oMath>
+        <m:r>
+          <m:t>S</m:t>
+        </m:r>
+        <m:r>
+          <m:t>C</m:t>
+        </m:r>
+        <m:sSup>
+          <m:e>
+            <m:r>
+              <m:t>N</m:t>
+            </m:r>
+          </m:e>
+          <m:sup>
+            <m:r>
+              <m:rPr>
+                <m:sty m:val="p"/>
+              </m:rPr>
+              <m:t>−</m:t>
+            </m:r>
+          </m:sup>
+        </m:sSup>
+      </m:oMath>
+      <w:r>
+        <w:rPr>
+          <w:rFonts w:ascii="Times New Roman" w:hAnsi="Times New Roman" w:eastAsia="Times New Roman" w:cs="Times New Roman"/>
+        </w:rPr>
+        <w:t xml:space="preserve"> </w:t>
+      </w:r>
+      <w:r>
+        <w:rPr>
+          <w:rFonts w:ascii="Times New Roman" w:hAnsi="Times New Roman" w:eastAsia="Times New Roman" w:cs="Times New Roman"/>
+        </w:rPr>
+        <w:t xml:space="preserve">、</w:t>
+      </w:r>
+      <w:r>
+        <w:rPr>
+          <w:rFonts w:ascii="Times New Roman" w:hAnsi="Times New Roman" w:eastAsia="Times New Roman" w:cs="Times New Roman"/>
+        </w:rPr>
+        <w:t xml:space="preserve"> </w:t>
+      </w:r>
+      <m:oMath>
+        <m:r>
+          <m:t>C</m:t>
+        </m:r>
+        <m:sSubSup>
+          <m:e>
+            <m:r>
+              <m:t>O</m:t>
+            </m:r>
+          </m:e>
+          <m:sub>
+            <m:r>
+              <m:t>3</m:t>
+            </m:r>
+          </m:sub>
+          <m:sup>
+            <m:r>
+              <m:t>2</m:t>
+            </m:r>
+            <m:r>
+              <m:rPr>
+                <m:sty m:val="p"/>
+              </m:rPr>
+              <m:t>−</m:t>
+            </m:r>
+          </m:sup>
+        </m:sSubSup>
+      </m:oMath>
+      <w:r>
+        <w:rPr>
+          <w:rFonts w:ascii="Times New Roman" w:hAnsi="Times New Roman" w:eastAsia="Times New Roman" w:cs="Times New Roman"/>
+        </w:rPr>
+        <w:t xml:space="preserve"> </w:t>
+      </w:r>
+      <w:r>
+        <w:rPr>
+          <w:rFonts w:ascii="Times New Roman" w:hAnsi="Times New Roman" w:eastAsia="Times New Roman" w:cs="Times New Roman"/>
+        </w:rPr>
+        <w:t xml:space="preserve">、CO、</w:t>
+      </w:r>
+      <w:r>
+        <w:rPr>
+          <w:rFonts w:ascii="Times New Roman" w:hAnsi="Times New Roman" w:eastAsia="Times New Roman" w:cs="Times New Roman"/>
+        </w:rPr>
+        <w:t xml:space="preserve"> </w:t>
+      </w:r>
+      <m:oMath>
+        <m:sSub>
+          <m:e>
+            <m:r>
+              <m:t>N</m:t>
+            </m:r>
+          </m:e>
+          <m:sub>
+            <m:r>
+              <m:t>2</m:t>
+            </m:r>
+          </m:sub>
+        </m:sSub>
+        <m:sSub>
+          <m:e>
+            <m:r>
+              <m:t>H</m:t>
+            </m:r>
+          </m:e>
+          <m:sub>
+            <m:r>
+              <m:t>4</m:t>
+            </m:r>
+          </m:sub>
+        </m:sSub>
+      </m:oMath>
+      <w:r>
+        <w:rPr>
+          <w:rFonts w:ascii="Times New Roman" w:hAnsi="Times New Roman" w:eastAsia="Times New Roman" w:cs="Times New Roman"/>
+        </w:rPr>
+        <w:t xml:space="preserve"> </w:t>
+      </w:r>
+      <w:r>
+        <w:rPr>
+          <w:rFonts w:ascii="Times New Roman" w:hAnsi="Times New Roman" w:eastAsia="Times New Roman" w:cs="Times New Roman"/>
+        </w:rPr>
+        <w:t xml:space="preserve">、</w:t>
+      </w:r>
+      <w:r>
+        <w:rPr>
+          <w:rFonts w:ascii="Times New Roman" w:hAnsi="Times New Roman" w:eastAsia="Times New Roman" w:cs="Times New Roman"/>
+        </w:rPr>
+        <w:t xml:space="preserve"> </w:t>
+      </w:r>
+      <m:oMath>
+        <m:sSub>
+          <m:e>
+            <m:r>
+              <m:t>C</m:t>
+            </m:r>
+          </m:e>
+          <m:sub>
+            <m:r>
+              <m:t>6</m:t>
+            </m:r>
+          </m:sub>
+        </m:sSub>
+        <m:sSub>
+          <m:e>
+            <m:r>
+              <m:t>H</m:t>
+            </m:r>
+          </m:e>
+          <m:sub>
+            <m:r>
+              <m:t>6</m:t>
+            </m:r>
+          </m:sub>
+        </m:sSub>
+      </m:oMath>
+      <w:r>
+        <w:rPr>
+          <w:rFonts w:ascii="Times New Roman" w:hAnsi="Times New Roman" w:eastAsia="Times New Roman" w:cs="Times New Roman"/>
+        </w:rPr>
+        <w:t xml:space="preserve"> </w:t>
+      </w:r>
+      <w:r>
+        <w:rPr>
+          <w:rFonts w:ascii="Times New Roman" w:hAnsi="Times New Roman" w:eastAsia="Times New Roman" w:cs="Times New Roman"/>
+        </w:rPr>
+        <w:t xml:space="preserve">。</w:t>
+      </w:r>
+    </w:p>
+    <w:p>
+      <w:pPr>
+        <w:spacing w:before="160" w:after="80"/>
+      </w:pPr>
+      <w:r>
+        <w:pict>
+          <v:rect style="width:0;height:1.5pt" o:hralign="center" o:hrstd="t" o:hr="t"/>
+        </w:pict>
+      </w:r>
+    </w:p>
+    <w:p>
+      <w:pPr>
+        <w:spacing w:before="160" w:after="80"/>
+      </w:pPr>
+      <w:r>
+        <w:pict>
+          <v:rect style="width:0;height:1.5pt" o:hralign="center" o:hrstd="t" o:hr="t"/>
+        </w:pict>
+      </w:r>
+    </w:p>
+    <w:bookmarkEnd w:id="45"/>
+    <w:bookmarkStart w:id="55" w:name="第17题"/>
+    <w:p>
+      <w:pPr>
+        <w:pStyle w:val="Heading3"/>
+        <w:spacing w:before="280" w:after="120"/>
+      </w:pPr>
+      <w:r>
+        <w:rPr>
+          <w:rFonts w:hint="eastAsia" w:ascii="Times New Roman" w:hAnsi="Times New Roman" w:eastAsia="SimHei" w:cs="Times New Roman"/>
+        </w:rPr>
+        <w:t>第</w:t>
+      </w:r>
+      <w:r>
+        <w:rPr>
+          <w:rFonts w:hint="eastAsia" w:ascii="Times New Roman" w:hAnsi="Times New Roman" w:eastAsia="Times New Roman" w:cs="Times New Roman"/>
+        </w:rPr>
+        <w:t>17</w:t>
+      </w:r>
+      <w:r>
+        <w:rPr>
+          <w:rFonts w:hint="eastAsia" w:ascii="Times New Roman" w:hAnsi="Times New Roman" w:eastAsia="SimHei" w:cs="Times New Roman"/>
+        </w:rPr>
+        <w:t>题</w:t>
+      </w:r>
+    </w:p>
+    <w:p>
+      <w:pPr>
+        <w:pStyle w:val="FirstParagraph"/>
+        <w:ind w:firstLine="420"/>
+      </w:pPr>
+      <w:r>
+        <w:rPr>
+          <w:rFonts w:hint="eastAsia" w:ascii="Times New Roman" w:hAnsi="Times New Roman" w:eastAsia="FangSong" w:cs="Times New Roman"/>
+        </w:rPr>
+        <w:t>确定下述三个配位化合物中</w:t>
+      </w:r>
+      <w:r>
+        <w:rPr>
+          <w:rFonts w:hint="eastAsia" w:ascii="Times New Roman" w:hAnsi="Times New Roman" w:eastAsia="Times New Roman" w:cs="Times New Roman"/>
+        </w:rPr>
+        <w:t>，</w:t>
+      </w:r>
+      <w:r>
+        <w:rPr>
+          <w:rFonts w:hint="eastAsia" w:ascii="Times New Roman" w:hAnsi="Times New Roman" w:eastAsia="FangSong" w:cs="Times New Roman"/>
+        </w:rPr>
+        <w:t>中心原子的配位数</w:t>
+      </w:r>
+      <w:r>
+        <w:rPr>
+          <w:rFonts w:hint="eastAsia" w:ascii="Times New Roman" w:hAnsi="Times New Roman" w:eastAsia="Times New Roman" w:cs="Times New Roman"/>
+        </w:rPr>
+        <w:t>、</w:t>
+      </w:r>
+      <w:r>
+        <w:rPr>
+          <w:rFonts w:hint="eastAsia" w:ascii="Times New Roman" w:hAnsi="Times New Roman" w:eastAsia="FangSong" w:cs="Times New Roman"/>
+        </w:rPr>
+        <w:t>氧化态</w:t>
+      </w:r>
+      <w:r>
+        <w:rPr>
+          <w:rFonts w:hint="eastAsia" w:ascii="Times New Roman" w:hAnsi="Times New Roman" w:eastAsia="Times New Roman" w:cs="Times New Roman"/>
+        </w:rPr>
+        <w:t>、</w:t>
+      </w:r>
+      <w:r>
+        <w:rPr>
+          <w:rFonts w:hint="eastAsia" w:ascii="Times New Roman" w:hAnsi="Times New Roman" w:eastAsia="FangSong" w:cs="Times New Roman"/>
+        </w:rPr>
+        <w:t>配位构型和磁性</w:t>
+      </w:r>
+      <w:r>
+        <w:rPr>
+          <w:rFonts w:hint="eastAsia" w:ascii="Times New Roman" w:hAnsi="Times New Roman" w:eastAsia="Times New Roman" w:cs="Times New Roman"/>
+        </w:rPr>
+        <w:t>。</w:t>
+      </w:r>
+    </w:p>
+    <w:p>
+      <w:pPr>
+        <w:pStyle w:val="BodyText"/>
+        <w:spacing w:before="160" w:after="80"/>
+        <w:jc w:val="center"/>
+      </w:pPr>
+      <w:r>
+        <w:rPr>
+          <w:rFonts w:ascii="Times New Roman" w:hAnsi="Times New Roman" w:eastAsia="Times New Roman" w:cs="Times New Roman"/>
+        </w:rPr>
+        <w:drawing>
+          <wp:inline>
+            <wp:extent cx="3240000" cy="3149686"/>
+            <wp:effectExtent b="0" l="0" r="0" t="0"/>
+            <wp:docPr descr="" title="" id="47" name="Picture"/>
+            <a:graphic>
+              <a:graphicData uri="http://schemas.openxmlformats.org/drawingml/2006/picture">
+                <pic:pic>
+                  <pic:nvPicPr>
+                    <pic:cNvPr descr="dbd84cbe343ede0b504e3f7d8c81b27fa9cc489941544ba32bb53487300a7d07.jpg" id="48" name="Picture"/>
+                    <pic:cNvPicPr>
+                      <a:picLocks noChangeArrowheads="1" noChangeAspect="1"/>
+                    </pic:cNvPicPr>
+                  </pic:nvPicPr>
+                  <pic:blipFill>
+                    <a:blip r:embed="rId46"/>
                     <a:stretch>
                       <a:fillRect/>
                     </a:stretch>
@@ -5648,18 +8155,18 @@
           <wp:inline>
             <wp:extent cx="3240000" cy="3463043"/>
             <wp:effectExtent b="0" l="0" r="0" t="0"/>
-            <wp:docPr descr="" title="" id="32" name="Picture"/>
+            <wp:docPr descr="" title="" id="50" name="Picture"/>
             <a:graphic>
               <a:graphicData uri="http://schemas.openxmlformats.org/drawingml/2006/picture">
                 <pic:pic>
                   <pic:nvPicPr>
-                    <pic:cNvPr descr="3ae2633502a55fdbae73ead6d4061d9e85065b017fcefbbce705d8080f865342.jpg" id="33" name="Picture"/>
+                    <pic:cNvPr descr="3ae2633502a55fdbae73ead6d4061d9e85065b017fcefbbce705d8080f865342.jpg" id="51" name="Picture"/>
                     <pic:cNvPicPr>
                       <a:picLocks noChangeArrowheads="1" noChangeAspect="1"/>
                     </pic:cNvPicPr>
                   </pic:nvPicPr>
                   <pic:blipFill>
-                    <a:blip r:embed="rId31"/>
+                    <a:blip r:embed="rId49"/>
                     <a:stretch>
                       <a:fillRect/>
                     </a:stretch>
@@ -5700,18 +8207,18 @@
           <wp:inline>
             <wp:extent cx="3240000" cy="3307735"/>
             <wp:effectExtent b="0" l="0" r="0" t="0"/>
-            <wp:docPr descr="" title="" id="35" name="Picture"/>
+            <wp:docPr descr="" title="" id="53" name="Picture"/>
             <a:graphic>
               <a:graphicData uri="http://schemas.openxmlformats.org/drawingml/2006/picture">
                 <pic:pic>
                   <pic:nvPicPr>
-                    <pic:cNvPr descr="ecd86b05439d0604b56c83f73d5c611c04bb16653d1b2cdb902c310674c2a17a.jpg" id="36" name="Picture"/>
+                    <pic:cNvPr descr="ecd86b05439d0604b56c83f73d5c611c04bb16653d1b2cdb902c310674c2a17a.jpg" id="54" name="Picture"/>
                     <pic:cNvPicPr>
                       <a:picLocks noChangeArrowheads="1" noChangeAspect="1"/>
                     </pic:cNvPicPr>
                   </pic:nvPicPr>
                   <pic:blipFill>
-                    <a:blip r:embed="rId34"/>
+                    <a:blip r:embed="rId52"/>
                     <a:stretch>
                       <a:fillRect/>
                     </a:stretch>
@@ -5740,167 +8247,6 @@
     </w:p>
     <w:p>
       <w:pPr>
-        <w:pStyle w:val="BodyText"/>
-      </w:pPr>
-      <w:r>
-        <w:rPr>
-          <w:rFonts w:hint="eastAsia" w:ascii="Times New Roman" w:hAnsi="Times New Roman" w:eastAsia="FangSong" w:cs="Times New Roman"/>
-        </w:rPr>
-        <w:t xml:space="preserve">第一个配位数为</w:t>
-      </w:r>
-      <w:r>
-        <w:rPr>
-          <w:rFonts w:ascii="Times New Roman" w:hAnsi="Times New Roman" w:eastAsia="Times New Roman" w:cs="Times New Roman"/>
-        </w:rPr>
-        <w:t xml:space="preserve"> </w:t>
-      </w:r>
-      <w:r>
-        <w:rPr>
-          <w:rFonts w:hint="eastAsia" w:ascii="Times New Roman" w:hAnsi="Times New Roman" w:eastAsia="Times New Roman" w:cs="Times New Roman"/>
-        </w:rPr>
-        <w:t>4，</w:t>
-      </w:r>
-      <w:r>
-        <w:rPr>
-          <w:rFonts w:hint="eastAsia" w:ascii="Times New Roman" w:hAnsi="Times New Roman" w:eastAsia="FangSong" w:cs="Times New Roman"/>
-        </w:rPr>
-        <w:t>氧化态为</w:t>
-      </w:r>
-      <w:r>
-        <w:rPr>
-          <w:rFonts w:ascii="Times New Roman" w:hAnsi="Times New Roman" w:eastAsia="Times New Roman" w:cs="Times New Roman"/>
-        </w:rPr>
-        <w:t xml:space="preserve"> </w:t>
-      </w:r>
-      <w:r>
-        <w:rPr>
-          <w:rFonts w:hint="eastAsia" w:ascii="Times New Roman" w:hAnsi="Times New Roman" w:eastAsia="Times New Roman" w:cs="Times New Roman"/>
-        </w:rPr>
-        <w:t>+2，</w:t>
-      </w:r>
-      <w:r>
-        <w:rPr>
-          <w:rFonts w:hint="eastAsia" w:ascii="Times New Roman" w:hAnsi="Times New Roman" w:eastAsia="FangSong" w:cs="Times New Roman"/>
-        </w:rPr>
-        <w:t>平面四方</w:t>
-      </w:r>
-      <w:r>
-        <w:rPr>
-          <w:rFonts w:hint="eastAsia" w:ascii="Times New Roman" w:hAnsi="Times New Roman" w:eastAsia="Times New Roman" w:cs="Times New Roman"/>
-        </w:rPr>
-        <w:t>，</w:t>
-      </w:r>
-      <w:r>
-        <w:rPr>
-          <w:rFonts w:hint="eastAsia" w:ascii="Times New Roman" w:hAnsi="Times New Roman" w:eastAsia="FangSong" w:cs="Times New Roman"/>
-        </w:rPr>
-        <w:t>顺磁性</w:t>
-      </w:r>
-      <w:r>
-        <w:rPr>
-          <w:rFonts w:hint="eastAsia" w:ascii="Times New Roman" w:hAnsi="Times New Roman" w:eastAsia="Times New Roman" w:cs="Times New Roman"/>
-        </w:rPr>
-        <w:t>；</w:t>
-      </w:r>
-      <w:r>
-        <w:rPr>
-          <w:rFonts w:hint="eastAsia" w:ascii="Times New Roman" w:hAnsi="Times New Roman" w:eastAsia="FangSong" w:cs="Times New Roman"/>
-        </w:rPr>
-        <w:t>第二个为配位数为</w:t>
-      </w:r>
-      <w:r>
-        <w:rPr>
-          <w:rFonts w:ascii="Times New Roman" w:hAnsi="Times New Roman" w:eastAsia="Times New Roman" w:cs="Times New Roman"/>
-        </w:rPr>
-        <w:t xml:space="preserve"> </w:t>
-      </w:r>
-      <w:r>
-        <w:rPr>
-          <w:rFonts w:hint="eastAsia" w:ascii="Times New Roman" w:hAnsi="Times New Roman" w:eastAsia="Times New Roman" w:cs="Times New Roman"/>
-        </w:rPr>
-        <w:t>5，</w:t>
-      </w:r>
-      <w:r>
-        <w:rPr>
-          <w:rFonts w:hint="eastAsia" w:ascii="Times New Roman" w:hAnsi="Times New Roman" w:eastAsia="FangSong" w:cs="Times New Roman"/>
-        </w:rPr>
-        <w:t>氧化态为</w:t>
-      </w:r>
-      <w:r>
-        <w:rPr>
-          <w:rFonts w:ascii="Times New Roman" w:hAnsi="Times New Roman" w:eastAsia="Times New Roman" w:cs="Times New Roman"/>
-        </w:rPr>
-        <w:t xml:space="preserve"> </w:t>
-      </w:r>
-      <w:r>
-        <w:rPr>
-          <w:rFonts w:hint="eastAsia" w:ascii="Times New Roman" w:hAnsi="Times New Roman" w:eastAsia="Times New Roman" w:cs="Times New Roman"/>
-        </w:rPr>
-        <w:t>+4，</w:t>
-      </w:r>
-      <w:r>
-        <w:rPr>
-          <w:rFonts w:hint="eastAsia" w:ascii="Times New Roman" w:hAnsi="Times New Roman" w:eastAsia="FangSong" w:cs="Times New Roman"/>
-        </w:rPr>
-        <w:t>反磁性</w:t>
-      </w:r>
-      <w:r>
-        <w:rPr>
-          <w:rFonts w:hint="eastAsia" w:ascii="Times New Roman" w:hAnsi="Times New Roman" w:eastAsia="Times New Roman" w:cs="Times New Roman"/>
-        </w:rPr>
-        <w:t>；</w:t>
-      </w:r>
-      <w:r>
-        <w:rPr>
-          <w:rFonts w:hint="eastAsia" w:ascii="Times New Roman" w:hAnsi="Times New Roman" w:eastAsia="FangSong" w:cs="Times New Roman"/>
-        </w:rPr>
-        <w:t>第三个配位数为</w:t>
-      </w:r>
-      <w:r>
-        <w:rPr>
-          <w:rFonts w:ascii="Times New Roman" w:hAnsi="Times New Roman" w:eastAsia="Times New Roman" w:cs="Times New Roman"/>
-        </w:rPr>
-        <w:t xml:space="preserve"> </w:t>
-      </w:r>
-      <w:r>
-        <w:rPr>
-          <w:rFonts w:hint="eastAsia" w:ascii="Times New Roman" w:hAnsi="Times New Roman" w:eastAsia="Times New Roman" w:cs="Times New Roman"/>
-        </w:rPr>
-        <w:t>6，</w:t>
-      </w:r>
-      <w:r>
-        <w:rPr>
-          <w:rFonts w:hint="eastAsia" w:ascii="Times New Roman" w:hAnsi="Times New Roman" w:eastAsia="FangSong" w:cs="Times New Roman"/>
-        </w:rPr>
-        <w:t>氧化态为</w:t>
-      </w:r>
-      <w:r>
-        <w:rPr>
-          <w:rFonts w:ascii="Times New Roman" w:hAnsi="Times New Roman" w:eastAsia="Times New Roman" w:cs="Times New Roman"/>
-        </w:rPr>
-        <w:t xml:space="preserve"> </w:t>
-      </w:r>
-      <w:r>
-        <w:rPr>
-          <w:rFonts w:hint="eastAsia" w:ascii="Times New Roman" w:hAnsi="Times New Roman" w:eastAsia="Times New Roman" w:cs="Times New Roman"/>
-        </w:rPr>
-        <w:t>+4，</w:t>
-      </w:r>
-      <w:r>
-        <w:rPr>
-          <w:rFonts w:hint="eastAsia" w:ascii="Times New Roman" w:hAnsi="Times New Roman" w:eastAsia="FangSong" w:cs="Times New Roman"/>
-        </w:rPr>
-        <w:t>顺磁性</w:t>
-      </w:r>
-      <w:r>
-        <w:rPr>
-          <w:rFonts w:hint="eastAsia" w:ascii="Times New Roman" w:hAnsi="Times New Roman" w:eastAsia="Times New Roman" w:cs="Times New Roman"/>
-        </w:rPr>
-        <w:t>。</w:t>
-      </w:r>
-    </w:p>
-    <w:p>
-      <w:pPr>
         <w:spacing w:before="160" w:after="80"/>
       </w:pPr>
       <w:r>
@@ -5909,8 +8255,18 @@
         </w:pict>
       </w:r>
     </w:p>
-    <w:bookmarkEnd w:id="37"/>
-    <w:bookmarkStart w:id="38" w:name="第18题"/>
+    <w:p>
+      <w:pPr>
+        <w:spacing w:before="160" w:after="80"/>
+      </w:pPr>
+      <w:r>
+        <w:pict>
+          <v:rect style="width:0;height:1.5pt" o:hralign="center" o:hrstd="t" o:hr="t"/>
+        </w:pict>
+      </w:r>
+    </w:p>
+    <w:bookmarkEnd w:id="55"/>
+    <w:bookmarkStart w:id="56" w:name="第18题"/>
     <w:p>
       <w:pPr>
         <w:pStyle w:val="Heading3"/>
@@ -5938,6 +8294,7 @@
     <w:p>
       <w:pPr>
         <w:pStyle w:val="FirstParagraph"/>
+        <w:ind w:firstLine="420"/>
       </w:pPr>
       <w:r>
         <w:rPr>
@@ -6332,8 +8689,18 @@
         </w:pict>
       </w:r>
     </w:p>
-    <w:bookmarkEnd w:id="38"/>
-    <w:bookmarkStart w:id="39" w:name="第19题"/>
+    <w:p>
+      <w:pPr>
+        <w:spacing w:before="160" w:after="80"/>
+      </w:pPr>
+      <w:r>
+        <w:pict>
+          <v:rect style="width:0;height:1.5pt" o:hralign="center" o:hrstd="t" o:hr="t"/>
+        </w:pict>
+      </w:r>
+    </w:p>
+    <w:bookmarkEnd w:id="56"/>
+    <w:bookmarkStart w:id="57" w:name="第19题"/>
     <w:p>
       <w:pPr>
         <w:pStyle w:val="Heading3"/>
@@ -6361,6 +8728,7 @@
     <w:p>
       <w:pPr>
         <w:pStyle w:val="FirstParagraph"/>
+        <w:ind w:firstLine="420"/>
       </w:pPr>
       <w:r>
         <w:rPr>
@@ -6814,14 +9182,12 @@
     </w:p>
     <w:p>
       <w:pPr>
-        <w:pStyle w:val="BodyText"/>
-      </w:pPr>
-      <w:r>
-        <w:rPr>
-          <w:rFonts w:ascii="Times New Roman" w:hAnsi="Times New Roman" w:eastAsia="Times New Roman" w:cs="Times New Roman"/>
-        </w:rPr>
-        <w:t xml:space="preserve">6-1 </w:t>
-      </w:r>
+        <w:numPr>
+          <w:ilvl w:val="0"/>
+          <w:numId w:val="1017"/>
+        </w:numPr>
+        <w:ind w:firstLine="420"/>
+      </w:pPr>
       <w:r>
         <w:rPr>
           <w:rFonts w:hint="eastAsia" w:ascii="Times New Roman" w:hAnsi="Times New Roman" w:eastAsia="FangSong" w:cs="Times New Roman"/>
@@ -6913,14 +9279,12 @@
     </w:p>
     <w:p>
       <w:pPr>
-        <w:pStyle w:val="BodyText"/>
-      </w:pPr>
-      <w:r>
-        <w:rPr>
-          <w:rFonts w:ascii="Times New Roman" w:hAnsi="Times New Roman" w:eastAsia="Times New Roman" w:cs="Times New Roman"/>
-        </w:rPr>
-        <w:t xml:space="preserve">6-2 </w:t>
-      </w:r>
+        <w:numPr>
+          <w:ilvl w:val="0"/>
+          <w:numId w:val="1017"/>
+        </w:numPr>
+        <w:ind w:firstLine="420"/>
+      </w:pPr>
       <w:r>
         <w:rPr>
           <w:rFonts w:hint="eastAsia" w:ascii="Times New Roman" w:hAnsi="Times New Roman" w:eastAsia="FangSong" w:cs="Times New Roman"/>
@@ -7008,8 +9372,18 @@
         </w:pict>
       </w:r>
     </w:p>
-    <w:bookmarkEnd w:id="39"/>
-    <w:bookmarkStart w:id="40" w:name="第20题"/>
+    <w:p>
+      <w:pPr>
+        <w:spacing w:before="160" w:after="80"/>
+      </w:pPr>
+      <w:r>
+        <w:pict>
+          <v:rect style="width:0;height:1.5pt" o:hralign="center" o:hrstd="t" o:hr="t"/>
+        </w:pict>
+      </w:r>
+    </w:p>
+    <w:bookmarkEnd w:id="57"/>
+    <w:bookmarkStart w:id="58" w:name="第20题"/>
     <w:p>
       <w:pPr>
         <w:pStyle w:val="Heading3"/>
@@ -7038,6 +9412,7 @@
       <w:pPr>
         <w:pStyle w:val="FirstParagraph"/>
         <w:spacing w:after="80"/>
+        <w:ind w:firstLine="420"/>
       </w:pPr>
       <m:oMath>
         <m:r>
@@ -7255,6 +9630,15 @@
         <w:tblStyle w:val="Table"/>
         <w:tblW w:type="auto" w:w="0"/>
         <w:tblLook w:firstRow="1" w:lastRow="0" w:firstColumn="0" w:lastColumn="0" w:noHBand="0" w:noVBand="0" w:val="0020"/>
+        <w:jc w:val="center"/>
+        <w:tblBorders>
+          <w:top w:val="single" w:sz="12" w:space="0" w:color="333333"/>
+          <w:bottom w:val="single" w:sz="12" w:space="0" w:color="333333"/>
+          <w:left w:val="none"/>
+          <w:right w:val="none"/>
+          <w:insideH w:val="none"/>
+          <w:insideV w:val="none"/>
+        </w:tblBorders>
       </w:tblPr>
       <w:tblGrid>
         <w:gridCol w:w="3960"/>
@@ -7265,7 +9649,11 @@
           <w:tblHeader w:val="on"/>
         </w:trPr>
         <w:tc>
-          <w:tcPr/>
+          <w:tcPr>
+            <w:tcBorders>
+              <w:bottom w:val="single" w:sz="6" w:space="0" w:color="333333"/>
+            </w:tcBorders>
+          </w:tcPr>
           <w:p>
             <w:pPr>
               <w:pStyle w:val="Compact"/>
@@ -7281,7 +9669,11 @@
           </w:p>
         </w:tc>
         <w:tc>
-          <w:tcPr/>
+          <w:tcPr>
+            <w:tcBorders>
+              <w:bottom w:val="single" w:sz="6" w:space="0" w:color="333333"/>
+            </w:tcBorders>
+          </w:tcPr>
           <w:p>
             <w:pPr>
               <w:pStyle w:val="Compact"/>
@@ -7434,6 +9826,7 @@
       <w:pPr>
         <w:pStyle w:val="BodyText"/>
         <w:spacing w:before="120"/>
+        <w:ind w:firstLine="420"/>
       </w:pPr>
       <w:r>
         <w:rPr>
@@ -7488,8 +9881,18 @@
         </w:pict>
       </w:r>
     </w:p>
-    <w:bookmarkEnd w:id="40"/>
-    <w:bookmarkStart w:id="41" w:name="第21题"/>
+    <w:p>
+      <w:pPr>
+        <w:spacing w:before="160" w:after="80"/>
+      </w:pPr>
+      <w:r>
+        <w:pict>
+          <v:rect style="width:0;height:1.5pt" o:hralign="center" o:hrstd="t" o:hr="t"/>
+        </w:pict>
+      </w:r>
+    </w:p>
+    <w:bookmarkEnd w:id="58"/>
+    <w:bookmarkStart w:id="59" w:name="第21题"/>
     <w:p>
       <w:pPr>
         <w:pStyle w:val="Heading3"/>
@@ -7517,6 +9920,7 @@
     <w:p>
       <w:pPr>
         <w:pStyle w:val="BlockText"/>
+        <w:ind w:firstLine="420"/>
       </w:pPr>
       <w:r>
         <w:rPr>
@@ -7548,6 +9952,7 @@
     <w:p>
       <w:pPr>
         <w:pStyle w:val="FirstParagraph"/>
+        <w:ind w:firstLine="420"/>
       </w:pPr>
       <w:r>
         <w:rPr>
@@ -7659,6 +10064,7 @@
     <w:p>
       <w:pPr>
         <w:pStyle w:val="BodyText"/>
+        <w:ind w:firstLine="420"/>
       </w:pPr>
       <w:r>
         <w:rPr>
@@ -7666,7 +10072,7 @@
           <w:b/>
           <w:bCs/>
         </w:rPr>
-        <w:t xml:space="preserve">2-1</w:t>
+        <w:t xml:space="preserve">(1)</w:t>
       </w:r>
       <w:r>
         <w:rPr>
@@ -7763,6 +10169,7 @@
     <w:p>
       <w:pPr>
         <w:pStyle w:val="BodyText"/>
+        <w:ind w:firstLine="420"/>
       </w:pPr>
       <w:r>
         <w:rPr>
@@ -7770,7 +10177,7 @@
           <w:b/>
           <w:bCs/>
         </w:rPr>
-        <w:t xml:space="preserve">2-2</w:t>
+        <w:t xml:space="preserve">(2)</w:t>
       </w:r>
       <w:r>
         <w:rPr>
@@ -8028,8 +10435,18 @@
         </w:pict>
       </w:r>
     </w:p>
-    <w:bookmarkEnd w:id="41"/>
-    <w:bookmarkStart w:id="42" w:name="第22题"/>
+    <w:p>
+      <w:pPr>
+        <w:spacing w:before="160" w:after="80"/>
+      </w:pPr>
+      <w:r>
+        <w:pict>
+          <v:rect style="width:0;height:1.5pt" o:hralign="center" o:hrstd="t" o:hr="t"/>
+        </w:pict>
+      </w:r>
+    </w:p>
+    <w:bookmarkEnd w:id="59"/>
+    <w:bookmarkStart w:id="60" w:name="第22题"/>
     <w:p>
       <w:pPr>
         <w:pStyle w:val="Heading3"/>
@@ -8057,6 +10474,7 @@
     <w:p>
       <w:pPr>
         <w:pStyle w:val="FirstParagraph"/>
+        <w:ind w:firstLine="420"/>
       </w:pPr>
       <w:r>
         <w:rPr>
@@ -8410,6 +10828,7 @@
     <w:p>
       <w:pPr>
         <w:pStyle w:val="FirstParagraph"/>
+        <w:ind w:firstLine="420"/>
       </w:pPr>
       <w:r>
         <w:rPr>
@@ -8439,6 +10858,7 @@
     <w:p>
       <w:pPr>
         <w:pStyle w:val="BodyText"/>
+        <w:ind w:firstLine="420"/>
       </w:pPr>
       <w:r>
         <w:rPr>
@@ -8812,6 +11232,7 @@
     <w:p>
       <w:pPr>
         <w:pStyle w:val="BodyText"/>
+        <w:ind w:firstLine="420"/>
       </w:pPr>
       <w:r>
         <w:rPr>
@@ -9037,61 +11458,6 @@
         </w:pict>
       </w:r>
     </w:p>
-    <w:bookmarkEnd w:id="42"/>
-    <w:bookmarkStart w:id="43" w:name="第23题"/>
-    <w:p>
-      <w:pPr>
-        <w:pStyle w:val="Heading3"/>
-        <w:spacing w:before="280" w:after="120"/>
-      </w:pPr>
-      <w:r>
-        <w:rPr>
-          <w:rFonts w:hint="eastAsia" w:ascii="Times New Roman" w:hAnsi="Times New Roman" w:eastAsia="SimHei" w:cs="Times New Roman"/>
-        </w:rPr>
-        <w:t>第</w:t>
-      </w:r>
-      <w:r>
-        <w:rPr>
-          <w:rFonts w:hint="eastAsia" w:ascii="Times New Roman" w:hAnsi="Times New Roman" w:eastAsia="Times New Roman" w:cs="Times New Roman"/>
-        </w:rPr>
-        <w:t>23</w:t>
-      </w:r>
-      <w:r>
-        <w:rPr>
-          <w:rFonts w:hint="eastAsia" w:ascii="Times New Roman" w:hAnsi="Times New Roman" w:eastAsia="SimHei" w:cs="Times New Roman"/>
-        </w:rPr>
-        <w:t>题</w:t>
-      </w:r>
-    </w:p>
-    <w:p>
-      <w:pPr>
-        <w:pStyle w:val="FirstParagraph"/>
-      </w:pPr>
-      <w:r>
-        <w:rPr>
-          <w:rFonts w:hint="eastAsia" w:ascii="Times New Roman" w:hAnsi="Times New Roman" w:eastAsia="FangSong" w:cs="Times New Roman"/>
-        </w:rPr>
-        <w:t>氯化银与硒单质在强碱溶液中长时间共煮发生反应</w:t>
-      </w:r>
-      <w:r>
-        <w:rPr>
-          <w:rFonts w:hint="eastAsia" w:ascii="Times New Roman" w:hAnsi="Times New Roman" w:eastAsia="Times New Roman" w:cs="Times New Roman"/>
-        </w:rPr>
-        <w:t>。</w:t>
-      </w:r>
-      <w:r>
-        <w:rPr>
-          <w:rFonts w:hint="eastAsia" w:ascii="Times New Roman" w:hAnsi="Times New Roman" w:eastAsia="FangSong" w:cs="Times New Roman"/>
-        </w:rPr>
-        <w:t>写出反应的方程式</w:t>
-      </w:r>
-      <w:r>
-        <w:rPr>
-          <w:rFonts w:hint="eastAsia" w:ascii="Times New Roman" w:hAnsi="Times New Roman" w:eastAsia="Times New Roman" w:cs="Times New Roman"/>
-        </w:rPr>
-        <w:t>。</w:t>
-      </w:r>
-    </w:p>
     <w:p>
       <w:pPr>
         <w:spacing w:before="160" w:after="80"/>
@@ -9102,8 +11468,8 @@
         </w:pict>
       </w:r>
     </w:p>
-    <w:bookmarkEnd w:id="43"/>
-    <w:bookmarkStart w:id="44" w:name="第24题"/>
+    <w:bookmarkEnd w:id="60"/>
+    <w:bookmarkStart w:id="61" w:name="第23题"/>
     <w:p>
       <w:pPr>
         <w:pStyle w:val="Heading3"/>
@@ -9119,6 +11485,82 @@
         <w:rPr>
           <w:rFonts w:hint="eastAsia" w:ascii="Times New Roman" w:hAnsi="Times New Roman" w:eastAsia="Times New Roman" w:cs="Times New Roman"/>
         </w:rPr>
+        <w:t>23</w:t>
+      </w:r>
+      <w:r>
+        <w:rPr>
+          <w:rFonts w:hint="eastAsia" w:ascii="Times New Roman" w:hAnsi="Times New Roman" w:eastAsia="SimHei" w:cs="Times New Roman"/>
+        </w:rPr>
+        <w:t>题</w:t>
+      </w:r>
+    </w:p>
+    <w:p>
+      <w:pPr>
+        <w:pStyle w:val="FirstParagraph"/>
+        <w:ind w:firstLine="420"/>
+      </w:pPr>
+      <w:r>
+        <w:rPr>
+          <w:rFonts w:hint="eastAsia" w:ascii="Times New Roman" w:hAnsi="Times New Roman" w:eastAsia="FangSong" w:cs="Times New Roman"/>
+        </w:rPr>
+        <w:t>氯化银与硒单质在强碱溶液中长时间共煮发生反应</w:t>
+      </w:r>
+      <w:r>
+        <w:rPr>
+          <w:rFonts w:hint="eastAsia" w:ascii="Times New Roman" w:hAnsi="Times New Roman" w:eastAsia="Times New Roman" w:cs="Times New Roman"/>
+        </w:rPr>
+        <w:t>。</w:t>
+      </w:r>
+      <w:r>
+        <w:rPr>
+          <w:rFonts w:hint="eastAsia" w:ascii="Times New Roman" w:hAnsi="Times New Roman" w:eastAsia="FangSong" w:cs="Times New Roman"/>
+        </w:rPr>
+        <w:t>写出反应的方程式</w:t>
+      </w:r>
+      <w:r>
+        <w:rPr>
+          <w:rFonts w:hint="eastAsia" w:ascii="Times New Roman" w:hAnsi="Times New Roman" w:eastAsia="Times New Roman" w:cs="Times New Roman"/>
+        </w:rPr>
+        <w:t>。</w:t>
+      </w:r>
+    </w:p>
+    <w:p>
+      <w:pPr>
+        <w:spacing w:before="160" w:after="80"/>
+      </w:pPr>
+      <w:r>
+        <w:pict>
+          <v:rect style="width:0;height:1.5pt" o:hralign="center" o:hrstd="t" o:hr="t"/>
+        </w:pict>
+      </w:r>
+    </w:p>
+    <w:p>
+      <w:pPr>
+        <w:spacing w:before="160" w:after="80"/>
+      </w:pPr>
+      <w:r>
+        <w:pict>
+          <v:rect style="width:0;height:1.5pt" o:hralign="center" o:hrstd="t" o:hr="t"/>
+        </w:pict>
+      </w:r>
+    </w:p>
+    <w:bookmarkEnd w:id="61"/>
+    <w:bookmarkStart w:id="62" w:name="第24题"/>
+    <w:p>
+      <w:pPr>
+        <w:pStyle w:val="Heading3"/>
+        <w:spacing w:before="280" w:after="120"/>
+      </w:pPr>
+      <w:r>
+        <w:rPr>
+          <w:rFonts w:hint="eastAsia" w:ascii="Times New Roman" w:hAnsi="Times New Roman" w:eastAsia="SimHei" w:cs="Times New Roman"/>
+        </w:rPr>
+        <w:t>第</w:t>
+      </w:r>
+      <w:r>
+        <w:rPr>
+          <w:rFonts w:hint="eastAsia" w:ascii="Times New Roman" w:hAnsi="Times New Roman" w:eastAsia="Times New Roman" w:cs="Times New Roman"/>
+        </w:rPr>
         <w:t>24</w:t>
       </w:r>
       <w:r>
@@ -9132,6 +11574,7 @@
       <w:pPr>
         <w:pStyle w:val="FirstParagraph"/>
         <w:spacing w:after="80"/>
+        <w:ind w:firstLine="420"/>
       </w:pPr>
       <w:r>
         <w:rPr>
@@ -9475,6 +11918,15 @@
         <w:tblStyle w:val="Table"/>
         <w:tblW w:type="auto" w:w="0"/>
         <w:tblLook w:firstRow="1" w:lastRow="0" w:firstColumn="0" w:lastColumn="0" w:noHBand="0" w:noVBand="0" w:val="0020"/>
+        <w:jc w:val="center"/>
+        <w:tblBorders>
+          <w:top w:val="single" w:sz="12" w:space="0" w:color="333333"/>
+          <w:bottom w:val="single" w:sz="12" w:space="0" w:color="333333"/>
+          <w:left w:val="none"/>
+          <w:right w:val="none"/>
+          <w:insideH w:val="none"/>
+          <w:insideV w:val="none"/>
+        </w:tblBorders>
       </w:tblPr>
       <w:tblGrid>
         <w:gridCol w:w="1980"/>
@@ -9487,7 +11939,11 @@
           <w:tblHeader w:val="on"/>
         </w:trPr>
         <w:tc>
-          <w:tcPr/>
+          <w:tcPr>
+            <w:tcBorders>
+              <w:bottom w:val="single" w:sz="6" w:space="0" w:color="333333"/>
+            </w:tcBorders>
+          </w:tcPr>
           <w:p>
             <w:pPr>
               <w:pStyle w:val="Compact"/>
@@ -9503,7 +11959,11 @@
           </w:p>
         </w:tc>
         <w:tc>
-          <w:tcPr/>
+          <w:tcPr>
+            <w:tcBorders>
+              <w:bottom w:val="single" w:sz="6" w:space="0" w:color="333333"/>
+            </w:tcBorders>
+          </w:tcPr>
           <w:p>
             <w:pPr>
               <w:pStyle w:val="Compact"/>
@@ -9533,7 +11993,11 @@
           </w:p>
         </w:tc>
         <w:tc>
-          <w:tcPr/>
+          <w:tcPr>
+            <w:tcBorders>
+              <w:bottom w:val="single" w:sz="6" w:space="0" w:color="333333"/>
+            </w:tcBorders>
+          </w:tcPr>
           <w:p>
             <w:pPr>
               <w:pStyle w:val="Compact"/>
@@ -9563,7 +12027,11 @@
           </w:p>
         </w:tc>
         <w:tc>
-          <w:tcPr/>
+          <w:tcPr>
+            <w:tcBorders>
+              <w:bottom w:val="single" w:sz="6" w:space="0" w:color="333333"/>
+            </w:tcBorders>
+          </w:tcPr>
           <w:p>
             <w:pPr>
               <w:pStyle w:val="Compact"/>
@@ -10013,6 +12481,7 @@
       <w:pPr>
         <w:pStyle w:val="BodyText"/>
         <w:spacing w:before="120"/>
+        <w:ind w:firstLine="420"/>
       </w:pPr>
       <w:r>
         <w:rPr>
@@ -10029,14 +12498,12 @@
     </w:p>
     <w:p>
       <w:pPr>
-        <w:pStyle w:val="BodyText"/>
-      </w:pPr>
-      <w:r>
-        <w:rPr>
-          <w:rFonts w:ascii="Times New Roman" w:hAnsi="Times New Roman" w:eastAsia="Times New Roman" w:cs="Times New Roman"/>
-        </w:rPr>
-        <w:t xml:space="preserve">1-1 </w:t>
-      </w:r>
+        <w:numPr>
+          <w:ilvl w:val="0"/>
+          <w:numId w:val="1018"/>
+        </w:numPr>
+        <w:ind w:firstLine="420"/>
+      </w:pPr>
       <w:r>
         <w:rPr>
           <w:rFonts w:hint="eastAsia" w:ascii="Times New Roman" w:hAnsi="Times New Roman" w:eastAsia="FangSong" w:cs="Times New Roman"/>
@@ -10064,14 +12531,12 @@
     </w:p>
     <w:p>
       <w:pPr>
-        <w:pStyle w:val="BodyText"/>
-      </w:pPr>
-      <w:r>
-        <w:rPr>
-          <w:rFonts w:ascii="Times New Roman" w:hAnsi="Times New Roman" w:eastAsia="Times New Roman" w:cs="Times New Roman"/>
-        </w:rPr>
-        <w:t xml:space="preserve">1-2 </w:t>
-      </w:r>
+        <w:numPr>
+          <w:ilvl w:val="0"/>
+          <w:numId w:val="1018"/>
+        </w:numPr>
+        <w:ind w:firstLine="420"/>
+      </w:pPr>
       <w:r>
         <w:rPr>
           <w:rFonts w:hint="eastAsia" w:ascii="Times New Roman" w:hAnsi="Times New Roman" w:eastAsia="FangSong" w:cs="Times New Roman"/>
@@ -10099,14 +12564,12 @@
     </w:p>
     <w:p>
       <w:pPr>
-        <w:pStyle w:val="BodyText"/>
-      </w:pPr>
-      <w:r>
-        <w:rPr>
-          <w:rFonts w:ascii="Times New Roman" w:hAnsi="Times New Roman" w:eastAsia="Times New Roman" w:cs="Times New Roman"/>
-        </w:rPr>
-        <w:t xml:space="preserve">1-3 </w:t>
-      </w:r>
+        <w:numPr>
+          <w:ilvl w:val="0"/>
+          <w:numId w:val="1018"/>
+        </w:numPr>
+        <w:ind w:firstLine="420"/>
+      </w:pPr>
       <w:r>
         <w:rPr>
           <w:rFonts w:hint="eastAsia" w:ascii="Times New Roman" w:hAnsi="Times New Roman" w:eastAsia="Times New Roman" w:cs="Times New Roman"/>
@@ -10148,8 +12611,18 @@
         </w:pict>
       </w:r>
     </w:p>
-    <w:bookmarkEnd w:id="44"/>
-    <w:bookmarkStart w:id="45" w:name="第25题"/>
+    <w:p>
+      <w:pPr>
+        <w:spacing w:before="160" w:after="80"/>
+      </w:pPr>
+      <w:r>
+        <w:pict>
+          <v:rect style="width:0;height:1.5pt" o:hralign="center" o:hrstd="t" o:hr="t"/>
+        </w:pict>
+      </w:r>
+    </w:p>
+    <w:bookmarkEnd w:id="62"/>
+    <w:bookmarkStart w:id="63" w:name="第25题"/>
     <w:p>
       <w:pPr>
         <w:pStyle w:val="Heading3"/>
@@ -10177,6 +12650,7 @@
     <w:p>
       <w:pPr>
         <w:pStyle w:val="FirstParagraph"/>
+        <w:ind w:firstLine="420"/>
       </w:pPr>
       <w:r>
         <w:rPr>
@@ -10411,6 +12885,7 @@
     <w:p>
       <w:pPr>
         <w:pStyle w:val="BodyText"/>
+        <w:ind w:firstLine="420"/>
       </w:pPr>
       <w:r>
         <w:rPr>
@@ -10554,6 +13029,7 @@
     <w:p>
       <w:pPr>
         <w:pStyle w:val="BodyText"/>
+        <w:ind w:firstLine="420"/>
       </w:pPr>
       <w:r>
         <w:rPr>
@@ -10763,6 +13239,7 @@
     <w:p>
       <w:pPr>
         <w:pStyle w:val="BodyText"/>
+        <w:ind w:firstLine="420"/>
       </w:pPr>
       <w:r>
         <w:rPr>
@@ -10811,8 +13288,18 @@
         </w:pict>
       </w:r>
     </w:p>
-    <w:bookmarkEnd w:id="45"/>
-    <w:bookmarkStart w:id="46" w:name="第26题"/>
+    <w:p>
+      <w:pPr>
+        <w:spacing w:before="160" w:after="80"/>
+      </w:pPr>
+      <w:r>
+        <w:pict>
+          <v:rect style="width:0;height:1.5pt" o:hralign="center" o:hrstd="t" o:hr="t"/>
+        </w:pict>
+      </w:r>
+    </w:p>
+    <w:bookmarkEnd w:id="63"/>
+    <w:bookmarkStart w:id="64" w:name="第26题"/>
     <w:p>
       <w:pPr>
         <w:pStyle w:val="Heading3"/>
@@ -10840,6 +13327,7 @@
     <w:p>
       <w:pPr>
         <w:pStyle w:val="FirstParagraph"/>
+        <w:ind w:firstLine="420"/>
       </w:pPr>
       <w:r>
         <w:rPr>
@@ -10923,6 +13411,7 @@
     <w:p>
       <w:pPr>
         <w:pStyle w:val="BodyText"/>
+        <w:ind w:firstLine="420"/>
       </w:pPr>
       <w:r>
         <w:rPr>
@@ -11268,14 +13757,12 @@
     </w:p>
     <w:p>
       <w:pPr>
-        <w:pStyle w:val="BodyText"/>
-      </w:pPr>
-      <w:r>
-        <w:rPr>
-          <w:rFonts w:ascii="Times New Roman" w:hAnsi="Times New Roman" w:eastAsia="Times New Roman" w:cs="Times New Roman"/>
-        </w:rPr>
-        <w:t xml:space="preserve">9-1 </w:t>
-      </w:r>
+        <w:numPr>
+          <w:ilvl w:val="0"/>
+          <w:numId w:val="1019"/>
+        </w:numPr>
+        <w:ind w:firstLine="420"/>
+      </w:pPr>
       <w:r>
         <w:rPr>
           <w:rFonts w:hint="eastAsia" w:ascii="Times New Roman" w:hAnsi="Times New Roman" w:eastAsia="FangSong" w:cs="Times New Roman"/>
@@ -11314,14 +13801,12 @@
     </w:p>
     <w:p>
       <w:pPr>
-        <w:pStyle w:val="BodyText"/>
-      </w:pPr>
-      <w:r>
-        <w:rPr>
-          <w:rFonts w:ascii="Times New Roman" w:hAnsi="Times New Roman" w:eastAsia="Times New Roman" w:cs="Times New Roman"/>
-        </w:rPr>
-        <w:t xml:space="preserve">9-2 </w:t>
-      </w:r>
+        <w:numPr>
+          <w:ilvl w:val="0"/>
+          <w:numId w:val="1019"/>
+        </w:numPr>
+        <w:ind w:firstLine="420"/>
+      </w:pPr>
       <w:r>
         <w:rPr>
           <w:rFonts w:hint="eastAsia" w:ascii="Times New Roman" w:hAnsi="Times New Roman" w:eastAsia="FangSong" w:cs="Times New Roman"/>
@@ -11373,14 +13858,12 @@
     </w:p>
     <w:p>
       <w:pPr>
-        <w:pStyle w:val="BodyText"/>
-      </w:pPr>
-      <w:r>
-        <w:rPr>
-          <w:rFonts w:ascii="Times New Roman" w:hAnsi="Times New Roman" w:eastAsia="Times New Roman" w:cs="Times New Roman"/>
-        </w:rPr>
-        <w:t xml:space="preserve">9-3 </w:t>
-      </w:r>
+        <w:numPr>
+          <w:ilvl w:val="0"/>
+          <w:numId w:val="1019"/>
+        </w:numPr>
+        <w:ind w:firstLine="420"/>
+      </w:pPr>
       <w:r>
         <w:rPr>
           <w:rFonts w:hint="eastAsia" w:ascii="Times New Roman" w:hAnsi="Times New Roman" w:eastAsia="FangSong" w:cs="Times New Roman"/>
@@ -11494,14 +13977,12 @@
     </w:p>
     <w:p>
       <w:pPr>
-        <w:pStyle w:val="BodyText"/>
-      </w:pPr>
-      <w:r>
-        <w:rPr>
-          <w:rFonts w:ascii="Times New Roman" w:hAnsi="Times New Roman" w:eastAsia="Times New Roman" w:cs="Times New Roman"/>
-        </w:rPr>
-        <w:t xml:space="preserve">9-4 </w:t>
-      </w:r>
+        <w:numPr>
+          <w:ilvl w:val="0"/>
+          <w:numId w:val="1019"/>
+        </w:numPr>
+        <w:ind w:firstLine="420"/>
+      </w:pPr>
       <w:r>
         <w:rPr>
           <w:rFonts w:hint="eastAsia" w:ascii="Times New Roman" w:hAnsi="Times New Roman" w:eastAsia="FangSong" w:cs="Times New Roman"/>
@@ -11771,8 +14252,18 @@
         </w:pict>
       </w:r>
     </w:p>
-    <w:bookmarkEnd w:id="46"/>
-    <w:bookmarkStart w:id="47" w:name="第27题"/>
+    <w:p>
+      <w:pPr>
+        <w:spacing w:before="160" w:after="80"/>
+      </w:pPr>
+      <w:r>
+        <w:pict>
+          <v:rect style="width:0;height:1.5pt" o:hralign="center" o:hrstd="t" o:hr="t"/>
+        </w:pict>
+      </w:r>
+    </w:p>
+    <w:bookmarkEnd w:id="64"/>
+    <w:bookmarkStart w:id="65" w:name="第27题"/>
     <w:p>
       <w:pPr>
         <w:pStyle w:val="Heading3"/>
@@ -11800,6 +14291,7 @@
     <w:p>
       <w:pPr>
         <w:pStyle w:val="BlockText"/>
+        <w:ind w:firstLine="420"/>
       </w:pPr>
       <w:r>
         <w:rPr>
@@ -11831,6 +14323,7 @@
     <w:p>
       <w:pPr>
         <w:pStyle w:val="FirstParagraph"/>
+        <w:ind w:firstLine="420"/>
       </w:pPr>
       <w:r>
         <w:rPr>
@@ -11872,6 +14365,7 @@
     <w:p>
       <w:pPr>
         <w:pStyle w:val="BodyText"/>
+        <w:ind w:firstLine="420"/>
       </w:pPr>
       <w:r>
         <w:rPr>
@@ -11879,7 +14373,7 @@
           <w:b/>
           <w:bCs/>
         </w:rPr>
-        <w:t xml:space="preserve">3-1</w:t>
+        <w:t xml:space="preserve">(1)</w:t>
       </w:r>
       <w:r>
         <w:rPr>
@@ -12194,6 +14688,7 @@
     <w:p>
       <w:pPr>
         <w:pStyle w:val="BodyText"/>
+        <w:ind w:firstLine="420"/>
       </w:pPr>
       <w:r>
         <w:rPr>
@@ -12201,7 +14696,7 @@
           <w:b/>
           <w:bCs/>
         </w:rPr>
-        <w:t xml:space="preserve">3-2</w:t>
+        <w:t xml:space="preserve">(2)</w:t>
       </w:r>
       <w:r>
         <w:rPr>
@@ -12404,6 +14899,7 @@
     <w:p>
       <w:pPr>
         <w:pStyle w:val="BodyText"/>
+        <w:ind w:firstLine="420"/>
       </w:pPr>
       <w:r>
         <w:rPr>
@@ -12411,7 +14907,7 @@
           <w:b/>
           <w:bCs/>
         </w:rPr>
-        <w:t xml:space="preserve">3-3</w:t>
+        <w:t xml:space="preserve">(3)</w:t>
       </w:r>
       <w:r>
         <w:rPr>
@@ -12723,9 +15219,19 @@
         </w:pict>
       </w:r>
     </w:p>
-    <w:bookmarkEnd w:id="47"/>
-    <w:bookmarkEnd w:id="48"/>
-    <w:bookmarkEnd w:id="49"/>
+    <w:p>
+      <w:pPr>
+        <w:spacing w:before="160" w:after="80"/>
+      </w:pPr>
+      <w:r>
+        <w:pict>
+          <v:rect style="width:0;height:1.5pt" o:hralign="center" o:hrstd="t" o:hr="t"/>
+        </w:pict>
+      </w:r>
+    </w:p>
+    <w:bookmarkEnd w:id="65"/>
+    <w:bookmarkEnd w:id="66"/>
+    <w:bookmarkEnd w:id="67"/>
     <w:sectPr>
       <w:footerReference w:type="default" r:id="rId10"/>
       <w:footnotePr>
@@ -12977,6 +15483,346 @@
       </w:rPr>
     </w:lvl>
   </w:abstractNum>
+  <w:abstractNum w:abstractNumId="99431">
+    <w:nsid w:val="00A99431"/>
+    <w:multiLevelType w:val="multilevel"/>
+    <w:lvl w:ilvl="0">
+      <w:start w:val="1"/>
+      <w:numFmt w:val="decimal"/>
+      <w:lvlText w:val="(%1)"/>
+      <w:lvlJc w:val="left"/>
+      <w:pPr>
+        <w:ind w:left="720" w:hanging="360"/>
+      </w:pPr>
+    </w:lvl>
+    <w:lvl w:ilvl="1">
+      <w:start w:val="1"/>
+      <w:numFmt w:val="decimal"/>
+      <w:lvlText w:val="(%2)"/>
+      <w:lvlJc w:val="left"/>
+      <w:pPr>
+        <w:ind w:left="1440" w:hanging="360"/>
+      </w:pPr>
+    </w:lvl>
+    <w:lvl w:ilvl="2">
+      <w:start w:val="1"/>
+      <w:numFmt w:val="decimal"/>
+      <w:lvlText w:val="(%3)"/>
+      <w:lvlJc w:val="left"/>
+      <w:pPr>
+        <w:ind w:left="2160" w:hanging="360"/>
+      </w:pPr>
+    </w:lvl>
+    <w:lvl w:ilvl="3">
+      <w:start w:val="1"/>
+      <w:numFmt w:val="decimal"/>
+      <w:lvlText w:val="(%4)"/>
+      <w:lvlJc w:val="left"/>
+      <w:pPr>
+        <w:ind w:left="2880" w:hanging="360"/>
+      </w:pPr>
+    </w:lvl>
+    <w:lvl w:ilvl="4">
+      <w:start w:val="1"/>
+      <w:numFmt w:val="decimal"/>
+      <w:lvlText w:val="(%5)"/>
+      <w:lvlJc w:val="left"/>
+      <w:pPr>
+        <w:ind w:left="3600" w:hanging="360"/>
+      </w:pPr>
+    </w:lvl>
+    <w:lvl w:ilvl="5">
+      <w:start w:val="1"/>
+      <w:numFmt w:val="decimal"/>
+      <w:lvlText w:val="(%6)"/>
+      <w:lvlJc w:val="left"/>
+      <w:pPr>
+        <w:ind w:left="4320" w:hanging="360"/>
+      </w:pPr>
+    </w:lvl>
+    <w:lvl w:ilvl="6">
+      <w:start w:val="1"/>
+      <w:numFmt w:val="decimal"/>
+      <w:lvlText w:val="(%7)"/>
+      <w:lvlJc w:val="left"/>
+      <w:pPr>
+        <w:ind w:left="5040" w:hanging="360"/>
+      </w:pPr>
+    </w:lvl>
+    <w:lvl w:ilvl="7">
+      <w:start w:val="1"/>
+      <w:numFmt w:val="decimal"/>
+      <w:lvlText w:val="(%8)"/>
+      <w:lvlJc w:val="left"/>
+      <w:pPr>
+        <w:ind w:left="5760" w:hanging="360"/>
+      </w:pPr>
+    </w:lvl>
+    <w:lvl w:ilvl="8">
+      <w:start w:val="1"/>
+      <w:numFmt w:val="decimal"/>
+      <w:lvlText w:val="(%9)"/>
+      <w:lvlJc w:val="left"/>
+      <w:pPr>
+        <w:ind w:left="6480" w:hanging="360"/>
+      </w:pPr>
+    </w:lvl>
+  </w:abstractNum>
+  <w:abstractNum w:abstractNumId="99432">
+    <w:nsid w:val="00A99432"/>
+    <w:multiLevelType w:val="multilevel"/>
+    <w:lvl w:ilvl="0">
+      <w:start w:val="2"/>
+      <w:numFmt w:val="decimal"/>
+      <w:lvlText w:val="(%1)"/>
+      <w:lvlJc w:val="left"/>
+      <w:pPr>
+        <w:ind w:left="720" w:hanging="360"/>
+      </w:pPr>
+    </w:lvl>
+    <w:lvl w:ilvl="1">
+      <w:start w:val="2"/>
+      <w:numFmt w:val="decimal"/>
+      <w:lvlText w:val="(%2)"/>
+      <w:lvlJc w:val="left"/>
+      <w:pPr>
+        <w:ind w:left="1440" w:hanging="360"/>
+      </w:pPr>
+    </w:lvl>
+    <w:lvl w:ilvl="2">
+      <w:start w:val="2"/>
+      <w:numFmt w:val="decimal"/>
+      <w:lvlText w:val="(%3)"/>
+      <w:lvlJc w:val="left"/>
+      <w:pPr>
+        <w:ind w:left="2160" w:hanging="360"/>
+      </w:pPr>
+    </w:lvl>
+    <w:lvl w:ilvl="3">
+      <w:start w:val="2"/>
+      <w:numFmt w:val="decimal"/>
+      <w:lvlText w:val="(%4)"/>
+      <w:lvlJc w:val="left"/>
+      <w:pPr>
+        <w:ind w:left="2880" w:hanging="360"/>
+      </w:pPr>
+    </w:lvl>
+    <w:lvl w:ilvl="4">
+      <w:start w:val="2"/>
+      <w:numFmt w:val="decimal"/>
+      <w:lvlText w:val="(%5)"/>
+      <w:lvlJc w:val="left"/>
+      <w:pPr>
+        <w:ind w:left="3600" w:hanging="360"/>
+      </w:pPr>
+    </w:lvl>
+    <w:lvl w:ilvl="5">
+      <w:start w:val="2"/>
+      <w:numFmt w:val="decimal"/>
+      <w:lvlText w:val="(%6)"/>
+      <w:lvlJc w:val="left"/>
+      <w:pPr>
+        <w:ind w:left="4320" w:hanging="360"/>
+      </w:pPr>
+    </w:lvl>
+    <w:lvl w:ilvl="6">
+      <w:start w:val="2"/>
+      <w:numFmt w:val="decimal"/>
+      <w:lvlText w:val="(%7)"/>
+      <w:lvlJc w:val="left"/>
+      <w:pPr>
+        <w:ind w:left="5040" w:hanging="360"/>
+      </w:pPr>
+    </w:lvl>
+    <w:lvl w:ilvl="7">
+      <w:start w:val="2"/>
+      <w:numFmt w:val="decimal"/>
+      <w:lvlText w:val="(%8)"/>
+      <w:lvlJc w:val="left"/>
+      <w:pPr>
+        <w:ind w:left="5760" w:hanging="360"/>
+      </w:pPr>
+    </w:lvl>
+    <w:lvl w:ilvl="8">
+      <w:start w:val="2"/>
+      <w:numFmt w:val="decimal"/>
+      <w:lvlText w:val="(%9)"/>
+      <w:lvlJc w:val="left"/>
+      <w:pPr>
+        <w:ind w:left="6480" w:hanging="360"/>
+      </w:pPr>
+    </w:lvl>
+  </w:abstractNum>
+  <w:abstractNum w:abstractNumId="99433">
+    <w:nsid w:val="00A99433"/>
+    <w:multiLevelType w:val="multilevel"/>
+    <w:lvl w:ilvl="0">
+      <w:start w:val="3"/>
+      <w:numFmt w:val="decimal"/>
+      <w:lvlText w:val="(%1)"/>
+      <w:lvlJc w:val="left"/>
+      <w:pPr>
+        <w:ind w:left="720" w:hanging="360"/>
+      </w:pPr>
+    </w:lvl>
+    <w:lvl w:ilvl="1">
+      <w:start w:val="3"/>
+      <w:numFmt w:val="decimal"/>
+      <w:lvlText w:val="(%2)"/>
+      <w:lvlJc w:val="left"/>
+      <w:pPr>
+        <w:ind w:left="1440" w:hanging="360"/>
+      </w:pPr>
+    </w:lvl>
+    <w:lvl w:ilvl="2">
+      <w:start w:val="3"/>
+      <w:numFmt w:val="decimal"/>
+      <w:lvlText w:val="(%3)"/>
+      <w:lvlJc w:val="left"/>
+      <w:pPr>
+        <w:ind w:left="2160" w:hanging="360"/>
+      </w:pPr>
+    </w:lvl>
+    <w:lvl w:ilvl="3">
+      <w:start w:val="3"/>
+      <w:numFmt w:val="decimal"/>
+      <w:lvlText w:val="(%4)"/>
+      <w:lvlJc w:val="left"/>
+      <w:pPr>
+        <w:ind w:left="2880" w:hanging="360"/>
+      </w:pPr>
+    </w:lvl>
+    <w:lvl w:ilvl="4">
+      <w:start w:val="3"/>
+      <w:numFmt w:val="decimal"/>
+      <w:lvlText w:val="(%5)"/>
+      <w:lvlJc w:val="left"/>
+      <w:pPr>
+        <w:ind w:left="3600" w:hanging="360"/>
+      </w:pPr>
+    </w:lvl>
+    <w:lvl w:ilvl="5">
+      <w:start w:val="3"/>
+      <w:numFmt w:val="decimal"/>
+      <w:lvlText w:val="(%6)"/>
+      <w:lvlJc w:val="left"/>
+      <w:pPr>
+        <w:ind w:left="4320" w:hanging="360"/>
+      </w:pPr>
+    </w:lvl>
+    <w:lvl w:ilvl="6">
+      <w:start w:val="3"/>
+      <w:numFmt w:val="decimal"/>
+      <w:lvlText w:val="(%7)"/>
+      <w:lvlJc w:val="left"/>
+      <w:pPr>
+        <w:ind w:left="5040" w:hanging="360"/>
+      </w:pPr>
+    </w:lvl>
+    <w:lvl w:ilvl="7">
+      <w:start w:val="3"/>
+      <w:numFmt w:val="decimal"/>
+      <w:lvlText w:val="(%8)"/>
+      <w:lvlJc w:val="left"/>
+      <w:pPr>
+        <w:ind w:left="5760" w:hanging="360"/>
+      </w:pPr>
+    </w:lvl>
+    <w:lvl w:ilvl="8">
+      <w:start w:val="3"/>
+      <w:numFmt w:val="decimal"/>
+      <w:lvlText w:val="(%9)"/>
+      <w:lvlJc w:val="left"/>
+      <w:pPr>
+        <w:ind w:left="6480" w:hanging="360"/>
+      </w:pPr>
+    </w:lvl>
+  </w:abstractNum>
+  <w:abstractNum w:abstractNumId="99434">
+    <w:nsid w:val="00A99434"/>
+    <w:multiLevelType w:val="multilevel"/>
+    <w:lvl w:ilvl="0">
+      <w:start w:val="4"/>
+      <w:numFmt w:val="decimal"/>
+      <w:lvlText w:val="(%1)"/>
+      <w:lvlJc w:val="left"/>
+      <w:pPr>
+        <w:ind w:left="720" w:hanging="360"/>
+      </w:pPr>
+    </w:lvl>
+    <w:lvl w:ilvl="1">
+      <w:start w:val="4"/>
+      <w:numFmt w:val="decimal"/>
+      <w:lvlText w:val="(%2)"/>
+      <w:lvlJc w:val="left"/>
+      <w:pPr>
+        <w:ind w:left="1440" w:hanging="360"/>
+      </w:pPr>
+    </w:lvl>
+    <w:lvl w:ilvl="2">
+      <w:start w:val="4"/>
+      <w:numFmt w:val="decimal"/>
+      <w:lvlText w:val="(%3)"/>
+      <w:lvlJc w:val="left"/>
+      <w:pPr>
+        <w:ind w:left="2160" w:hanging="360"/>
+      </w:pPr>
+    </w:lvl>
+    <w:lvl w:ilvl="3">
+      <w:start w:val="4"/>
+      <w:numFmt w:val="decimal"/>
+      <w:lvlText w:val="(%4)"/>
+      <w:lvlJc w:val="left"/>
+      <w:pPr>
+        <w:ind w:left="2880" w:hanging="360"/>
+      </w:pPr>
+    </w:lvl>
+    <w:lvl w:ilvl="4">
+      <w:start w:val="4"/>
+      <w:numFmt w:val="decimal"/>
+      <w:lvlText w:val="(%5)"/>
+      <w:lvlJc w:val="left"/>
+      <w:pPr>
+        <w:ind w:left="3600" w:hanging="360"/>
+      </w:pPr>
+    </w:lvl>
+    <w:lvl w:ilvl="5">
+      <w:start w:val="4"/>
+      <w:numFmt w:val="decimal"/>
+      <w:lvlText w:val="(%6)"/>
+      <w:lvlJc w:val="left"/>
+      <w:pPr>
+        <w:ind w:left="4320" w:hanging="360"/>
+      </w:pPr>
+    </w:lvl>
+    <w:lvl w:ilvl="6">
+      <w:start w:val="4"/>
+      <w:numFmt w:val="decimal"/>
+      <w:lvlText w:val="(%7)"/>
+      <w:lvlJc w:val="left"/>
+      <w:pPr>
+        <w:ind w:left="5040" w:hanging="360"/>
+      </w:pPr>
+    </w:lvl>
+    <w:lvl w:ilvl="7">
+      <w:start w:val="4"/>
+      <w:numFmt w:val="decimal"/>
+      <w:lvlText w:val="(%8)"/>
+      <w:lvlJc w:val="left"/>
+      <w:pPr>
+        <w:ind w:left="5760" w:hanging="360"/>
+      </w:pPr>
+    </w:lvl>
+    <w:lvl w:ilvl="8">
+      <w:start w:val="4"/>
+      <w:numFmt w:val="decimal"/>
+      <w:lvlText w:val="(%9)"/>
+      <w:lvlJc w:val="left"/>
+      <w:pPr>
+        <w:ind w:left="6480" w:hanging="360"/>
+      </w:pPr>
+    </w:lvl>
+  </w:abstractNum>
   <w:num w:numId="1000">
     <w:abstractNumId w:val="990"/>
   </w:num>
@@ -12997,6 +15843,396 @@
   </w:num>
   <w:num w:numId="1006">
     <w:abstractNumId w:val="991"/>
+  </w:num>
+  <w:num w:numId="1007">
+    <w:abstractNumId w:val="99431"/>
+    <w:lvlOverride w:ilvl="0">
+      <w:startOverride w:val="1"/>
+    </w:lvlOverride>
+    <w:lvlOverride w:ilvl="1">
+      <w:startOverride w:val="1"/>
+    </w:lvlOverride>
+    <w:lvlOverride w:ilvl="2">
+      <w:startOverride w:val="1"/>
+    </w:lvlOverride>
+    <w:lvlOverride w:ilvl="3">
+      <w:startOverride w:val="1"/>
+    </w:lvlOverride>
+    <w:lvlOverride w:ilvl="4">
+      <w:startOverride w:val="1"/>
+    </w:lvlOverride>
+    <w:lvlOverride w:ilvl="5">
+      <w:startOverride w:val="1"/>
+    </w:lvlOverride>
+    <w:lvlOverride w:ilvl="6">
+      <w:startOverride w:val="1"/>
+    </w:lvlOverride>
+    <w:lvlOverride w:ilvl="7">
+      <w:startOverride w:val="1"/>
+    </w:lvlOverride>
+    <w:lvlOverride w:ilvl="8">
+      <w:startOverride w:val="1"/>
+    </w:lvlOverride>
+  </w:num>
+  <w:num w:numId="1008">
+    <w:abstractNumId w:val="99431"/>
+    <w:lvlOverride w:ilvl="0">
+      <w:startOverride w:val="1"/>
+    </w:lvlOverride>
+    <w:lvlOverride w:ilvl="1">
+      <w:startOverride w:val="1"/>
+    </w:lvlOverride>
+    <w:lvlOverride w:ilvl="2">
+      <w:startOverride w:val="1"/>
+    </w:lvlOverride>
+    <w:lvlOverride w:ilvl="3">
+      <w:startOverride w:val="1"/>
+    </w:lvlOverride>
+    <w:lvlOverride w:ilvl="4">
+      <w:startOverride w:val="1"/>
+    </w:lvlOverride>
+    <w:lvlOverride w:ilvl="5">
+      <w:startOverride w:val="1"/>
+    </w:lvlOverride>
+    <w:lvlOverride w:ilvl="6">
+      <w:startOverride w:val="1"/>
+    </w:lvlOverride>
+    <w:lvlOverride w:ilvl="7">
+      <w:startOverride w:val="1"/>
+    </w:lvlOverride>
+    <w:lvlOverride w:ilvl="8">
+      <w:startOverride w:val="1"/>
+    </w:lvlOverride>
+  </w:num>
+  <w:num w:numId="1009">
+    <w:abstractNumId w:val="99432"/>
+    <w:lvlOverride w:ilvl="0">
+      <w:startOverride w:val="2"/>
+    </w:lvlOverride>
+    <w:lvlOverride w:ilvl="1">
+      <w:startOverride w:val="2"/>
+    </w:lvlOverride>
+    <w:lvlOverride w:ilvl="2">
+      <w:startOverride w:val="2"/>
+    </w:lvlOverride>
+    <w:lvlOverride w:ilvl="3">
+      <w:startOverride w:val="2"/>
+    </w:lvlOverride>
+    <w:lvlOverride w:ilvl="4">
+      <w:startOverride w:val="2"/>
+    </w:lvlOverride>
+    <w:lvlOverride w:ilvl="5">
+      <w:startOverride w:val="2"/>
+    </w:lvlOverride>
+    <w:lvlOverride w:ilvl="6">
+      <w:startOverride w:val="2"/>
+    </w:lvlOverride>
+    <w:lvlOverride w:ilvl="7">
+      <w:startOverride w:val="2"/>
+    </w:lvlOverride>
+    <w:lvlOverride w:ilvl="8">
+      <w:startOverride w:val="2"/>
+    </w:lvlOverride>
+  </w:num>
+  <w:num w:numId="1010">
+    <w:abstractNumId w:val="99433"/>
+    <w:lvlOverride w:ilvl="0">
+      <w:startOverride w:val="3"/>
+    </w:lvlOverride>
+    <w:lvlOverride w:ilvl="1">
+      <w:startOverride w:val="3"/>
+    </w:lvlOverride>
+    <w:lvlOverride w:ilvl="2">
+      <w:startOverride w:val="3"/>
+    </w:lvlOverride>
+    <w:lvlOverride w:ilvl="3">
+      <w:startOverride w:val="3"/>
+    </w:lvlOverride>
+    <w:lvlOverride w:ilvl="4">
+      <w:startOverride w:val="3"/>
+    </w:lvlOverride>
+    <w:lvlOverride w:ilvl="5">
+      <w:startOverride w:val="3"/>
+    </w:lvlOverride>
+    <w:lvlOverride w:ilvl="6">
+      <w:startOverride w:val="3"/>
+    </w:lvlOverride>
+    <w:lvlOverride w:ilvl="7">
+      <w:startOverride w:val="3"/>
+    </w:lvlOverride>
+    <w:lvlOverride w:ilvl="8">
+      <w:startOverride w:val="3"/>
+    </w:lvlOverride>
+  </w:num>
+  <w:num w:numId="1011">
+    <w:abstractNumId w:val="99434"/>
+    <w:lvlOverride w:ilvl="0">
+      <w:startOverride w:val="4"/>
+    </w:lvlOverride>
+    <w:lvlOverride w:ilvl="1">
+      <w:startOverride w:val="4"/>
+    </w:lvlOverride>
+    <w:lvlOverride w:ilvl="2">
+      <w:startOverride w:val="4"/>
+    </w:lvlOverride>
+    <w:lvlOverride w:ilvl="3">
+      <w:startOverride w:val="4"/>
+    </w:lvlOverride>
+    <w:lvlOverride w:ilvl="4">
+      <w:startOverride w:val="4"/>
+    </w:lvlOverride>
+    <w:lvlOverride w:ilvl="5">
+      <w:startOverride w:val="4"/>
+    </w:lvlOverride>
+    <w:lvlOverride w:ilvl="6">
+      <w:startOverride w:val="4"/>
+    </w:lvlOverride>
+    <w:lvlOverride w:ilvl="7">
+      <w:startOverride w:val="4"/>
+    </w:lvlOverride>
+    <w:lvlOverride w:ilvl="8">
+      <w:startOverride w:val="4"/>
+    </w:lvlOverride>
+  </w:num>
+  <w:num w:numId="1012">
+    <w:abstractNumId w:val="99431"/>
+    <w:lvlOverride w:ilvl="0">
+      <w:startOverride w:val="1"/>
+    </w:lvlOverride>
+    <w:lvlOverride w:ilvl="1">
+      <w:startOverride w:val="1"/>
+    </w:lvlOverride>
+    <w:lvlOverride w:ilvl="2">
+      <w:startOverride w:val="1"/>
+    </w:lvlOverride>
+    <w:lvlOverride w:ilvl="3">
+      <w:startOverride w:val="1"/>
+    </w:lvlOverride>
+    <w:lvlOverride w:ilvl="4">
+      <w:startOverride w:val="1"/>
+    </w:lvlOverride>
+    <w:lvlOverride w:ilvl="5">
+      <w:startOverride w:val="1"/>
+    </w:lvlOverride>
+    <w:lvlOverride w:ilvl="6">
+      <w:startOverride w:val="1"/>
+    </w:lvlOverride>
+    <w:lvlOverride w:ilvl="7">
+      <w:startOverride w:val="1"/>
+    </w:lvlOverride>
+    <w:lvlOverride w:ilvl="8">
+      <w:startOverride w:val="1"/>
+    </w:lvlOverride>
+  </w:num>
+  <w:num w:numId="1013">
+    <w:abstractNumId w:val="99431"/>
+    <w:lvlOverride w:ilvl="0">
+      <w:startOverride w:val="1"/>
+    </w:lvlOverride>
+    <w:lvlOverride w:ilvl="1">
+      <w:startOverride w:val="1"/>
+    </w:lvlOverride>
+    <w:lvlOverride w:ilvl="2">
+      <w:startOverride w:val="1"/>
+    </w:lvlOverride>
+    <w:lvlOverride w:ilvl="3">
+      <w:startOverride w:val="1"/>
+    </w:lvlOverride>
+    <w:lvlOverride w:ilvl="4">
+      <w:startOverride w:val="1"/>
+    </w:lvlOverride>
+    <w:lvlOverride w:ilvl="5">
+      <w:startOverride w:val="1"/>
+    </w:lvlOverride>
+    <w:lvlOverride w:ilvl="6">
+      <w:startOverride w:val="1"/>
+    </w:lvlOverride>
+    <w:lvlOverride w:ilvl="7">
+      <w:startOverride w:val="1"/>
+    </w:lvlOverride>
+    <w:lvlOverride w:ilvl="8">
+      <w:startOverride w:val="1"/>
+    </w:lvlOverride>
+  </w:num>
+  <w:num w:numId="1014">
+    <w:abstractNumId w:val="99431"/>
+    <w:lvlOverride w:ilvl="0">
+      <w:startOverride w:val="1"/>
+    </w:lvlOverride>
+    <w:lvlOverride w:ilvl="1">
+      <w:startOverride w:val="1"/>
+    </w:lvlOverride>
+    <w:lvlOverride w:ilvl="2">
+      <w:startOverride w:val="1"/>
+    </w:lvlOverride>
+    <w:lvlOverride w:ilvl="3">
+      <w:startOverride w:val="1"/>
+    </w:lvlOverride>
+    <w:lvlOverride w:ilvl="4">
+      <w:startOverride w:val="1"/>
+    </w:lvlOverride>
+    <w:lvlOverride w:ilvl="5">
+      <w:startOverride w:val="1"/>
+    </w:lvlOverride>
+    <w:lvlOverride w:ilvl="6">
+      <w:startOverride w:val="1"/>
+    </w:lvlOverride>
+    <w:lvlOverride w:ilvl="7">
+      <w:startOverride w:val="1"/>
+    </w:lvlOverride>
+    <w:lvlOverride w:ilvl="8">
+      <w:startOverride w:val="1"/>
+    </w:lvlOverride>
+  </w:num>
+  <w:num w:numId="1015">
+    <w:abstractNumId w:val="99431"/>
+    <w:lvlOverride w:ilvl="0">
+      <w:startOverride w:val="1"/>
+    </w:lvlOverride>
+    <w:lvlOverride w:ilvl="1">
+      <w:startOverride w:val="1"/>
+    </w:lvlOverride>
+    <w:lvlOverride w:ilvl="2">
+      <w:startOverride w:val="1"/>
+    </w:lvlOverride>
+    <w:lvlOverride w:ilvl="3">
+      <w:startOverride w:val="1"/>
+    </w:lvlOverride>
+    <w:lvlOverride w:ilvl="4">
+      <w:startOverride w:val="1"/>
+    </w:lvlOverride>
+    <w:lvlOverride w:ilvl="5">
+      <w:startOverride w:val="1"/>
+    </w:lvlOverride>
+    <w:lvlOverride w:ilvl="6">
+      <w:startOverride w:val="1"/>
+    </w:lvlOverride>
+    <w:lvlOverride w:ilvl="7">
+      <w:startOverride w:val="1"/>
+    </w:lvlOverride>
+    <w:lvlOverride w:ilvl="8">
+      <w:startOverride w:val="1"/>
+    </w:lvlOverride>
+  </w:num>
+  <w:num w:numId="1016">
+    <w:abstractNumId w:val="99432"/>
+    <w:lvlOverride w:ilvl="0">
+      <w:startOverride w:val="2"/>
+    </w:lvlOverride>
+    <w:lvlOverride w:ilvl="1">
+      <w:startOverride w:val="2"/>
+    </w:lvlOverride>
+    <w:lvlOverride w:ilvl="2">
+      <w:startOverride w:val="2"/>
+    </w:lvlOverride>
+    <w:lvlOverride w:ilvl="3">
+      <w:startOverride w:val="2"/>
+    </w:lvlOverride>
+    <w:lvlOverride w:ilvl="4">
+      <w:startOverride w:val="2"/>
+    </w:lvlOverride>
+    <w:lvlOverride w:ilvl="5">
+      <w:startOverride w:val="2"/>
+    </w:lvlOverride>
+    <w:lvlOverride w:ilvl="6">
+      <w:startOverride w:val="2"/>
+    </w:lvlOverride>
+    <w:lvlOverride w:ilvl="7">
+      <w:startOverride w:val="2"/>
+    </w:lvlOverride>
+    <w:lvlOverride w:ilvl="8">
+      <w:startOverride w:val="2"/>
+    </w:lvlOverride>
+  </w:num>
+  <w:num w:numId="1017">
+    <w:abstractNumId w:val="99431"/>
+    <w:lvlOverride w:ilvl="0">
+      <w:startOverride w:val="1"/>
+    </w:lvlOverride>
+    <w:lvlOverride w:ilvl="1">
+      <w:startOverride w:val="1"/>
+    </w:lvlOverride>
+    <w:lvlOverride w:ilvl="2">
+      <w:startOverride w:val="1"/>
+    </w:lvlOverride>
+    <w:lvlOverride w:ilvl="3">
+      <w:startOverride w:val="1"/>
+    </w:lvlOverride>
+    <w:lvlOverride w:ilvl="4">
+      <w:startOverride w:val="1"/>
+    </w:lvlOverride>
+    <w:lvlOverride w:ilvl="5">
+      <w:startOverride w:val="1"/>
+    </w:lvlOverride>
+    <w:lvlOverride w:ilvl="6">
+      <w:startOverride w:val="1"/>
+    </w:lvlOverride>
+    <w:lvlOverride w:ilvl="7">
+      <w:startOverride w:val="1"/>
+    </w:lvlOverride>
+    <w:lvlOverride w:ilvl="8">
+      <w:startOverride w:val="1"/>
+    </w:lvlOverride>
+  </w:num>
+  <w:num w:numId="1018">
+    <w:abstractNumId w:val="99431"/>
+    <w:lvlOverride w:ilvl="0">
+      <w:startOverride w:val="1"/>
+    </w:lvlOverride>
+    <w:lvlOverride w:ilvl="1">
+      <w:startOverride w:val="1"/>
+    </w:lvlOverride>
+    <w:lvlOverride w:ilvl="2">
+      <w:startOverride w:val="1"/>
+    </w:lvlOverride>
+    <w:lvlOverride w:ilvl="3">
+      <w:startOverride w:val="1"/>
+    </w:lvlOverride>
+    <w:lvlOverride w:ilvl="4">
+      <w:startOverride w:val="1"/>
+    </w:lvlOverride>
+    <w:lvlOverride w:ilvl="5">
+      <w:startOverride w:val="1"/>
+    </w:lvlOverride>
+    <w:lvlOverride w:ilvl="6">
+      <w:startOverride w:val="1"/>
+    </w:lvlOverride>
+    <w:lvlOverride w:ilvl="7">
+      <w:startOverride w:val="1"/>
+    </w:lvlOverride>
+    <w:lvlOverride w:ilvl="8">
+      <w:startOverride w:val="1"/>
+    </w:lvlOverride>
+  </w:num>
+  <w:num w:numId="1019">
+    <w:abstractNumId w:val="99431"/>
+    <w:lvlOverride w:ilvl="0">
+      <w:startOverride w:val="1"/>
+    </w:lvlOverride>
+    <w:lvlOverride w:ilvl="1">
+      <w:startOverride w:val="1"/>
+    </w:lvlOverride>
+    <w:lvlOverride w:ilvl="2">
+      <w:startOverride w:val="1"/>
+    </w:lvlOverride>
+    <w:lvlOverride w:ilvl="3">
+      <w:startOverride w:val="1"/>
+    </w:lvlOverride>
+    <w:lvlOverride w:ilvl="4">
+      <w:startOverride w:val="1"/>
+    </w:lvlOverride>
+    <w:lvlOverride w:ilvl="5">
+      <w:startOverride w:val="1"/>
+    </w:lvlOverride>
+    <w:lvlOverride w:ilvl="6">
+      <w:startOverride w:val="1"/>
+    </w:lvlOverride>
+    <w:lvlOverride w:ilvl="7">
+      <w:startOverride w:val="1"/>
+    </w:lvlOverride>
+    <w:lvlOverride w:ilvl="8">
+      <w:startOverride w:val="1"/>
+    </w:lvlOverride>
   </w:num>
 </w:numbering>
 </file>

--- a/00-首页/题组Word/第一轮·综合套卷/第一轮综合卷01（学生版）.docx
+++ b/00-首页/题组Word/第一轮·综合套卷/第一轮综合卷01（学生版）.docx
@@ -533,16 +533,6 @@
         </w:pict>
       </w:r>
     </w:p>
-    <w:p>
-      <w:pPr>
-        <w:spacing w:before="160" w:after="80"/>
-      </w:pPr>
-      <w:r>
-        <w:pict>
-          <v:rect style="width:0;height:1.5pt" o:hralign="center" o:hrstd="t" o:hr="t"/>
-        </w:pict>
-      </w:r>
-    </w:p>
     <w:bookmarkEnd w:id="12"/>
     <w:bookmarkStart w:id="13" w:name="第2题"/>
     <w:p>
@@ -705,16 +695,6 @@
         </w:pict>
       </w:r>
     </w:p>
-    <w:p>
-      <w:pPr>
-        <w:spacing w:before="160" w:after="80"/>
-      </w:pPr>
-      <w:r>
-        <w:pict>
-          <v:rect style="width:0;height:1.5pt" o:hralign="center" o:hrstd="t" o:hr="t"/>
-        </w:pict>
-      </w:r>
-    </w:p>
     <w:bookmarkEnd w:id="13"/>
     <w:bookmarkStart w:id="14" w:name="第3题"/>
     <w:p>
@@ -1145,16 +1125,6 @@
         </w:pict>
       </w:r>
     </w:p>
-    <w:p>
-      <w:pPr>
-        <w:spacing w:before="160" w:after="80"/>
-      </w:pPr>
-      <w:r>
-        <w:pict>
-          <v:rect style="width:0;height:1.5pt" o:hralign="center" o:hrstd="t" o:hr="t"/>
-        </w:pict>
-      </w:r>
-    </w:p>
     <w:bookmarkEnd w:id="14"/>
     <w:bookmarkStart w:id="15" w:name="第4题"/>
     <w:p>
@@ -1298,16 +1268,6 @@
         </w:pict>
       </w:r>
     </w:p>
-    <w:p>
-      <w:pPr>
-        <w:spacing w:before="160" w:after="80"/>
-      </w:pPr>
-      <w:r>
-        <w:pict>
-          <v:rect style="width:0;height:1.5pt" o:hralign="center" o:hrstd="t" o:hr="t"/>
-        </w:pict>
-      </w:r>
-    </w:p>
     <w:bookmarkEnd w:id="15"/>
     <w:bookmarkStart w:id="16" w:name="第5题"/>
     <w:p>
@@ -1468,16 +1428,6 @@
         </w:pict>
       </w:r>
     </w:p>
-    <w:p>
-      <w:pPr>
-        <w:spacing w:before="160" w:after="80"/>
-      </w:pPr>
-      <w:r>
-        <w:pict>
-          <v:rect style="width:0;height:1.5pt" o:hralign="center" o:hrstd="t" o:hr="t"/>
-        </w:pict>
-      </w:r>
-    </w:p>
     <w:bookmarkEnd w:id="16"/>
     <w:bookmarkStart w:id="17" w:name="第6题"/>
     <w:p>
@@ -1734,16 +1684,6 @@
           <w:rFonts w:hint="eastAsia" w:ascii="Times New Roman" w:hAnsi="Times New Roman" w:eastAsia="FangSong" w:cs="Times New Roman"/>
         </w:rPr>
         <w:t>反应速率加快</w:t>
-      </w:r>
-    </w:p>
-    <w:p>
-      <w:pPr>
-        <w:spacing w:before="160" w:after="80"/>
-      </w:pPr>
-      <w:r>
-        <w:pict>
-          <v:rect style="width:0;height:1.5pt" o:hralign="center" o:hrstd="t" o:hr="t"/>
-        </w:pict>
       </w:r>
     </w:p>
     <w:p>
@@ -2252,16 +2192,6 @@
         </w:pict>
       </w:r>
     </w:p>
-    <w:p>
-      <w:pPr>
-        <w:spacing w:before="160" w:after="80"/>
-      </w:pPr>
-      <w:r>
-        <w:pict>
-          <v:rect style="width:0;height:1.5pt" o:hralign="center" o:hrstd="t" o:hr="t"/>
-        </w:pict>
-      </w:r>
-    </w:p>
     <w:bookmarkEnd w:id="18"/>
     <w:bookmarkStart w:id="19" w:name="第8题"/>
     <w:p>
@@ -2853,16 +2783,6 @@
           <w:rFonts w:hint="eastAsia" w:ascii="Times New Roman" w:hAnsi="Times New Roman" w:eastAsia="Times New Roman" w:cs="Times New Roman"/>
         </w:rPr>
         <w:t>？</w:t>
-      </w:r>
-    </w:p>
-    <w:p>
-      <w:pPr>
-        <w:spacing w:before="160" w:after="80"/>
-      </w:pPr>
-      <w:r>
-        <w:pict>
-          <v:rect style="width:0;height:1.5pt" o:hralign="center" o:hrstd="t" o:hr="t"/>
-        </w:pict>
       </w:r>
     </w:p>
     <w:p>
@@ -3649,16 +3569,6 @@
           <w:rFonts w:hint="eastAsia" w:ascii="Times New Roman" w:hAnsi="Times New Roman" w:eastAsia="Times New Roman" w:cs="Times New Roman"/>
         </w:rPr>
         <w:t>：____。</w:t>
-      </w:r>
-    </w:p>
-    <w:p>
-      <w:pPr>
-        <w:spacing w:before="160" w:after="80"/>
-      </w:pPr>
-      <w:r>
-        <w:pict>
-          <v:rect style="width:0;height:1.5pt" o:hralign="center" o:hrstd="t" o:hr="t"/>
-        </w:pict>
       </w:r>
     </w:p>
     <w:p>
@@ -6428,16 +6338,6 @@
         </w:pict>
       </w:r>
     </w:p>
-    <w:p>
-      <w:pPr>
-        <w:spacing w:before="160" w:after="80"/>
-      </w:pPr>
-      <w:r>
-        <w:pict>
-          <v:rect style="width:0;height:1.5pt" o:hralign="center" o:hrstd="t" o:hr="t"/>
-        </w:pict>
-      </w:r>
-    </w:p>
     <w:bookmarkEnd w:id="38"/>
     <w:bookmarkStart w:id="42" w:name="第13题"/>
     <w:p>
@@ -7056,6 +6956,62 @@
         </w:pict>
       </w:r>
     </w:p>
+    <w:bookmarkEnd w:id="42"/>
+    <w:bookmarkStart w:id="43" w:name="第14题"/>
+    <w:p>
+      <w:pPr>
+        <w:pStyle w:val="Heading3"/>
+        <w:spacing w:before="280" w:after="120"/>
+      </w:pPr>
+      <w:r>
+        <w:rPr>
+          <w:rFonts w:hint="eastAsia" w:ascii="Times New Roman" w:hAnsi="Times New Roman" w:eastAsia="SimHei" w:cs="Times New Roman"/>
+        </w:rPr>
+        <w:t>第</w:t>
+      </w:r>
+      <w:r>
+        <w:rPr>
+          <w:rFonts w:hint="eastAsia" w:ascii="Times New Roman" w:hAnsi="Times New Roman" w:eastAsia="Times New Roman" w:cs="Times New Roman"/>
+        </w:rPr>
+        <w:t>14</w:t>
+      </w:r>
+      <w:r>
+        <w:rPr>
+          <w:rFonts w:hint="eastAsia" w:ascii="Times New Roman" w:hAnsi="Times New Roman" w:eastAsia="SimHei" w:cs="Times New Roman"/>
+        </w:rPr>
+        <w:t>题</w:t>
+      </w:r>
+    </w:p>
+    <w:p>
+      <w:pPr>
+        <w:pStyle w:val="FirstParagraph"/>
+        <w:ind w:firstLine="420"/>
+      </w:pPr>
+      <w:r>
+        <w:rPr>
+          <w:rFonts w:hint="eastAsia" w:ascii="Times New Roman" w:hAnsi="Times New Roman" w:eastAsia="FangSong" w:cs="Times New Roman"/>
+        </w:rPr>
+        <w:t>用</w:t>
+      </w:r>
+      <w:r>
+        <w:rPr>
+          <w:rFonts w:hint="eastAsia" w:ascii="Times New Roman" w:hAnsi="Times New Roman" w:eastAsia="Times New Roman" w:cs="Times New Roman"/>
+        </w:rPr>
+        <w:t>Bent</w:t>
+      </w:r>
+      <w:r>
+        <w:rPr>
+          <w:rFonts w:hint="eastAsia" w:ascii="Times New Roman" w:hAnsi="Times New Roman" w:eastAsia="FangSong" w:cs="Times New Roman"/>
+        </w:rPr>
+        <w:t>规则解释诱导效应的来源</w:t>
+      </w:r>
+      <w:r>
+        <w:rPr>
+          <w:rFonts w:hint="eastAsia" w:ascii="Times New Roman" w:hAnsi="Times New Roman" w:eastAsia="Times New Roman" w:cs="Times New Roman"/>
+        </w:rPr>
+        <w:t>。</w:t>
+      </w:r>
+    </w:p>
     <w:p>
       <w:pPr>
         <w:spacing w:before="160" w:after="80"/>
@@ -7066,82 +7022,6 @@
         </w:pict>
       </w:r>
     </w:p>
-    <w:bookmarkEnd w:id="42"/>
-    <w:bookmarkStart w:id="43" w:name="第14题"/>
-    <w:p>
-      <w:pPr>
-        <w:pStyle w:val="Heading3"/>
-        <w:spacing w:before="280" w:after="120"/>
-      </w:pPr>
-      <w:r>
-        <w:rPr>
-          <w:rFonts w:hint="eastAsia" w:ascii="Times New Roman" w:hAnsi="Times New Roman" w:eastAsia="SimHei" w:cs="Times New Roman"/>
-        </w:rPr>
-        <w:t>第</w:t>
-      </w:r>
-      <w:r>
-        <w:rPr>
-          <w:rFonts w:hint="eastAsia" w:ascii="Times New Roman" w:hAnsi="Times New Roman" w:eastAsia="Times New Roman" w:cs="Times New Roman"/>
-        </w:rPr>
-        <w:t>14</w:t>
-      </w:r>
-      <w:r>
-        <w:rPr>
-          <w:rFonts w:hint="eastAsia" w:ascii="Times New Roman" w:hAnsi="Times New Roman" w:eastAsia="SimHei" w:cs="Times New Roman"/>
-        </w:rPr>
-        <w:t>题</w:t>
-      </w:r>
-    </w:p>
-    <w:p>
-      <w:pPr>
-        <w:pStyle w:val="FirstParagraph"/>
-        <w:ind w:firstLine="420"/>
-      </w:pPr>
-      <w:r>
-        <w:rPr>
-          <w:rFonts w:hint="eastAsia" w:ascii="Times New Roman" w:hAnsi="Times New Roman" w:eastAsia="FangSong" w:cs="Times New Roman"/>
-        </w:rPr>
-        <w:t>用</w:t>
-      </w:r>
-      <w:r>
-        <w:rPr>
-          <w:rFonts w:hint="eastAsia" w:ascii="Times New Roman" w:hAnsi="Times New Roman" w:eastAsia="Times New Roman" w:cs="Times New Roman"/>
-        </w:rPr>
-        <w:t>Bent</w:t>
-      </w:r>
-      <w:r>
-        <w:rPr>
-          <w:rFonts w:hint="eastAsia" w:ascii="Times New Roman" w:hAnsi="Times New Roman" w:eastAsia="FangSong" w:cs="Times New Roman"/>
-        </w:rPr>
-        <w:t>规则解释诱导效应的来源</w:t>
-      </w:r>
-      <w:r>
-        <w:rPr>
-          <w:rFonts w:hint="eastAsia" w:ascii="Times New Roman" w:hAnsi="Times New Roman" w:eastAsia="Times New Roman" w:cs="Times New Roman"/>
-        </w:rPr>
-        <w:t>。</w:t>
-      </w:r>
-    </w:p>
-    <w:p>
-      <w:pPr>
-        <w:spacing w:before="160" w:after="80"/>
-      </w:pPr>
-      <w:r>
-        <w:pict>
-          <v:rect style="width:0;height:1.5pt" o:hralign="center" o:hrstd="t" o:hr="t"/>
-        </w:pict>
-      </w:r>
-    </w:p>
-    <w:p>
-      <w:pPr>
-        <w:spacing w:before="160" w:after="80"/>
-      </w:pPr>
-      <w:r>
-        <w:pict>
-          <v:rect style="width:0;height:1.5pt" o:hralign="center" o:hrstd="t" o:hr="t"/>
-        </w:pict>
-      </w:r>
-    </w:p>
     <w:bookmarkEnd w:id="43"/>
     <w:bookmarkStart w:id="44" w:name="第15题"/>
     <w:p>
@@ -7345,16 +7225,6 @@
           <w:rFonts w:hint="eastAsia" w:ascii="Times New Roman" w:hAnsi="Times New Roman" w:eastAsia="Times New Roman" w:cs="Times New Roman"/>
         </w:rPr>
         <w:t>?</w:t>
-      </w:r>
-    </w:p>
-    <w:p>
-      <w:pPr>
-        <w:spacing w:before="160" w:after="80"/>
-      </w:pPr>
-      <w:r>
-        <w:pict>
-          <v:rect style="width:0;height:1.5pt" o:hralign="center" o:hrstd="t" o:hr="t"/>
-        </w:pict>
       </w:r>
     </w:p>
     <w:p>
@@ -7987,16 +7857,6 @@
           <w:rFonts w:ascii="Times New Roman" w:hAnsi="Times New Roman" w:eastAsia="Times New Roman" w:cs="Times New Roman"/>
         </w:rPr>
         <w:t xml:space="preserve">。</w:t>
-      </w:r>
-    </w:p>
-    <w:p>
-      <w:pPr>
-        <w:spacing w:before="160" w:after="80"/>
-      </w:pPr>
-      <w:r>
-        <w:pict>
-          <v:rect style="width:0;height:1.5pt" o:hralign="center" o:hrstd="t" o:hr="t"/>
-        </w:pict>
       </w:r>
     </w:p>
     <w:p>
@@ -8255,16 +8115,6 @@
         </w:pict>
       </w:r>
     </w:p>
-    <w:p>
-      <w:pPr>
-        <w:spacing w:before="160" w:after="80"/>
-      </w:pPr>
-      <w:r>
-        <w:pict>
-          <v:rect style="width:0;height:1.5pt" o:hralign="center" o:hrstd="t" o:hr="t"/>
-        </w:pict>
-      </w:r>
-    </w:p>
     <w:bookmarkEnd w:id="55"/>
     <w:bookmarkStart w:id="56" w:name="第18题"/>
     <w:p>
@@ -8677,16 +8527,6 @@
           <w:rFonts w:ascii="Times New Roman" w:hAnsi="Times New Roman" w:eastAsia="Times New Roman" w:cs="Times New Roman"/>
         </w:rPr>
         <w:t xml:space="preserve"> ____。</w:t>
-      </w:r>
-    </w:p>
-    <w:p>
-      <w:pPr>
-        <w:spacing w:before="160" w:after="80"/>
-      </w:pPr>
-      <w:r>
-        <w:pict>
-          <v:rect style="width:0;height:1.5pt" o:hralign="center" o:hrstd="t" o:hr="t"/>
-        </w:pict>
       </w:r>
     </w:p>
     <w:p>
@@ -9360,16 +9200,6 @@
           <w:rFonts w:hint="eastAsia" w:ascii="Times New Roman" w:hAnsi="Times New Roman" w:eastAsia="Times New Roman" w:cs="Times New Roman"/>
         </w:rPr>
         <w:t>。</w:t>
-      </w:r>
-    </w:p>
-    <w:p>
-      <w:pPr>
-        <w:spacing w:before="160" w:after="80"/>
-      </w:pPr>
-      <w:r>
-        <w:pict>
-          <v:rect style="width:0;height:1.5pt" o:hralign="center" o:hrstd="t" o:hr="t"/>
-        </w:pict>
       </w:r>
     </w:p>
     <w:p>
@@ -9881,16 +9711,6 @@
         </w:pict>
       </w:r>
     </w:p>
-    <w:p>
-      <w:pPr>
-        <w:spacing w:before="160" w:after="80"/>
-      </w:pPr>
-      <w:r>
-        <w:pict>
-          <v:rect style="width:0;height:1.5pt" o:hralign="center" o:hrstd="t" o:hr="t"/>
-        </w:pict>
-      </w:r>
-    </w:p>
     <w:bookmarkEnd w:id="58"/>
     <w:bookmarkStart w:id="59" w:name="第21题"/>
     <w:p>
@@ -10423,16 +10243,6 @@
           <w:rFonts w:hint="eastAsia" w:ascii="Times New Roman" w:hAnsi="Times New Roman" w:eastAsia="Times New Roman" w:cs="Times New Roman"/>
         </w:rPr>
         <w:t>。</w:t>
-      </w:r>
-    </w:p>
-    <w:p>
-      <w:pPr>
-        <w:spacing w:before="160" w:after="80"/>
-      </w:pPr>
-      <w:r>
-        <w:pict>
-          <v:rect style="width:0;height:1.5pt" o:hralign="center" o:hrstd="t" o:hr="t"/>
-        </w:pict>
       </w:r>
     </w:p>
     <w:p>
@@ -11458,16 +11268,6 @@
         </w:pict>
       </w:r>
     </w:p>
-    <w:p>
-      <w:pPr>
-        <w:spacing w:before="160" w:after="80"/>
-      </w:pPr>
-      <w:r>
-        <w:pict>
-          <v:rect style="width:0;height:1.5pt" o:hralign="center" o:hrstd="t" o:hr="t"/>
-        </w:pict>
-      </w:r>
-    </w:p>
     <w:bookmarkEnd w:id="60"/>
     <w:bookmarkStart w:id="61" w:name="第23题"/>
     <w:p>
@@ -11522,16 +11322,6 @@
           <w:rFonts w:hint="eastAsia" w:ascii="Times New Roman" w:hAnsi="Times New Roman" w:eastAsia="Times New Roman" w:cs="Times New Roman"/>
         </w:rPr>
         <w:t>。</w:t>
-      </w:r>
-    </w:p>
-    <w:p>
-      <w:pPr>
-        <w:spacing w:before="160" w:after="80"/>
-      </w:pPr>
-      <w:r>
-        <w:pict>
-          <v:rect style="width:0;height:1.5pt" o:hralign="center" o:hrstd="t" o:hr="t"/>
-        </w:pict>
       </w:r>
     </w:p>
     <w:p>
@@ -12611,16 +12401,6 @@
         </w:pict>
       </w:r>
     </w:p>
-    <w:p>
-      <w:pPr>
-        <w:spacing w:before="160" w:after="80"/>
-      </w:pPr>
-      <w:r>
-        <w:pict>
-          <v:rect style="width:0;height:1.5pt" o:hralign="center" o:hrstd="t" o:hr="t"/>
-        </w:pict>
-      </w:r>
-    </w:p>
     <w:bookmarkEnd w:id="62"/>
     <w:bookmarkStart w:id="63" w:name="第25题"/>
     <w:p>
@@ -13288,16 +13068,6 @@
         </w:pict>
       </w:r>
     </w:p>
-    <w:p>
-      <w:pPr>
-        <w:spacing w:before="160" w:after="80"/>
-      </w:pPr>
-      <w:r>
-        <w:pict>
-          <v:rect style="width:0;height:1.5pt" o:hralign="center" o:hrstd="t" o:hr="t"/>
-        </w:pict>
-      </w:r>
-    </w:p>
     <w:bookmarkEnd w:id="63"/>
     <w:bookmarkStart w:id="64" w:name="第26题"/>
     <w:p>
@@ -14240,16 +14010,6 @@
           <w:rFonts w:hint="eastAsia" w:ascii="Times New Roman" w:hAnsi="Times New Roman" w:eastAsia="Times New Roman" w:cs="Times New Roman"/>
         </w:rPr>
         <w:t>。</w:t>
-      </w:r>
-    </w:p>
-    <w:p>
-      <w:pPr>
-        <w:spacing w:before="160" w:after="80"/>
-      </w:pPr>
-      <w:r>
-        <w:pict>
-          <v:rect style="width:0;height:1.5pt" o:hralign="center" o:hrstd="t" o:hr="t"/>
-        </w:pict>
       </w:r>
     </w:p>
     <w:p>
@@ -15208,16 +14968,6 @@
           </m:sub>
         </m:sSub>
       </m:oMath>
-    </w:p>
-    <w:p>
-      <w:pPr>
-        <w:spacing w:before="160" w:after="80"/>
-      </w:pPr>
-      <w:r>
-        <w:pict>
-          <v:rect style="width:0;height:1.5pt" o:hralign="center" o:hrstd="t" o:hr="t"/>
-        </w:pict>
-      </w:r>
     </w:p>
     <w:p>
       <w:pPr>
